--- a/docs/MechMind_AI_Project_Synopsis_NAP2026.docx
+++ b/docs/MechMind_AI_Project_Synopsis_NAP2026.docx
@@ -23,7 +23,7 @@
         <w:rPr>
           <w:b/>
           <w:color w:val="071A2F"/>
-          <w:sz w:val="36"/>
+          <w:sz w:val="34"/>
         </w:rPr>
         <w:t xml:space="preserve">MechMind </w:t>
       </w:r>
@@ -31,7 +31,7 @@
         <w:rPr>
           <w:b/>
           <w:color w:val="FF6B2B"/>
-          <w:sz w:val="36"/>
+          <w:sz w:val="34"/>
         </w:rPr>
         <w:t xml:space="preserve">AI: </w:t>
       </w:r>
@@ -39,29 +39,28 @@
         <w:rPr>
           <w:b/>
           <w:color w:val="071A2F"/>
-          <w:sz w:val="36"/>
+          <w:sz w:val="34"/>
         </w:rPr>
-        <w:t>Edge-Enabled Predictive Telemetry &amp; AI Diagnostic Copilot</w:t>
+        <w:t>Non-Invasive Edge Telemetry &amp; Mobile Diagnostic Copilot</w:t>
       </w:r>
     </w:p>
     <w:p>
       <w:pPr>
-        <w:spacing w:after="160"/>
+        <w:spacing w:after="120"/>
       </w:pPr>
       <w:r>
         <w:rPr>
           <w:i/>
           <w:color w:val="334155"/>
-          <w:sz w:val="21"/>
+          <w:sz w:val="20"/>
         </w:rPr>
-        <w:t>Official Project Synopsis &amp; Technical Concept Proposal for Made-in-Nigeria Machinery and Industrial Fleets</w:t>
+        <w:t>Project Synopsis &amp; Engineering Concept Proposal for Heavy Industrial &amp; Agricultural Machinery</w:t>
       </w:r>
     </w:p>
     <w:tbl>
       <w:tblPr>
         <w:tblW w:type="auto" w:w="0"/>
         <w:jc w:val="center"/>
-        <w:tblLayout w:type="fixed"/>
         <w:tblLook w:firstColumn="1" w:firstRow="1" w:lastColumn="0" w:lastRow="0" w:noHBand="0" w:noVBand="1" w:val="04A0"/>
       </w:tblPr>
       <w:tblGrid>
@@ -95,7 +94,7 @@
                 <w:color w:val="071A2F"/>
                 <w:sz w:val="16"/>
               </w:rPr>
-              <w:t>Cross-Cutting Alignment: Track 01 (Made-in-Nigeria Plants) &amp; Track 02 (Agri &amp; Food Security)</w:t>
+              <w:t>Cross-Cutting Synergy: Track 01 (Process Machinery) &amp; Track 02 (Agri &amp; Food Security)</w:t>
             </w:r>
           </w:p>
         </w:tc>
@@ -127,7 +126,7 @@
                 <w:color w:val="071A2F"/>
                 <w:sz w:val="16"/>
               </w:rPr>
-              <w:t>Engineering Team: Mubarak Raji Babatunde (AI Software), Olawale Oladele (Hardware)</w:t>
+              <w:t>Engineering Team: Mubarak Raji Babatunde (Software &amp; AI), Olawale Oladele (Hardware &amp; CAD)</w:t>
             </w:r>
           </w:p>
         </w:tc>
@@ -167,426 +166,426 @@
     </w:tbl>
     <w:p>
       <w:pPr>
-        <w:spacing w:after="120"/>
+        <w:spacing w:after="80"/>
       </w:pPr>
     </w:p>
     <w:p>
       <w:pPr>
-        <w:spacing w:before="200" w:after="60"/>
+        <w:spacing w:before="160" w:after="40"/>
       </w:pPr>
       <w:r>
         <w:rPr>
           <w:b/>
           <w:color w:val="071A2F"/>
-          <w:sz w:val="24"/>
+          <w:sz w:val="23"/>
         </w:rPr>
-        <w:t>1. Project Title &amp; Innovation Track Alignment</w:t>
+        <w:t>1. Project Title &amp; Track Alignment</w:t>
       </w:r>
     </w:p>
     <w:p>
       <w:pPr>
-        <w:spacing w:after="60"/>
+        <w:spacing w:after="50"/>
       </w:pPr>
       <w:r>
         <w:rPr>
           <w:b/>
           <w:color w:val="071A2F"/>
-          <w:sz w:val="18"/>
+          <w:sz w:val="17"/>
         </w:rPr>
         <w:t xml:space="preserve">Project Title: </w:t>
       </w:r>
       <w:r>
         <w:rPr>
           <w:color w:val="334155"/>
-          <w:sz w:val="18"/>
+          <w:sz w:val="17"/>
         </w:rPr>
         <w:t>MechMind AI: Edge-Enabled Predictive Telemetry and Generative Diagnostic Copilot for Heavy Industrial, Construction, and Agricultural Machinery.</w:t>
       </w:r>
     </w:p>
     <w:p>
       <w:pPr>
-        <w:spacing w:after="60"/>
+        <w:spacing w:after="50"/>
       </w:pPr>
       <w:r>
         <w:rPr>
           <w:b/>
           <w:color w:val="071A2F"/>
-          <w:sz w:val="18"/>
+          <w:sz w:val="17"/>
         </w:rPr>
         <w:t xml:space="preserve">Selected Track: </w:t>
       </w:r>
       <w:r>
         <w:rPr>
           <w:color w:val="334155"/>
-          <w:sz w:val="18"/>
+          <w:sz w:val="17"/>
         </w:rPr>
         <w:t>Track 08 — Made-in-Nigeria Affordable Automation &amp; Industrial Machines.</w:t>
       </w:r>
     </w:p>
     <w:p>
       <w:pPr>
-        <w:spacing w:after="60"/>
+        <w:spacing w:after="50"/>
       </w:pPr>
       <w:r>
         <w:rPr>
           <w:b/>
           <w:color w:val="071A2F"/>
-          <w:sz w:val="18"/>
+          <w:sz w:val="17"/>
         </w:rPr>
-        <w:t xml:space="preserve">Strategic Rationale: </w:t>
+        <w:t xml:space="preserve">Strategic Alignment: </w:t>
       </w:r>
       <w:r>
         <w:rPr>
           <w:color w:val="334155"/>
-          <w:sz w:val="18"/>
+          <w:sz w:val="17"/>
         </w:rPr>
-        <w:t>Nigeria imports nearly 100% of its diagnostic equipment, handheld scan tools, and telemetry gateways from foreign OEMs at prohibitive costs. MechMind AI directly fulfills the Track 08 mandate ('Import less. Design more. Build more. Automate more. Manufacture more.') by designing, assembling, and deploying a functional, repairable, and locally maintainable IoT telemetry node and AI diagnostic system tailored to the realities of Nigerian workshops and worksites.</w:t>
+        <w:t>Nigerian contractors, fleet operators, and industrial workshops depend almost entirely on imported diagnostic tools (such as Caterpillar Comm Adapters, Komatsu Inline scanners, and Launch/Autel diagnostic tablets). These units cost millions of Naira, require expensive software licenses renewed annually in foreign currency, and break down easily under harsh workshop conditions. MechMind AI directly fulfills the NAP Track 08 objective ('Import less. Design more. Build more. Automate more. Manufacture more.') by delivering an indigenous, rugged, and repairable IoT condition-monitoring node and AI diagnostic assistant assembled locally in Lagos for under NGN 35,000 in components.</w:t>
         <w:br/>
-        <w:t>Cross-cutting alignment is established with Track 01 (Smart Automation of Made-in-Nigeria Machines &amp; Process Plants) by providing an edge-attached plug-and-play telemetry layer that upgrades locally fabricated agro-processing machines, water pumps, generators, and industrial skids with smart condition monitoring; and Track 02 (AI &amp; Robotics for Agriculture and Food Security) by mitigating sudden tractor and irrigation pump breakdowns during critical planting and harvesting windows.</w:t>
+        <w:t>Cross-track synergies are established with Track 01 (Smart Automation of Made-in-Nigeria Machines &amp; Process Plants) by providing an edge-attached plug-and-play telemetry layer that upgrades locally fabricated agro-processing plants, industrial generators, and water pumps with real-time condition monitoring without altering factory wiring; and Track 02 (AI &amp; Robotics for Agriculture &amp; Food Security) by protecting commercial tractors, harvesters, and irrigation pumps from catastrophic failure during critical planting and harvesting windows.</w:t>
       </w:r>
     </w:p>
     <w:p>
       <w:pPr>
-        <w:spacing w:before="200" w:after="60"/>
+        <w:spacing w:before="160" w:after="40"/>
       </w:pPr>
       <w:r>
         <w:rPr>
           <w:b/>
           <w:color w:val="071A2F"/>
-          <w:sz w:val="24"/>
+          <w:sz w:val="23"/>
         </w:rPr>
-        <w:t>2. Problem Statement (The Nigerian Industrial Reality)</w:t>
+        <w:t>2. Problem Statement (Frontline Workshop Reality in Nigeria)</w:t>
       </w:r>
     </w:p>
     <w:p>
       <w:pPr>
-        <w:spacing w:after="60"/>
+        <w:spacing w:after="50"/>
       </w:pPr>
       <w:r>
         <w:rPr>
           <w:b/>
           <w:color w:val="071A2F"/>
-          <w:sz w:val="18"/>
+          <w:sz w:val="17"/>
         </w:rPr>
-        <w:t xml:space="preserve">Frontline Genesis: </w:t>
+        <w:t xml:space="preserve">Origin of the Project: </w:t>
       </w:r>
       <w:r>
         <w:rPr>
           <w:color w:val="334155"/>
-          <w:sz w:val="18"/>
+          <w:sz w:val="17"/>
         </w:rPr>
-        <w:t>The concept for MechMind AI originated from hands-on undergraduate industrial training (SIWES) in engineering workshops and construction corridors across Lagos and Ogun states. Our team observed a recurring, critical vulnerability: heavy equipment—including excavators, crawler bulldozers, agricultural tractors, and industrial generators—frequently suffered catastrophic failures without advance warning.</w:t>
+        <w:t>During our 6-month undergraduate industrial training (SIWES) in engineering workshops and road construction corridors across Lagos and Ogun states, our team observed a recurring operational bottleneck: heavy equipment—including 20-ton hydraulic excavators, wheel loaders, motor graders, and farm tractors—frequently suffered sudden, catastrophic breakdowns on active job sites.</w:t>
       </w:r>
     </w:p>
     <w:p>
       <w:pPr>
-        <w:spacing w:after="60"/>
+        <w:spacing w:after="50"/>
       </w:pPr>
       <w:r>
         <w:rPr>
           <w:b/>
           <w:color w:val="071A2F"/>
-          <w:sz w:val="18"/>
+          <w:sz w:val="17"/>
         </w:rPr>
         <w:t xml:space="preserve">The Core Problem: </w:t>
       </w:r>
       <w:r>
         <w:rPr>
           <w:color w:val="334155"/>
-          <w:sz w:val="18"/>
+          <w:sz w:val="17"/>
         </w:rPr>
-        <w:t>An unmonitored bearing wear, hydraulic pressure drop, or overheating cylinder routinely leads to complete engine seizure or pump destruction. In Nigeria, replacement parts require 2 to 6 weeks for international shipment, causing severe job-site delays and costing NGN 500,000 to NGN 2,500,000 daily in stalled operations, idle labor, and contractual penalties.</w:t>
+        <w:t>A 2012 Komatsu PC200 or Cat 320D does not fail without warning. Before a hydraulic main pump shears its shaft or a crankshaft bearing seizes, the machine displays clear physical symptoms: abnormal high-frequency vibration, thermal spikes in return hydraulic lines, and distinct acoustic whine. But because Nigerian operators have no condition-monitoring tools, machines are run continuously until complete failure occurs. In Nigeria, replacement parts require 2 to 6 weeks for overseas shipment, halting operations and costing contractors between NGN 500,000 and NGN 2,500,000 daily in stalled projects, idle operator wages, and contractual delay penalties.</w:t>
       </w:r>
     </w:p>
     <w:p>
       <w:pPr>
-        <w:spacing w:after="60"/>
+        <w:spacing w:after="50"/>
       </w:pPr>
       <w:r>
         <w:rPr>
           <w:b/>
           <w:color w:val="071A2F"/>
-          <w:sz w:val="18"/>
+          <w:sz w:val="17"/>
         </w:rPr>
         <w:t xml:space="preserve">Root Causes: </w:t>
       </w:r>
       <w:r>
         <w:rPr>
           <w:color w:val="334155"/>
-          <w:sz w:val="18"/>
+          <w:sz w:val="17"/>
         </w:rPr>
-        <w:t>1. Legacy &amp; Unmonitored Fleets: Over 85% of heavy construction and agricultural machinery operating in Nigeria is imported second-hand and lacks modern onboard telematics or digital condition monitoring.</w:t>
+        <w:t>1. Legacy &amp; Unmonitored Fleets: Over 85% of earthmoving and agricultural equipment operating across Nigeria is imported second-hand and lacks digital telematics or onboard sensors.</w:t>
         <w:br/>
-        <w:t>2. Proprietary OEM Lock-In: Foreign manufacturers (Caterpillar, Komatsu, Cummins, SANY) lock telemetry behind closed protocols and proprietary diagnostic scanners costing NGN 5,000,000 to NGN 12,000,000+, paired with recurring dollar-denominated software licenses unaffordable to Nigerian SME contractors.</w:t>
+        <w:t>2. Proprietary Scanners &amp; Dealership Monopoly: Foreign equipment manufacturers (Caterpillar, Komatsu, SANY, Cummins) lock diagnostic trouble codes behind proprietary scan tools costing NGN 5,000,000 to NGN 12,000,000+, plus recurring software subscriptions in USD. Official dealership call-out fees run upwards of NGN 250,000 just to plug in a scanner, excluding small and medium contractors.</w:t>
         <w:br/>
-        <w:t>3. The Diagnostic Divide: Without accessible diagnostic instruments, technicians troubleshoot complex electro-hydraulic faults by trial and error, replacing functional parts blindly. Furthermore, error codes and service manuals are written in dense technical jargon or foreign languages (e.g., Chinese for XCMG/SANY machines) that local mechanics cannot decipher.</w:t>
+        <w:t>3. Trial-and-Error Misdiagnosis: Local roadside mechanics are forced to troubleshoot complex electro-hydraulic faults by trial and error, replacing functional parts blindly. Furthermore, error codes and workshop manuals are written in technical English or foreign languages (e.g., Chinese on SANY/XCMG machines) that mechanics cannot decipher.</w:t>
       </w:r>
     </w:p>
     <w:p>
       <w:pPr>
-        <w:spacing w:before="200" w:after="60"/>
+        <w:spacing w:before="160" w:after="40"/>
       </w:pPr>
       <w:r>
         <w:rPr>
           <w:b/>
           <w:color w:val="071A2F"/>
-          <w:sz w:val="24"/>
+          <w:sz w:val="23"/>
         </w:rPr>
         <w:t>3. Proposed Solution (Dual-Layer Edge Intelligence)</w:t>
       </w:r>
     </w:p>
     <w:p>
       <w:pPr>
-        <w:spacing w:after="60"/>
+        <w:spacing w:after="50"/>
       </w:pPr>
       <w:r>
         <w:rPr>
           <w:color w:val="334155"/>
-          <w:sz w:val="18"/>
+          <w:sz w:val="17"/>
         </w:rPr>
-        <w:t>MechMind AI transforms heavy machinery maintenance from reactive catastrophe into predictive, edge-enabled intervention through an indigenous, dual-layer hardware and software architecture:</w:t>
+        <w:t>MechMind AI replaces expensive imported diagnostic scanners and guesswork with an indigenous, two-tier system:</w:t>
       </w:r>
     </w:p>
     <w:p>
       <w:pPr>
-        <w:spacing w:after="60"/>
+        <w:spacing w:after="50"/>
       </w:pPr>
       <w:r>
         <w:rPr>
           <w:b/>
           <w:color w:val="071A2F"/>
-          <w:sz w:val="18"/>
+          <w:sz w:val="17"/>
         </w:rPr>
-        <w:t xml:space="preserve">Layer 1 (The MechMind Node): </w:t>
+        <w:t xml:space="preserve">Tier 1: Edge Telemetry Node (`NODE-001`): </w:t>
       </w:r>
       <w:r>
         <w:rPr>
           <w:color w:val="334155"/>
-          <w:sz w:val="18"/>
+          <w:sz w:val="17"/>
         </w:rPr>
-        <w:t>A rugged, magnetic clip-on telemetry device that mounts to any machine casing in under 30 seconds without drilling. Continuously streams tri-axial vibration, contact temperature, and acoustic noise over WiFi/GSM at 0.5 Hz.</w:t>
+        <w:t>Non-invasively clamps onto any engine block, hydraulic pump, or transmission casing in 30 seconds using high-strength neodymium magnets. Streams 3-axis vibration, surface temperature, and acoustic noise over WiFi/GSM at 0.5 Hz without cutting factory wiring.</w:t>
       </w:r>
     </w:p>
     <w:p>
       <w:pPr>
-        <w:spacing w:after="60"/>
+        <w:spacing w:after="50"/>
       </w:pPr>
       <w:r>
         <w:rPr>
           <w:b/>
           <w:color w:val="071A2F"/>
-          <w:sz w:val="18"/>
+          <w:sz w:val="17"/>
         </w:rPr>
-        <w:t xml:space="preserve">Layer 2A (WhatsApp AI Diagnostic Assistant): </w:t>
+        <w:t xml:space="preserve">Tier 2A: WhatsApp AI Diagnostic Assistant: </w:t>
       </w:r>
       <w:r>
         <w:rPr>
           <w:color w:val="334155"/>
-          <w:sz w:val="18"/>
+          <w:sz w:val="17"/>
         </w:rPr>
-        <w:t>Field mechanics interact via everyday WhatsApp (+234 701 029 9562). Accepts text, voice notes (for mechanics with greasy hands transcribed via Whisper AI), and broken component photos. Returns root cause, step-by-step repair guide, torque specs, and part numbers in &lt;90s.</w:t>
+        <w:t>Nigerian mechanics live on WhatsApp (+234 701 029 9562). They can type questions, send voice notes (mechanics with greasy hands), or upload photos of broken parts. The system returns root causes, step-by-step repair guides, torque specs, and part numbers in under 90 seconds.</w:t>
       </w:r>
     </w:p>
     <w:p>
       <w:pPr>
-        <w:spacing w:after="60"/>
+        <w:spacing w:after="50"/>
       </w:pPr>
       <w:r>
         <w:rPr>
           <w:b/>
           <w:color w:val="071A2F"/>
-          <w:sz w:val="18"/>
+          <w:sz w:val="17"/>
         </w:rPr>
-        <w:t xml:space="preserve">Layer 2B (Real-Time Fleet Web Dashboard): </w:t>
+        <w:t xml:space="preserve">Tier 2B: Real-Time Fleet Web Dashboard: </w:t>
       </w:r>
       <w:r>
         <w:rPr>
           <w:color w:val="334155"/>
-          <w:sz w:val="18"/>
+          <w:sz w:val="17"/>
         </w:rPr>
         <w:t>Live cloud console (mechmind-ng.vercel.app) giving fleet managers multi-asset switching, 3-axis kinematic waveforms, acoustic pressure levels, and automated Machine Health Indices (0–100%).</w:t>
       </w:r>
     </w:p>
     <w:p>
       <w:pPr>
-        <w:spacing w:before="200" w:after="60"/>
+        <w:spacing w:before="160" w:after="40"/>
       </w:pPr>
       <w:r>
         <w:rPr>
           <w:b/>
           <w:color w:val="071A2F"/>
-          <w:sz w:val="24"/>
+          <w:sz w:val="23"/>
         </w:rPr>
-        <w:t>4. Technology &amp; Engineering Approach</w:t>
+        <w:t>4. Technology &amp; Engineering Architecture</w:t>
       </w:r>
     </w:p>
     <w:p>
       <w:pPr>
-        <w:spacing w:before="120" w:after="40"/>
+        <w:spacing w:before="100" w:after="40"/>
       </w:pPr>
       <w:r>
         <w:rPr>
           <w:b/>
           <w:color w:val="0B5ED7"/>
-          <w:sz w:val="20"/>
+          <w:sz w:val="19"/>
         </w:rPr>
         <w:t>4.1 Hardware Architecture &amp; Edge Sensor Node</w:t>
       </w:r>
     </w:p>
     <w:p>
       <w:pPr>
-        <w:spacing w:after="60"/>
+        <w:spacing w:after="50"/>
       </w:pPr>
       <w:r>
         <w:rPr>
           <w:color w:val="334155"/>
-          <w:sz w:val="18"/>
+          <w:sz w:val="17"/>
         </w:rPr>
-        <w:t>• Microcontroller: Dual-core ESP32-WROOM-32D (240MHz) running FreeRTOS multi-threaded firmware tasks.</w:t>
+        <w:t>• Microcontroller: ESP32-WROOM-32D running FreeRTOS. Core 0 handles real-time sensor sampling (I2C at 400kHz, 1-Wire bus timing, ADC conversion); Core 1 handles network telemetry serialization and JSON transmission.</w:t>
         <w:br/>
-        <w:t>• Kinematic Vibration (ISO 10816): MPU-6050 6-DOF IMU reading ±16g acceleration across X, Y, and Z axes. Firmware calculates real-time RMS velocity to benchmark against international ISO 10816 standards, identifying mechanical looseness, bearing race wear, and unbalance.</w:t>
+        <w:t>• Kinematic Vibration (ISO 10816): MPU-6050 6-DOF IMU reading ±16g acceleration across X, Y, and Z axes. Firmware calculates real-time RMS velocity in mm/s and compares against ISO 10816-3 (Class II &amp; III industrial machinery) standards to identify mechanical looseness, unbalance, and bearing race wear.</w:t>
         <w:br/>
-        <w:t>• Surface Temperature: DS18B20 digital waterproof probe (-55°C to +125°C, ±0.5°C accuracy) monitoring engine block head, hydraulic manifold, or transmission housing temperature.</w:t>
+        <w:t>• Surface Temperature: DS18B20 digital waterproof probe (-55°C to +125°C, ±0.5°C accuracy) monitoring engine cylinder head, hydraulic return line, or transmission oil temperature over a 1-Wire interface with 4.7kΩ pull-up.</w:t>
         <w:br/>
-        <w:t>• Acoustic Sensing: High-sensitivity electret microphone module measuring 35 dB to 120 dB acoustic pressure levels to flag hydraulic pump cavitation and gear mesh grinding.</w:t>
+        <w:t>• Acoustic Sensing: High-sensitivity analog electret microphone circuit measuring 35 dB to 120 dB acoustic sound pressure to capture early-stage hydraulic pump cavitation and gear mesh grinding before metal damage occurs.</w:t>
         <w:br/>
-        <w:t>• Untethered Power: 3.7V 18650 Li-ion cell (2600 mAh) paired with a TP4056 charge controller, DW01A protection IC, and MT3608 DC-DC step-up converter delivering steady 5.0V. Features true pass-through USB Type-C charging allowing continuous 12+ hour operation without reboot.</w:t>
+        <w:t>• Untethered Power Subsystem: Single 3.7V 18650 Li-ion cell (2600 mAh) paired with a TP4056 charge management board (DW01A over-discharge cutoff at 2.5V, over-charge protection at 4.2V) and MT3608 DC-DC step-up converter delivering a stable 5.0V rail. Features true pass-through USB Type-C charging, allowing the node to operate continuously for 12+ hours on internal battery or indefinitely when plugged into equipment 12V/24V USB adapters.</w:t>
         <w:br/>
-        <w:t>• Mounting: 3D-printed PETG enclosure with silicone dampeners and high-strength N52 Neodymium magnets (18 kg clamping force).</w:t>
+        <w:t>• Enclosure: Custom 3D-printed PETG enclosure with internal silicone vibration dampeners and two high-force N52 Neodymium pot magnets providing 18 kg holding force on machine steel plates.</w:t>
       </w:r>
     </w:p>
     <w:p>
       <w:pPr>
-        <w:spacing w:before="120" w:after="40"/>
+        <w:spacing w:before="100" w:after="40"/>
       </w:pPr>
       <w:r>
         <w:rPr>
           <w:b/>
           <w:color w:val="0B5ED7"/>
-          <w:sz w:val="20"/>
+          <w:sz w:val="19"/>
         </w:rPr>
         <w:t>4.2 Cognitive Diagnostic Layer (Hybrid RAG + Local Quantized LLM)</w:t>
       </w:r>
     </w:p>
     <w:p>
       <w:pPr>
-        <w:spacing w:after="60"/>
+        <w:spacing w:after="50"/>
       </w:pPr>
       <w:r>
         <w:rPr>
           <w:color w:val="334155"/>
-          <w:sz w:val="18"/>
+          <w:sz w:val="17"/>
         </w:rPr>
-        <w:t>• ChromaDB Vector Retrieval: Vectorized knowledge base containing indexed official workshop service manuals (Caterpillar 320D, Komatsu PC200, SANY SY215C, Cummins QSB6.7, Perkins 1104D) and SAE J1939 fault trees.</w:t>
+        <w:t>• ChromaDB Vector Retrieval: Over 1,200 pages of official OEM workshop service manuals (Caterpillar 320D, Komatsu PC200-8, SANY SY215C, Cummins QSB6.7, Perkins 1104D) and SAE J1939 Diagnostic Trouble Code (DTC) databases are chunked and vectorized using sentence-transformer embeddings.</w:t>
         <w:br/>
-        <w:t>• Grounded Local LLM: Ingested telemetry alerts and mechanic inquiries trigger semantic search against ChromaDB. The retrieved OEM manual context is passed to a locally hosted quantized Llama 3.1 8B model via Ollama. Strict system prompts eliminate hallucination, outputting verified repair procedures and part numbers.</w:t>
+        <w:t>• Grounded Local LLM: When sensor thresholds trigger an alert or a technician asks a question, the system queries ChromaDB for matching repair procedures. The retrieved manual context is passed to a locally hosted, quantized Llama 3.1 8B model via Ollama. Strict system prompts restrict outputs to OEM-verified repair steps, torque limits, pinout voltages, and filter part numbers.</w:t>
         <w:br/>
-        <w:t>• Zero Foreign Fees: Runs locally without third-party API token fees, ensuring operational sustainability for Nigerian users.</w:t>
+        <w:t>• Zero Foreign Fees: Runs locally on edge workstation hardware without third-party API token fees, ensuring operational sustainability for Nigerian users.</w:t>
       </w:r>
     </w:p>
     <w:p>
       <w:pPr>
-        <w:spacing w:before="200" w:after="60"/>
+        <w:spacing w:before="160" w:after="40"/>
       </w:pPr>
       <w:r>
         <w:rPr>
           <w:b/>
           <w:color w:val="071A2F"/>
-          <w:sz w:val="24"/>
+          <w:sz w:val="23"/>
         </w:rPr>
-        <w:t>5. Prototype &amp; Current Technical Status</w:t>
+        <w:t>5. Prototype Status &amp; Field Validation</w:t>
       </w:r>
     </w:p>
     <w:p>
       <w:pPr>
-        <w:spacing w:after="60"/>
+        <w:spacing w:after="50"/>
       </w:pPr>
       <w:r>
         <w:rPr>
           <w:color w:val="334155"/>
-          <w:sz w:val="18"/>
+          <w:sz w:val="17"/>
         </w:rPr>
-        <w:t>MechMind AI is a verified, operational prototype that has progressed significantly beyond conceptual design:</w:t>
+        <w:t>MechMind AI is a verified, fully functioning physical prototype that has been tested on real equipment:</w:t>
       </w:r>
     </w:p>
     <w:p>
       <w:pPr>
-        <w:spacing w:after="60"/>
+        <w:spacing w:after="50"/>
       </w:pPr>
       <w:r>
         <w:rPr>
           <w:b/>
           <w:color w:val="071A2F"/>
-          <w:sz w:val="18"/>
+          <w:sz w:val="17"/>
         </w:rPr>
         <w:t xml:space="preserve">• Physical Node Built &amp; Field-Tested: </w:t>
       </w:r>
       <w:r>
         <w:rPr>
           <w:color w:val="334155"/>
-          <w:sz w:val="18"/>
+          <w:sz w:val="17"/>
         </w:rPr>
-        <w:t>Assembled unit bench-tested and deployed on active construction equipment in Lagos to capture live baseline vibration and thermal curves.</w:t>
+        <w:t>Assembled unit bench-calibrated and mounted on operating earthmoving machinery in Lagos to record baseline vibration, temperature, and acoustic noise profiles.</w:t>
       </w:r>
     </w:p>
     <w:p>
       <w:pPr>
-        <w:spacing w:after="60"/>
+        <w:spacing w:after="50"/>
       </w:pPr>
       <w:r>
         <w:rPr>
           <w:b/>
           <w:color w:val="071A2F"/>
-          <w:sz w:val="18"/>
+          <w:sz w:val="17"/>
         </w:rPr>
-        <w:t xml:space="preserve">• Blind Benchmark Verification: </w:t>
+        <w:t xml:space="preserve">• Blind Diagnostic Benchmark (75.0% Accuracy): </w:t>
       </w:r>
       <w:r>
         <w:rPr>
           <w:color w:val="334155"/>
-          <w:sz w:val="18"/>
+          <w:sz w:val="17"/>
         </w:rPr>
-        <w:t>Tested across a 56-question blind test suite compiled from certified mechanical engineers covering hydraulic failure, electrical circuits, fuel delivery, and powertrains. Achieved 75.0% accuracy with zero safety-critical hallucinations.</w:t>
+        <w:t>Evaluated across a 56-question blind test suite compiled from experienced mechanical engineers covering hydraulic failure, electrical short-circuits, fuel delivery faults, and powertrain overheating. Achieved 42/56 correct root-cause identifications (75.0%) with zero safety-critical hallucinations.</w:t>
       </w:r>
     </w:p>
     <w:p>
       <w:pPr>
-        <w:spacing w:after="60"/>
+        <w:spacing w:after="50"/>
       </w:pPr>
       <w:r>
         <w:rPr>
           <w:b/>
           <w:color w:val="071A2F"/>
-          <w:sz w:val="18"/>
+          <w:sz w:val="17"/>
         </w:rPr>
         <w:t xml:space="preserve">• Sub-90-Second Response Latency: </w:t>
       </w:r>
       <w:r>
         <w:rPr>
           <w:color w:val="334155"/>
-          <w:sz w:val="18"/>
+          <w:sz w:val="17"/>
         </w:rPr>
-        <w:t>Automated diagnostic triage and repair steps generated and transmitted via WhatsApp in an average of 84 seconds.</w:t>
+        <w:t>Diagnostic triage and repair workflows generated and delivered via WhatsApp in an average of 84 seconds.</w:t>
       </w:r>
     </w:p>
     <w:p>
       <w:pPr>
-        <w:spacing w:after="60"/>
+        <w:spacing w:after="50"/>
       </w:pPr>
       <w:r>
         <w:rPr>
           <w:b/>
           <w:color w:val="071A2F"/>
-          <w:sz w:val="18"/>
+          <w:sz w:val="17"/>
         </w:rPr>
         <w:t xml:space="preserve">• Live Public Deployments: </w:t>
       </w:r>
       <w:r>
         <w:rPr>
           <w:color w:val="334155"/>
-          <w:sz w:val="18"/>
+          <w:sz w:val="17"/>
         </w:rPr>
-        <w:t>Live web console (mechmind-ng.vercel.app), WhatsApp diagnostic bot (+234 701 029 9562), and open GitHub repository (github.com/DevMubarak1/mechmind-ai).</w:t>
+        <w:t>Production telemetry dashboard accessible at https://mechmind-ng.vercel.app; WhatsApp diagnostic assistant active on +234 701 029 9562; open-source codebase published on GitHub (github.com/DevMubarak1/mechmind-ai).</w:t>
       </w:r>
     </w:p>
     <w:tbl>
@@ -645,7 +644,7 @@
               <w:rPr>
                 <w:sz w:val="15"/>
               </w:rPr>
-              <w:t>Figure 1: Assembled MechMind AI Node (NODE-001)</w:t>
+              <w:t>Figure 1: Assembled MechMind Node (NODE-001)</w:t>
             </w:r>
           </w:p>
         </w:tc>
@@ -702,87 +701,87 @@
     </w:tbl>
     <w:p>
       <w:pPr>
-        <w:spacing w:before="200" w:after="60"/>
+        <w:spacing w:before="160" w:after="40"/>
       </w:pPr>
       <w:r>
         <w:rPr>
           <w:b/>
           <w:color w:val="071A2F"/>
-          <w:sz w:val="24"/>
+          <w:sz w:val="23"/>
         </w:rPr>
         <w:t>6. Innovation, Import Substitution &amp; Local Content</w:t>
       </w:r>
     </w:p>
     <w:p>
       <w:pPr>
-        <w:spacing w:after="60"/>
+        <w:spacing w:after="50"/>
       </w:pPr>
       <w:r>
         <w:rPr>
           <w:color w:val="334155"/>
-          <w:sz w:val="18"/>
+          <w:sz w:val="17"/>
         </w:rPr>
-        <w:t>• 100% Indigenous IP &amp; Local Assembly: Firmware algorithms, RAG vector pipeline, database schema, web dashboard, and hardware enclosure design were entirely developed by Nigerian engineering talent in Lagos.</w:t>
+        <w:t>• 100% Indigenous IP &amp; Local Assembly: Firmware code, RAG vector database, ingestion backend, web dashboard, and mechanical enclosure were designed, programmed, and assembled by Nigerian engineering students in Lagos.</w:t>
         <w:br/>
-        <w:t>• Radical Import Substitution: Directly replaces imported diagnostic scanners costing over NGN 8,000,000 with a locally maintainable solution built at under NGN 35,000 BOM.</w:t>
+        <w:t>• Direct Import Substitution: Foreign diagnostic scan tools (Cat Comm Adapter, Komatsu Inline, Cummins Insite) retail between NGN 5,000,000 and NGN 12,000,000 each and require recurring annual software subscriptions in USD. MechMind delivers equivalent diagnostic fault triage at a bill of materials under NGN 35,000 ($22).</w:t>
         <w:br/>
-        <w:t>• Democratizing 'Right to Repair': Bypasses proprietary OEM data monopolies, allowing Nigerian fleet owners to monitor Caterpillar, Komatsu, XCMG, and SANY equipment under a single unified ecosystem.</w:t>
+        <w:t>• Championing 'Right to Repair': Major OEMs restrict diagnostic access to enforce expensive dealership service monopolies. MechMind equips independent Nigerian workshops, informal mechanics, and SME contractors with multi-brand diagnostic capability under a single unified ecosystem.</w:t>
         <w:br/>
-        <w:t>• Low-Bandwidth Accessibility: Operates seamlessly on WhatsApp over 2G/3G networks without requiring expensive ruggedized laptops.</w:t>
+        <w:t>• Low-Bandwidth Mobile Accessibility: By deploying the primary diagnostic interface over WhatsApp, MechMind operates seamlessly on 2G/3G cellular networks without requiring technicians to buy expensive ruggedized laptops or learn complex proprietary software suites.</w:t>
       </w:r>
     </w:p>
     <w:p>
       <w:pPr>
-        <w:spacing w:before="200" w:after="60"/>
+        <w:spacing w:before="160" w:after="40"/>
       </w:pPr>
       <w:r>
         <w:rPr>
           <w:b/>
           <w:color w:val="071A2F"/>
-          <w:sz w:val="24"/>
+          <w:sz w:val="23"/>
         </w:rPr>
-        <w:t>7. Target Users &amp; Commercial Potential</w:t>
+        <w:t>7. Target Users &amp; Commercial Potential in Nigeria</w:t>
       </w:r>
     </w:p>
     <w:p>
       <w:pPr>
-        <w:spacing w:after="60"/>
+        <w:spacing w:after="50"/>
       </w:pPr>
       <w:r>
         <w:rPr>
           <w:color w:val="334155"/>
-          <w:sz w:val="18"/>
+          <w:sz w:val="17"/>
         </w:rPr>
-        <w:t>1. Civil Engineering Contractors: Mid-sized contractors operating 5–30 machines cannot afford full-time diagnostic specialists. MechMind prevents project delay penalties. Market: Over 15,000 active contractors; NGN 6.4 Trillion infrastructure pipeline.</w:t>
+        <w:t>1. Civil Engineering Contractors: Mid-sized contractors operating 5–30 machines cannot afford full-time diagnostic specialists. MechMind prevents project delay penalties. Market: Over 15,000 active contractors; NGN 6.4 Trillion infrastructure pipeline under federal and state highway initiatives.</w:t>
         <w:br/>
-        <w:t>2. Plant Hire &amp; Rental Hubs: Rental operators lose daily rental fees when machinery breaks down on client job sites. Real-time telemetry prevents operator abuse. Market: Over 40,000 rental machines across Lagos, Abuja, Port Harcourt.</w:t>
+        <w:t>2. Plant Hire &amp; Rental Firms: Rental operators lose daily rental fees when machinery breaks down on client job sites. Real-time telemetry prevents operator machine abuse. Market: Over 40,000 commercial rental machines across major hubs in Lagos, Abuja, Port Harcourt, and Kano.</w:t>
         <w:br/>
-        <w:t>3. Commercial Agriculture &amp; Tractor Hubs: Tractor and irrigation pump breakdowns during seasonal planting windows ruin yields. Market: Over 30,000 tractors and agro-processing engines.</w:t>
+        <w:t>3. Commercial Agriculture &amp; Tractor Hubs: Tractor and irrigation pump breakdowns during seasonal planting windows ruin yields and cause devastating harvest losses. Market: Over 30,000 tractors and agro-processing engines operating across regional mechanization schemes and farmer cooperatives.</w:t>
         <w:br/>
-        <w:t>4. Independent Workshops &amp; Mechanics: Over 25,000 technicians in clusters like Ladipo and Apo Mechanic Village using WhatsApp daily.</w:t>
+        <w:t>4. Independent Workshops &amp; Mechanics: Informal mechanics in mechanic villages (e.g., Ladipo, Owode Onirin, Apo) lack diagnostic tools and guess faults by trial and error. Over 25,000 independent technicians using WhatsApp daily who can use MechMind as a high-margin diagnostic copilot.</w:t>
       </w:r>
     </w:p>
     <w:p>
       <w:pPr>
-        <w:spacing w:before="200" w:after="60"/>
+        <w:spacing w:before="160" w:after="40"/>
       </w:pPr>
       <w:r>
         <w:rPr>
           <w:b/>
           <w:color w:val="071A2F"/>
-          <w:sz w:val="24"/>
+          <w:sz w:val="23"/>
         </w:rPr>
         <w:t>8. Estimated Cost, Unit Economics &amp; Scalability</w:t>
       </w:r>
     </w:p>
     <w:p>
       <w:pPr>
-        <w:spacing w:after="60"/>
+        <w:spacing w:after="50"/>
       </w:pPr>
       <w:r>
         <w:rPr>
           <w:color w:val="334155"/>
-          <w:sz w:val="18"/>
+          <w:sz w:val="17"/>
         </w:rPr>
         <w:t>• Prototype BOM: NGN 34,750 ($22.00) per complete node.</w:t>
         <w:br/>
@@ -790,69 +789,69 @@
         <w:br/>
         <w:t>• Commercial Revenue Model:</w:t>
         <w:br/>
-        <w:t xml:space="preserve">  - Hardware Node Sales: NGN 50,000 – NGN 75,000 one-time hardware sale (45%–55% gross margin).</w:t>
+        <w:t xml:space="preserve">  - Hardware Node Sales: NGN 50,000 to NGN 75,000 one-time hardware sale (45%–55% gross margin).</w:t>
         <w:br/>
-        <w:t xml:space="preserve">  - Recurring SaaS Telemetry: NGN 15,000 – NGN 25,000 / machine / month for continuous streaming, predictive threshold alerts, and priority WhatsApp AI queries.</w:t>
+        <w:t xml:space="preserve">  - Recurring SaaS Telemetry: NGN 15,000 to NGN 25,000 / machine / month for continuous streaming, predictive threshold alerts, and priority WhatsApp AI queries.</w:t>
         <w:br/>
-        <w:t xml:space="preserve">  - Spare Parts Marketplace: 3% to 5% commission connecting diagnosed fault codes with vetted local replacement parts distributors.</w:t>
+        <w:t xml:space="preserve">  - Spare Parts Marketplace: 3% to 5% commission connecting diagnosed fault codes with vetted local replacement parts distributors in Lagos, Abuja, and Port Harcourt.</w:t>
       </w:r>
     </w:p>
     <w:p>
       <w:pPr>
-        <w:spacing w:before="200" w:after="60"/>
+        <w:spacing w:before="160" w:after="40"/>
       </w:pPr>
       <w:r>
         <w:rPr>
           <w:b/>
           <w:color w:val="071A2F"/>
-          <w:sz w:val="24"/>
+          <w:sz w:val="23"/>
         </w:rPr>
         <w:t>9. Expected Impact &amp; National Strategic Alignment</w:t>
       </w:r>
     </w:p>
     <w:p>
       <w:pPr>
-        <w:spacing w:after="60"/>
+        <w:spacing w:after="50"/>
       </w:pPr>
       <w:r>
         <w:rPr>
           <w:color w:val="334155"/>
-          <w:sz w:val="18"/>
+          <w:sz w:val="17"/>
         </w:rPr>
-        <w:t>• 60% Downtime Reduction: Early detection of bearing wear, pump cavitation, and cooling failures eliminates catastrophic breakdowns, saving NGN 3M to NGN 7M annually per machine for Nigerian SME contractors.</w:t>
+        <w:t>• 60% Downtime Reduction: Early detection of bearing wear, pump cavitation, and cooling failures eliminates catastrophic breakdowns, saving an estimated NGN 3,000,000 to NGN 7,000,000 annually per machine for Nigerian SME contractors.</w:t>
         <w:br/>
-        <w:t>• Foreign Exchange Conservation: Prevents premature capital write-offs of multi-million Naira machines and eliminates foreign currency drain on overseas diagnostic subscriptions.</w:t>
+        <w:t>• Foreign Exchange Conservation: Prevents premature capital write-offs of multi-million Naira machines and eliminates foreign currency drain on expensive overseas diagnostic subscriptions.</w:t>
         <w:br/>
-        <w:t>• Engineering Job Creation: Upskills informal mechanics into certified digital diagnostics technicians capable of operating IoT instruments and AI triage tools.</w:t>
+        <w:t>• Dignified Engineering Job Creation: Upskills informal mechanics into certified digital diagnostics technicians capable of operating IoT instruments and AI triage tools.</w:t>
         <w:br/>
-        <w:t>• Food Security Reinforcement: Ensures tractors and agricultural machinery remain operational during narrow planting windows, preventing post-harvest losses.</w:t>
+        <w:t>• Food Security Reinforcement: Ensures tractors and agricultural machinery remain operational during narrow planting windows, preventing post-harvest and planting season bottlenecks.</w:t>
       </w:r>
     </w:p>
     <w:p>
       <w:pPr>
-        <w:spacing w:before="200" w:after="60"/>
+        <w:spacing w:before="160" w:after="40"/>
       </w:pPr>
       <w:r>
         <w:rPr>
           <w:b/>
           <w:color w:val="071A2F"/>
-          <w:sz w:val="24"/>
+          <w:sz w:val="23"/>
         </w:rPr>
         <w:t>10. Team Credentials &amp; Signoff Declaration</w:t>
       </w:r>
     </w:p>
     <w:p>
       <w:pPr>
-        <w:spacing w:after="60"/>
+        <w:spacing w:after="50"/>
       </w:pPr>
       <w:r>
         <w:rPr>
           <w:color w:val="334155"/>
-          <w:sz w:val="18"/>
+          <w:sz w:val="17"/>
         </w:rPr>
         <w:t>• Oni Mujeeb Ramadan (Lead Applicant &amp; Operations Lead): NUESA Engineering Scholar of the Year (2026), Man of Excellence Award (LASUSU). Leads field testing, operator interviews, diagnostic manual curation, and commercial partner outreach across Lagos industrial sites.</w:t>
         <w:br/>
-        <w:t>• Mubarak Raji Babatunde (Founder &amp; AI Software Lead): Full-stack and AI developer. Built the MechMind RAG pipeline, ChromaDB vector collections, FastAPI backend, and Next.js telemetry dashboard. 1st Place Winner at Vibranium Valley x PowerTech Grand Challenge.</w:t>
+        <w:t>• Mubarak Raji Babatunde (Founder &amp; AI / Software Lead): Full-stack and artificial intelligence engineer. Built the MechMind RAG pipeline, ChromaDB vector collections, FastAPI backend, and Next.js telemetry dashboard. 1st Place Winner at Vibranium Valley x PowerTech Grand Challenge.</w:t>
         <w:br/>
         <w:t>• Olawale Oladele (Hardware &amp; Embedded Systems Lead): Certified SolidWorks Professional (CSWP) with 4 CSWPA advanced specializations and Ansys FEA credentials. Designed the physical enclosure, vibration isolation mounts, circuit schematics, and FreeRTOS embedded firmware.</w:t>
       </w:r>

--- a/docs/MechMind_AI_Project_Synopsis_NAP2026.docx
+++ b/docs/MechMind_AI_Project_Synopsis_NAP2026.docx
@@ -8,6 +8,7 @@
       </w:pPr>
       <w:r>
         <w:rPr>
+          <w:rFonts w:ascii="Arial" w:hAnsi="Arial"/>
           <w:b/>
           <w:color w:val="0B5ED7"/>
           <w:sz w:val="17"/>
@@ -17,10 +18,11 @@
     </w:p>
     <w:p>
       <w:pPr>
-        <w:spacing w:after="60"/>
+        <w:spacing w:after="40"/>
       </w:pPr>
       <w:r>
         <w:rPr>
+          <w:rFonts w:ascii="Arial" w:hAnsi="Arial"/>
           <w:b/>
           <w:color w:val="071A2F"/>
           <w:sz w:val="34"/>
@@ -29,6 +31,7 @@
       </w:r>
       <w:r>
         <w:rPr>
+          <w:rFonts w:ascii="Arial" w:hAnsi="Arial"/>
           <w:b/>
           <w:color w:val="FF6B2B"/>
           <w:sz w:val="34"/>
@@ -37,6 +40,7 @@
       </w:r>
       <w:r>
         <w:rPr>
+          <w:rFonts w:ascii="Arial" w:hAnsi="Arial"/>
           <w:b/>
           <w:color w:val="071A2F"/>
           <w:sz w:val="34"/>
@@ -50,11 +54,12 @@
       </w:pPr>
       <w:r>
         <w:rPr>
+          <w:rFonts w:ascii="Calibri" w:hAnsi="Calibri"/>
           <w:i/>
           <w:color w:val="334155"/>
-          <w:sz w:val="20"/>
+          <w:sz w:val="19"/>
         </w:rPr>
-        <w:t>Project Synopsis &amp; Engineering Concept Proposal for Heavy Industrial &amp; Agricultural Machinery</w:t>
+        <w:t>Project Synopsis &amp; Engineering Concept Proposal for Heavy Industrial, Construction, and Agricultural Machinery</w:t>
       </w:r>
     </w:p>
     <w:tbl>
@@ -62,22 +67,37 @@
         <w:tblW w:type="auto" w:w="0"/>
         <w:jc w:val="center"/>
         <w:tblLook w:firstColumn="1" w:firstRow="1" w:lastColumn="0" w:lastRow="0" w:noHBand="0" w:noVBand="1" w:val="04A0"/>
+        <w:tblBorders>
+          <w:top w:val="single" w:sz="4" w:space="0" w:color="CBD5E1"/>
+          <w:bottom w:val="single" w:sz="4" w:space="0" w:color="CBD5E1"/>
+          <w:left w:val="none"/>
+          <w:right w:val="none"/>
+          <w:insideH w:val="single" w:sz="4" w:space="0" w:color="CBD5E1"/>
+          <w:insideV w:val="none"/>
+        </w:tblBorders>
       </w:tblPr>
       <w:tblGrid>
-        <w:gridCol w:w="5256"/>
-        <w:gridCol w:w="5256"/>
+        <w:gridCol w:w="5162"/>
+        <w:gridCol w:w="5162"/>
       </w:tblGrid>
       <w:tr>
         <w:tc>
           <w:tcPr>
-            <w:tcW w:type="dxa" w:w="5256"/>
+            <w:tcW w:type="dxa" w:w="5162"/>
             <w:shd w:fill="F1F5F9"/>
+            <w:tcMar>
+              <w:top w:w="60" w:type="dxa"/>
+              <w:bottom w:w="60" w:type="dxa"/>
+              <w:left w:w="100" w:type="dxa"/>
+              <w:right w:w="100" w:type="dxa"/>
+            </w:tcMar>
           </w:tcPr>
           <w:p>
             <w:r>
               <w:rPr>
+                <w:rFonts w:ascii="Calibri" w:hAnsi="Calibri"/>
                 <w:color w:val="071A2F"/>
-                <w:sz w:val="16"/>
+                <w:sz w:val="15"/>
               </w:rPr>
               <w:t>Competition Track: Track 08 — Made-in-Nigeria Affordable Automation &amp; Industrial Machines</w:t>
             </w:r>
@@ -85,16 +105,23 @@
         </w:tc>
         <w:tc>
           <w:tcPr>
-            <w:tcW w:type="dxa" w:w="5256"/>
+            <w:tcW w:type="dxa" w:w="5162"/>
             <w:shd w:fill="F1F5F9"/>
+            <w:tcMar>
+              <w:top w:w="60" w:type="dxa"/>
+              <w:bottom w:w="60" w:type="dxa"/>
+              <w:left w:w="100" w:type="dxa"/>
+              <w:right w:w="100" w:type="dxa"/>
+            </w:tcMar>
           </w:tcPr>
           <w:p>
             <w:r>
               <w:rPr>
+                <w:rFonts w:ascii="Calibri" w:hAnsi="Calibri"/>
                 <w:color w:val="071A2F"/>
-                <w:sz w:val="16"/>
+                <w:sz w:val="15"/>
               </w:rPr>
-              <w:t>Cross-Cutting Synergy: Track 01 (Process Machinery) &amp; Track 02 (Agri &amp; Food Security)</w:t>
+              <w:t>Cross-Cutting Synergies: Track 01 (Process Machinery) &amp; Track 02 (Agri &amp; Food Security)</w:t>
             </w:r>
           </w:p>
         </w:tc>
@@ -102,14 +129,21 @@
       <w:tr>
         <w:tc>
           <w:tcPr>
-            <w:tcW w:type="dxa" w:w="5256"/>
+            <w:tcW w:type="dxa" w:w="5162"/>
             <w:shd w:fill="F1F5F9"/>
+            <w:tcMar>
+              <w:top w:w="60" w:type="dxa"/>
+              <w:bottom w:w="60" w:type="dxa"/>
+              <w:left w:w="100" w:type="dxa"/>
+              <w:right w:w="100" w:type="dxa"/>
+            </w:tcMar>
           </w:tcPr>
           <w:p>
             <w:r>
               <w:rPr>
+                <w:rFonts w:ascii="Calibri" w:hAnsi="Calibri"/>
                 <w:color w:val="071A2F"/>
-                <w:sz w:val="16"/>
+                <w:sz w:val="15"/>
               </w:rPr>
               <w:t>Lead Applicant: Oni Mujeeb Ramadan (Product Operations &amp; Field Lead)</w:t>
             </w:r>
@@ -117,14 +151,21 @@
         </w:tc>
         <w:tc>
           <w:tcPr>
-            <w:tcW w:type="dxa" w:w="5256"/>
+            <w:tcW w:type="dxa" w:w="5162"/>
             <w:shd w:fill="F1F5F9"/>
+            <w:tcMar>
+              <w:top w:w="60" w:type="dxa"/>
+              <w:bottom w:w="60" w:type="dxa"/>
+              <w:left w:w="100" w:type="dxa"/>
+              <w:right w:w="100" w:type="dxa"/>
+            </w:tcMar>
           </w:tcPr>
           <w:p>
             <w:r>
               <w:rPr>
+                <w:rFonts w:ascii="Calibri" w:hAnsi="Calibri"/>
                 <w:color w:val="071A2F"/>
-                <w:sz w:val="16"/>
+                <w:sz w:val="15"/>
               </w:rPr>
               <w:t>Engineering Team: Mubarak Raji Babatunde (Software &amp; AI), Olawale Oladele (Hardware &amp; CAD)</w:t>
             </w:r>
@@ -134,14 +175,21 @@
       <w:tr>
         <w:tc>
           <w:tcPr>
-            <w:tcW w:type="dxa" w:w="5256"/>
+            <w:tcW w:type="dxa" w:w="5162"/>
             <w:shd w:fill="F1F5F9"/>
+            <w:tcMar>
+              <w:top w:w="60" w:type="dxa"/>
+              <w:bottom w:w="60" w:type="dxa"/>
+              <w:left w:w="100" w:type="dxa"/>
+              <w:right w:w="100" w:type="dxa"/>
+            </w:tcMar>
           </w:tcPr>
           <w:p>
             <w:r>
               <w:rPr>
+                <w:rFonts w:ascii="Calibri" w:hAnsi="Calibri"/>
                 <w:color w:val="071A2F"/>
-                <w:sz w:val="16"/>
+                <w:sz w:val="15"/>
               </w:rPr>
               <w:t>Institution / Entity: Lagos State University (LASU) | Pullup Events (CAC BN-9846744)</w:t>
             </w:r>
@@ -149,16 +197,199 @@
         </w:tc>
         <w:tc>
           <w:tcPr>
-            <w:tcW w:type="dxa" w:w="5256"/>
+            <w:tcW w:type="dxa" w:w="5162"/>
             <w:shd w:fill="F1F5F9"/>
+            <w:tcMar>
+              <w:top w:w="60" w:type="dxa"/>
+              <w:bottom w:w="60" w:type="dxa"/>
+              <w:left w:w="100" w:type="dxa"/>
+              <w:right w:w="100" w:type="dxa"/>
+            </w:tcMar>
           </w:tcPr>
           <w:p>
             <w:r>
               <w:rPr>
+                <w:rFonts w:ascii="Calibri" w:hAnsi="Calibri"/>
                 <w:color w:val="071A2F"/>
-                <w:sz w:val="16"/>
+                <w:sz w:val="15"/>
               </w:rPr>
-              <w:t>Live Systems: Web: mechmind-ng.vercel.app | WhatsApp: +234 701 029 9562</w:t>
+              <w:t>Live Verification: Web: mechmind-ng.vercel.app | WhatsApp: +234 701 029 9562</w:t>
+            </w:r>
+          </w:p>
+        </w:tc>
+      </w:tr>
+    </w:tbl>
+    <w:p>
+      <w:pPr>
+        <w:spacing w:after="80"/>
+      </w:pPr>
+    </w:p>
+    <w:tbl>
+      <w:tblPr>
+        <w:tblW w:type="auto" w:w="0"/>
+        <w:jc w:val="center"/>
+        <w:tblLook w:firstColumn="1" w:firstRow="1" w:lastColumn="0" w:lastRow="0" w:noHBand="0" w:noVBand="1" w:val="04A0"/>
+        <w:tblBorders>
+          <w:top w:val="single" w:sz="4" w:space="0" w:color="FF6B2B"/>
+          <w:bottom w:val="single" w:sz="4" w:space="0" w:color="FF6B2B"/>
+          <w:left w:val="none"/>
+          <w:right w:val="none"/>
+          <w:insideH w:val="single" w:sz="4" w:space="0" w:color="FF6B2B"/>
+          <w:insideV w:val="none"/>
+        </w:tblBorders>
+      </w:tblPr>
+      <w:tblGrid>
+        <w:gridCol w:w="2581"/>
+        <w:gridCol w:w="2581"/>
+        <w:gridCol w:w="2581"/>
+        <w:gridCol w:w="2581"/>
+      </w:tblGrid>
+      <w:tr>
+        <w:tc>
+          <w:tcPr>
+            <w:tcW w:type="dxa" w:w="2581"/>
+            <w:shd w:fill="FFFFFF"/>
+            <w:tcMar>
+              <w:top w:w="60" w:type="dxa"/>
+              <w:bottom w:w="60" w:type="dxa"/>
+              <w:left w:w="80" w:type="dxa"/>
+              <w:right w:w="80" w:type="dxa"/>
+            </w:tcMar>
+          </w:tcPr>
+          <w:p>
+            <w:pPr>
+              <w:jc w:val="center"/>
+            </w:pPr>
+            <w:r>
+              <w:rPr>
+                <w:rFonts w:ascii="Arial" w:hAnsi="Arial"/>
+                <w:b/>
+                <w:color w:val="FF6B2B"/>
+                <w:sz w:val="19"/>
+              </w:rPr>
+              <w:t>75.0% Accuracy</w:t>
+              <w:br/>
+            </w:r>
+            <w:r>
+              <w:rPr>
+                <w:rFonts w:ascii="Calibri" w:hAnsi="Calibri"/>
+                <w:color w:val="334155"/>
+                <w:sz w:val="14"/>
+              </w:rPr>
+              <w:t>56-Question Blind Benchmark</w:t>
+              <w:br/>
+              <w:t>Hydraulics, engine, electrical</w:t>
+            </w:r>
+          </w:p>
+        </w:tc>
+        <w:tc>
+          <w:tcPr>
+            <w:tcW w:type="dxa" w:w="2581"/>
+            <w:shd w:fill="FFFFFF"/>
+            <w:tcMar>
+              <w:top w:w="60" w:type="dxa"/>
+              <w:bottom w:w="60" w:type="dxa"/>
+              <w:left w:w="80" w:type="dxa"/>
+              <w:right w:w="80" w:type="dxa"/>
+            </w:tcMar>
+          </w:tcPr>
+          <w:p>
+            <w:pPr>
+              <w:jc w:val="center"/>
+            </w:pPr>
+            <w:r>
+              <w:rPr>
+                <w:rFonts w:ascii="Arial" w:hAnsi="Arial"/>
+                <w:b/>
+                <w:color w:val="FF6B2B"/>
+                <w:sz w:val="19"/>
+              </w:rPr>
+              <w:t>&lt; 90 Sec Triage</w:t>
+              <w:br/>
+            </w:r>
+            <w:r>
+              <w:rPr>
+                <w:rFonts w:ascii="Calibri" w:hAnsi="Calibri"/>
+                <w:color w:val="334155"/>
+                <w:sz w:val="14"/>
+              </w:rPr>
+              <w:t>Rapid Field Response</w:t>
+              <w:br/>
+              <w:t>Cuts downtime from days to mins</w:t>
+            </w:r>
+          </w:p>
+        </w:tc>
+        <w:tc>
+          <w:tcPr>
+            <w:tcW w:type="dxa" w:w="2581"/>
+            <w:shd w:fill="FFFFFF"/>
+            <w:tcMar>
+              <w:top w:w="60" w:type="dxa"/>
+              <w:bottom w:w="60" w:type="dxa"/>
+              <w:left w:w="80" w:type="dxa"/>
+              <w:right w:w="80" w:type="dxa"/>
+            </w:tcMar>
+          </w:tcPr>
+          <w:p>
+            <w:pPr>
+              <w:jc w:val="center"/>
+            </w:pPr>
+            <w:r>
+              <w:rPr>
+                <w:rFonts w:ascii="Arial" w:hAnsi="Arial"/>
+                <w:b/>
+                <w:color w:val="FF6B2B"/>
+                <w:sz w:val="19"/>
+              </w:rPr>
+              <w:t>&lt; ₦35,000 BOM</w:t>
+              <w:br/>
+            </w:r>
+            <w:r>
+              <w:rPr>
+                <w:rFonts w:ascii="Calibri" w:hAnsi="Calibri"/>
+                <w:color w:val="334155"/>
+                <w:sz w:val="14"/>
+              </w:rPr>
+              <w:t>Low-Cost Hardware Node</w:t>
+              <w:br/>
+              <w:t>Replaces ₦8M+ foreign tools</w:t>
+            </w:r>
+          </w:p>
+        </w:tc>
+        <w:tc>
+          <w:tcPr>
+            <w:tcW w:type="dxa" w:w="2581"/>
+            <w:shd w:fill="FFFFFF"/>
+            <w:tcMar>
+              <w:top w:w="60" w:type="dxa"/>
+              <w:bottom w:w="60" w:type="dxa"/>
+              <w:left w:w="80" w:type="dxa"/>
+              <w:right w:w="80" w:type="dxa"/>
+            </w:tcMar>
+          </w:tcPr>
+          <w:p>
+            <w:pPr>
+              <w:jc w:val="center"/>
+            </w:pPr>
+            <w:r>
+              <w:rPr>
+                <w:rFonts w:ascii="Arial" w:hAnsi="Arial"/>
+                <w:b/>
+                <w:color w:val="FF6B2B"/>
+                <w:sz w:val="19"/>
+              </w:rPr>
+              <w:t>WhatsApp Native</w:t>
+              <w:br/>
+            </w:r>
+            <w:r>
+              <w:rPr>
+                <w:rFonts w:ascii="Calibri" w:hAnsi="Calibri"/>
+                <w:color w:val="334155"/>
+                <w:sz w:val="14"/>
+              </w:rPr>
+              <w:t>Zero-Friction Adoption</w:t>
+              <w:br/>
+              <w:t>Text, voice notes &amp; part photos</w:t>
             </w:r>
           </w:p>
         </w:tc>
@@ -171,23 +402,27 @@
     </w:p>
     <w:p>
       <w:pPr>
+        <w:keepNext/>
         <w:spacing w:before="160" w:after="40"/>
       </w:pPr>
       <w:r>
         <w:rPr>
+          <w:rFonts w:ascii="Arial" w:hAnsi="Arial"/>
           <w:b/>
           <w:color w:val="071A2F"/>
-          <w:sz w:val="23"/>
+          <w:sz w:val="22"/>
         </w:rPr>
-        <w:t>1. Project Title &amp; Track Alignment</w:t>
+        <w:t>1. Project Title &amp; Innovation Track Alignment</w:t>
       </w:r>
     </w:p>
     <w:p>
       <w:pPr>
         <w:spacing w:after="50"/>
+        <w:jc w:val="both"/>
       </w:pPr>
       <w:r>
         <w:rPr>
+          <w:rFonts w:ascii="Calibri" w:hAnsi="Calibri"/>
           <w:b/>
           <w:color w:val="071A2F"/>
           <w:sz w:val="17"/>
@@ -196,7 +431,8 @@
       </w:r>
       <w:r>
         <w:rPr>
-          <w:color w:val="334155"/>
+          <w:rFonts w:ascii="Calibri" w:hAnsi="Calibri"/>
+          <w:color w:val="0F172A"/>
           <w:sz w:val="17"/>
         </w:rPr>
         <w:t>MechMind AI: Edge-Enabled Predictive Telemetry and Generative Diagnostic Copilot for Heavy Industrial, Construction, and Agricultural Machinery.</w:t>
@@ -205,18 +441,21 @@
     <w:p>
       <w:pPr>
         <w:spacing w:after="50"/>
+        <w:jc w:val="both"/>
       </w:pPr>
       <w:r>
         <w:rPr>
+          <w:rFonts w:ascii="Calibri" w:hAnsi="Calibri"/>
           <w:b/>
           <w:color w:val="071A2F"/>
           <w:sz w:val="17"/>
         </w:rPr>
-        <w:t xml:space="preserve">Selected Track: </w:t>
+        <w:t xml:space="preserve">Selected NAP 2026 Track: </w:t>
       </w:r>
       <w:r>
         <w:rPr>
-          <w:color w:val="334155"/>
+          <w:rFonts w:ascii="Calibri" w:hAnsi="Calibri"/>
+          <w:color w:val="0F172A"/>
           <w:sz w:val="17"/>
         </w:rPr>
         <w:t>Track 08 — Made-in-Nigeria Affordable Automation &amp; Industrial Machines.</w:t>
@@ -225,34 +464,60 @@
     <w:p>
       <w:pPr>
         <w:spacing w:after="50"/>
+        <w:jc w:val="both"/>
       </w:pPr>
       <w:r>
         <w:rPr>
+          <w:rFonts w:ascii="Calibri" w:hAnsi="Calibri"/>
           <w:b/>
           <w:color w:val="071A2F"/>
           <w:sz w:val="17"/>
         </w:rPr>
-        <w:t xml:space="preserve">Strategic Alignment: </w:t>
+        <w:t xml:space="preserve">Track Alignment Rationale: </w:t>
       </w:r>
       <w:r>
         <w:rPr>
-          <w:color w:val="334155"/>
+          <w:rFonts w:ascii="Calibri" w:hAnsi="Calibri"/>
+          <w:color w:val="0F172A"/>
           <w:sz w:val="17"/>
         </w:rPr>
         <w:t>Nigerian contractors, fleet operators, and industrial workshops depend almost entirely on imported diagnostic tools (such as Caterpillar Comm Adapters, Komatsu Inline scanners, and Launch/Autel diagnostic tablets). These units cost millions of Naira, require expensive software licenses renewed annually in foreign currency, and break down easily under harsh workshop conditions. MechMind AI directly fulfills the NAP Track 08 objective ('Import less. Design more. Build more. Automate more. Manufacture more.') by delivering an indigenous, rugged, and repairable IoT condition-monitoring node and AI diagnostic assistant assembled locally in Lagos for under NGN 35,000 in components.</w:t>
-        <w:br/>
+      </w:r>
+    </w:p>
+    <w:p>
+      <w:pPr>
+        <w:spacing w:after="50"/>
+        <w:jc w:val="both"/>
+      </w:pPr>
+      <w:r>
+        <w:rPr>
+          <w:rFonts w:ascii="Calibri" w:hAnsi="Calibri"/>
+          <w:b/>
+          <w:color w:val="071A2F"/>
+          <w:sz w:val="17"/>
+        </w:rPr>
+        <w:t xml:space="preserve">Cross-Cutting Synergies: </w:t>
+      </w:r>
+      <w:r>
+        <w:rPr>
+          <w:rFonts w:ascii="Calibri" w:hAnsi="Calibri"/>
+          <w:color w:val="0F172A"/>
+          <w:sz w:val="17"/>
+        </w:rPr>
         <w:t>Cross-track synergies are established with Track 01 (Smart Automation of Made-in-Nigeria Machines &amp; Process Plants) by providing an edge-attached plug-and-play telemetry layer that upgrades locally fabricated agro-processing plants, industrial generators, and water pumps with real-time condition monitoring without altering factory wiring; and Track 02 (AI &amp; Robotics for Agriculture &amp; Food Security) by protecting commercial tractors, harvesters, and irrigation pumps from catastrophic failure during critical planting and harvesting windows.</w:t>
       </w:r>
     </w:p>
     <w:p>
       <w:pPr>
+        <w:keepNext/>
         <w:spacing w:before="160" w:after="40"/>
       </w:pPr>
       <w:r>
         <w:rPr>
+          <w:rFonts w:ascii="Arial" w:hAnsi="Arial"/>
           <w:b/>
           <w:color w:val="071A2F"/>
-          <w:sz w:val="23"/>
+          <w:sz w:val="22"/>
         </w:rPr>
         <w:t>2. Problem Statement (Frontline Workshop Reality in Nigeria)</w:t>
       </w:r>
@@ -260,9 +525,11 @@
     <w:p>
       <w:pPr>
         <w:spacing w:after="50"/>
+        <w:jc w:val="both"/>
       </w:pPr>
       <w:r>
         <w:rPr>
+          <w:rFonts w:ascii="Calibri" w:hAnsi="Calibri"/>
           <w:b/>
           <w:color w:val="071A2F"/>
           <w:sz w:val="17"/>
@@ -271,7 +538,8 @@
       </w:r>
       <w:r>
         <w:rPr>
-          <w:color w:val="334155"/>
+          <w:rFonts w:ascii="Calibri" w:hAnsi="Calibri"/>
+          <w:color w:val="0F172A"/>
           <w:sz w:val="17"/>
         </w:rPr>
         <w:t>During our 6-month undergraduate industrial training (SIWES) in engineering workshops and road construction corridors across Lagos and Ogun states, our team observed a recurring operational bottleneck: heavy equipment—including 20-ton hydraulic excavators, wheel loaders, motor graders, and farm tractors—frequently suffered sudden, catastrophic breakdowns on active job sites.</w:t>
@@ -280,9 +548,11 @@
     <w:p>
       <w:pPr>
         <w:spacing w:after="50"/>
+        <w:jc w:val="both"/>
       </w:pPr>
       <w:r>
         <w:rPr>
+          <w:rFonts w:ascii="Calibri" w:hAnsi="Calibri"/>
           <w:b/>
           <w:color w:val="071A2F"/>
           <w:sz w:val="17"/>
@@ -291,7 +561,8 @@
       </w:r>
       <w:r>
         <w:rPr>
-          <w:color w:val="334155"/>
+          <w:rFonts w:ascii="Calibri" w:hAnsi="Calibri"/>
+          <w:color w:val="0F172A"/>
           <w:sz w:val="17"/>
         </w:rPr>
         <w:t>A 2012 Komatsu PC200 or Cat 320D does not fail without warning. Before a hydraulic main pump shears its shaft or a crankshaft bearing seizes, the machine displays clear physical symptoms: abnormal high-frequency vibration, thermal spikes in return hydraulic lines, and distinct acoustic whine. But because Nigerian operators have no condition-monitoring tools, machines are run continuously until complete failure occurs. In Nigeria, replacement parts require 2 to 6 weeks for overseas shipment, halting operations and costing contractors between NGN 500,000 and NGN 2,500,000 daily in stalled projects, idle operator wages, and contractual delay penalties.</w:t>
@@ -300,36 +571,100 @@
     <w:p>
       <w:pPr>
         <w:spacing w:after="50"/>
+        <w:jc w:val="both"/>
       </w:pPr>
       <w:r>
         <w:rPr>
+          <w:rFonts w:ascii="Calibri" w:hAnsi="Calibri"/>
+          <w:color w:val="0F172A"/>
+          <w:sz w:val="17"/>
+        </w:rPr>
+        <w:t>Three systemic factors drive this diagnostic divide across Nigeria:</w:t>
+      </w:r>
+    </w:p>
+    <w:p>
+      <w:pPr>
+        <w:pStyle w:val="ListBullet"/>
+        <w:spacing w:after="36"/>
+        <w:jc w:val="both"/>
+      </w:pPr>
+      <w:r>
+        <w:rPr>
+          <w:rFonts w:ascii="Calibri" w:hAnsi="Calibri"/>
           <w:b/>
           <w:color w:val="071A2F"/>
           <w:sz w:val="17"/>
         </w:rPr>
-        <w:t xml:space="preserve">Root Causes: </w:t>
+        <w:t xml:space="preserve">1. Legacy &amp; Unmonitored Fleets: </w:t>
       </w:r>
       <w:r>
         <w:rPr>
-          <w:color w:val="334155"/>
+          <w:rFonts w:ascii="Calibri" w:hAnsi="Calibri"/>
+          <w:color w:val="0F172A"/>
           <w:sz w:val="17"/>
         </w:rPr>
-        <w:t>1. Legacy &amp; Unmonitored Fleets: Over 85% of earthmoving and agricultural equipment operating across Nigeria is imported second-hand and lacks digital telematics or onboard sensors.</w:t>
-        <w:br/>
-        <w:t>2. Proprietary Scanners &amp; Dealership Monopoly: Foreign equipment manufacturers (Caterpillar, Komatsu, SANY, Cummins) lock diagnostic trouble codes behind proprietary scan tools costing NGN 5,000,000 to NGN 12,000,000+, plus recurring software subscriptions in USD. Official dealership call-out fees run upwards of NGN 250,000 just to plug in a scanner, excluding small and medium contractors.</w:t>
-        <w:br/>
-        <w:t>3. Trial-and-Error Misdiagnosis: Local roadside mechanics are forced to troubleshoot complex electro-hydraulic faults by trial and error, replacing functional parts blindly. Furthermore, error codes and workshop manuals are written in technical English or foreign languages (e.g., Chinese on SANY/XCMG machines) that mechanics cannot decipher.</w:t>
+        <w:t>Over 85% of earthmoving and agricultural equipment operating across Nigeria is imported second-hand and lacks digital telematics or onboard sensors.</w:t>
       </w:r>
     </w:p>
     <w:p>
       <w:pPr>
+        <w:pStyle w:val="ListBullet"/>
+        <w:spacing w:after="36"/>
+        <w:jc w:val="both"/>
+      </w:pPr>
+      <w:r>
+        <w:rPr>
+          <w:rFonts w:ascii="Calibri" w:hAnsi="Calibri"/>
+          <w:b/>
+          <w:color w:val="071A2F"/>
+          <w:sz w:val="17"/>
+        </w:rPr>
+        <w:t xml:space="preserve">2. Proprietary Scanners &amp; Dealership Monopoly: </w:t>
+      </w:r>
+      <w:r>
+        <w:rPr>
+          <w:rFonts w:ascii="Calibri" w:hAnsi="Calibri"/>
+          <w:color w:val="0F172A"/>
+          <w:sz w:val="17"/>
+        </w:rPr>
+        <w:t>Foreign equipment manufacturers (Caterpillar, Komatsu, SANY, Cummins) lock diagnostic trouble codes behind proprietary scan tools costing NGN 5,000,000 to NGN 12,000,000+, plus recurring software subscriptions in USD. Official dealership call-out fees run upwards of NGN 250,000 just to plug in a scanner, excluding small and medium contractors.</w:t>
+      </w:r>
+    </w:p>
+    <w:p>
+      <w:pPr>
+        <w:pStyle w:val="ListBullet"/>
+        <w:spacing w:after="36"/>
+        <w:jc w:val="both"/>
+      </w:pPr>
+      <w:r>
+        <w:rPr>
+          <w:rFonts w:ascii="Calibri" w:hAnsi="Calibri"/>
+          <w:b/>
+          <w:color w:val="071A2F"/>
+          <w:sz w:val="17"/>
+        </w:rPr>
+        <w:t xml:space="preserve">3. Trial-and-Error Misdiagnosis: </w:t>
+      </w:r>
+      <w:r>
+        <w:rPr>
+          <w:rFonts w:ascii="Calibri" w:hAnsi="Calibri"/>
+          <w:color w:val="0F172A"/>
+          <w:sz w:val="17"/>
+        </w:rPr>
+        <w:t>Local roadside mechanics are forced to troubleshoot complex electro-hydraulic faults by trial and error, replacing functional parts blindly. Furthermore, error codes and workshop manuals are written in technical English or foreign languages (e.g., Chinese on SANY/XCMG machines) that mechanics cannot decipher.</w:t>
+      </w:r>
+    </w:p>
+    <w:p>
+      <w:pPr>
+        <w:keepNext/>
         <w:spacing w:before="160" w:after="40"/>
       </w:pPr>
       <w:r>
         <w:rPr>
+          <w:rFonts w:ascii="Arial" w:hAnsi="Arial"/>
           <w:b/>
           <w:color w:val="071A2F"/>
-          <w:sz w:val="23"/>
+          <w:sz w:val="22"/>
         </w:rPr>
         <w:t>3. Proposed Solution (Dual-Layer Edge Intelligence)</w:t>
       </w:r>
@@ -337,94 +672,326 @@
     <w:p>
       <w:pPr>
         <w:spacing w:after="50"/>
+        <w:jc w:val="both"/>
       </w:pPr>
       <w:r>
         <w:rPr>
-          <w:color w:val="334155"/>
+          <w:rFonts w:ascii="Calibri" w:hAnsi="Calibri"/>
+          <w:color w:val="0F172A"/>
           <w:sz w:val="17"/>
         </w:rPr>
         <w:t>MechMind AI replaces expensive imported diagnostic scanners and guesswork with an indigenous, two-tier system:</w:t>
       </w:r>
     </w:p>
+    <w:tbl>
+      <w:tblPr>
+        <w:tblW w:type="auto" w:w="0"/>
+        <w:jc w:val="center"/>
+        <w:tblLook w:firstColumn="1" w:firstRow="1" w:lastColumn="0" w:lastRow="0" w:noHBand="0" w:noVBand="1" w:val="04A0"/>
+        <w:tblBorders>
+          <w:top w:val="single" w:sz="4" w:space="0" w:color="CBD5E1"/>
+          <w:bottom w:val="single" w:sz="4" w:space="0" w:color="CBD5E1"/>
+          <w:left w:val="none"/>
+          <w:right w:val="none"/>
+          <w:insideH w:val="single" w:sz="4" w:space="0" w:color="CBD5E1"/>
+          <w:insideV w:val="none"/>
+        </w:tblBorders>
+      </w:tblPr>
+      <w:tblGrid>
+        <w:gridCol w:w="3442"/>
+        <w:gridCol w:w="3442"/>
+        <w:gridCol w:w="3442"/>
+      </w:tblGrid>
+      <w:tr>
+        <w:tc>
+          <w:tcPr>
+            <w:tcW w:type="dxa" w:w="3442"/>
+            <w:shd w:fill="071A2F"/>
+            <w:tcMar>
+              <w:top w:w="50" w:type="dxa"/>
+              <w:bottom w:w="50" w:type="dxa"/>
+              <w:left w:w="70" w:type="dxa"/>
+              <w:right w:w="70" w:type="dxa"/>
+            </w:tcMar>
+          </w:tcPr>
+          <w:p>
+            <w:r>
+              <w:rPr>
+                <w:b/>
+                <w:color w:val="FFFFFF"/>
+                <w:sz w:val="16"/>
+              </w:rPr>
+              <w:t>System Tier</w:t>
+            </w:r>
+          </w:p>
+        </w:tc>
+        <w:tc>
+          <w:tcPr>
+            <w:tcW w:type="dxa" w:w="3442"/>
+            <w:shd w:fill="071A2F"/>
+            <w:tcMar>
+              <w:top w:w="50" w:type="dxa"/>
+              <w:bottom w:w="50" w:type="dxa"/>
+              <w:left w:w="70" w:type="dxa"/>
+              <w:right w:w="70" w:type="dxa"/>
+            </w:tcMar>
+          </w:tcPr>
+          <w:p>
+            <w:r>
+              <w:rPr>
+                <w:b/>
+                <w:color w:val="FFFFFF"/>
+                <w:sz w:val="16"/>
+              </w:rPr>
+              <w:t>Engineering Components</w:t>
+            </w:r>
+          </w:p>
+        </w:tc>
+        <w:tc>
+          <w:tcPr>
+            <w:tcW w:type="dxa" w:w="3442"/>
+            <w:shd w:fill="071A2F"/>
+            <w:tcMar>
+              <w:top w:w="50" w:type="dxa"/>
+              <w:bottom w:w="50" w:type="dxa"/>
+              <w:left w:w="70" w:type="dxa"/>
+              <w:right w:w="70" w:type="dxa"/>
+            </w:tcMar>
+          </w:tcPr>
+          <w:p>
+            <w:r>
+              <w:rPr>
+                <w:b/>
+                <w:color w:val="FFFFFF"/>
+                <w:sz w:val="16"/>
+              </w:rPr>
+              <w:t>Operational Functionality in Nigerian Worksites</w:t>
+            </w:r>
+          </w:p>
+        </w:tc>
+      </w:tr>
+      <w:tr>
+        <w:tc>
+          <w:tcPr>
+            <w:tcW w:type="dxa" w:w="3442"/>
+            <w:tcMar>
+              <w:top w:w="45" w:type="dxa"/>
+              <w:bottom w:w="45" w:type="dxa"/>
+              <w:left w:w="70" w:type="dxa"/>
+              <w:right w:w="70" w:type="dxa"/>
+            </w:tcMar>
+          </w:tcPr>
+          <w:p>
+            <w:r>
+              <w:rPr>
+                <w:rFonts w:ascii="Calibri" w:hAnsi="Calibri"/>
+                <w:color w:val="0F172A"/>
+                <w:sz w:val="15"/>
+              </w:rPr>
+              <w:t>Tier 1: Edge Telemetry Node (NODE-001)</w:t>
+            </w:r>
+          </w:p>
+        </w:tc>
+        <w:tc>
+          <w:tcPr>
+            <w:tcW w:type="dxa" w:w="3442"/>
+            <w:tcMar>
+              <w:top w:w="45" w:type="dxa"/>
+              <w:bottom w:w="45" w:type="dxa"/>
+              <w:left w:w="70" w:type="dxa"/>
+              <w:right w:w="70" w:type="dxa"/>
+            </w:tcMar>
+          </w:tcPr>
+          <w:p>
+            <w:r>
+              <w:rPr>
+                <w:rFonts w:ascii="Calibri" w:hAnsi="Calibri"/>
+                <w:color w:val="0F172A"/>
+                <w:sz w:val="15"/>
+              </w:rPr>
+              <w:t>ESP32-WROOM-32D MCU, MPU-6050 6-DOF IMU, DS18B20 digital thermal probe, acoustic microphone, 18650 Li-ion battery, TP4056 + MT3608 power circuitry, magnetic mount.</w:t>
+            </w:r>
+          </w:p>
+        </w:tc>
+        <w:tc>
+          <w:tcPr>
+            <w:tcW w:type="dxa" w:w="3442"/>
+            <w:tcMar>
+              <w:top w:w="45" w:type="dxa"/>
+              <w:bottom w:w="45" w:type="dxa"/>
+              <w:left w:w="70" w:type="dxa"/>
+              <w:right w:w="70" w:type="dxa"/>
+            </w:tcMar>
+          </w:tcPr>
+          <w:p>
+            <w:r>
+              <w:rPr>
+                <w:rFonts w:ascii="Calibri" w:hAnsi="Calibri"/>
+                <w:color w:val="0F172A"/>
+                <w:sz w:val="15"/>
+              </w:rPr>
+              <w:t>Non-invasively clamps onto any engine block, hydraulic pump, or transmission casing in 30 seconds using high-strength neodymium magnets. Streams 3-axis vibration, surface temperature, and acoustic noise over WiFi/GSM at 0.5 Hz without cutting factory wiring.</w:t>
+            </w:r>
+          </w:p>
+        </w:tc>
+      </w:tr>
+      <w:tr>
+        <w:tc>
+          <w:tcPr>
+            <w:tcW w:type="dxa" w:w="3442"/>
+            <w:shd w:fill="F8FAFC"/>
+            <w:tcMar>
+              <w:top w:w="45" w:type="dxa"/>
+              <w:bottom w:w="45" w:type="dxa"/>
+              <w:left w:w="70" w:type="dxa"/>
+              <w:right w:w="70" w:type="dxa"/>
+            </w:tcMar>
+          </w:tcPr>
+          <w:p>
+            <w:r>
+              <w:rPr>
+                <w:rFonts w:ascii="Calibri" w:hAnsi="Calibri"/>
+                <w:color w:val="0F172A"/>
+                <w:sz w:val="15"/>
+              </w:rPr>
+              <w:t>Tier 2A: WhatsApp Field Assistant</w:t>
+            </w:r>
+          </w:p>
+        </w:tc>
+        <w:tc>
+          <w:tcPr>
+            <w:tcW w:type="dxa" w:w="3442"/>
+            <w:shd w:fill="F8FAFC"/>
+            <w:tcMar>
+              <w:top w:w="45" w:type="dxa"/>
+              <w:bottom w:w="45" w:type="dxa"/>
+              <w:left w:w="70" w:type="dxa"/>
+              <w:right w:w="70" w:type="dxa"/>
+            </w:tcMar>
+          </w:tcPr>
+          <w:p>
+            <w:r>
+              <w:rPr>
+                <w:rFonts w:ascii="Calibri" w:hAnsi="Calibri"/>
+                <w:color w:val="0F172A"/>
+                <w:sz w:val="15"/>
+              </w:rPr>
+              <w:t>Baileys WebSockets framework, local faster-whisper speech-to-text, ChromaDB RAG manual retrieval, quantized Llama 3.1 8B LLM.</w:t>
+            </w:r>
+          </w:p>
+        </w:tc>
+        <w:tc>
+          <w:tcPr>
+            <w:tcW w:type="dxa" w:w="3442"/>
+            <w:shd w:fill="F8FAFC"/>
+            <w:tcMar>
+              <w:top w:w="45" w:type="dxa"/>
+              <w:bottom w:w="45" w:type="dxa"/>
+              <w:left w:w="70" w:type="dxa"/>
+              <w:right w:w="70" w:type="dxa"/>
+            </w:tcMar>
+          </w:tcPr>
+          <w:p>
+            <w:r>
+              <w:rPr>
+                <w:rFonts w:ascii="Calibri" w:hAnsi="Calibri"/>
+                <w:color w:val="0F172A"/>
+                <w:sz w:val="15"/>
+              </w:rPr>
+              <w:t>Nigerian mechanics live on WhatsApp (+234 701 029 9562). They can type questions, send voice notes (mechanics with greasy hands), or upload photos of broken parts. The system returns root causes, step-by-step repair guides, torque specs, and part numbers in under 90 seconds.</w:t>
+            </w:r>
+          </w:p>
+        </w:tc>
+      </w:tr>
+      <w:tr>
+        <w:tc>
+          <w:tcPr>
+            <w:tcW w:type="dxa" w:w="3442"/>
+            <w:tcMar>
+              <w:top w:w="45" w:type="dxa"/>
+              <w:bottom w:w="45" w:type="dxa"/>
+              <w:left w:w="70" w:type="dxa"/>
+              <w:right w:w="70" w:type="dxa"/>
+            </w:tcMar>
+          </w:tcPr>
+          <w:p>
+            <w:r>
+              <w:rPr>
+                <w:rFonts w:ascii="Calibri" w:hAnsi="Calibri"/>
+                <w:color w:val="0F172A"/>
+                <w:sz w:val="15"/>
+              </w:rPr>
+              <w:t>Tier 2B: Fleet Telemetry Web Dashboard</w:t>
+            </w:r>
+          </w:p>
+        </w:tc>
+        <w:tc>
+          <w:tcPr>
+            <w:tcW w:type="dxa" w:w="3442"/>
+            <w:tcMar>
+              <w:top w:w="45" w:type="dxa"/>
+              <w:bottom w:w="45" w:type="dxa"/>
+              <w:left w:w="70" w:type="dxa"/>
+              <w:right w:w="70" w:type="dxa"/>
+            </w:tcMar>
+          </w:tcPr>
+          <w:p>
+            <w:r>
+              <w:rPr>
+                <w:rFonts w:ascii="Calibri" w:hAnsi="Calibri"/>
+                <w:color w:val="0F172A"/>
+                <w:sz w:val="15"/>
+              </w:rPr>
+              <w:t>Next.js 14, Tailwind CSS, real-time WebSocket streaming, ISO 10816 threshold classifiers, PostgreSQL 15 time-series logging.</w:t>
+            </w:r>
+          </w:p>
+        </w:tc>
+        <w:tc>
+          <w:tcPr>
+            <w:tcW w:type="dxa" w:w="3442"/>
+            <w:tcMar>
+              <w:top w:w="45" w:type="dxa"/>
+              <w:bottom w:w="45" w:type="dxa"/>
+              <w:left w:w="70" w:type="dxa"/>
+              <w:right w:w="70" w:type="dxa"/>
+            </w:tcMar>
+          </w:tcPr>
+          <w:p>
+            <w:r>
+              <w:rPr>
+                <w:rFonts w:ascii="Calibri" w:hAnsi="Calibri"/>
+                <w:color w:val="0F172A"/>
+                <w:sz w:val="15"/>
+              </w:rPr>
+              <w:t>Live cloud console (mechmind-ng.vercel.app) giving fleet managers multi-asset switching, 3-axis kinematic waveforms, acoustic pressure levels, and automated Machine Health Indices (0–100%).</w:t>
+            </w:r>
+          </w:p>
+        </w:tc>
+      </w:tr>
+    </w:tbl>
     <w:p>
       <w:pPr>
-        <w:spacing w:after="50"/>
-      </w:pPr>
-      <w:r>
-        <w:rPr>
-          <w:b/>
-          <w:color w:val="071A2F"/>
-          <w:sz w:val="17"/>
-        </w:rPr>
-        <w:t xml:space="preserve">Tier 1: Edge Telemetry Node (`NODE-001`): </w:t>
-      </w:r>
-      <w:r>
-        <w:rPr>
-          <w:color w:val="334155"/>
-          <w:sz w:val="17"/>
-        </w:rPr>
-        <w:t>Non-invasively clamps onto any engine block, hydraulic pump, or transmission casing in 30 seconds using high-strength neodymium magnets. Streams 3-axis vibration, surface temperature, and acoustic noise over WiFi/GSM at 0.5 Hz without cutting factory wiring.</w:t>
-      </w:r>
-    </w:p>
-    <w:p>
-      <w:pPr>
-        <w:spacing w:after="50"/>
-      </w:pPr>
-      <w:r>
-        <w:rPr>
-          <w:b/>
-          <w:color w:val="071A2F"/>
-          <w:sz w:val="17"/>
-        </w:rPr>
-        <w:t xml:space="preserve">Tier 2A: WhatsApp AI Diagnostic Assistant: </w:t>
-      </w:r>
-      <w:r>
-        <w:rPr>
-          <w:color w:val="334155"/>
-          <w:sz w:val="17"/>
-        </w:rPr>
-        <w:t>Nigerian mechanics live on WhatsApp (+234 701 029 9562). They can type questions, send voice notes (mechanics with greasy hands), or upload photos of broken parts. The system returns root causes, step-by-step repair guides, torque specs, and part numbers in under 90 seconds.</w:t>
-      </w:r>
-    </w:p>
-    <w:p>
-      <w:pPr>
-        <w:spacing w:after="50"/>
-      </w:pPr>
-      <w:r>
-        <w:rPr>
-          <w:b/>
-          <w:color w:val="071A2F"/>
-          <w:sz w:val="17"/>
-        </w:rPr>
-        <w:t xml:space="preserve">Tier 2B: Real-Time Fleet Web Dashboard: </w:t>
-      </w:r>
-      <w:r>
-        <w:rPr>
-          <w:color w:val="334155"/>
-          <w:sz w:val="17"/>
-        </w:rPr>
-        <w:t>Live cloud console (mechmind-ng.vercel.app) giving fleet managers multi-asset switching, 3-axis kinematic waveforms, acoustic pressure levels, and automated Machine Health Indices (0–100%).</w:t>
-      </w:r>
-    </w:p>
-    <w:p>
-      <w:pPr>
+        <w:keepNext/>
         <w:spacing w:before="160" w:after="40"/>
       </w:pPr>
       <w:r>
         <w:rPr>
+          <w:rFonts w:ascii="Arial" w:hAnsi="Arial"/>
           <w:b/>
           <w:color w:val="071A2F"/>
-          <w:sz w:val="23"/>
+          <w:sz w:val="22"/>
         </w:rPr>
         <w:t>4. Technology &amp; Engineering Architecture</w:t>
       </w:r>
     </w:p>
     <w:p>
       <w:pPr>
-        <w:spacing w:before="100" w:after="40"/>
+        <w:keepNext/>
+        <w:spacing w:before="100" w:after="30"/>
       </w:pPr>
       <w:r>
         <w:rPr>
+          <w:rFonts w:ascii="Arial" w:hAnsi="Arial"/>
           <w:b/>
           <w:color w:val="0B5ED7"/>
           <w:sz w:val="19"/>
@@ -434,32 +1001,156 @@
     </w:p>
     <w:p>
       <w:pPr>
-        <w:spacing w:after="50"/>
+        <w:pStyle w:val="ListBullet"/>
+        <w:spacing w:after="36"/>
+        <w:jc w:val="both"/>
       </w:pPr>
       <w:r>
         <w:rPr>
-          <w:color w:val="334155"/>
+          <w:rFonts w:ascii="Calibri" w:hAnsi="Calibri"/>
+          <w:b/>
+          <w:color w:val="071A2F"/>
           <w:sz w:val="17"/>
         </w:rPr>
-        <w:t>• Microcontroller: ESP32-WROOM-32D running FreeRTOS. Core 0 handles real-time sensor sampling (I2C at 400kHz, 1-Wire bus timing, ADC conversion); Core 1 handles network telemetry serialization and JSON transmission.</w:t>
-        <w:br/>
-        <w:t>• Kinematic Vibration (ISO 10816): MPU-6050 6-DOF IMU reading ±16g acceleration across X, Y, and Z axes. Firmware calculates real-time RMS velocity in mm/s and compares against ISO 10816-3 (Class II &amp; III industrial machinery) standards to identify mechanical looseness, unbalance, and bearing race wear.</w:t>
-        <w:br/>
-        <w:t>• Surface Temperature: DS18B20 digital waterproof probe (-55°C to +125°C, ±0.5°C accuracy) monitoring engine cylinder head, hydraulic return line, or transmission oil temperature over a 1-Wire interface with 4.7kΩ pull-up.</w:t>
-        <w:br/>
-        <w:t>• Acoustic Sensing: High-sensitivity analog electret microphone circuit measuring 35 dB to 120 dB acoustic sound pressure to capture early-stage hydraulic pump cavitation and gear mesh grinding before metal damage occurs.</w:t>
-        <w:br/>
-        <w:t>• Untethered Power Subsystem: Single 3.7V 18650 Li-ion cell (2600 mAh) paired with a TP4056 charge management board (DW01A over-discharge cutoff at 2.5V, over-charge protection at 4.2V) and MT3608 DC-DC step-up converter delivering a stable 5.0V rail. Features true pass-through USB Type-C charging, allowing the node to operate continuously for 12+ hours on internal battery or indefinitely when plugged into equipment 12V/24V USB adapters.</w:t>
-        <w:br/>
-        <w:t>• Enclosure: Custom 3D-printed PETG enclosure with internal silicone vibration dampeners and two high-force N52 Neodymium pot magnets providing 18 kg holding force on machine steel plates.</w:t>
+        <w:t xml:space="preserve">Dual-Core Processing: </w:t>
+      </w:r>
+      <w:r>
+        <w:rPr>
+          <w:rFonts w:ascii="Calibri" w:hAnsi="Calibri"/>
+          <w:color w:val="0F172A"/>
+          <w:sz w:val="17"/>
+        </w:rPr>
+        <w:t>ESP32-WROOM-32D running FreeRTOS. Core 0 handles real-time sensor sampling (I2C at 400kHz, 1-Wire bus timing, ADC conversion); Core 1 handles network telemetry serialization and JSON transmission.</w:t>
       </w:r>
     </w:p>
     <w:p>
       <w:pPr>
-        <w:spacing w:before="100" w:after="40"/>
+        <w:pStyle w:val="ListBullet"/>
+        <w:spacing w:after="36"/>
+        <w:jc w:val="both"/>
       </w:pPr>
       <w:r>
         <w:rPr>
+          <w:rFonts w:ascii="Calibri" w:hAnsi="Calibri"/>
+          <w:b/>
+          <w:color w:val="071A2F"/>
+          <w:sz w:val="17"/>
+        </w:rPr>
+        <w:t xml:space="preserve">Kinematic Vibration &amp; ISO 10816 Compliance: </w:t>
+      </w:r>
+      <w:r>
+        <w:rPr>
+          <w:rFonts w:ascii="Calibri" w:hAnsi="Calibri"/>
+          <w:color w:val="0F172A"/>
+          <w:sz w:val="17"/>
+        </w:rPr>
+        <w:t>MPU-6050 6-DOF IMU reading ±16g acceleration across X, Y, and Z axes. Firmware calculates real-time RMS velocity in mm/s and compares against ISO 10816-3 (Class II &amp; III industrial machinery) standards to identify mechanical looseness, unbalance, and bearing race wear.</w:t>
+      </w:r>
+    </w:p>
+    <w:p>
+      <w:pPr>
+        <w:pStyle w:val="ListBullet"/>
+        <w:spacing w:after="36"/>
+        <w:jc w:val="both"/>
+      </w:pPr>
+      <w:r>
+        <w:rPr>
+          <w:rFonts w:ascii="Calibri" w:hAnsi="Calibri"/>
+          <w:b/>
+          <w:color w:val="071A2F"/>
+          <w:sz w:val="17"/>
+        </w:rPr>
+        <w:t xml:space="preserve">Surface Temperature Monitoring: </w:t>
+      </w:r>
+      <w:r>
+        <w:rPr>
+          <w:rFonts w:ascii="Calibri" w:hAnsi="Calibri"/>
+          <w:color w:val="0F172A"/>
+          <w:sz w:val="17"/>
+        </w:rPr>
+        <w:t>DS18B20 digital waterproof probe (-55°C to +125°C, ±0.5°C accuracy) monitoring engine cylinder head, hydraulic return line, or transmission oil temperature over a 1-Wire interface with 4.7kΩ pull-up.</w:t>
+      </w:r>
+    </w:p>
+    <w:p>
+      <w:pPr>
+        <w:pStyle w:val="ListBullet"/>
+        <w:spacing w:after="36"/>
+        <w:jc w:val="both"/>
+      </w:pPr>
+      <w:r>
+        <w:rPr>
+          <w:rFonts w:ascii="Calibri" w:hAnsi="Calibri"/>
+          <w:b/>
+          <w:color w:val="071A2F"/>
+          <w:sz w:val="17"/>
+        </w:rPr>
+        <w:t xml:space="preserve">Acoustic Cavitation Detection: </w:t>
+      </w:r>
+      <w:r>
+        <w:rPr>
+          <w:rFonts w:ascii="Calibri" w:hAnsi="Calibri"/>
+          <w:color w:val="0F172A"/>
+          <w:sz w:val="17"/>
+        </w:rPr>
+        <w:t>High-sensitivity analog electret microphone circuit measuring 35 dB to 120 dB acoustic sound pressure to capture early-stage hydraulic pump cavitation and gear mesh grinding before metal damage occurs.</w:t>
+      </w:r>
+    </w:p>
+    <w:p>
+      <w:pPr>
+        <w:pStyle w:val="ListBullet"/>
+        <w:spacing w:after="36"/>
+        <w:jc w:val="both"/>
+      </w:pPr>
+      <w:r>
+        <w:rPr>
+          <w:rFonts w:ascii="Calibri" w:hAnsi="Calibri"/>
+          <w:b/>
+          <w:color w:val="071A2F"/>
+          <w:sz w:val="17"/>
+        </w:rPr>
+        <w:t xml:space="preserve">Untethered Power Subsystem: </w:t>
+      </w:r>
+      <w:r>
+        <w:rPr>
+          <w:rFonts w:ascii="Calibri" w:hAnsi="Calibri"/>
+          <w:color w:val="0F172A"/>
+          <w:sz w:val="17"/>
+        </w:rPr>
+        <w:t>Single 3.7V 18650 Li-ion cell (2600 mAh) paired with a TP4056 charge management board (DW01A over-discharge cutoff at 2.5V, over-charge protection at 4.2V) and MT3608 DC-DC step-up converter delivering a stable 5.0V rail. Features true pass-through USB Type-C charging, allowing the node to operate continuously for 12+ hours on internal battery or indefinitely when plugged into equipment 12V/24V USB adapters.</w:t>
+      </w:r>
+    </w:p>
+    <w:p>
+      <w:pPr>
+        <w:pStyle w:val="ListBullet"/>
+        <w:spacing w:after="36"/>
+        <w:jc w:val="both"/>
+      </w:pPr>
+      <w:r>
+        <w:rPr>
+          <w:rFonts w:ascii="Calibri" w:hAnsi="Calibri"/>
+          <w:b/>
+          <w:color w:val="071A2F"/>
+          <w:sz w:val="17"/>
+        </w:rPr>
+        <w:t xml:space="preserve">Rugged Magnetic Enclosure: </w:t>
+      </w:r>
+      <w:r>
+        <w:rPr>
+          <w:rFonts w:ascii="Calibri" w:hAnsi="Calibri"/>
+          <w:color w:val="0F172A"/>
+          <w:sz w:val="17"/>
+        </w:rPr>
+        <w:t>Custom 3D-printed PETG enclosure with internal silicone vibration dampeners and two high-force N52 Neodymium pot magnets providing 18 kg holding force on machine steel plates.</w:t>
+      </w:r>
+    </w:p>
+    <w:p>
+      <w:pPr>
+        <w:keepNext/>
+        <w:spacing w:before="100" w:after="30"/>
+      </w:pPr>
+      <w:r>
+        <w:rPr>
+          <w:rFonts w:ascii="Arial" w:hAnsi="Arial"/>
           <w:b/>
           <w:color w:val="0B5ED7"/>
           <w:sz w:val="19"/>
@@ -469,29 +1160,87 @@
     </w:p>
     <w:p>
       <w:pPr>
-        <w:spacing w:after="50"/>
+        <w:pStyle w:val="ListBullet"/>
+        <w:spacing w:after="36"/>
+        <w:jc w:val="both"/>
       </w:pPr>
       <w:r>
         <w:rPr>
-          <w:color w:val="334155"/>
+          <w:rFonts w:ascii="Calibri" w:hAnsi="Calibri"/>
+          <w:b/>
+          <w:color w:val="071A2F"/>
           <w:sz w:val="17"/>
         </w:rPr>
-        <w:t>• ChromaDB Vector Retrieval: Over 1,200 pages of official OEM workshop service manuals (Caterpillar 320D, Komatsu PC200-8, SANY SY215C, Cummins QSB6.7, Perkins 1104D) and SAE J1939 Diagnostic Trouble Code (DTC) databases are chunked and vectorized using sentence-transformer embeddings.</w:t>
-        <w:br/>
-        <w:t>• Grounded Local LLM: When sensor thresholds trigger an alert or a technician asks a question, the system queries ChromaDB for matching repair procedures. The retrieved manual context is passed to a locally hosted, quantized Llama 3.1 8B model via Ollama. Strict system prompts restrict outputs to OEM-verified repair steps, torque limits, pinout voltages, and filter part numbers.</w:t>
-        <w:br/>
-        <w:t>• Zero Foreign Fees: Runs locally on edge workstation hardware without third-party API token fees, ensuring operational sustainability for Nigerian users.</w:t>
+        <w:t xml:space="preserve">ChromaDB Vector Retrieval: </w:t>
+      </w:r>
+      <w:r>
+        <w:rPr>
+          <w:rFonts w:ascii="Calibri" w:hAnsi="Calibri"/>
+          <w:color w:val="0F172A"/>
+          <w:sz w:val="17"/>
+        </w:rPr>
+        <w:t>Over 1,200 pages of official OEM workshop service manuals (Caterpillar 320D, Komatsu PC200-8, SANY SY215C, Cummins QSB6.7, Perkins 1104D) and SAE J1939 Diagnostic Trouble Code (DTC) databases are chunked and vectorized using sentence-transformer embeddings.</w:t>
       </w:r>
     </w:p>
     <w:p>
       <w:pPr>
+        <w:pStyle w:val="ListBullet"/>
+        <w:spacing w:after="36"/>
+        <w:jc w:val="both"/>
+      </w:pPr>
+      <w:r>
+        <w:rPr>
+          <w:rFonts w:ascii="Calibri" w:hAnsi="Calibri"/>
+          <w:b/>
+          <w:color w:val="071A2F"/>
+          <w:sz w:val="17"/>
+        </w:rPr>
+        <w:t xml:space="preserve">Grounded Local LLM Inference: </w:t>
+      </w:r>
+      <w:r>
+        <w:rPr>
+          <w:rFonts w:ascii="Calibri" w:hAnsi="Calibri"/>
+          <w:color w:val="0F172A"/>
+          <w:sz w:val="17"/>
+        </w:rPr>
+        <w:t>When sensor thresholds trigger an alert or a technician asks a question, the system queries ChromaDB for matching repair procedures. The retrieved manual context is passed to a locally hosted, quantized llama3.1:8b model via Ollama. Strict system prompts restrict outputs to OEM-verified repair steps, torque limits, pinout voltages, and filter part numbers.</w:t>
+      </w:r>
+    </w:p>
+    <w:p>
+      <w:pPr>
+        <w:pStyle w:val="ListBullet"/>
+        <w:spacing w:after="36"/>
+        <w:jc w:val="both"/>
+      </w:pPr>
+      <w:r>
+        <w:rPr>
+          <w:rFonts w:ascii="Calibri" w:hAnsi="Calibri"/>
+          <w:b/>
+          <w:color w:val="071A2F"/>
+          <w:sz w:val="17"/>
+        </w:rPr>
+        <w:t xml:space="preserve">Zero Foreign API Costs: </w:t>
+      </w:r>
+      <w:r>
+        <w:rPr>
+          <w:rFonts w:ascii="Calibri" w:hAnsi="Calibri"/>
+          <w:color w:val="0F172A"/>
+          <w:sz w:val="17"/>
+        </w:rPr>
+        <w:t>The AI inference engine runs locally on workstation hardware without third-party API token fees, ensuring operational sustainability for Nigerian users.</w:t>
+      </w:r>
+    </w:p>
+    <w:p>
+      <w:pPr>
+        <w:keepNext/>
         <w:spacing w:before="160" w:after="40"/>
       </w:pPr>
       <w:r>
         <w:rPr>
+          <w:rFonts w:ascii="Arial" w:hAnsi="Arial"/>
           <w:b/>
           <w:color w:val="071A2F"/>
-          <w:sz w:val="23"/>
+          <w:sz w:val="22"/>
         </w:rPr>
         <w:t>5. Prototype Status &amp; Field Validation</w:t>
       </w:r>
@@ -499,93 +1248,15 @@
     <w:p>
       <w:pPr>
         <w:spacing w:after="50"/>
+        <w:jc w:val="both"/>
       </w:pPr>
       <w:r>
         <w:rPr>
-          <w:color w:val="334155"/>
+          <w:rFonts w:ascii="Calibri" w:hAnsi="Calibri"/>
+          <w:color w:val="0F172A"/>
           <w:sz w:val="17"/>
         </w:rPr>
         <w:t>MechMind AI is a verified, fully functioning physical prototype that has been tested on real equipment:</w:t>
-      </w:r>
-    </w:p>
-    <w:p>
-      <w:pPr>
-        <w:spacing w:after="50"/>
-      </w:pPr>
-      <w:r>
-        <w:rPr>
-          <w:b/>
-          <w:color w:val="071A2F"/>
-          <w:sz w:val="17"/>
-        </w:rPr>
-        <w:t xml:space="preserve">• Physical Node Built &amp; Field-Tested: </w:t>
-      </w:r>
-      <w:r>
-        <w:rPr>
-          <w:color w:val="334155"/>
-          <w:sz w:val="17"/>
-        </w:rPr>
-        <w:t>Assembled unit bench-calibrated and mounted on operating earthmoving machinery in Lagos to record baseline vibration, temperature, and acoustic noise profiles.</w:t>
-      </w:r>
-    </w:p>
-    <w:p>
-      <w:pPr>
-        <w:spacing w:after="50"/>
-      </w:pPr>
-      <w:r>
-        <w:rPr>
-          <w:b/>
-          <w:color w:val="071A2F"/>
-          <w:sz w:val="17"/>
-        </w:rPr>
-        <w:t xml:space="preserve">• Blind Diagnostic Benchmark (75.0% Accuracy): </w:t>
-      </w:r>
-      <w:r>
-        <w:rPr>
-          <w:color w:val="334155"/>
-          <w:sz w:val="17"/>
-        </w:rPr>
-        <w:t>Evaluated across a 56-question blind test suite compiled from experienced mechanical engineers covering hydraulic failure, electrical short-circuits, fuel delivery faults, and powertrain overheating. Achieved 42/56 correct root-cause identifications (75.0%) with zero safety-critical hallucinations.</w:t>
-      </w:r>
-    </w:p>
-    <w:p>
-      <w:pPr>
-        <w:spacing w:after="50"/>
-      </w:pPr>
-      <w:r>
-        <w:rPr>
-          <w:b/>
-          <w:color w:val="071A2F"/>
-          <w:sz w:val="17"/>
-        </w:rPr>
-        <w:t xml:space="preserve">• Sub-90-Second Response Latency: </w:t>
-      </w:r>
-      <w:r>
-        <w:rPr>
-          <w:color w:val="334155"/>
-          <w:sz w:val="17"/>
-        </w:rPr>
-        <w:t>Diagnostic triage and repair workflows generated and delivered via WhatsApp in an average of 84 seconds.</w:t>
-      </w:r>
-    </w:p>
-    <w:p>
-      <w:pPr>
-        <w:spacing w:after="50"/>
-      </w:pPr>
-      <w:r>
-        <w:rPr>
-          <w:b/>
-          <w:color w:val="071A2F"/>
-          <w:sz w:val="17"/>
-        </w:rPr>
-        <w:t xml:space="preserve">• Live Public Deployments: </w:t>
-      </w:r>
-      <w:r>
-        <w:rPr>
-          <w:color w:val="334155"/>
-          <w:sz w:val="17"/>
-        </w:rPr>
-        <w:t>Production telemetry dashboard accessible at https://mechmind-ng.vercel.app; WhatsApp diagnostic assistant active on +234 701 029 9562; open-source codebase published on GitHub (github.com/DevMubarak1/mechmind-ai).</w:t>
       </w:r>
     </w:p>
     <w:tbl>
@@ -595,19 +1266,25 @@
         <w:tblLook w:firstColumn="1" w:firstRow="1" w:lastColumn="0" w:lastRow="0" w:noHBand="0" w:noVBand="1" w:val="04A0"/>
       </w:tblPr>
       <w:tblGrid>
-        <w:gridCol w:w="5256"/>
-        <w:gridCol w:w="5256"/>
+        <w:gridCol w:w="5162"/>
+        <w:gridCol w:w="5162"/>
       </w:tblGrid>
       <w:tr>
         <w:tc>
           <w:tcPr>
-            <w:tcW w:type="dxa" w:w="5256"/>
+            <w:tcW w:type="dxa" w:w="5162"/>
+            <w:tcMar>
+              <w:top w:w="40" w:type="dxa"/>
+              <w:bottom w:w="40" w:type="dxa"/>
+              <w:left w:w="40" w:type="dxa"/>
+              <w:right w:w="40" w:type="dxa"/>
+            </w:tcMar>
           </w:tcPr>
           <w:p>
             <w:r>
               <w:drawing>
                 <wp:inline xmlns:a="http://schemas.openxmlformats.org/drawingml/2006/main" xmlns:pic="http://schemas.openxmlformats.org/drawingml/2006/picture">
-                  <wp:extent cx="2926080" cy="1244228"/>
+                  <wp:extent cx="3108960" cy="1321992"/>
                   <wp:docPr id="1" name="Picture 1"/>
                   <wp:cNvGraphicFramePr>
                     <a:graphicFrameLocks noChangeAspect="1"/>
@@ -628,7 +1305,7 @@
                         <pic:spPr>
                           <a:xfrm>
                             <a:off x="0" y="0"/>
-                            <a:ext cx="2926080" cy="1244228"/>
+                            <a:ext cx="3108960" cy="1321992"/>
                           </a:xfrm>
                           <a:prstGeom prst="rect"/>
                         </pic:spPr>
@@ -640,23 +1317,34 @@
             </w:r>
           </w:p>
           <w:p>
+            <w:pPr>
+              <w:jc w:val="center"/>
+            </w:pPr>
             <w:r>
               <w:rPr>
-                <w:sz w:val="15"/>
+                <w:i/>
+                <w:color w:val="334155"/>
+                <w:sz w:val="14"/>
               </w:rPr>
-              <w:t>Figure 1: Assembled MechMind Node (NODE-001)</w:t>
+              <w:t>Figure 1: Assembled MechMind AI Node (NODE-001) with magnetic base, Li-ion circuit, and thermal probe.</w:t>
             </w:r>
           </w:p>
         </w:tc>
         <w:tc>
           <w:tcPr>
-            <w:tcW w:type="dxa" w:w="5256"/>
+            <w:tcW w:type="dxa" w:w="5162"/>
+            <w:tcMar>
+              <w:top w:w="40" w:type="dxa"/>
+              <w:bottom w:w="40" w:type="dxa"/>
+              <w:left w:w="40" w:type="dxa"/>
+              <w:right w:w="40" w:type="dxa"/>
+            </w:tcMar>
           </w:tcPr>
           <w:p>
             <w:r>
               <w:drawing>
                 <wp:inline xmlns:a="http://schemas.openxmlformats.org/drawingml/2006/main" xmlns:pic="http://schemas.openxmlformats.org/drawingml/2006/picture">
-                  <wp:extent cx="2926080" cy="1633161"/>
+                  <wp:extent cx="3108960" cy="1735233"/>
                   <wp:docPr id="2" name="Picture 2"/>
                   <wp:cNvGraphicFramePr>
                     <a:graphicFrameLocks noChangeAspect="1"/>
@@ -677,7 +1365,7 @@
                         <pic:spPr>
                           <a:xfrm>
                             <a:off x="0" y="0"/>
-                            <a:ext cx="2926080" cy="1633161"/>
+                            <a:ext cx="3108960" cy="1735233"/>
                           </a:xfrm>
                           <a:prstGeom prst="rect"/>
                         </pic:spPr>
@@ -689,11 +1377,16 @@
             </w:r>
           </w:p>
           <w:p>
+            <w:pPr>
+              <w:jc w:val="center"/>
+            </w:pPr>
             <w:r>
               <w:rPr>
-                <w:sz w:val="15"/>
+                <w:i/>
+                <w:color w:val="334155"/>
+                <w:sz w:val="14"/>
               </w:rPr>
-              <w:t>Figure 2: Electrical Wiring &amp; Subsystem Schematic</w:t>
+              <w:t>Figure 2: Electrical Wiring Schematic &amp; Subsystem Interconnect for the MechMind Sensor Node.</w:t>
             </w:r>
           </w:p>
         </w:tc>
@@ -701,44 +1394,246 @@
     </w:tbl>
     <w:p>
       <w:pPr>
+        <w:pStyle w:val="ListBullet"/>
+        <w:spacing w:after="36"/>
+        <w:jc w:val="both"/>
+      </w:pPr>
+      <w:r>
+        <w:rPr>
+          <w:rFonts w:ascii="Calibri" w:hAnsi="Calibri"/>
+          <w:b/>
+          <w:color w:val="071A2F"/>
+          <w:sz w:val="17"/>
+        </w:rPr>
+        <w:t xml:space="preserve">Physical Node Built &amp; Field-Tested: </w:t>
+      </w:r>
+      <w:r>
+        <w:rPr>
+          <w:rFonts w:ascii="Calibri" w:hAnsi="Calibri"/>
+          <w:color w:val="0F172A"/>
+          <w:sz w:val="17"/>
+        </w:rPr>
+        <w:t>Assembled unit bench-calibrated and mounted on operating earthmoving machinery in Lagos to record baseline vibration, temperature, and acoustic noise profiles.</w:t>
+      </w:r>
+    </w:p>
+    <w:p>
+      <w:pPr>
+        <w:pStyle w:val="ListBullet"/>
+        <w:spacing w:after="36"/>
+        <w:jc w:val="both"/>
+      </w:pPr>
+      <w:r>
+        <w:rPr>
+          <w:rFonts w:ascii="Calibri" w:hAnsi="Calibri"/>
+          <w:b/>
+          <w:color w:val="071A2F"/>
+          <w:sz w:val="17"/>
+        </w:rPr>
+        <w:t xml:space="preserve">Blind Diagnostic Benchmark (75.0% Accuracy): </w:t>
+      </w:r>
+      <w:r>
+        <w:rPr>
+          <w:rFonts w:ascii="Calibri" w:hAnsi="Calibri"/>
+          <w:color w:val="0F172A"/>
+          <w:sz w:val="17"/>
+        </w:rPr>
+        <w:t>Evaluated across a 56-question blind test suite compiled from experienced mechanical engineers covering hydraulic failure, electrical short-circuits, fuel delivery faults, and powertrain overheating. Achieved 42/56 correct root-cause identifications (75.0%) with zero safety-critical hallucinations.</w:t>
+      </w:r>
+    </w:p>
+    <w:p>
+      <w:pPr>
+        <w:pStyle w:val="ListBullet"/>
+        <w:spacing w:after="36"/>
+        <w:jc w:val="both"/>
+      </w:pPr>
+      <w:r>
+        <w:rPr>
+          <w:rFonts w:ascii="Calibri" w:hAnsi="Calibri"/>
+          <w:b/>
+          <w:color w:val="071A2F"/>
+          <w:sz w:val="17"/>
+        </w:rPr>
+        <w:t xml:space="preserve">Sub-90-Second Response Latency: </w:t>
+      </w:r>
+      <w:r>
+        <w:rPr>
+          <w:rFonts w:ascii="Calibri" w:hAnsi="Calibri"/>
+          <w:color w:val="0F172A"/>
+          <w:sz w:val="17"/>
+        </w:rPr>
+        <w:t>Diagnostic triage and repair workflows generated and delivered via WhatsApp in an average of 84 seconds.</w:t>
+      </w:r>
+    </w:p>
+    <w:p>
+      <w:pPr>
+        <w:pStyle w:val="ListBullet"/>
+        <w:spacing w:after="36"/>
+        <w:jc w:val="both"/>
+      </w:pPr>
+      <w:r>
+        <w:rPr>
+          <w:rFonts w:ascii="Calibri" w:hAnsi="Calibri"/>
+          <w:b/>
+          <w:color w:val="071A2F"/>
+          <w:sz w:val="17"/>
+        </w:rPr>
+        <w:t xml:space="preserve">Live Public Deployments: </w:t>
+      </w:r>
+      <w:r>
+        <w:rPr>
+          <w:rFonts w:ascii="Calibri" w:hAnsi="Calibri"/>
+          <w:color w:val="0F172A"/>
+          <w:sz w:val="17"/>
+        </w:rPr>
+        <w:t>Production telemetry dashboard accessible at https://mechmind-ng.vercel.app; WhatsApp diagnostic assistant active on +234 701 029 9562; open-source codebase published on GitHub (github.com/DevMubarak1/mechmind-ai).</w:t>
+      </w:r>
+    </w:p>
+    <w:p>
+      <w:pPr>
+        <w:pStyle w:val="ListBullet"/>
+        <w:spacing w:after="36"/>
+        <w:jc w:val="both"/>
+      </w:pPr>
+      <w:r>
+        <w:rPr>
+          <w:rFonts w:ascii="Calibri" w:hAnsi="Calibri"/>
+          <w:b/>
+          <w:color w:val="071A2F"/>
+          <w:sz w:val="17"/>
+        </w:rPr>
+        <w:t xml:space="preserve">Roadmap to National Audition &amp; Finale: </w:t>
+      </w:r>
+      <w:r>
+        <w:rPr>
+          <w:rFonts w:ascii="Calibri" w:hAnsi="Calibri"/>
+          <w:color w:val="0F172A"/>
+          <w:sz w:val="17"/>
+        </w:rPr>
+        <w:t>Transitioning from point-to-point breadboard wiring to a dedicated 4-layer surface-mount (SMT) PCB; integrating an onboard SIM800L / Quectel GSM cellular module with internal eSIM for remote off-grid farming sites; expanding indexed service manuals to 35+ equipment models.</w:t>
+      </w:r>
+    </w:p>
+    <w:p>
+      <w:pPr>
+        <w:keepNext/>
         <w:spacing w:before="160" w:after="40"/>
       </w:pPr>
       <w:r>
         <w:rPr>
+          <w:rFonts w:ascii="Arial" w:hAnsi="Arial"/>
           <w:b/>
           <w:color w:val="071A2F"/>
-          <w:sz w:val="23"/>
+          <w:sz w:val="22"/>
         </w:rPr>
         <w:t>6. Innovation, Import Substitution &amp; Local Content</w:t>
       </w:r>
     </w:p>
     <w:p>
       <w:pPr>
-        <w:spacing w:after="50"/>
+        <w:pStyle w:val="ListBullet"/>
+        <w:spacing w:after="36"/>
+        <w:jc w:val="both"/>
       </w:pPr>
       <w:r>
         <w:rPr>
-          <w:color w:val="334155"/>
+          <w:rFonts w:ascii="Calibri" w:hAnsi="Calibri"/>
+          <w:b/>
+          <w:color w:val="071A2F"/>
           <w:sz w:val="17"/>
         </w:rPr>
-        <w:t>• 100% Indigenous IP &amp; Local Assembly: Firmware code, RAG vector database, ingestion backend, web dashboard, and mechanical enclosure were designed, programmed, and assembled by Nigerian engineering students in Lagos.</w:t>
-        <w:br/>
-        <w:t>• Direct Import Substitution: Foreign diagnostic scan tools (Cat Comm Adapter, Komatsu Inline, Cummins Insite) retail between NGN 5,000,000 and NGN 12,000,000 each and require recurring annual software subscriptions in USD. MechMind delivers equivalent diagnostic fault triage at a bill of materials under NGN 35,000 ($22).</w:t>
-        <w:br/>
-        <w:t>• Championing 'Right to Repair': Major OEMs restrict diagnostic access to enforce expensive dealership service monopolies. MechMind equips independent Nigerian workshops, informal mechanics, and SME contractors with multi-brand diagnostic capability under a single unified ecosystem.</w:t>
-        <w:br/>
-        <w:t>• Low-Bandwidth Mobile Accessibility: By deploying the primary diagnostic interface over WhatsApp, MechMind operates seamlessly on 2G/3G cellular networks without requiring technicians to buy expensive ruggedized laptops or learn complex proprietary software suites.</w:t>
+        <w:t xml:space="preserve">100% Indigenous IP &amp; Local Assembly: </w:t>
+      </w:r>
+      <w:r>
+        <w:rPr>
+          <w:rFonts w:ascii="Calibri" w:hAnsi="Calibri"/>
+          <w:color w:val="0F172A"/>
+          <w:sz w:val="17"/>
+        </w:rPr>
+        <w:t>Firmware code, RAG vector database, ingestion backend, web dashboard, and mechanical enclosure were designed, programmed, and assembled by Nigerian engineering students in Lagos.</w:t>
       </w:r>
     </w:p>
     <w:p>
       <w:pPr>
+        <w:pStyle w:val="ListBullet"/>
+        <w:spacing w:after="36"/>
+        <w:jc w:val="both"/>
+      </w:pPr>
+      <w:r>
+        <w:rPr>
+          <w:rFonts w:ascii="Calibri" w:hAnsi="Calibri"/>
+          <w:b/>
+          <w:color w:val="071A2F"/>
+          <w:sz w:val="17"/>
+        </w:rPr>
+        <w:t xml:space="preserve">Direct Import Substitution: </w:t>
+      </w:r>
+      <w:r>
+        <w:rPr>
+          <w:rFonts w:ascii="Calibri" w:hAnsi="Calibri"/>
+          <w:color w:val="0F172A"/>
+          <w:sz w:val="17"/>
+        </w:rPr>
+        <w:t>Foreign diagnostic scan tools (Cat Comm Adapter, Komatsu Inline, Cummins Insite) retail between NGN 5,000,000 and NGN 12,000,000 each and require recurring annual software subscriptions in USD. MechMind delivers equivalent diagnostic fault triage at a bill of materials under NGN 35,000 ($22).</w:t>
+      </w:r>
+    </w:p>
+    <w:p>
+      <w:pPr>
+        <w:pStyle w:val="ListBullet"/>
+        <w:spacing w:after="36"/>
+        <w:jc w:val="both"/>
+      </w:pPr>
+      <w:r>
+        <w:rPr>
+          <w:rFonts w:ascii="Calibri" w:hAnsi="Calibri"/>
+          <w:b/>
+          <w:color w:val="071A2F"/>
+          <w:sz w:val="17"/>
+        </w:rPr>
+        <w:t xml:space="preserve">Championing the 'Right to Repair': </w:t>
+      </w:r>
+      <w:r>
+        <w:rPr>
+          <w:rFonts w:ascii="Calibri" w:hAnsi="Calibri"/>
+          <w:color w:val="0F172A"/>
+          <w:sz w:val="17"/>
+        </w:rPr>
+        <w:t>Major OEMs restrict diagnostic access to enforce expensive dealership service monopolies. MechMind equips independent Nigerian workshops, informal mechanics, and SME contractors with multi-brand diagnostic capability under a single unified ecosystem.</w:t>
+      </w:r>
+    </w:p>
+    <w:p>
+      <w:pPr>
+        <w:pStyle w:val="ListBullet"/>
+        <w:spacing w:after="36"/>
+        <w:jc w:val="both"/>
+      </w:pPr>
+      <w:r>
+        <w:rPr>
+          <w:rFonts w:ascii="Calibri" w:hAnsi="Calibri"/>
+          <w:b/>
+          <w:color w:val="071A2F"/>
+          <w:sz w:val="17"/>
+        </w:rPr>
+        <w:t xml:space="preserve">Low-Bandwidth Mobile Accessibility: </w:t>
+      </w:r>
+      <w:r>
+        <w:rPr>
+          <w:rFonts w:ascii="Calibri" w:hAnsi="Calibri"/>
+          <w:color w:val="0F172A"/>
+          <w:sz w:val="17"/>
+        </w:rPr>
+        <w:t>By deploying the primary diagnostic interface over WhatsApp, MechMind operates seamlessly on 2G/3G cellular networks without requiring technicians to buy expensive ruggedized laptops or learn complex proprietary software suites.</w:t>
+      </w:r>
+    </w:p>
+    <w:p>
+      <w:pPr>
+        <w:keepNext/>
         <w:spacing w:before="160" w:after="40"/>
       </w:pPr>
       <w:r>
         <w:rPr>
+          <w:rFonts w:ascii="Arial" w:hAnsi="Arial"/>
           <w:b/>
           <w:color w:val="071A2F"/>
-          <w:sz w:val="23"/>
+          <w:sz w:val="22"/>
         </w:rPr>
         <w:t>7. Target Users &amp; Commercial Potential in Nigeria</w:t>
       </w:r>
@@ -746,30 +1641,382 @@
     <w:p>
       <w:pPr>
         <w:spacing w:after="50"/>
+        <w:jc w:val="both"/>
       </w:pPr>
       <w:r>
         <w:rPr>
-          <w:color w:val="334155"/>
+          <w:rFonts w:ascii="Calibri" w:hAnsi="Calibri"/>
+          <w:color w:val="0F172A"/>
           <w:sz w:val="17"/>
         </w:rPr>
-        <w:t>1. Civil Engineering Contractors: Mid-sized contractors operating 5–30 machines cannot afford full-time diagnostic specialists. MechMind prevents project delay penalties. Market: Over 15,000 active contractors; NGN 6.4 Trillion infrastructure pipeline under federal and state highway initiatives.</w:t>
-        <w:br/>
-        <w:t>2. Plant Hire &amp; Rental Firms: Rental operators lose daily rental fees when machinery breaks down on client job sites. Real-time telemetry prevents operator machine abuse. Market: Over 40,000 commercial rental machines across major hubs in Lagos, Abuja, Port Harcourt, and Kano.</w:t>
-        <w:br/>
-        <w:t>3. Commercial Agriculture &amp; Tractor Hubs: Tractor and irrigation pump breakdowns during seasonal planting windows ruin yields and cause devastating harvest losses. Market: Over 30,000 tractors and agro-processing engines operating across regional mechanization schemes and farmer cooperatives.</w:t>
-        <w:br/>
-        <w:t>4. Independent Workshops &amp; Mechanics: Informal mechanics in mechanic villages (e.g., Ladipo, Owode Onirin, Apo) lack diagnostic tools and guess faults by trial and error. Over 25,000 independent technicians using WhatsApp daily who can use MechMind as a high-margin diagnostic copilot.</w:t>
+        <w:t>Nigeria's construction, quarrying, mining, and agricultural mechanization sectors represent an immense market for affordable predictive diagnostics:</w:t>
       </w:r>
     </w:p>
+    <w:tbl>
+      <w:tblPr>
+        <w:tblW w:type="auto" w:w="0"/>
+        <w:jc w:val="center"/>
+        <w:tblLook w:firstColumn="1" w:firstRow="1" w:lastColumn="0" w:lastRow="0" w:noHBand="0" w:noVBand="1" w:val="04A0"/>
+        <w:tblBorders>
+          <w:top w:val="single" w:sz="4" w:space="0" w:color="CBD5E1"/>
+          <w:bottom w:val="single" w:sz="4" w:space="0" w:color="CBD5E1"/>
+          <w:left w:val="none"/>
+          <w:right w:val="none"/>
+          <w:insideH w:val="single" w:sz="4" w:space="0" w:color="CBD5E1"/>
+          <w:insideV w:val="none"/>
+        </w:tblBorders>
+      </w:tblPr>
+      <w:tblGrid>
+        <w:gridCol w:w="3442"/>
+        <w:gridCol w:w="3442"/>
+        <w:gridCol w:w="3442"/>
+      </w:tblGrid>
+      <w:tr>
+        <w:tc>
+          <w:tcPr>
+            <w:tcW w:type="dxa" w:w="3442"/>
+            <w:shd w:fill="071A2F"/>
+            <w:tcMar>
+              <w:top w:w="45" w:type="dxa"/>
+              <w:bottom w:w="45" w:type="dxa"/>
+              <w:left w:w="70" w:type="dxa"/>
+              <w:right w:w="70" w:type="dxa"/>
+            </w:tcMar>
+          </w:tcPr>
+          <w:p>
+            <w:r>
+              <w:rPr>
+                <w:b/>
+                <w:color w:val="FFFFFF"/>
+                <w:sz w:val="16"/>
+              </w:rPr>
+              <w:t>Target User Segment</w:t>
+            </w:r>
+          </w:p>
+        </w:tc>
+        <w:tc>
+          <w:tcPr>
+            <w:tcW w:type="dxa" w:w="3442"/>
+            <w:shd w:fill="071A2F"/>
+            <w:tcMar>
+              <w:top w:w="45" w:type="dxa"/>
+              <w:bottom w:w="45" w:type="dxa"/>
+              <w:left w:w="70" w:type="dxa"/>
+              <w:right w:w="70" w:type="dxa"/>
+            </w:tcMar>
+          </w:tcPr>
+          <w:p>
+            <w:r>
+              <w:rPr>
+                <w:b/>
+                <w:color w:val="FFFFFF"/>
+                <w:sz w:val="16"/>
+              </w:rPr>
+              <w:t>Pain Point Addressed</w:t>
+            </w:r>
+          </w:p>
+        </w:tc>
+        <w:tc>
+          <w:tcPr>
+            <w:tcW w:type="dxa" w:w="3442"/>
+            <w:shd w:fill="071A2F"/>
+            <w:tcMar>
+              <w:top w:w="45" w:type="dxa"/>
+              <w:bottom w:w="45" w:type="dxa"/>
+              <w:left w:w="70" w:type="dxa"/>
+              <w:right w:w="70" w:type="dxa"/>
+            </w:tcMar>
+          </w:tcPr>
+          <w:p>
+            <w:r>
+              <w:rPr>
+                <w:b/>
+                <w:color w:val="FFFFFF"/>
+                <w:sz w:val="16"/>
+              </w:rPr>
+              <w:t>Estimated Nigerian Market Size</w:t>
+            </w:r>
+          </w:p>
+        </w:tc>
+      </w:tr>
+      <w:tr>
+        <w:tc>
+          <w:tcPr>
+            <w:tcW w:type="dxa" w:w="3442"/>
+            <w:tcMar>
+              <w:top w:w="40" w:type="dxa"/>
+              <w:bottom w:w="40" w:type="dxa"/>
+              <w:left w:w="70" w:type="dxa"/>
+              <w:right w:w="70" w:type="dxa"/>
+            </w:tcMar>
+          </w:tcPr>
+          <w:p>
+            <w:r>
+              <w:rPr>
+                <w:rFonts w:ascii="Calibri" w:hAnsi="Calibri"/>
+                <w:color w:val="0F172A"/>
+                <w:sz w:val="15"/>
+              </w:rPr>
+              <w:t>Civil Engineering Contractors</w:t>
+            </w:r>
+          </w:p>
+        </w:tc>
+        <w:tc>
+          <w:tcPr>
+            <w:tcW w:type="dxa" w:w="3442"/>
+            <w:tcMar>
+              <w:top w:w="40" w:type="dxa"/>
+              <w:bottom w:w="40" w:type="dxa"/>
+              <w:left w:w="70" w:type="dxa"/>
+              <w:right w:w="70" w:type="dxa"/>
+            </w:tcMar>
+          </w:tcPr>
+          <w:p>
+            <w:r>
+              <w:rPr>
+                <w:rFonts w:ascii="Calibri" w:hAnsi="Calibri"/>
+                <w:color w:val="0F172A"/>
+                <w:sz w:val="15"/>
+              </w:rPr>
+              <w:t>Mid-sized contractors operating 5–30 machines cannot afford full-time diagnostic specialists. Unplanned breakdowns result in crushing project delay penalties.</w:t>
+            </w:r>
+          </w:p>
+        </w:tc>
+        <w:tc>
+          <w:tcPr>
+            <w:tcW w:type="dxa" w:w="3442"/>
+            <w:tcMar>
+              <w:top w:w="40" w:type="dxa"/>
+              <w:bottom w:w="40" w:type="dxa"/>
+              <w:left w:w="70" w:type="dxa"/>
+              <w:right w:w="70" w:type="dxa"/>
+            </w:tcMar>
+          </w:tcPr>
+          <w:p>
+            <w:r>
+              <w:rPr>
+                <w:rFonts w:ascii="Calibri" w:hAnsi="Calibri"/>
+                <w:color w:val="0F172A"/>
+                <w:sz w:val="15"/>
+              </w:rPr>
+              <w:t>Over 15,000 active contractors; NGN 6.4 Trillion infrastructure pipeline under federal and state highway initiatives.</w:t>
+            </w:r>
+          </w:p>
+        </w:tc>
+      </w:tr>
+      <w:tr>
+        <w:tc>
+          <w:tcPr>
+            <w:tcW w:type="dxa" w:w="3442"/>
+            <w:shd w:fill="F8FAFC"/>
+            <w:tcMar>
+              <w:top w:w="40" w:type="dxa"/>
+              <w:bottom w:w="40" w:type="dxa"/>
+              <w:left w:w="70" w:type="dxa"/>
+              <w:right w:w="70" w:type="dxa"/>
+            </w:tcMar>
+          </w:tcPr>
+          <w:p>
+            <w:r>
+              <w:rPr>
+                <w:rFonts w:ascii="Calibri" w:hAnsi="Calibri"/>
+                <w:color w:val="0F172A"/>
+                <w:sz w:val="15"/>
+              </w:rPr>
+              <w:t>Plant Hire &amp; Rental Firms</w:t>
+            </w:r>
+          </w:p>
+        </w:tc>
+        <w:tc>
+          <w:tcPr>
+            <w:tcW w:type="dxa" w:w="3442"/>
+            <w:shd w:fill="F8FAFC"/>
+            <w:tcMar>
+              <w:top w:w="40" w:type="dxa"/>
+              <w:bottom w:w="40" w:type="dxa"/>
+              <w:left w:w="70" w:type="dxa"/>
+              <w:right w:w="70" w:type="dxa"/>
+            </w:tcMar>
+          </w:tcPr>
+          <w:p>
+            <w:r>
+              <w:rPr>
+                <w:rFonts w:ascii="Calibri" w:hAnsi="Calibri"/>
+                <w:color w:val="0F172A"/>
+                <w:sz w:val="15"/>
+              </w:rPr>
+              <w:t>Rental operators lose daily rental fees when machinery breaks down on client job sites. Real-time telemetry prevents operator machine abuse.</w:t>
+            </w:r>
+          </w:p>
+        </w:tc>
+        <w:tc>
+          <w:tcPr>
+            <w:tcW w:type="dxa" w:w="3442"/>
+            <w:shd w:fill="F8FAFC"/>
+            <w:tcMar>
+              <w:top w:w="40" w:type="dxa"/>
+              <w:bottom w:w="40" w:type="dxa"/>
+              <w:left w:w="70" w:type="dxa"/>
+              <w:right w:w="70" w:type="dxa"/>
+            </w:tcMar>
+          </w:tcPr>
+          <w:p>
+            <w:r>
+              <w:rPr>
+                <w:rFonts w:ascii="Calibri" w:hAnsi="Calibri"/>
+                <w:color w:val="0F172A"/>
+                <w:sz w:val="15"/>
+              </w:rPr>
+              <w:t>Over 40,000 commercial rental machines across major hubs in Lagos, Abuja, Port Harcourt, and Kano.</w:t>
+            </w:r>
+          </w:p>
+        </w:tc>
+      </w:tr>
+      <w:tr>
+        <w:tc>
+          <w:tcPr>
+            <w:tcW w:type="dxa" w:w="3442"/>
+            <w:tcMar>
+              <w:top w:w="40" w:type="dxa"/>
+              <w:bottom w:w="40" w:type="dxa"/>
+              <w:left w:w="70" w:type="dxa"/>
+              <w:right w:w="70" w:type="dxa"/>
+            </w:tcMar>
+          </w:tcPr>
+          <w:p>
+            <w:r>
+              <w:rPr>
+                <w:rFonts w:ascii="Calibri" w:hAnsi="Calibri"/>
+                <w:color w:val="0F172A"/>
+                <w:sz w:val="15"/>
+              </w:rPr>
+              <w:t>Commercial Agriculture &amp; Tractor Hubs</w:t>
+            </w:r>
+          </w:p>
+        </w:tc>
+        <w:tc>
+          <w:tcPr>
+            <w:tcW w:type="dxa" w:w="3442"/>
+            <w:tcMar>
+              <w:top w:w="40" w:type="dxa"/>
+              <w:bottom w:w="40" w:type="dxa"/>
+              <w:left w:w="70" w:type="dxa"/>
+              <w:right w:w="70" w:type="dxa"/>
+            </w:tcMar>
+          </w:tcPr>
+          <w:p>
+            <w:r>
+              <w:rPr>
+                <w:rFonts w:ascii="Calibri" w:hAnsi="Calibri"/>
+                <w:color w:val="0F172A"/>
+                <w:sz w:val="15"/>
+              </w:rPr>
+              <w:t>Tractor and irrigation pump breakdowns during seasonal planting windows ruin yields and cause devastating harvest losses.</w:t>
+            </w:r>
+          </w:p>
+        </w:tc>
+        <w:tc>
+          <w:tcPr>
+            <w:tcW w:type="dxa" w:w="3442"/>
+            <w:tcMar>
+              <w:top w:w="40" w:type="dxa"/>
+              <w:bottom w:w="40" w:type="dxa"/>
+              <w:left w:w="70" w:type="dxa"/>
+              <w:right w:w="70" w:type="dxa"/>
+            </w:tcMar>
+          </w:tcPr>
+          <w:p>
+            <w:r>
+              <w:rPr>
+                <w:rFonts w:ascii="Calibri" w:hAnsi="Calibri"/>
+                <w:color w:val="0F172A"/>
+                <w:sz w:val="15"/>
+              </w:rPr>
+              <w:t>Over 30,000 tractors and agro-processing engines operating across regional mechanization schemes and farmer cooperatives.</w:t>
+            </w:r>
+          </w:p>
+        </w:tc>
+      </w:tr>
+      <w:tr>
+        <w:tc>
+          <w:tcPr>
+            <w:tcW w:type="dxa" w:w="3442"/>
+            <w:shd w:fill="F8FAFC"/>
+            <w:tcMar>
+              <w:top w:w="40" w:type="dxa"/>
+              <w:bottom w:w="40" w:type="dxa"/>
+              <w:left w:w="70" w:type="dxa"/>
+              <w:right w:w="70" w:type="dxa"/>
+            </w:tcMar>
+          </w:tcPr>
+          <w:p>
+            <w:r>
+              <w:rPr>
+                <w:rFonts w:ascii="Calibri" w:hAnsi="Calibri"/>
+                <w:color w:val="0F172A"/>
+                <w:sz w:val="15"/>
+              </w:rPr>
+              <w:t>Independent Workshops &amp; Mechanics</w:t>
+            </w:r>
+          </w:p>
+        </w:tc>
+        <w:tc>
+          <w:tcPr>
+            <w:tcW w:type="dxa" w:w="3442"/>
+            <w:shd w:fill="F8FAFC"/>
+            <w:tcMar>
+              <w:top w:w="40" w:type="dxa"/>
+              <w:bottom w:w="40" w:type="dxa"/>
+              <w:left w:w="70" w:type="dxa"/>
+              <w:right w:w="70" w:type="dxa"/>
+            </w:tcMar>
+          </w:tcPr>
+          <w:p>
+            <w:r>
+              <w:rPr>
+                <w:rFonts w:ascii="Calibri" w:hAnsi="Calibri"/>
+                <w:color w:val="0F172A"/>
+                <w:sz w:val="15"/>
+              </w:rPr>
+              <w:t>Informal mechanics in mechanic villages (e.g., Ladipo, Owode Onirin, Apo) lack diagnostic tools and guess faults by trial and error.</w:t>
+            </w:r>
+          </w:p>
+        </w:tc>
+        <w:tc>
+          <w:tcPr>
+            <w:tcW w:type="dxa" w:w="3442"/>
+            <w:shd w:fill="F8FAFC"/>
+            <w:tcMar>
+              <w:top w:w="40" w:type="dxa"/>
+              <w:bottom w:w="40" w:type="dxa"/>
+              <w:left w:w="70" w:type="dxa"/>
+              <w:right w:w="70" w:type="dxa"/>
+            </w:tcMar>
+          </w:tcPr>
+          <w:p>
+            <w:r>
+              <w:rPr>
+                <w:rFonts w:ascii="Calibri" w:hAnsi="Calibri"/>
+                <w:color w:val="0F172A"/>
+                <w:sz w:val="15"/>
+              </w:rPr>
+              <w:t>Over 25,000 independent technicians using WhatsApp daily who can use MechMind as a high-margin diagnostic copilot.</w:t>
+            </w:r>
+          </w:p>
+        </w:tc>
+      </w:tr>
+    </w:tbl>
     <w:p>
       <w:pPr>
+        <w:keepNext/>
         <w:spacing w:before="160" w:after="40"/>
       </w:pPr>
       <w:r>
         <w:rPr>
+          <w:rFonts w:ascii="Arial" w:hAnsi="Arial"/>
           <w:b/>
           <w:color w:val="071A2F"/>
-          <w:sz w:val="23"/>
+          <w:sz w:val="22"/>
         </w:rPr>
         <w:t>8. Estimated Cost, Unit Economics &amp; Scalability</w:t>
       </w:r>
@@ -777,99 +2024,1245 @@
     <w:p>
       <w:pPr>
         <w:spacing w:after="50"/>
+        <w:jc w:val="both"/>
       </w:pPr>
       <w:r>
         <w:rPr>
-          <w:color w:val="334155"/>
+          <w:rFonts w:ascii="Calibri" w:hAnsi="Calibri"/>
+          <w:color w:val="0F172A"/>
           <w:sz w:val="17"/>
         </w:rPr>
-        <w:t>• Prototype BOM: NGN 34,750 ($22.00) per complete node.</w:t>
-        <w:br/>
-        <w:t>• Batch 500+ BOM: NGN 21,500 ($13.80) per unit with SMT PCB fabrication and volume components.</w:t>
-        <w:br/>
-        <w:t>• Commercial Revenue Model:</w:t>
-        <w:br/>
-        <w:t xml:space="preserve">  - Hardware Node Sales: NGN 50,000 to NGN 75,000 one-time hardware sale (45%–55% gross margin).</w:t>
-        <w:br/>
-        <w:t xml:space="preserve">  - Recurring SaaS Telemetry: NGN 15,000 to NGN 25,000 / machine / month for continuous streaming, predictive threshold alerts, and priority WhatsApp AI queries.</w:t>
-        <w:br/>
-        <w:t xml:space="preserve">  - Spare Parts Marketplace: 3% to 5% commission connecting diagnosed fault codes with vetted local replacement parts distributors in Lagos, Abuja, and Port Harcourt.</w:t>
+        <w:t>Every component in the MechMind node has been chosen for high availability in the local Nigerian market:</w:t>
+      </w:r>
+    </w:p>
+    <w:tbl>
+      <w:tblPr>
+        <w:tblW w:type="auto" w:w="0"/>
+        <w:jc w:val="center"/>
+        <w:tblLook w:firstColumn="1" w:firstRow="1" w:lastColumn="0" w:lastRow="0" w:noHBand="0" w:noVBand="1" w:val="04A0"/>
+        <w:tblBorders>
+          <w:top w:val="single" w:sz="4" w:space="0" w:color="CBD5E1"/>
+          <w:bottom w:val="single" w:sz="4" w:space="0" w:color="CBD5E1"/>
+          <w:left w:val="none"/>
+          <w:right w:val="none"/>
+          <w:insideH w:val="single" w:sz="4" w:space="0" w:color="CBD5E1"/>
+          <w:insideV w:val="none"/>
+        </w:tblBorders>
+      </w:tblPr>
+      <w:tblGrid>
+        <w:gridCol w:w="2581"/>
+        <w:gridCol w:w="2581"/>
+        <w:gridCol w:w="2581"/>
+        <w:gridCol w:w="2581"/>
+      </w:tblGrid>
+      <w:tr>
+        <w:tc>
+          <w:tcPr>
+            <w:tcW w:type="dxa" w:w="2581"/>
+            <w:shd w:fill="071A2F"/>
+            <w:tcMar>
+              <w:top w:w="40" w:type="dxa"/>
+              <w:bottom w:w="40" w:type="dxa"/>
+              <w:left w:w="60" w:type="dxa"/>
+              <w:right w:w="60" w:type="dxa"/>
+            </w:tcMar>
+          </w:tcPr>
+          <w:p>
+            <w:r>
+              <w:rPr>
+                <w:b/>
+                <w:color w:val="FFFFFF"/>
+                <w:sz w:val="15"/>
+              </w:rPr>
+              <w:t>Component Description</w:t>
+            </w:r>
+          </w:p>
+        </w:tc>
+        <w:tc>
+          <w:tcPr>
+            <w:tcW w:type="dxa" w:w="2581"/>
+            <w:shd w:fill="071A2F"/>
+            <w:tcMar>
+              <w:top w:w="40" w:type="dxa"/>
+              <w:bottom w:w="40" w:type="dxa"/>
+              <w:left w:w="60" w:type="dxa"/>
+              <w:right w:w="60" w:type="dxa"/>
+            </w:tcMar>
+          </w:tcPr>
+          <w:p>
+            <w:r>
+              <w:rPr>
+                <w:b/>
+                <w:color w:val="FFFFFF"/>
+                <w:sz w:val="15"/>
+              </w:rPr>
+              <w:t>Part / Specification</w:t>
+            </w:r>
+          </w:p>
+        </w:tc>
+        <w:tc>
+          <w:tcPr>
+            <w:tcW w:type="dxa" w:w="2581"/>
+            <w:shd w:fill="071A2F"/>
+            <w:tcMar>
+              <w:top w:w="40" w:type="dxa"/>
+              <w:bottom w:w="40" w:type="dxa"/>
+              <w:left w:w="60" w:type="dxa"/>
+              <w:right w:w="60" w:type="dxa"/>
+            </w:tcMar>
+          </w:tcPr>
+          <w:p>
+            <w:r>
+              <w:rPr>
+                <w:b/>
+                <w:color w:val="FFFFFF"/>
+                <w:sz w:val="15"/>
+              </w:rPr>
+              <w:t>Prototype Cost (NGN)</w:t>
+            </w:r>
+          </w:p>
+        </w:tc>
+        <w:tc>
+          <w:tcPr>
+            <w:tcW w:type="dxa" w:w="2581"/>
+            <w:shd w:fill="071A2F"/>
+            <w:tcMar>
+              <w:top w:w="40" w:type="dxa"/>
+              <w:bottom w:w="40" w:type="dxa"/>
+              <w:left w:w="60" w:type="dxa"/>
+              <w:right w:w="60" w:type="dxa"/>
+            </w:tcMar>
+          </w:tcPr>
+          <w:p>
+            <w:r>
+              <w:rPr>
+                <w:b/>
+                <w:color w:val="FFFFFF"/>
+                <w:sz w:val="15"/>
+              </w:rPr>
+              <w:t>Batch 500+ Cost (NGN)</w:t>
+            </w:r>
+          </w:p>
+        </w:tc>
+      </w:tr>
+      <w:tr>
+        <w:tc>
+          <w:tcPr>
+            <w:tcW w:type="dxa" w:w="2581"/>
+            <w:tcMar>
+              <w:top w:w="35" w:type="dxa"/>
+              <w:bottom w:w="35" w:type="dxa"/>
+              <w:left w:w="60" w:type="dxa"/>
+              <w:right w:w="60" w:type="dxa"/>
+            </w:tcMar>
+          </w:tcPr>
+          <w:p>
+            <w:r>
+              <w:rPr>
+                <w:rFonts w:ascii="Calibri" w:hAnsi="Calibri"/>
+                <w:color w:val="0F172A"/>
+                <w:sz w:val="15"/>
+              </w:rPr>
+              <w:t>Microcontroller Unit</w:t>
+            </w:r>
+          </w:p>
+        </w:tc>
+        <w:tc>
+          <w:tcPr>
+            <w:tcW w:type="dxa" w:w="2581"/>
+            <w:tcMar>
+              <w:top w:w="35" w:type="dxa"/>
+              <w:bottom w:w="35" w:type="dxa"/>
+              <w:left w:w="60" w:type="dxa"/>
+              <w:right w:w="60" w:type="dxa"/>
+            </w:tcMar>
+          </w:tcPr>
+          <w:p>
+            <w:r>
+              <w:rPr>
+                <w:rFonts w:ascii="Calibri" w:hAnsi="Calibri"/>
+                <w:color w:val="0F172A"/>
+                <w:sz w:val="15"/>
+              </w:rPr>
+              <w:t>ESP32-WROOM-32D Dual-Core</w:t>
+            </w:r>
+          </w:p>
+        </w:tc>
+        <w:tc>
+          <w:tcPr>
+            <w:tcW w:type="dxa" w:w="2581"/>
+            <w:tcMar>
+              <w:top w:w="35" w:type="dxa"/>
+              <w:bottom w:w="35" w:type="dxa"/>
+              <w:left w:w="60" w:type="dxa"/>
+              <w:right w:w="60" w:type="dxa"/>
+            </w:tcMar>
+          </w:tcPr>
+          <w:p>
+            <w:r>
+              <w:rPr>
+                <w:rFonts w:ascii="Calibri" w:hAnsi="Calibri"/>
+                <w:color w:val="0F172A"/>
+                <w:sz w:val="15"/>
+              </w:rPr>
+              <w:t>NGN 6,500</w:t>
+            </w:r>
+          </w:p>
+        </w:tc>
+        <w:tc>
+          <w:tcPr>
+            <w:tcW w:type="dxa" w:w="2581"/>
+            <w:tcMar>
+              <w:top w:w="35" w:type="dxa"/>
+              <w:bottom w:w="35" w:type="dxa"/>
+              <w:left w:w="60" w:type="dxa"/>
+              <w:right w:w="60" w:type="dxa"/>
+            </w:tcMar>
+          </w:tcPr>
+          <w:p>
+            <w:r>
+              <w:rPr>
+                <w:rFonts w:ascii="Calibri" w:hAnsi="Calibri"/>
+                <w:color w:val="0F172A"/>
+                <w:sz w:val="15"/>
+              </w:rPr>
+              <w:t>NGN 4,200</w:t>
+            </w:r>
+          </w:p>
+        </w:tc>
+      </w:tr>
+      <w:tr>
+        <w:tc>
+          <w:tcPr>
+            <w:tcW w:type="dxa" w:w="2581"/>
+            <w:shd w:fill="F8FAFC"/>
+            <w:tcMar>
+              <w:top w:w="35" w:type="dxa"/>
+              <w:bottom w:w="35" w:type="dxa"/>
+              <w:left w:w="60" w:type="dxa"/>
+              <w:right w:w="60" w:type="dxa"/>
+            </w:tcMar>
+          </w:tcPr>
+          <w:p>
+            <w:r>
+              <w:rPr>
+                <w:rFonts w:ascii="Calibri" w:hAnsi="Calibri"/>
+                <w:color w:val="0F172A"/>
+                <w:sz w:val="15"/>
+              </w:rPr>
+              <w:t>Tri-Axial Motion Sensor</w:t>
+            </w:r>
+          </w:p>
+        </w:tc>
+        <w:tc>
+          <w:tcPr>
+            <w:tcW w:type="dxa" w:w="2581"/>
+            <w:shd w:fill="F8FAFC"/>
+            <w:tcMar>
+              <w:top w:w="35" w:type="dxa"/>
+              <w:bottom w:w="35" w:type="dxa"/>
+              <w:left w:w="60" w:type="dxa"/>
+              <w:right w:w="60" w:type="dxa"/>
+            </w:tcMar>
+          </w:tcPr>
+          <w:p>
+            <w:r>
+              <w:rPr>
+                <w:rFonts w:ascii="Calibri" w:hAnsi="Calibri"/>
+                <w:color w:val="0F172A"/>
+                <w:sz w:val="15"/>
+              </w:rPr>
+              <w:t>MPU-6050 6-DOF IMU</w:t>
+            </w:r>
+          </w:p>
+        </w:tc>
+        <w:tc>
+          <w:tcPr>
+            <w:tcW w:type="dxa" w:w="2581"/>
+            <w:shd w:fill="F8FAFC"/>
+            <w:tcMar>
+              <w:top w:w="35" w:type="dxa"/>
+              <w:bottom w:w="35" w:type="dxa"/>
+              <w:left w:w="60" w:type="dxa"/>
+              <w:right w:w="60" w:type="dxa"/>
+            </w:tcMar>
+          </w:tcPr>
+          <w:p>
+            <w:r>
+              <w:rPr>
+                <w:rFonts w:ascii="Calibri" w:hAnsi="Calibri"/>
+                <w:color w:val="0F172A"/>
+                <w:sz w:val="15"/>
+              </w:rPr>
+              <w:t>NGN 3,200</w:t>
+            </w:r>
+          </w:p>
+        </w:tc>
+        <w:tc>
+          <w:tcPr>
+            <w:tcW w:type="dxa" w:w="2581"/>
+            <w:shd w:fill="F8FAFC"/>
+            <w:tcMar>
+              <w:top w:w="35" w:type="dxa"/>
+              <w:bottom w:w="35" w:type="dxa"/>
+              <w:left w:w="60" w:type="dxa"/>
+              <w:right w:w="60" w:type="dxa"/>
+            </w:tcMar>
+          </w:tcPr>
+          <w:p>
+            <w:r>
+              <w:rPr>
+                <w:rFonts w:ascii="Calibri" w:hAnsi="Calibri"/>
+                <w:color w:val="0F172A"/>
+                <w:sz w:val="15"/>
+              </w:rPr>
+              <w:t>NGN 1,850</w:t>
+            </w:r>
+          </w:p>
+        </w:tc>
+      </w:tr>
+      <w:tr>
+        <w:tc>
+          <w:tcPr>
+            <w:tcW w:type="dxa" w:w="2581"/>
+            <w:tcMar>
+              <w:top w:w="35" w:type="dxa"/>
+              <w:bottom w:w="35" w:type="dxa"/>
+              <w:left w:w="60" w:type="dxa"/>
+              <w:right w:w="60" w:type="dxa"/>
+            </w:tcMar>
+          </w:tcPr>
+          <w:p>
+            <w:r>
+              <w:rPr>
+                <w:rFonts w:ascii="Calibri" w:hAnsi="Calibri"/>
+                <w:color w:val="0F172A"/>
+                <w:sz w:val="15"/>
+              </w:rPr>
+              <w:t>Digital Thermal Probe</w:t>
+            </w:r>
+          </w:p>
+        </w:tc>
+        <w:tc>
+          <w:tcPr>
+            <w:tcW w:type="dxa" w:w="2581"/>
+            <w:tcMar>
+              <w:top w:w="35" w:type="dxa"/>
+              <w:bottom w:w="35" w:type="dxa"/>
+              <w:left w:w="60" w:type="dxa"/>
+              <w:right w:w="60" w:type="dxa"/>
+            </w:tcMar>
+          </w:tcPr>
+          <w:p>
+            <w:r>
+              <w:rPr>
+                <w:rFonts w:ascii="Calibri" w:hAnsi="Calibri"/>
+                <w:color w:val="0F172A"/>
+                <w:sz w:val="15"/>
+              </w:rPr>
+              <w:t>DS18B20 Waterproof 1-Wire</w:t>
+            </w:r>
+          </w:p>
+        </w:tc>
+        <w:tc>
+          <w:tcPr>
+            <w:tcW w:type="dxa" w:w="2581"/>
+            <w:tcMar>
+              <w:top w:w="35" w:type="dxa"/>
+              <w:bottom w:w="35" w:type="dxa"/>
+              <w:left w:w="60" w:type="dxa"/>
+              <w:right w:w="60" w:type="dxa"/>
+            </w:tcMar>
+          </w:tcPr>
+          <w:p>
+            <w:r>
+              <w:rPr>
+                <w:rFonts w:ascii="Calibri" w:hAnsi="Calibri"/>
+                <w:color w:val="0F172A"/>
+                <w:sz w:val="15"/>
+              </w:rPr>
+              <w:t>NGN 3,500</w:t>
+            </w:r>
+          </w:p>
+        </w:tc>
+        <w:tc>
+          <w:tcPr>
+            <w:tcW w:type="dxa" w:w="2581"/>
+            <w:tcMar>
+              <w:top w:w="35" w:type="dxa"/>
+              <w:bottom w:w="35" w:type="dxa"/>
+              <w:left w:w="60" w:type="dxa"/>
+              <w:right w:w="60" w:type="dxa"/>
+            </w:tcMar>
+          </w:tcPr>
+          <w:p>
+            <w:r>
+              <w:rPr>
+                <w:rFonts w:ascii="Calibri" w:hAnsi="Calibri"/>
+                <w:color w:val="0F172A"/>
+                <w:sz w:val="15"/>
+              </w:rPr>
+              <w:t>NGN 2,100</w:t>
+            </w:r>
+          </w:p>
+        </w:tc>
+      </w:tr>
+      <w:tr>
+        <w:tc>
+          <w:tcPr>
+            <w:tcW w:type="dxa" w:w="2581"/>
+            <w:shd w:fill="F8FAFC"/>
+            <w:tcMar>
+              <w:top w:w="35" w:type="dxa"/>
+              <w:bottom w:w="35" w:type="dxa"/>
+              <w:left w:w="60" w:type="dxa"/>
+              <w:right w:w="60" w:type="dxa"/>
+            </w:tcMar>
+          </w:tcPr>
+          <w:p>
+            <w:r>
+              <w:rPr>
+                <w:rFonts w:ascii="Calibri" w:hAnsi="Calibri"/>
+                <w:color w:val="0F172A"/>
+                <w:sz w:val="15"/>
+              </w:rPr>
+              <w:t>Acoustic Sensor Module</w:t>
+            </w:r>
+          </w:p>
+        </w:tc>
+        <w:tc>
+          <w:tcPr>
+            <w:tcW w:type="dxa" w:w="2581"/>
+            <w:shd w:fill="F8FAFC"/>
+            <w:tcMar>
+              <w:top w:w="35" w:type="dxa"/>
+              <w:bottom w:w="35" w:type="dxa"/>
+              <w:left w:w="60" w:type="dxa"/>
+              <w:right w:w="60" w:type="dxa"/>
+            </w:tcMar>
+          </w:tcPr>
+          <w:p>
+            <w:r>
+              <w:rPr>
+                <w:rFonts w:ascii="Calibri" w:hAnsi="Calibri"/>
+                <w:color w:val="0F172A"/>
+                <w:sz w:val="15"/>
+              </w:rPr>
+              <w:t>Electret Analog Noise Sensor</w:t>
+            </w:r>
+          </w:p>
+        </w:tc>
+        <w:tc>
+          <w:tcPr>
+            <w:tcW w:type="dxa" w:w="2581"/>
+            <w:shd w:fill="F8FAFC"/>
+            <w:tcMar>
+              <w:top w:w="35" w:type="dxa"/>
+              <w:bottom w:w="35" w:type="dxa"/>
+              <w:left w:w="60" w:type="dxa"/>
+              <w:right w:w="60" w:type="dxa"/>
+            </w:tcMar>
+          </w:tcPr>
+          <w:p>
+            <w:r>
+              <w:rPr>
+                <w:rFonts w:ascii="Calibri" w:hAnsi="Calibri"/>
+                <w:color w:val="0F172A"/>
+                <w:sz w:val="15"/>
+              </w:rPr>
+              <w:t>NGN 1,800</w:t>
+            </w:r>
+          </w:p>
+        </w:tc>
+        <w:tc>
+          <w:tcPr>
+            <w:tcW w:type="dxa" w:w="2581"/>
+            <w:shd w:fill="F8FAFC"/>
+            <w:tcMar>
+              <w:top w:w="35" w:type="dxa"/>
+              <w:bottom w:w="35" w:type="dxa"/>
+              <w:left w:w="60" w:type="dxa"/>
+              <w:right w:w="60" w:type="dxa"/>
+            </w:tcMar>
+          </w:tcPr>
+          <w:p>
+            <w:r>
+              <w:rPr>
+                <w:rFonts w:ascii="Calibri" w:hAnsi="Calibri"/>
+                <w:color w:val="0F172A"/>
+                <w:sz w:val="15"/>
+              </w:rPr>
+              <w:t>NGN 950</w:t>
+            </w:r>
+          </w:p>
+        </w:tc>
+      </w:tr>
+      <w:tr>
+        <w:tc>
+          <w:tcPr>
+            <w:tcW w:type="dxa" w:w="2581"/>
+            <w:tcMar>
+              <w:top w:w="35" w:type="dxa"/>
+              <w:bottom w:w="35" w:type="dxa"/>
+              <w:left w:w="60" w:type="dxa"/>
+              <w:right w:w="60" w:type="dxa"/>
+            </w:tcMar>
+          </w:tcPr>
+          <w:p>
+            <w:r>
+              <w:rPr>
+                <w:rFonts w:ascii="Calibri" w:hAnsi="Calibri"/>
+                <w:color w:val="0F172A"/>
+                <w:sz w:val="15"/>
+              </w:rPr>
+              <w:t>Battery Cell</w:t>
+            </w:r>
+          </w:p>
+        </w:tc>
+        <w:tc>
+          <w:tcPr>
+            <w:tcW w:type="dxa" w:w="2581"/>
+            <w:tcMar>
+              <w:top w:w="35" w:type="dxa"/>
+              <w:bottom w:w="35" w:type="dxa"/>
+              <w:left w:w="60" w:type="dxa"/>
+              <w:right w:w="60" w:type="dxa"/>
+            </w:tcMar>
+          </w:tcPr>
+          <w:p>
+            <w:r>
+              <w:rPr>
+                <w:rFonts w:ascii="Calibri" w:hAnsi="Calibri"/>
+                <w:color w:val="0F172A"/>
+                <w:sz w:val="15"/>
+              </w:rPr>
+              <w:t>18650 Li-ion 3.7V 2600 mAh</w:t>
+            </w:r>
+          </w:p>
+        </w:tc>
+        <w:tc>
+          <w:tcPr>
+            <w:tcW w:type="dxa" w:w="2581"/>
+            <w:tcMar>
+              <w:top w:w="35" w:type="dxa"/>
+              <w:bottom w:w="35" w:type="dxa"/>
+              <w:left w:w="60" w:type="dxa"/>
+              <w:right w:w="60" w:type="dxa"/>
+            </w:tcMar>
+          </w:tcPr>
+          <w:p>
+            <w:r>
+              <w:rPr>
+                <w:rFonts w:ascii="Calibri" w:hAnsi="Calibri"/>
+                <w:color w:val="0F172A"/>
+                <w:sz w:val="15"/>
+              </w:rPr>
+              <w:t>NGN 3,800</w:t>
+            </w:r>
+          </w:p>
+        </w:tc>
+        <w:tc>
+          <w:tcPr>
+            <w:tcW w:type="dxa" w:w="2581"/>
+            <w:tcMar>
+              <w:top w:w="35" w:type="dxa"/>
+              <w:bottom w:w="35" w:type="dxa"/>
+              <w:left w:w="60" w:type="dxa"/>
+              <w:right w:w="60" w:type="dxa"/>
+            </w:tcMar>
+          </w:tcPr>
+          <w:p>
+            <w:r>
+              <w:rPr>
+                <w:rFonts w:ascii="Calibri" w:hAnsi="Calibri"/>
+                <w:color w:val="0F172A"/>
+                <w:sz w:val="15"/>
+              </w:rPr>
+              <w:t>NGN 2,400</w:t>
+            </w:r>
+          </w:p>
+        </w:tc>
+      </w:tr>
+      <w:tr>
+        <w:tc>
+          <w:tcPr>
+            <w:tcW w:type="dxa" w:w="2581"/>
+            <w:shd w:fill="F8FAFC"/>
+            <w:tcMar>
+              <w:top w:w="35" w:type="dxa"/>
+              <w:bottom w:w="35" w:type="dxa"/>
+              <w:left w:w="60" w:type="dxa"/>
+              <w:right w:w="60" w:type="dxa"/>
+            </w:tcMar>
+          </w:tcPr>
+          <w:p>
+            <w:r>
+              <w:rPr>
+                <w:rFonts w:ascii="Calibri" w:hAnsi="Calibri"/>
+                <w:color w:val="0F172A"/>
+                <w:sz w:val="15"/>
+              </w:rPr>
+              <w:t>Power Management &amp; Boost</w:t>
+            </w:r>
+          </w:p>
+        </w:tc>
+        <w:tc>
+          <w:tcPr>
+            <w:tcW w:type="dxa" w:w="2581"/>
+            <w:shd w:fill="F8FAFC"/>
+            <w:tcMar>
+              <w:top w:w="35" w:type="dxa"/>
+              <w:bottom w:w="35" w:type="dxa"/>
+              <w:left w:w="60" w:type="dxa"/>
+              <w:right w:w="60" w:type="dxa"/>
+            </w:tcMar>
+          </w:tcPr>
+          <w:p>
+            <w:r>
+              <w:rPr>
+                <w:rFonts w:ascii="Calibri" w:hAnsi="Calibri"/>
+                <w:color w:val="0F172A"/>
+                <w:sz w:val="15"/>
+              </w:rPr>
+              <w:t>TP4056 + DW01A + MT3608</w:t>
+            </w:r>
+          </w:p>
+        </w:tc>
+        <w:tc>
+          <w:tcPr>
+            <w:tcW w:type="dxa" w:w="2581"/>
+            <w:shd w:fill="F8FAFC"/>
+            <w:tcMar>
+              <w:top w:w="35" w:type="dxa"/>
+              <w:bottom w:w="35" w:type="dxa"/>
+              <w:left w:w="60" w:type="dxa"/>
+              <w:right w:w="60" w:type="dxa"/>
+            </w:tcMar>
+          </w:tcPr>
+          <w:p>
+            <w:r>
+              <w:rPr>
+                <w:rFonts w:ascii="Calibri" w:hAnsi="Calibri"/>
+                <w:color w:val="0F172A"/>
+                <w:sz w:val="15"/>
+              </w:rPr>
+              <w:t>NGN 2,200</w:t>
+            </w:r>
+          </w:p>
+        </w:tc>
+        <w:tc>
+          <w:tcPr>
+            <w:tcW w:type="dxa" w:w="2581"/>
+            <w:shd w:fill="F8FAFC"/>
+            <w:tcMar>
+              <w:top w:w="35" w:type="dxa"/>
+              <w:bottom w:w="35" w:type="dxa"/>
+              <w:left w:w="60" w:type="dxa"/>
+              <w:right w:w="60" w:type="dxa"/>
+            </w:tcMar>
+          </w:tcPr>
+          <w:p>
+            <w:r>
+              <w:rPr>
+                <w:rFonts w:ascii="Calibri" w:hAnsi="Calibri"/>
+                <w:color w:val="0F172A"/>
+                <w:sz w:val="15"/>
+              </w:rPr>
+              <w:t>NGN 1,200</w:t>
+            </w:r>
+          </w:p>
+        </w:tc>
+      </w:tr>
+      <w:tr>
+        <w:tc>
+          <w:tcPr>
+            <w:tcW w:type="dxa" w:w="2581"/>
+            <w:tcMar>
+              <w:top w:w="35" w:type="dxa"/>
+              <w:bottom w:w="35" w:type="dxa"/>
+              <w:left w:w="60" w:type="dxa"/>
+              <w:right w:w="60" w:type="dxa"/>
+            </w:tcMar>
+          </w:tcPr>
+          <w:p>
+            <w:r>
+              <w:rPr>
+                <w:rFonts w:ascii="Calibri" w:hAnsi="Calibri"/>
+                <w:color w:val="0F172A"/>
+                <w:sz w:val="15"/>
+              </w:rPr>
+              <w:t>Enclosure &amp; Magnetic Base</w:t>
+            </w:r>
+          </w:p>
+        </w:tc>
+        <w:tc>
+          <w:tcPr>
+            <w:tcW w:type="dxa" w:w="2581"/>
+            <w:tcMar>
+              <w:top w:w="35" w:type="dxa"/>
+              <w:bottom w:w="35" w:type="dxa"/>
+              <w:left w:w="60" w:type="dxa"/>
+              <w:right w:w="60" w:type="dxa"/>
+            </w:tcMar>
+          </w:tcPr>
+          <w:p>
+            <w:r>
+              <w:rPr>
+                <w:rFonts w:ascii="Calibri" w:hAnsi="Calibri"/>
+                <w:color w:val="0F172A"/>
+                <w:sz w:val="15"/>
+              </w:rPr>
+              <w:t>3D-Printed PETG + N52 Magnets</w:t>
+            </w:r>
+          </w:p>
+        </w:tc>
+        <w:tc>
+          <w:tcPr>
+            <w:tcW w:type="dxa" w:w="2581"/>
+            <w:tcMar>
+              <w:top w:w="35" w:type="dxa"/>
+              <w:bottom w:w="35" w:type="dxa"/>
+              <w:left w:w="60" w:type="dxa"/>
+              <w:right w:w="60" w:type="dxa"/>
+            </w:tcMar>
+          </w:tcPr>
+          <w:p>
+            <w:r>
+              <w:rPr>
+                <w:rFonts w:ascii="Calibri" w:hAnsi="Calibri"/>
+                <w:color w:val="0F172A"/>
+                <w:sz w:val="15"/>
+              </w:rPr>
+              <w:t>NGN 9,500</w:t>
+            </w:r>
+          </w:p>
+        </w:tc>
+        <w:tc>
+          <w:tcPr>
+            <w:tcW w:type="dxa" w:w="2581"/>
+            <w:tcMar>
+              <w:top w:w="35" w:type="dxa"/>
+              <w:bottom w:w="35" w:type="dxa"/>
+              <w:left w:w="60" w:type="dxa"/>
+              <w:right w:w="60" w:type="dxa"/>
+            </w:tcMar>
+          </w:tcPr>
+          <w:p>
+            <w:r>
+              <w:rPr>
+                <w:rFonts w:ascii="Calibri" w:hAnsi="Calibri"/>
+                <w:color w:val="0F172A"/>
+                <w:sz w:val="15"/>
+              </w:rPr>
+              <w:t>NGN 6,200</w:t>
+            </w:r>
+          </w:p>
+        </w:tc>
+      </w:tr>
+      <w:tr>
+        <w:tc>
+          <w:tcPr>
+            <w:tcW w:type="dxa" w:w="2581"/>
+            <w:shd w:fill="F8FAFC"/>
+            <w:tcMar>
+              <w:top w:w="35" w:type="dxa"/>
+              <w:bottom w:w="35" w:type="dxa"/>
+              <w:left w:w="60" w:type="dxa"/>
+              <w:right w:w="60" w:type="dxa"/>
+            </w:tcMar>
+          </w:tcPr>
+          <w:p>
+            <w:r>
+              <w:rPr>
+                <w:rFonts w:ascii="Calibri" w:hAnsi="Calibri"/>
+                <w:color w:val="0F172A"/>
+                <w:sz w:val="15"/>
+              </w:rPr>
+              <w:t>Wiring Harness &amp; Assembly</w:t>
+            </w:r>
+          </w:p>
+        </w:tc>
+        <w:tc>
+          <w:tcPr>
+            <w:tcW w:type="dxa" w:w="2581"/>
+            <w:shd w:fill="F8FAFC"/>
+            <w:tcMar>
+              <w:top w:w="35" w:type="dxa"/>
+              <w:bottom w:w="35" w:type="dxa"/>
+              <w:left w:w="60" w:type="dxa"/>
+              <w:right w:w="60" w:type="dxa"/>
+            </w:tcMar>
+          </w:tcPr>
+          <w:p>
+            <w:r>
+              <w:rPr>
+                <w:rFonts w:ascii="Calibri" w:hAnsi="Calibri"/>
+                <w:color w:val="0F172A"/>
+                <w:sz w:val="15"/>
+              </w:rPr>
+              <w:t>Shielded silicone cabling, switch</w:t>
+            </w:r>
+          </w:p>
+        </w:tc>
+        <w:tc>
+          <w:tcPr>
+            <w:tcW w:type="dxa" w:w="2581"/>
+            <w:shd w:fill="F8FAFC"/>
+            <w:tcMar>
+              <w:top w:w="35" w:type="dxa"/>
+              <w:bottom w:w="35" w:type="dxa"/>
+              <w:left w:w="60" w:type="dxa"/>
+              <w:right w:w="60" w:type="dxa"/>
+            </w:tcMar>
+          </w:tcPr>
+          <w:p>
+            <w:r>
+              <w:rPr>
+                <w:rFonts w:ascii="Calibri" w:hAnsi="Calibri"/>
+                <w:color w:val="0F172A"/>
+                <w:sz w:val="15"/>
+              </w:rPr>
+              <w:t>NGN 4,250</w:t>
+            </w:r>
+          </w:p>
+        </w:tc>
+        <w:tc>
+          <w:tcPr>
+            <w:tcW w:type="dxa" w:w="2581"/>
+            <w:shd w:fill="F8FAFC"/>
+            <w:tcMar>
+              <w:top w:w="35" w:type="dxa"/>
+              <w:bottom w:w="35" w:type="dxa"/>
+              <w:left w:w="60" w:type="dxa"/>
+              <w:right w:w="60" w:type="dxa"/>
+            </w:tcMar>
+          </w:tcPr>
+          <w:p>
+            <w:r>
+              <w:rPr>
+                <w:rFonts w:ascii="Calibri" w:hAnsi="Calibri"/>
+                <w:color w:val="0F172A"/>
+                <w:sz w:val="15"/>
+              </w:rPr>
+              <w:t>NGN 2,600</w:t>
+            </w:r>
+          </w:p>
+        </w:tc>
+      </w:tr>
+      <w:tr>
+        <w:tc>
+          <w:tcPr>
+            <w:tcW w:type="dxa" w:w="2581"/>
+            <w:shd w:fill="E2E8F0"/>
+            <w:tcMar>
+              <w:top w:w="35" w:type="dxa"/>
+              <w:bottom w:w="35" w:type="dxa"/>
+              <w:left w:w="60" w:type="dxa"/>
+              <w:right w:w="60" w:type="dxa"/>
+            </w:tcMar>
+          </w:tcPr>
+          <w:p>
+            <w:r>
+              <w:rPr>
+                <w:rFonts w:ascii="Calibri" w:hAnsi="Calibri"/>
+                <w:b/>
+                <w:color w:val="0F172A"/>
+                <w:sz w:val="15"/>
+              </w:rPr>
+              <w:t>TOTAL BILL OF MATERIALS (BOM)</w:t>
+            </w:r>
+          </w:p>
+        </w:tc>
+        <w:tc>
+          <w:tcPr>
+            <w:tcW w:type="dxa" w:w="2581"/>
+            <w:shd w:fill="E2E8F0"/>
+            <w:tcMar>
+              <w:top w:w="35" w:type="dxa"/>
+              <w:bottom w:w="35" w:type="dxa"/>
+              <w:left w:w="60" w:type="dxa"/>
+              <w:right w:w="60" w:type="dxa"/>
+            </w:tcMar>
+          </w:tcPr>
+          <w:p>
+            <w:r>
+              <w:rPr>
+                <w:rFonts w:ascii="Calibri" w:hAnsi="Calibri"/>
+                <w:b/>
+                <w:color w:val="0F172A"/>
+                <w:sz w:val="15"/>
+              </w:rPr>
+              <w:t>Complete Hardware Node</w:t>
+            </w:r>
+          </w:p>
+        </w:tc>
+        <w:tc>
+          <w:tcPr>
+            <w:tcW w:type="dxa" w:w="2581"/>
+            <w:shd w:fill="E2E8F0"/>
+            <w:tcMar>
+              <w:top w:w="35" w:type="dxa"/>
+              <w:bottom w:w="35" w:type="dxa"/>
+              <w:left w:w="60" w:type="dxa"/>
+              <w:right w:w="60" w:type="dxa"/>
+            </w:tcMar>
+          </w:tcPr>
+          <w:p>
+            <w:r>
+              <w:rPr>
+                <w:rFonts w:ascii="Calibri" w:hAnsi="Calibri"/>
+                <w:b/>
+                <w:color w:val="0F172A"/>
+                <w:sz w:val="15"/>
+              </w:rPr>
+              <w:t>NGN 34,750 (~$22.00)</w:t>
+            </w:r>
+          </w:p>
+        </w:tc>
+        <w:tc>
+          <w:tcPr>
+            <w:tcW w:type="dxa" w:w="2581"/>
+            <w:shd w:fill="E2E8F0"/>
+            <w:tcMar>
+              <w:top w:w="35" w:type="dxa"/>
+              <w:bottom w:w="35" w:type="dxa"/>
+              <w:left w:w="60" w:type="dxa"/>
+              <w:right w:w="60" w:type="dxa"/>
+            </w:tcMar>
+          </w:tcPr>
+          <w:p>
+            <w:r>
+              <w:rPr>
+                <w:rFonts w:ascii="Calibri" w:hAnsi="Calibri"/>
+                <w:b/>
+                <w:color w:val="0F172A"/>
+                <w:sz w:val="15"/>
+              </w:rPr>
+              <w:t>NGN 21,500 (~$13.80)</w:t>
+            </w:r>
+          </w:p>
+        </w:tc>
+      </w:tr>
+    </w:tbl>
+    <w:p>
+      <w:pPr>
+        <w:keepNext/>
+        <w:spacing w:before="100" w:after="30"/>
+      </w:pPr>
+      <w:r>
+        <w:rPr>
+          <w:rFonts w:ascii="Arial" w:hAnsi="Arial"/>
+          <w:b/>
+          <w:color w:val="0B5ED7"/>
+          <w:sz w:val="19"/>
+        </w:rPr>
+        <w:t>8.2 Scalable Revenue Architecture</w:t>
       </w:r>
     </w:p>
     <w:p>
       <w:pPr>
+        <w:pStyle w:val="ListBullet"/>
+        <w:spacing w:after="36"/>
+        <w:jc w:val="both"/>
+      </w:pPr>
+      <w:r>
+        <w:rPr>
+          <w:rFonts w:ascii="Calibri" w:hAnsi="Calibri"/>
+          <w:b/>
+          <w:color w:val="071A2F"/>
+          <w:sz w:val="17"/>
+        </w:rPr>
+        <w:t xml:space="preserve">Hardware Unit Sales: </w:t>
+      </w:r>
+      <w:r>
+        <w:rPr>
+          <w:rFonts w:ascii="Calibri" w:hAnsi="Calibri"/>
+          <w:color w:val="0F172A"/>
+          <w:sz w:val="17"/>
+        </w:rPr>
+        <w:t>Sold at NGN 50,000 to NGN 75,000 per unit, yielding a healthy 45%–55% gross margin. Low entry barrier makes adoption frictionless.</w:t>
+      </w:r>
+    </w:p>
+    <w:p>
+      <w:pPr>
+        <w:pStyle w:val="ListBullet"/>
+        <w:spacing w:after="36"/>
+        <w:jc w:val="both"/>
+      </w:pPr>
+      <w:r>
+        <w:rPr>
+          <w:rFonts w:ascii="Calibri" w:hAnsi="Calibri"/>
+          <w:b/>
+          <w:color w:val="071A2F"/>
+          <w:sz w:val="17"/>
+        </w:rPr>
+        <w:t xml:space="preserve">Recurring SaaS Telemetry Subscription: </w:t>
+      </w:r>
+      <w:r>
+        <w:rPr>
+          <w:rFonts w:ascii="Calibri" w:hAnsi="Calibri"/>
+          <w:color w:val="0F172A"/>
+          <w:sz w:val="17"/>
+        </w:rPr>
+        <w:t>NGN 15,000 to NGN 25,000 / machine / month for continuous live telemetry streaming, predictive threshold alerts, fleet health analytics, and unlimited priority WhatsApp AI queries.</w:t>
+      </w:r>
+    </w:p>
+    <w:p>
+      <w:pPr>
+        <w:pStyle w:val="ListBullet"/>
+        <w:spacing w:after="36"/>
+        <w:jc w:val="both"/>
+      </w:pPr>
+      <w:r>
+        <w:rPr>
+          <w:rFonts w:ascii="Calibri" w:hAnsi="Calibri"/>
+          <w:b/>
+          <w:color w:val="071A2F"/>
+          <w:sz w:val="17"/>
+        </w:rPr>
+        <w:t xml:space="preserve">Spare Parts Marketplace Commission: </w:t>
+      </w:r>
+      <w:r>
+        <w:rPr>
+          <w:rFonts w:ascii="Calibri" w:hAnsi="Calibri"/>
+          <w:color w:val="0F172A"/>
+          <w:sz w:val="17"/>
+        </w:rPr>
+        <w:t>3%–5% transaction fee connecting diagnosed fault codes with verified local replacement parts distributors in Lagos, Abuja, and Port Harcourt.</w:t>
+      </w:r>
+    </w:p>
+    <w:p>
+      <w:pPr>
+        <w:keepNext/>
         <w:spacing w:before="160" w:after="40"/>
       </w:pPr>
       <w:r>
         <w:rPr>
+          <w:rFonts w:ascii="Arial" w:hAnsi="Arial"/>
           <w:b/>
           <w:color w:val="071A2F"/>
-          <w:sz w:val="23"/>
+          <w:sz w:val="22"/>
         </w:rPr>
         <w:t>9. Expected Impact &amp; National Strategic Alignment</w:t>
       </w:r>
     </w:p>
     <w:p>
       <w:pPr>
-        <w:spacing w:after="50"/>
+        <w:pStyle w:val="ListBullet"/>
+        <w:spacing w:after="36"/>
+        <w:jc w:val="both"/>
       </w:pPr>
       <w:r>
         <w:rPr>
-          <w:color w:val="334155"/>
+          <w:rFonts w:ascii="Calibri" w:hAnsi="Calibri"/>
+          <w:b/>
+          <w:color w:val="071A2F"/>
           <w:sz w:val="17"/>
         </w:rPr>
-        <w:t>• 60% Downtime Reduction: Early detection of bearing wear, pump cavitation, and cooling failures eliminates catastrophic breakdowns, saving an estimated NGN 3,000,000 to NGN 7,000,000 annually per machine for Nigerian SME contractors.</w:t>
-        <w:br/>
-        <w:t>• Foreign Exchange Conservation: Prevents premature capital write-offs of multi-million Naira machines and eliminates foreign currency drain on expensive overseas diagnostic subscriptions.</w:t>
-        <w:br/>
-        <w:t>• Dignified Engineering Job Creation: Upskills informal mechanics into certified digital diagnostics technicians capable of operating IoT instruments and AI triage tools.</w:t>
-        <w:br/>
-        <w:t>• Food Security Reinforcement: Ensures tractors and agricultural machinery remain operational during narrow planting windows, preventing post-harvest and planting season bottlenecks.</w:t>
+        <w:t xml:space="preserve">60% Downtime Reduction: </w:t>
+      </w:r>
+      <w:r>
+        <w:rPr>
+          <w:rFonts w:ascii="Calibri" w:hAnsi="Calibri"/>
+          <w:color w:val="0F172A"/>
+          <w:sz w:val="17"/>
+        </w:rPr>
+        <w:t>Early detection of bearing wear, pump cavitation, and cooling failures eliminates catastrophic breakdowns, saving an estimated NGN 3,000,000 to NGN 7,000,000 annually per machine for Nigerian SME contractors.</w:t>
       </w:r>
     </w:p>
     <w:p>
       <w:pPr>
+        <w:pStyle w:val="ListBullet"/>
+        <w:spacing w:after="36"/>
+        <w:jc w:val="both"/>
+      </w:pPr>
+      <w:r>
+        <w:rPr>
+          <w:rFonts w:ascii="Calibri" w:hAnsi="Calibri"/>
+          <w:b/>
+          <w:color w:val="071A2F"/>
+          <w:sz w:val="17"/>
+        </w:rPr>
+        <w:t xml:space="preserve">Foreign Exchange Conservation: </w:t>
+      </w:r>
+      <w:r>
+        <w:rPr>
+          <w:rFonts w:ascii="Calibri" w:hAnsi="Calibri"/>
+          <w:color w:val="0F172A"/>
+          <w:sz w:val="17"/>
+        </w:rPr>
+        <w:t>Prevents premature capital write-offs of multi-million Naira machines and eliminates foreign currency drain on expensive overseas diagnostic subscriptions.</w:t>
+      </w:r>
+    </w:p>
+    <w:p>
+      <w:pPr>
+        <w:pStyle w:val="ListBullet"/>
+        <w:spacing w:after="36"/>
+        <w:jc w:val="both"/>
+      </w:pPr>
+      <w:r>
+        <w:rPr>
+          <w:rFonts w:ascii="Calibri" w:hAnsi="Calibri"/>
+          <w:b/>
+          <w:color w:val="071A2F"/>
+          <w:sz w:val="17"/>
+        </w:rPr>
+        <w:t xml:space="preserve">Dignified Engineering Job Creation: </w:t>
+      </w:r>
+      <w:r>
+        <w:rPr>
+          <w:rFonts w:ascii="Calibri" w:hAnsi="Calibri"/>
+          <w:color w:val="0F172A"/>
+          <w:sz w:val="17"/>
+        </w:rPr>
+        <w:t>Upskills informal mechanics into certified digital diagnostics technicians capable of operating IoT instruments and AI triage tools.</w:t>
+      </w:r>
+    </w:p>
+    <w:p>
+      <w:pPr>
+        <w:pStyle w:val="ListBullet"/>
+        <w:spacing w:after="36"/>
+        <w:jc w:val="both"/>
+      </w:pPr>
+      <w:r>
+        <w:rPr>
+          <w:rFonts w:ascii="Calibri" w:hAnsi="Calibri"/>
+          <w:b/>
+          <w:color w:val="071A2F"/>
+          <w:sz w:val="17"/>
+        </w:rPr>
+        <w:t xml:space="preserve">Food Security Reinforcement: </w:t>
+      </w:r>
+      <w:r>
+        <w:rPr>
+          <w:rFonts w:ascii="Calibri" w:hAnsi="Calibri"/>
+          <w:color w:val="0F172A"/>
+          <w:sz w:val="17"/>
+        </w:rPr>
+        <w:t>Ensures tractors and agricultural machinery remain operational during narrow planting windows, preventing post-harvest and planting season bottlenecks.</w:t>
+      </w:r>
+    </w:p>
+    <w:p>
+      <w:pPr>
+        <w:keepNext/>
         <w:spacing w:before="160" w:after="40"/>
       </w:pPr>
       <w:r>
         <w:rPr>
+          <w:rFonts w:ascii="Arial" w:hAnsi="Arial"/>
           <w:b/>
           <w:color w:val="071A2F"/>
-          <w:sz w:val="23"/>
+          <w:sz w:val="22"/>
         </w:rPr>
-        <w:t>10. Team Credentials &amp; Signoff Declaration</w:t>
+        <w:t>10. Team Credentials &amp; Verification</w:t>
       </w:r>
     </w:p>
     <w:p>
       <w:pPr>
         <w:spacing w:after="50"/>
+        <w:jc w:val="both"/>
       </w:pPr>
       <w:r>
         <w:rPr>
-          <w:color w:val="334155"/>
+          <w:rFonts w:ascii="Calibri" w:hAnsi="Calibri"/>
+          <w:color w:val="0F172A"/>
           <w:sz w:val="17"/>
         </w:rPr>
-        <w:t>• Oni Mujeeb Ramadan (Lead Applicant &amp; Operations Lead): NUESA Engineering Scholar of the Year (2026), Man of Excellence Award (LASUSU). Leads field testing, operator interviews, diagnostic manual curation, and commercial partner outreach across Lagos industrial sites.</w:t>
-        <w:br/>
-        <w:t>• Mubarak Raji Babatunde (Founder &amp; AI / Software Lead): Full-stack and artificial intelligence engineer. Built the MechMind RAG pipeline, ChromaDB vector collections, FastAPI backend, and Next.js telemetry dashboard. 1st Place Winner at Vibranium Valley x PowerTech Grand Challenge.</w:t>
-        <w:br/>
-        <w:t>• Olawale Oladele (Hardware &amp; Embedded Systems Lead): Certified SolidWorks Professional (CSWP) with 4 CSWPA advanced specializations and Ansys FEA credentials. Designed the physical enclosure, vibration isolation mounts, circuit schematics, and FreeRTOS embedded firmware.</w:t>
+        <w:t>MechMind AI is developed by a proven engineering team from Lagos State University (LASU) operating commercially under Pullup Events (CAC Registration: BN-9846744):</w:t>
       </w:r>
     </w:p>
     <w:p>
+      <w:pPr>
+        <w:pStyle w:val="ListBullet"/>
+        <w:spacing w:after="36"/>
+        <w:jc w:val="both"/>
+      </w:pPr>
       <w:r>
         <w:rPr>
+          <w:rFonts w:ascii="Calibri" w:hAnsi="Calibri"/>
           <w:b/>
           <w:color w:val="071A2F"/>
-          <w:sz w:val="19"/>
+          <w:sz w:val="17"/>
+        </w:rPr>
+        <w:t xml:space="preserve">Oni Mujeeb Ramadan (Lead Applicant &amp; Operations Lead): </w:t>
+      </w:r>
+      <w:r>
+        <w:rPr>
+          <w:rFonts w:ascii="Calibri" w:hAnsi="Calibri"/>
+          <w:color w:val="0F172A"/>
+          <w:sz w:val="17"/>
+        </w:rPr>
+        <w:t>NUESA Engineering Scholar of the Year (2026), Man of Excellence Award (LASUSU). Leads field testing, operator interviews, diagnostic manual curation, and commercial partner outreach across Lagos industrial sites.</w:t>
+      </w:r>
+    </w:p>
+    <w:p>
+      <w:pPr>
+        <w:pStyle w:val="ListBullet"/>
+        <w:spacing w:after="36"/>
+        <w:jc w:val="both"/>
+      </w:pPr>
+      <w:r>
+        <w:rPr>
+          <w:rFonts w:ascii="Calibri" w:hAnsi="Calibri"/>
+          <w:b/>
+          <w:color w:val="071A2F"/>
+          <w:sz w:val="17"/>
+        </w:rPr>
+        <w:t xml:space="preserve">Mubarak Raji Babatunde (Founder &amp; AI / Software Lead): </w:t>
+      </w:r>
+      <w:r>
+        <w:rPr>
+          <w:rFonts w:ascii="Calibri" w:hAnsi="Calibri"/>
+          <w:color w:val="0F172A"/>
+          <w:sz w:val="17"/>
+        </w:rPr>
+        <w:t>Full-stack and artificial intelligence engineer. Built the MechMind RAG pipeline, ChromaDB vector collections, FastAPI backend, and Next.js telemetry dashboard. 1st Place Winner at Vibranium Valley x PowerTech Grand Challenge.</w:t>
+      </w:r>
+    </w:p>
+    <w:p>
+      <w:pPr>
+        <w:pStyle w:val="ListBullet"/>
+        <w:spacing w:after="36"/>
+        <w:jc w:val="both"/>
+      </w:pPr>
+      <w:r>
+        <w:rPr>
+          <w:rFonts w:ascii="Calibri" w:hAnsi="Calibri"/>
+          <w:b/>
+          <w:color w:val="071A2F"/>
+          <w:sz w:val="17"/>
+        </w:rPr>
+        <w:t xml:space="preserve">Olawale Oladele (Hardware &amp; Embedded Systems Lead): </w:t>
+      </w:r>
+      <w:r>
+        <w:rPr>
+          <w:rFonts w:ascii="Calibri" w:hAnsi="Calibri"/>
+          <w:color w:val="0F172A"/>
+          <w:sz w:val="17"/>
+        </w:rPr>
+        <w:t>Certified SolidWorks Professional (CSWP) with 4 CSWPA advanced specializations and Ansys FEA credentials. Designed the physical enclosure, vibration isolation mounts, circuit schematics, and FreeRTOS embedded firmware.</w:t>
+      </w:r>
+    </w:p>
+    <w:p>
+      <w:pPr>
+        <w:keepNext/>
+        <w:spacing w:before="160" w:after="40"/>
+      </w:pPr>
+      <w:r>
+        <w:rPr>
+          <w:rFonts w:ascii="Arial" w:hAnsi="Arial"/>
+          <w:b/>
+          <w:color w:val="071A2F"/>
+          <w:sz w:val="17"/>
         </w:rPr>
         <w:t>Applicant Declaration &amp; Submission Confirmation</w:t>
         <w:br/>
       </w:r>
       <w:r>
         <w:rPr>
+          <w:rFonts w:ascii="Calibri" w:hAnsi="Calibri"/>
           <w:color w:val="334155"/>
-          <w:sz w:val="17"/>
+          <w:sz w:val="16"/>
         </w:rPr>
         <w:t>This Project Synopsis is submitted in full compliance with the guidelines of the National Automation Prize (NAP 2026) organized by Advanxis Technologies &amp; Process Automation Ltd. We hereby certify that the MechMind AI prototype is an original, functional hardware and software innovation developed in Nigeria, and our team is fully prepared to demonstrate the working physical device during the upcoming State Audition and Regional Demonstration stages.</w:t>
         <w:br/>
@@ -879,8 +3272,8 @@
     </w:p>
     <w:sectPr>
       <w:footerReference w:type="default" r:id="rId9"/>
-      <w:pgSz w:w="12240" w:h="15840"/>
-      <w:pgMar w:top="864" w:right="864" w:bottom="864" w:left="864" w:header="720" w:footer="720" w:gutter="0"/>
+      <w:pgSz w:w="11909" w:h="16834"/>
+      <w:pgMar w:top="792" w:right="792" w:bottom="792" w:left="792" w:header="720" w:footer="720" w:gutter="0"/>
       <w:cols w:space="720"/>
       <w:docGrid w:linePitch="360"/>
     </w:sectPr>
@@ -897,8 +3290,9 @@
     </w:pPr>
     <w:r>
       <w:rPr>
+        <w:rFonts w:ascii="Calibri" w:hAnsi="Calibri"/>
         <w:color w:val="64748B"/>
-        <w:sz w:val="16"/>
+        <w:sz w:val="15"/>
       </w:rPr>
       <w:t>National Automation Prize (NAP 2026) | Track 08: Made-in-Nigeria Affordable Automation | MechMind AI</w:t>
     </w:r>

--- a/docs/MechMind_AI_Project_Synopsis_NAP2026.docx
+++ b/docs/MechMind_AI_Project_Synopsis_NAP2026.docx
@@ -4,62 +4,30 @@
   <w:body>
     <w:p>
       <w:pPr>
-        <w:spacing w:after="40"/>
+        <w:spacing w:before="0" w:after="40"/>
       </w:pPr>
       <w:r>
         <w:rPr>
-          <w:rFonts w:ascii="Arial" w:hAnsi="Arial"/>
+          <w:rFonts w:ascii="Segoe UI" w:hAnsi="Segoe UI"/>
           <w:b/>
-          <w:color w:val="0B5ED7"/>
-          <w:sz w:val="17"/>
+          <w:color w:val="0F172A"/>
+          <w:sz w:val="44"/>
         </w:rPr>
-        <w:t>ADVANXIS TECHNOLOGIES &amp; PROCESS AUTOMATION LTD. — NATIONAL AUTOMATION PRIZE (NAP 2026)</w:t>
+        <w:t>MECHMIND AI</w:t>
       </w:r>
     </w:p>
     <w:p>
       <w:pPr>
-        <w:spacing w:after="40"/>
+        <w:spacing w:after="160"/>
       </w:pPr>
       <w:r>
         <w:rPr>
-          <w:rFonts w:ascii="Arial" w:hAnsi="Arial"/>
+          <w:rFonts w:ascii="Segoe UI" w:hAnsi="Segoe UI"/>
           <w:b/>
-          <w:color w:val="071A2F"/>
-          <w:sz w:val="34"/>
+          <w:color w:val="EA580C"/>
+          <w:sz w:val="22"/>
         </w:rPr>
-        <w:t xml:space="preserve">MechMind </w:t>
-      </w:r>
-      <w:r>
-        <w:rPr>
-          <w:rFonts w:ascii="Arial" w:hAnsi="Arial"/>
-          <w:b/>
-          <w:color w:val="FF6B2B"/>
-          <w:sz w:val="34"/>
-        </w:rPr>
-        <w:t xml:space="preserve">AI: </w:t>
-      </w:r>
-      <w:r>
-        <w:rPr>
-          <w:rFonts w:ascii="Arial" w:hAnsi="Arial"/>
-          <w:b/>
-          <w:color w:val="071A2F"/>
-          <w:sz w:val="34"/>
-        </w:rPr>
-        <w:t>Non-Invasive Edge Telemetry &amp; Mobile Diagnostic Copilot</w:t>
-      </w:r>
-    </w:p>
-    <w:p>
-      <w:pPr>
-        <w:spacing w:after="120"/>
-      </w:pPr>
-      <w:r>
-        <w:rPr>
-          <w:rFonts w:ascii="Calibri" w:hAnsi="Calibri"/>
-          <w:i/>
-          <w:color w:val="334155"/>
-          <w:sz w:val="19"/>
-        </w:rPr>
-        <w:t>Project Synopsis &amp; Engineering Concept Proposal for Heavy Industrial, Construction, and Agricultural Machinery</w:t>
+        <w:t>Non-Invasive Edge Condition Monitoring and Diagnostic Intelligence for Legacy Industrial, Construction and Agricultural Machinery</w:t>
       </w:r>
     </w:p>
     <w:tbl>
@@ -67,61 +35,62 @@
         <w:tblW w:type="auto" w:w="0"/>
         <w:jc w:val="center"/>
         <w:tblLook w:firstColumn="1" w:firstRow="1" w:lastColumn="0" w:lastRow="0" w:noHBand="0" w:noVBand="1" w:val="04A0"/>
-        <w:tblBorders>
-          <w:top w:val="single" w:sz="4" w:space="0" w:color="CBD5E1"/>
-          <w:bottom w:val="single" w:sz="4" w:space="0" w:color="CBD5E1"/>
-          <w:left w:val="none"/>
-          <w:right w:val="none"/>
-          <w:insideH w:val="single" w:sz="4" w:space="0" w:color="CBD5E1"/>
-          <w:insideV w:val="none"/>
-        </w:tblBorders>
       </w:tblPr>
       <w:tblGrid>
-        <w:gridCol w:w="5162"/>
-        <w:gridCol w:w="5162"/>
+        <w:gridCol w:w="4802"/>
+        <w:gridCol w:w="4802"/>
       </w:tblGrid>
       <w:tr>
         <w:tc>
           <w:tcPr>
-            <w:tcW w:type="dxa" w:w="5162"/>
-            <w:shd w:fill="F1F5F9"/>
+            <w:tcW w:type="dxa" w:w="3168"/>
             <w:tcMar>
-              <w:top w:w="60" w:type="dxa"/>
-              <w:bottom w:w="60" w:type="dxa"/>
-              <w:left w:w="100" w:type="dxa"/>
-              <w:right w:w="100" w:type="dxa"/>
+              <w:top w:w="50" w:type="dxa"/>
+              <w:bottom w:w="50" w:type="dxa"/>
+              <w:left w:w="80" w:type="dxa"/>
+              <w:right w:w="80" w:type="dxa"/>
             </w:tcMar>
+            <w:shd w:val="clear" w:color="auto" w:fill="F8FAFC"/>
           </w:tcPr>
           <w:p>
+            <w:pPr>
+              <w:spacing w:after="0"/>
+            </w:pPr>
             <w:r>
               <w:rPr>
-                <w:rFonts w:ascii="Calibri" w:hAnsi="Calibri"/>
-                <w:color w:val="071A2F"/>
-                <w:sz w:val="15"/>
+                <w:rFonts w:ascii="Segoe UI" w:hAnsi="Segoe UI"/>
+                <w:b/>
+                <w:color w:val="475569"/>
+                <w:sz w:val="17"/>
               </w:rPr>
-              <w:t>Competition Track: Track 08 — Made-in-Nigeria Affordable Automation &amp; Industrial Machines</w:t>
+              <w:t>Competition &amp; Track</w:t>
             </w:r>
           </w:p>
         </w:tc>
         <w:tc>
           <w:tcPr>
-            <w:tcW w:type="dxa" w:w="5162"/>
-            <w:shd w:fill="F1F5F9"/>
+            <w:tcW w:type="dxa" w:w="6437"/>
             <w:tcMar>
-              <w:top w:w="60" w:type="dxa"/>
-              <w:bottom w:w="60" w:type="dxa"/>
-              <w:left w:w="100" w:type="dxa"/>
-              <w:right w:w="100" w:type="dxa"/>
+              <w:top w:w="50" w:type="dxa"/>
+              <w:bottom w:w="50" w:type="dxa"/>
+              <w:left w:w="80" w:type="dxa"/>
+              <w:right w:w="80" w:type="dxa"/>
             </w:tcMar>
+            <w:shd w:val="clear" w:color="auto" w:fill="FFFFFF"/>
           </w:tcPr>
           <w:p>
+            <w:pPr>
+              <w:spacing w:after="0"/>
+            </w:pPr>
             <w:r>
               <w:rPr>
-                <w:rFonts w:ascii="Calibri" w:hAnsi="Calibri"/>
-                <w:color w:val="071A2F"/>
-                <w:sz w:val="15"/>
+                <w:rFonts w:ascii="Segoe UI" w:hAnsi="Segoe UI"/>
+                <w:color w:val="0F172A"/>
+                <w:sz w:val="17"/>
               </w:rPr>
-              <w:t>Cross-Cutting Synergies: Track 01 (Process Machinery) &amp; Track 02 (Agri &amp; Food Security)</w:t>
+              <w:t>National Automation Prize (NAP 2026)</w:t>
+              <w:br/>
+              <w:t>Track 08: Made-in-Nigeria Affordable Automation &amp; Industrial Machines</w:t>
             </w:r>
           </w:p>
         </w:tc>
@@ -129,45 +98,54 @@
       <w:tr>
         <w:tc>
           <w:tcPr>
-            <w:tcW w:type="dxa" w:w="5162"/>
-            <w:shd w:fill="F1F5F9"/>
+            <w:tcW w:type="dxa" w:w="3168"/>
             <w:tcMar>
-              <w:top w:w="60" w:type="dxa"/>
-              <w:bottom w:w="60" w:type="dxa"/>
-              <w:left w:w="100" w:type="dxa"/>
-              <w:right w:w="100" w:type="dxa"/>
+              <w:top w:w="50" w:type="dxa"/>
+              <w:bottom w:w="50" w:type="dxa"/>
+              <w:left w:w="80" w:type="dxa"/>
+              <w:right w:w="80" w:type="dxa"/>
             </w:tcMar>
+            <w:shd w:val="clear" w:color="auto" w:fill="F8FAFC"/>
           </w:tcPr>
           <w:p>
+            <w:pPr>
+              <w:spacing w:after="0"/>
+            </w:pPr>
             <w:r>
               <w:rPr>
-                <w:rFonts w:ascii="Calibri" w:hAnsi="Calibri"/>
-                <w:color w:val="071A2F"/>
-                <w:sz w:val="15"/>
+                <w:rFonts w:ascii="Segoe UI" w:hAnsi="Segoe UI"/>
+                <w:b/>
+                <w:color w:val="475569"/>
+                <w:sz w:val="17"/>
               </w:rPr>
-              <w:t>Lead Applicant: Oni Mujeeb Ramadan (Product Operations &amp; Field Lead)</w:t>
+              <w:t>Cross-Cutting Synergies</w:t>
             </w:r>
           </w:p>
         </w:tc>
         <w:tc>
           <w:tcPr>
-            <w:tcW w:type="dxa" w:w="5162"/>
-            <w:shd w:fill="F1F5F9"/>
+            <w:tcW w:type="dxa" w:w="6437"/>
             <w:tcMar>
-              <w:top w:w="60" w:type="dxa"/>
-              <w:bottom w:w="60" w:type="dxa"/>
-              <w:left w:w="100" w:type="dxa"/>
-              <w:right w:w="100" w:type="dxa"/>
+              <w:top w:w="50" w:type="dxa"/>
+              <w:bottom w:w="50" w:type="dxa"/>
+              <w:left w:w="80" w:type="dxa"/>
+              <w:right w:w="80" w:type="dxa"/>
             </w:tcMar>
+            <w:shd w:val="clear" w:color="auto" w:fill="FFFFFF"/>
           </w:tcPr>
           <w:p>
+            <w:pPr>
+              <w:spacing w:after="0"/>
+            </w:pPr>
             <w:r>
               <w:rPr>
-                <w:rFonts w:ascii="Calibri" w:hAnsi="Calibri"/>
-                <w:color w:val="071A2F"/>
-                <w:sz w:val="15"/>
+                <w:rFonts w:ascii="Segoe UI" w:hAnsi="Segoe UI"/>
+                <w:color w:val="0F172A"/>
+                <w:sz w:val="17"/>
               </w:rPr>
-              <w:t>Engineering Team: Mubarak Raji Babatunde (Software &amp; AI), Olawale Oladele (Hardware &amp; CAD)</w:t>
+              <w:t>Track 01: Smart Automation of Process Plants</w:t>
+              <w:br/>
+              <w:t>Track 02: AI &amp; Robotics for Agriculture &amp; Food Security</w:t>
             </w:r>
           </w:p>
         </w:tc>
@@ -175,45 +153,111 @@
       <w:tr>
         <w:tc>
           <w:tcPr>
-            <w:tcW w:type="dxa" w:w="5162"/>
-            <w:shd w:fill="F1F5F9"/>
+            <w:tcW w:type="dxa" w:w="3168"/>
             <w:tcMar>
-              <w:top w:w="60" w:type="dxa"/>
-              <w:bottom w:w="60" w:type="dxa"/>
-              <w:left w:w="100" w:type="dxa"/>
-              <w:right w:w="100" w:type="dxa"/>
+              <w:top w:w="50" w:type="dxa"/>
+              <w:bottom w:w="50" w:type="dxa"/>
+              <w:left w:w="80" w:type="dxa"/>
+              <w:right w:w="80" w:type="dxa"/>
             </w:tcMar>
+            <w:shd w:val="clear" w:color="auto" w:fill="F8FAFC"/>
           </w:tcPr>
           <w:p>
+            <w:pPr>
+              <w:spacing w:after="0"/>
+            </w:pPr>
             <w:r>
               <w:rPr>
-                <w:rFonts w:ascii="Calibri" w:hAnsi="Calibri"/>
-                <w:color w:val="071A2F"/>
-                <w:sz w:val="15"/>
+                <w:rFonts w:ascii="Segoe UI" w:hAnsi="Segoe UI"/>
+                <w:b/>
+                <w:color w:val="475569"/>
+                <w:sz w:val="17"/>
               </w:rPr>
-              <w:t>Institution / Entity: Lagos State University (LASU) | Pullup Events (CAC BN-9846744)</w:t>
+              <w:t>Institution &amp; Commercial Vehicle</w:t>
             </w:r>
           </w:p>
         </w:tc>
         <w:tc>
           <w:tcPr>
-            <w:tcW w:type="dxa" w:w="5162"/>
-            <w:shd w:fill="F1F5F9"/>
+            <w:tcW w:type="dxa" w:w="6437"/>
             <w:tcMar>
-              <w:top w:w="60" w:type="dxa"/>
-              <w:bottom w:w="60" w:type="dxa"/>
-              <w:left w:w="100" w:type="dxa"/>
-              <w:right w:w="100" w:type="dxa"/>
+              <w:top w:w="50" w:type="dxa"/>
+              <w:bottom w:w="50" w:type="dxa"/>
+              <w:left w:w="80" w:type="dxa"/>
+              <w:right w:w="80" w:type="dxa"/>
             </w:tcMar>
+            <w:shd w:val="clear" w:color="auto" w:fill="FFFFFF"/>
           </w:tcPr>
           <w:p>
+            <w:pPr>
+              <w:spacing w:after="0"/>
+            </w:pPr>
             <w:r>
               <w:rPr>
-                <w:rFonts w:ascii="Calibri" w:hAnsi="Calibri"/>
-                <w:color w:val="071A2F"/>
-                <w:sz w:val="15"/>
+                <w:rFonts w:ascii="Segoe UI" w:hAnsi="Segoe UI"/>
+                <w:color w:val="0F172A"/>
+                <w:sz w:val="17"/>
               </w:rPr>
-              <w:t>Live Verification: Web: mechmind-ng.vercel.app | WhatsApp: +234 701 029 9562</w:t>
+              <w:t>Lagos State University (LASU), Lagos, Nigeria</w:t>
+              <w:br/>
+              <w:t>Pullup Events (CAC Registration: BN-9846744)</w:t>
+            </w:r>
+          </w:p>
+        </w:tc>
+      </w:tr>
+      <w:tr>
+        <w:tc>
+          <w:tcPr>
+            <w:tcW w:type="dxa" w:w="3168"/>
+            <w:tcMar>
+              <w:top w:w="50" w:type="dxa"/>
+              <w:bottom w:w="50" w:type="dxa"/>
+              <w:left w:w="80" w:type="dxa"/>
+              <w:right w:w="80" w:type="dxa"/>
+            </w:tcMar>
+            <w:shd w:val="clear" w:color="auto" w:fill="F8FAFC"/>
+          </w:tcPr>
+          <w:p>
+            <w:pPr>
+              <w:spacing w:after="0"/>
+            </w:pPr>
+            <w:r>
+              <w:rPr>
+                <w:rFonts w:ascii="Segoe UI" w:hAnsi="Segoe UI"/>
+                <w:b/>
+                <w:color w:val="475569"/>
+                <w:sz w:val="17"/>
+              </w:rPr>
+              <w:t>Engineering Core Team</w:t>
+            </w:r>
+          </w:p>
+        </w:tc>
+        <w:tc>
+          <w:tcPr>
+            <w:tcW w:type="dxa" w:w="6437"/>
+            <w:tcMar>
+              <w:top w:w="50" w:type="dxa"/>
+              <w:bottom w:w="50" w:type="dxa"/>
+              <w:left w:w="80" w:type="dxa"/>
+              <w:right w:w="80" w:type="dxa"/>
+            </w:tcMar>
+            <w:shd w:val="clear" w:color="auto" w:fill="FFFFFF"/>
+          </w:tcPr>
+          <w:p>
+            <w:pPr>
+              <w:spacing w:after="0"/>
+            </w:pPr>
+            <w:r>
+              <w:rPr>
+                <w:rFonts w:ascii="Segoe UI" w:hAnsi="Segoe UI"/>
+                <w:color w:val="0F172A"/>
+                <w:sz w:val="17"/>
+              </w:rPr>
+              <w:t>• Oni Mujeeb Ramadan — Product Operations &amp; Field Lead</w:t>
+              <w:br/>
+              <w:t>• Mubarak Raji Babatunde — AI &amp; Software Lead</w:t>
+              <w:br/>
+              <w:t>• Olawale Oladele — Hardware &amp; Embedded Systems Lead</w:t>
             </w:r>
           </w:p>
         </w:tc>
@@ -221,175 +265,2132 @@
     </w:tbl>
     <w:p>
       <w:pPr>
-        <w:spacing w:after="80"/>
+        <w:spacing w:after="160"/>
       </w:pPr>
+    </w:p>
+    <w:p>
+      <w:pPr>
+        <w:spacing w:before="240" w:after="60"/>
+      </w:pPr>
+      <w:r>
+        <w:rPr>
+          <w:rFonts w:ascii="Segoe UI" w:hAnsi="Segoe UI"/>
+          <w:b/>
+          <w:color w:val="0F172A"/>
+          <w:sz w:val="23"/>
+        </w:rPr>
+        <w:t>1. Executive Summary</w:t>
+      </w:r>
+    </w:p>
+    <w:p>
+      <w:pPr>
+        <w:spacing w:after="70"/>
+      </w:pPr>
+      <w:r>
+        <w:t>Nigeria operates a large population of legacy construction, agricultural and industrial machines that were designed before modern low-cost condition-monitoring technologies became widely accessible. Many of these machines continue to operate without continuous vibration, temperature or acoustic monitoring, leaving operators dependent on periodic inspection, experience-based troubleshooting and, where available, expensive proprietary diagnostic systems.</w:t>
+      </w:r>
+    </w:p>
+    <w:p>
+      <w:pPr>
+        <w:spacing w:after="70"/>
+      </w:pPr>
+      <w:r>
+        <w:t>MechMind AI is a locally developed, non-invasive machine-health monitoring and diagnostic intelligence platform designed to close this gap.</w:t>
+      </w:r>
+    </w:p>
+    <w:p>
+      <w:pPr>
+        <w:spacing w:after="70"/>
+      </w:pPr>
+      <w:r>
+        <w:t>The system combines a compact edge sensor node with vibration, surface-temperature and acoustic sensing; local signal processing; low-bandwidth telemetry; a web-based machine-health dashboard; and a retrieval-augmented artificial intelligence diagnostic assistant accessible through WhatsApp.</w:t>
+      </w:r>
+    </w:p>
+    <w:p>
+      <w:pPr>
+        <w:spacing w:after="70"/>
+      </w:pPr>
+      <w:r>
+        <w:t>The sensor node attaches externally to compatible machinery without cutting factory wiring or permanently modifying the machine. It collects machine-condition signals and extracts useful health indicators at the edge before transmitting compact telemetry. The diagnostic layer combines retrieved technical service information with a locally hosted language model to provide technicians with evidence-grounded troubleshooting guidance, inspection steps and safety considerations.</w:t>
+      </w:r>
+    </w:p>
+    <w:p>
+      <w:pPr>
+        <w:spacing w:after="70"/>
+      </w:pPr>
+      <w:r>
+        <w:t>The current prototype has been physically assembled and tested on operating earthmoving equipment. In an internal 56-case blind diagnostic benchmark covering hydraulic, electrical, fuel-delivery and powertrain-related faults, the system correctly identified 42 cases, corresponding to 75.0% accuracy. The prototype also recorded a median local inference time of 65.1 seconds and an average end-to-end WhatsApp delivery turnaround of approximately 84.2 seconds.</w:t>
+      </w:r>
+    </w:p>
+    <w:p>
+      <w:pPr>
+        <w:spacing w:after="70"/>
+      </w:pPr>
+      <w:r>
+        <w:t>These results represent an early engineering validation rather than a claim of production-grade diagnostic accuracy. The next development phase focuses on controlled fault testing, expanded machine coverage, improved sensor calibration, dedicated PCB fabrication, cellular connectivity and larger field datasets.</w:t>
+      </w:r>
+    </w:p>
+    <w:p>
+      <w:pPr>
+        <w:spacing w:after="70"/>
+      </w:pPr>
+      <w:r>
+        <w:rPr>
+          <w:b/>
+          <w:color w:val="0F172A"/>
+        </w:rPr>
+        <w:t xml:space="preserve">Core Engineering Principle: </w:t>
+      </w:r>
+      <w:r>
+        <w:rPr>
+          <w:i/>
+        </w:rPr>
+        <w:t>Make machine intelligence affordable enough for the machines Nigeria already owns.</w:t>
+      </w:r>
+    </w:p>
+    <w:p>
+      <w:pPr>
+        <w:spacing w:before="240" w:after="60"/>
+      </w:pPr>
+      <w:r>
+        <w:rPr>
+          <w:rFonts w:ascii="Segoe UI" w:hAnsi="Segoe UI"/>
+          <w:b/>
+          <w:color w:val="0F172A"/>
+          <w:sz w:val="23"/>
+        </w:rPr>
+        <w:t>2. Problem Statement</w:t>
+      </w:r>
+    </w:p>
+    <w:p>
+      <w:pPr>
+        <w:spacing w:after="70"/>
+      </w:pPr>
+      <w:r>
+        <w:t>A significant portion of Nigeria’s construction, agricultural and industrial machinery consists of imported legacy equipment. Many such machines lack modern telematics, continuous condition monitoring or affordable access to advanced diagnostic infrastructure.</w:t>
+      </w:r>
+    </w:p>
+    <w:p>
+      <w:pPr>
+        <w:spacing w:after="70"/>
+      </w:pPr>
+      <w:r>
+        <w:t>The consequence is a reactive maintenance cycle. A machine begins to develop abnormal vibration, excessive temperature, acoustic changes or other physical symptoms. If these changes are not detected early, the equipment may continue operating until the fault becomes severe enough to cause catastrophic downtime.</w:t>
+      </w:r>
+    </w:p>
+    <w:p>
+      <w:pPr>
+        <w:spacing w:after="70"/>
+      </w:pPr>
+      <w:r>
+        <w:t>For contractors and machinery owners, an equipment failure results in: unexpected maintenance costs; idle equipment and stranded operators; project delays and milestone penalties; emergency repair surcharges; difficult spare parts procurement; and reduced equipment availability.</w:t>
+      </w:r>
+    </w:p>
+    <w:p>
+      <w:pPr>
+        <w:spacing w:after="70"/>
+      </w:pPr>
+      <w:r>
+        <w:t>Existing OEM diagnostic systems (e.g. Caterpillar Electronic Technician, Komatsu Komtrax) provide machine-specific data but require proprietary hardware adapters (e.g., Cat Comm Adapter III, Komatsu Inline), expensive annual subscriptions, closed interfaces and specialist technicians. This creates an acute accessibility gap for small-to-medium contractors, independent workshops and agricultural machinery owners.</w:t>
+      </w:r>
+    </w:p>
+    <w:p>
+      <w:pPr>
+        <w:spacing w:after="70"/>
+      </w:pPr>
+      <w:r>
+        <w:t>The engineering problem addressed by MechMind is therefore not simply the absence of artificial intelligence — it is the absence of an affordable, non-invasive and accessible machine-health intelligence layer for legacy equipment.</w:t>
+      </w:r>
+    </w:p>
+    <w:p>
+      <w:pPr>
+        <w:spacing w:before="240" w:after="60"/>
+      </w:pPr>
+      <w:r>
+        <w:rPr>
+          <w:rFonts w:ascii="Segoe UI" w:hAnsi="Segoe UI"/>
+          <w:b/>
+          <w:color w:val="0F172A"/>
+          <w:sz w:val="23"/>
+        </w:rPr>
+        <w:t>3. Engineering Objective</w:t>
+      </w:r>
+    </w:p>
+    <w:p>
+      <w:pPr>
+        <w:spacing w:after="70"/>
+      </w:pPr>
+      <w:r>
+        <w:t>The objective of MechMind AI is to develop and validate an indigenous, low-cost system capable of:</w:t>
+      </w:r>
+    </w:p>
+    <w:p>
+      <w:pPr>
+        <w:pStyle w:val="ListBullet"/>
+        <w:spacing w:after="40"/>
+      </w:pPr>
+      <w:r>
+        <w:rPr>
+          <w:b/>
+          <w:color w:val="0F172A"/>
+        </w:rPr>
+        <w:t xml:space="preserve">1. Non-Invasive Acquisition: </w:t>
+      </w:r>
+      <w:r>
+        <w:t>capturing relevant machine-condition signals without cutting factory wiring or permanent modification;</w:t>
+      </w:r>
+    </w:p>
+    <w:p>
+      <w:pPr>
+        <w:pStyle w:val="ListBullet"/>
+        <w:spacing w:after="40"/>
+      </w:pPr>
+      <w:r>
+        <w:rPr>
+          <w:b/>
+          <w:color w:val="0F172A"/>
+        </w:rPr>
+        <w:t xml:space="preserve">2. Edge Feature Extraction: </w:t>
+      </w:r>
+      <w:r>
+        <w:t>processing and extracting useful health indicators locally at the edge controller;</w:t>
+      </w:r>
+    </w:p>
+    <w:p>
+      <w:pPr>
+        <w:pStyle w:val="ListBullet"/>
+        <w:spacing w:after="40"/>
+      </w:pPr>
+      <w:r>
+        <w:rPr>
+          <w:b/>
+          <w:color w:val="0F172A"/>
+        </w:rPr>
+        <w:t xml:space="preserve">3. Efficient Telemetry: </w:t>
+      </w:r>
+      <w:r>
+        <w:t>transmitting machine-health telemetry using compact, bandwidth-efficient payloads;</w:t>
+      </w:r>
+    </w:p>
+    <w:p>
+      <w:pPr>
+        <w:pStyle w:val="ListBullet"/>
+        <w:spacing w:after="40"/>
+      </w:pPr>
+      <w:r>
+        <w:rPr>
+          <w:b/>
+          <w:color w:val="0F172A"/>
+        </w:rPr>
+        <w:t xml:space="preserve">4. Anomaly Identification: </w:t>
+      </w:r>
+      <w:r>
+        <w:t>identifying abnormal operating conditions using signal-derived features and threshold rules;</w:t>
+      </w:r>
+    </w:p>
+    <w:p>
+      <w:pPr>
+        <w:pStyle w:val="ListBullet"/>
+        <w:spacing w:after="40"/>
+      </w:pPr>
+      <w:r>
+        <w:rPr>
+          <w:b/>
+          <w:color w:val="0F172A"/>
+        </w:rPr>
+        <w:t xml:space="preserve">5. Grounded Diagnostics: </w:t>
+      </w:r>
+      <w:r>
+        <w:t>providing evidence-grounded diagnostic support grounded in indexed technical service documentation;</w:t>
+      </w:r>
+    </w:p>
+    <w:p>
+      <w:pPr>
+        <w:pStyle w:val="ListBullet"/>
+        <w:spacing w:after="40"/>
+      </w:pPr>
+      <w:r>
+        <w:rPr>
+          <w:b/>
+          <w:color w:val="0F172A"/>
+        </w:rPr>
+        <w:t xml:space="preserve">6. Zero-Friction Delivery: </w:t>
+      </w:r>
+      <w:r>
+        <w:t>delivering actionable guidance through an interface native to Nigerian technicians (WhatsApp);</w:t>
+      </w:r>
+    </w:p>
+    <w:p>
+      <w:pPr>
+        <w:pStyle w:val="ListBullet"/>
+        <w:spacing w:after="40"/>
+      </w:pPr>
+      <w:r>
+        <w:rPr>
+          <w:b/>
+          <w:color w:val="0F172A"/>
+        </w:rPr>
+        <w:t xml:space="preserve">7. Fleet-Level Monitoring: </w:t>
+      </w:r>
+      <w:r>
+        <w:t>providing fleet-level visibility through a real-time web telemetry console; and</w:t>
+      </w:r>
+    </w:p>
+    <w:p>
+      <w:pPr>
+        <w:pStyle w:val="ListBullet"/>
+        <w:spacing w:after="40"/>
+      </w:pPr>
+      <w:r>
+        <w:rPr>
+          <w:b/>
+          <w:color w:val="0F172A"/>
+        </w:rPr>
+        <w:t xml:space="preserve">8. Indigenous Scalability: </w:t>
+      </w:r>
+      <w:r>
+        <w:t>establishing a scalable architecture capable of local assembly and domestic manufacturing.</w:t>
+      </w:r>
+    </w:p>
+    <w:p>
+      <w:pPr>
+        <w:spacing w:before="240" w:after="60"/>
+      </w:pPr>
+      <w:r>
+        <w:rPr>
+          <w:rFonts w:ascii="Segoe UI" w:hAnsi="Segoe UI"/>
+          <w:b/>
+          <w:color w:val="0F172A"/>
+          <w:sz w:val="23"/>
+        </w:rPr>
+        <w:t>4. Proposed Solution</w:t>
+      </w:r>
+    </w:p>
+    <w:p>
+      <w:pPr>
+        <w:spacing w:after="70"/>
+      </w:pPr>
+      <w:r>
+        <w:t>MechMind AI is structured around a three-tier architecture:</w:t>
+      </w:r>
+    </w:p>
+    <w:p>
+      <w:pPr>
+        <w:spacing w:before="160" w:after="40"/>
+      </w:pPr>
+      <w:r>
+        <w:rPr>
+          <w:rFonts w:ascii="Segoe UI" w:hAnsi="Segoe UI"/>
+          <w:b/>
+          <w:color w:val="1E293B"/>
+          <w:sz w:val="20"/>
+        </w:rPr>
+        <w:t>Layer 1: Edge Sensing and Processing</w:t>
+      </w:r>
+    </w:p>
+    <w:p>
+      <w:pPr>
+        <w:spacing w:after="70"/>
+      </w:pPr>
+      <w:r>
+        <w:t>A compact sensor node attaches externally to machine casings using a high-strength magnetic mount. The current physical prototype (NODE-001) integrates:</w:t>
+      </w:r>
+    </w:p>
+    <w:p>
+      <w:pPr>
+        <w:pStyle w:val="ListBullet"/>
+        <w:spacing w:after="40"/>
+      </w:pPr>
+      <w:r>
+        <w:t>ESP32-WROOM-32D dual-core 32-bit microcontroller running FreeRTOS;</w:t>
+      </w:r>
+    </w:p>
+    <w:p>
+      <w:pPr>
+        <w:pStyle w:val="ListBullet"/>
+        <w:spacing w:after="40"/>
+      </w:pPr>
+      <w:r>
+        <w:t>ADXL345 3-axis digital accelerometer (GY-291 module) configured at ±16g dynamic measurement range;</w:t>
+      </w:r>
+    </w:p>
+    <w:p>
+      <w:pPr>
+        <w:pStyle w:val="ListBullet"/>
+        <w:spacing w:after="40"/>
+      </w:pPr>
+      <w:r>
+        <w:t>DS18B20 digital waterproof temperature probe (-55°C to +125°C, 12-bit resolution);</w:t>
+      </w:r>
+    </w:p>
+    <w:p>
+      <w:pPr>
+        <w:pStyle w:val="ListBullet"/>
+        <w:spacing w:after="40"/>
+      </w:pPr>
+      <w:r>
+        <w:t>INMP441 omnidirectional MEMS microphone operating over an I2S digital audio bus at 16 kHz;</w:t>
+      </w:r>
+    </w:p>
+    <w:p>
+      <w:pPr>
+        <w:pStyle w:val="ListBullet"/>
+        <w:spacing w:after="40"/>
+      </w:pPr>
+      <w:r>
+        <w:t>Rechargeable 18650 Li-ion 3.7V 2600 mAh cell with TP4056 linear charging, DW01A protection, and MT3608 boost conversion; and</w:t>
+      </w:r>
+    </w:p>
+    <w:p>
+      <w:pPr>
+        <w:pStyle w:val="ListBullet"/>
+        <w:spacing w:after="40"/>
+      </w:pPr>
+      <w:r>
+        <w:t>Custom 3D-printed PETG enclosure embedded with four high-coercivity N52 neodymium magnets.</w:t>
+      </w:r>
+    </w:p>
+    <w:p>
+      <w:pPr>
+        <w:spacing w:after="70"/>
+      </w:pPr>
+      <w:r>
+        <w:t>The node acquires machine-condition signals locally and extracts statistical features before transmission, eliminating reliance on continuous high-bandwidth cellular streaming.</w:t>
+      </w:r>
+    </w:p>
+    <w:p>
+      <w:pPr>
+        <w:spacing w:before="160" w:after="40"/>
+      </w:pPr>
+      <w:r>
+        <w:rPr>
+          <w:rFonts w:ascii="Segoe UI" w:hAnsi="Segoe UI"/>
+          <w:b/>
+          <w:color w:val="1E293B"/>
+          <w:sz w:val="20"/>
+        </w:rPr>
+        <w:t>Layer 2: Diagnostic Intelligence</w:t>
+      </w:r>
+    </w:p>
+    <w:p>
+      <w:pPr>
+        <w:spacing w:after="70"/>
+      </w:pPr>
+      <w:r>
+        <w:t>The diagnostic layer combines retrieval-augmented generation (RAG) with a locally hosted language model. The system indexes official technical service documentation into a vector database (ChromaDB). When an anomaly occurs or a technician asks a question, relevant technical context is retrieved and provided to the model. The model is constrained to ground its recommendations strictly in retrieved engineering context and explicitly declare uncertainty when evidence is insufficient.</w:t>
+      </w:r>
+    </w:p>
+    <w:p>
+      <w:pPr>
+        <w:spacing w:before="160" w:after="40"/>
+      </w:pPr>
+      <w:r>
+        <w:rPr>
+          <w:rFonts w:ascii="Segoe UI" w:hAnsi="Segoe UI"/>
+          <w:b/>
+          <w:color w:val="1E293B"/>
+          <w:sz w:val="20"/>
+        </w:rPr>
+        <w:t>Layer 3: Technician and Fleet Interfaces</w:t>
+      </w:r>
+    </w:p>
+    <w:p>
+      <w:pPr>
+        <w:spacing w:after="70"/>
+      </w:pPr>
+      <w:r>
+        <w:t>Field technicians interact with MechMind through WhatsApp (+234 701 029 9562) using text, voice notes (transcribed via faster-whisper), and damaged component photographs (analyzed via multimodal vision). Fleet managers access a real-time web dashboard (https://mechmind-ng.vercel.app) to review machine waveforms, thermal trends, and consolidated Machine Health Indices.</w:t>
+      </w:r>
+    </w:p>
+    <w:p>
+      <w:pPr>
+        <w:spacing w:before="240" w:after="60"/>
+      </w:pPr>
+      <w:r>
+        <w:rPr>
+          <w:rFonts w:ascii="Segoe UI" w:hAnsi="Segoe UI"/>
+          <w:b/>
+          <w:color w:val="0F172A"/>
+          <w:sz w:val="23"/>
+        </w:rPr>
+        <w:t>5. System Architecture</w:t>
+      </w:r>
+    </w:p>
+    <w:p>
+      <w:pPr>
+        <w:spacing w:after="70"/>
+      </w:pPr>
+      <w:r>
+        <w:t>The complete end-to-end data pipeline separates physical sensing, signal processing, telemetry, diagnostic retrieval, and language generation to guarantee modularity and auditability:</w:t>
+      </w:r>
+    </w:p>
+    <w:p>
+      <w:pPr>
+        <w:spacing w:after="70"/>
+      </w:pPr>
+      <w:r>
+        <w:t>Machine Surface → Multi-Modal Sensors (ADXL345, DS18B20, INMP441) → ESP32 Edge Controller → Local Feature Extraction (Resultant Magnitude, AC Dynamic RMS, Peak Acceleration, Crest Factor, 64-pt FFT, dT/dt, Acoustic RMS) → Compact JSON Telemetry (2.0s Interval) → FastAPI Backend &amp; Time-Series DB → Real-Time Fleet Web Dashboard &amp; Threshold Classifiers → Hybrid RAG Retrieval Engine (1,200+ Pages Indexed Service Context) → Quantized Local LLM (Llama 3.1 8B via Ollama) → Evidence-Grounded Troubleshooting Protocol → WhatsApp Field Gateway → Frontline Technician.</w:t>
+      </w:r>
+    </w:p>
+    <w:p>
+      <w:pPr>
+        <w:spacing w:before="240" w:after="60"/>
+      </w:pPr>
+      <w:r>
+        <w:rPr>
+          <w:rFonts w:ascii="Segoe UI" w:hAnsi="Segoe UI"/>
+          <w:b/>
+          <w:color w:val="0F172A"/>
+          <w:sz w:val="23"/>
+        </w:rPr>
+        <w:t>6. Hardware Engineering</w:t>
+      </w:r>
+    </w:p>
+    <w:p>
+      <w:pPr>
+        <w:spacing w:after="70"/>
+      </w:pPr>
+      <w:r>
+        <w:t>6.1 Vibration Monitoring: An ADXL345 three-axis digital accelerometer (GY-291 module) captures machine vibration and transient acceleration across three orthogonal axes. The system uses acceleration measurements to derive machine-condition indicators, including time-domain features (dynamic RMS acceleration, peak acceleration, crest factor) and frequency-domain spectral characteristics. Dedicated industrial-grade accelerometers with extended bandwidth, hermetic environmental protection, and traceable calibration standards are planned for subsequent production phases.</w:t>
+      </w:r>
+    </w:p>
+    <w:p>
+      <w:pPr>
+        <w:spacing w:after="70"/>
+      </w:pPr>
+      <w:r>
+        <w:t>6.2 Temperature Monitoring: A waterproof DS18B20 digital probe provides 12-bit surface temperature readings (0.0625°C resolution) across -55°C to +125°C, enabling early detection of hydraulic overheating, radiator clogging, and bearing dry-friction.</w:t>
+      </w:r>
+    </w:p>
+    <w:p>
+      <w:pPr>
+        <w:spacing w:after="70"/>
+      </w:pPr>
+      <w:r>
+        <w:t>6.3 Acoustic Monitoring: The current prototype uses an INMP441 omnidirectional MEMS microphone module sampled at 16 kHz over I2S. On the edge node, the acoustic signal is processed into a time-domain RMS sound-level envelope to track overall operating sound pressure and capture transient mechanical clatter or severe pump distress. The current prototype does not perform on-device acoustic spectral decomposition; dedicated acoustic spectral classification (e.g., differentiating ultrasonic hydraulic cavitation signatures from background engine noise) is reserved for Phase 2 edge DSP implementation.</w:t>
+      </w:r>
+    </w:p>
+    <w:p>
+      <w:pPr>
+        <w:spacing w:after="70"/>
+      </w:pPr>
+      <w:r>
+        <w:t>6.4 Power System: Powered by a single 3.7V 2600 mAh 18650 Li-ion cell with TP4056 linear charging, DW01A protection, and MT3608 boost regulation, providing ~18 hours continuous telemetry or up to 5 days under periodic duty-cycled sampling.</w:t>
+      </w:r>
+    </w:p>
+    <w:p>
+      <w:pPr>
+        <w:spacing w:after="70"/>
+      </w:pPr>
+      <w:r>
+        <w:t>6.5 Mechanical Mounting: Housed in a custom 3D-printed PETG enclosure embedded with four high-coercivity N52 neodymium magnets, allowing rapid, tool-free attachment to metallic casings without drilling, welding, or tapping into factory harnesses.</w:t>
+      </w:r>
+    </w:p>
+    <w:p>
+      <w:pPr>
+        <w:spacing w:before="240" w:after="60"/>
+      </w:pPr>
+      <w:r>
+        <w:rPr>
+          <w:rFonts w:ascii="Segoe UI" w:hAnsi="Segoe UI"/>
+          <w:b/>
+          <w:color w:val="0F172A"/>
+          <w:sz w:val="23"/>
+        </w:rPr>
+        <w:t>7. Edge Signal Processing</w:t>
+      </w:r>
+    </w:p>
+    <w:p>
+      <w:pPr>
+        <w:spacing w:after="70"/>
+      </w:pPr>
+      <w:r>
+        <w:t>To operate reliably across low-bandwidth African cellular environments, MechMind processes raw signals directly on the ESP32: High-rate sampling (200 Hz) → 128-point sliding window (640 ms) → Time-domain statistical feature extraction (Resultant acceleration, dynamic RMS, peak-to-peak, crest factor) + 64-point Radix-2 FFT (3.125 Hz bin resolution across 0–100 Hz Nyquist range) → Compact JSON telemetry burst (&lt;380 bytes per frame every 2.0 seconds, average throughput ~190 bytes/s). This edge extraction yields rigorous bandwidth reductions against raw streaming baselines: (1) Compared to raw 200 Hz tri-axial vibration streaming (200 Hz × 3 axes × 2 bytes = 1,200 bytes/s, or 2,400 bytes per 2s window), transmitting ~190 bytes/s achieves an 84.2% bandwidth reduction; (2) Compared to continuous 16 kHz raw audio streaming (16,000 samples/s × 2 bytes = 32,000 bytes/s), it achieves a 99.4% reduction; (3) Compared to streaming combined raw multi-modal sensor channels (~33.2 kB/s), bandwidth consumption is cut by over 99.4%.</w:t>
+      </w:r>
+    </w:p>
+    <w:p>
+      <w:pPr>
+        <w:spacing w:before="240" w:after="60"/>
+      </w:pPr>
+      <w:r>
+        <w:rPr>
+          <w:rFonts w:ascii="Segoe UI" w:hAnsi="Segoe UI"/>
+          <w:b/>
+          <w:color w:val="0F172A"/>
+          <w:sz w:val="23"/>
+        </w:rPr>
+        <w:t>8. Diagnostic Intelligence Architecture</w:t>
+      </w:r>
+    </w:p>
+    <w:p>
+      <w:pPr>
+        <w:spacing w:after="70"/>
+      </w:pPr>
+      <w:r>
+        <w:t>The diagnostic engine executes an 8-step retrieval-augmented workflow: (1) Query parsing and subsystem entity extraction; (2) Semantic retrieval of relevant technical service sections from indexed OEM manuals; (3) Context synthesis and prompt injection; (4) Grounded inference via locally hosted quantized Llama 3.1 8B; (5) Generation of structured root-cause probabilities; (6) Step-by-step physical inspection sequence; (7) Mandatory safety warnings and OEM torque/fluid specifications; (8) Explicit uncertainty reporting when symptoms are ambiguous.</w:t>
+      </w:r>
+    </w:p>
+    <w:p>
+      <w:pPr>
+        <w:spacing w:before="240" w:after="60"/>
+      </w:pPr>
+      <w:r>
+        <w:rPr>
+          <w:rFonts w:ascii="Segoe UI" w:hAnsi="Segoe UI"/>
+          <w:b/>
+          <w:color w:val="0F172A"/>
+          <w:sz w:val="23"/>
+        </w:rPr>
+        <w:t>9. Safety Architecture</w:t>
+      </w:r>
+    </w:p>
+    <w:p>
+      <w:pPr>
+        <w:spacing w:after="70"/>
+      </w:pPr>
+      <w:r>
+        <w:t>Industrial diagnostics directly impact human life and machine survivability. Rather than assuming generative models are intrinsically safe, MechMind enforces an audited safety-first architecture: (1) Evidence Grounding: Recommendations must link strictly to indexed OEM service documentation; (2) Uncertainty Handling: Diagnostic suggestions are presented as ranked probabilistic hypotheses requiring technician verification; (3) Mandatory Safety Escalation: Suspected catastrophic failure modes (loss of oil pressure, brake failure, hydraulic leaks) immediately trigger emergency machine shutdown alerts; (4) Real-World Safety Iteration &amp; Deterministic Hard-Pinning: The system was not assumed to be flawless from day one. During initial unconstrained testing on failure scenario TEST-001 (critical engine low oil pressure), the baseline LLM suggested routine electrical harness and sensor checks before machine shutdown—a potentially catastrophic real-world failure mode. In response, the engineering team introduced deterministic alphanumeric code pinning into the RAG pipeline: whenever critical STOP-level diagnostic trouble codes (e.g., SPN 100 FMI 1) or hazardous pressure drops are detected, emergency engine shutdown protocols are deterministically hard-pinned to Rank 1 of retrieved context, overriding probabilistic generation. Following this deterministic intervention, the system achieved zero safety-critical hallucinations (0.0% unsafe recommendations) across the complete 56-case verified benchmark.</w:t>
+      </w:r>
+    </w:p>
+    <w:p>
+      <w:pPr>
+        <w:spacing w:before="240" w:after="60"/>
+      </w:pPr>
+      <w:r>
+        <w:rPr>
+          <w:rFonts w:ascii="Segoe UI" w:hAnsi="Segoe UI"/>
+          <w:b/>
+          <w:color w:val="0F172A"/>
+          <w:sz w:val="23"/>
+        </w:rPr>
+        <w:t>10. Prototype Status &amp; Experimental Validation</w:t>
+      </w:r>
+    </w:p>
+    <w:p>
+      <w:pPr>
+        <w:spacing w:after="70"/>
+      </w:pPr>
+      <w:r>
+        <w:t>MechMind AI has advanced from concept to a physically assembled, field-validated working prototype. It has undergone bench calibration, installation on operating earthmoving equipment (SANY SY215C and Komatsu PC200-8), continuous telemetry streaming, and structured blind benchmarking across 56 documented failure scenarios.</w:t>
+      </w:r>
+    </w:p>
+    <w:p>
+      <w:pPr>
+        <w:spacing w:after="70"/>
+      </w:pPr>
+      <w:r>
+        <w:t>The benchmark achieved 42 correct root-cause diagnoses out of 56 cases (75.0% accuracy). Local LLM inference recorded a median latency of 65.1 seconds on a workstation GPU, and the complete end-to-end WhatsApp turnaround (including speech transcription and network dispatch) averaged 84.2 seconds.</w:t>
+      </w:r>
     </w:p>
     <w:tbl>
       <w:tblPr>
         <w:tblW w:type="auto" w:w="0"/>
         <w:jc w:val="center"/>
         <w:tblLook w:firstColumn="1" w:firstRow="1" w:lastColumn="0" w:lastRow="0" w:noHBand="0" w:noVBand="1" w:val="04A0"/>
-        <w:tblBorders>
-          <w:top w:val="single" w:sz="4" w:space="0" w:color="FF6B2B"/>
-          <w:bottom w:val="single" w:sz="4" w:space="0" w:color="FF6B2B"/>
-          <w:left w:val="none"/>
-          <w:right w:val="none"/>
-          <w:insideH w:val="single" w:sz="4" w:space="0" w:color="FF6B2B"/>
-          <w:insideV w:val="none"/>
-        </w:tblBorders>
       </w:tblPr>
       <w:tblGrid>
-        <w:gridCol w:w="2581"/>
-        <w:gridCol w:w="2581"/>
-        <w:gridCol w:w="2581"/>
-        <w:gridCol w:w="2581"/>
+        <w:gridCol w:w="4802"/>
+        <w:gridCol w:w="4802"/>
       </w:tblGrid>
       <w:tr>
         <w:tc>
           <w:tcPr>
-            <w:tcW w:type="dxa" w:w="2581"/>
-            <w:shd w:fill="FFFFFF"/>
+            <w:tcW w:type="dxa" w:w="4802"/>
             <w:tcMar>
-              <w:top w:w="60" w:type="dxa"/>
-              <w:bottom w:w="60" w:type="dxa"/>
-              <w:left w:w="80" w:type="dxa"/>
-              <w:right w:w="80" w:type="dxa"/>
+              <w:top w:w="45" w:type="dxa"/>
+              <w:bottom w:w="45" w:type="dxa"/>
+              <w:left w:w="70" w:type="dxa"/>
+              <w:right w:w="70" w:type="dxa"/>
             </w:tcMar>
+            <w:shd w:val="clear" w:color="auto" w:fill="0F172A"/>
           </w:tcPr>
           <w:p>
-            <w:pPr>
-              <w:jc w:val="center"/>
-            </w:pPr>
             <w:r>
               <w:rPr>
-                <w:rFonts w:ascii="Arial" w:hAnsi="Arial"/>
                 <w:b/>
-                <w:color w:val="FF6B2B"/>
-                <w:sz w:val="19"/>
+                <w:color w:val="FFFFFF"/>
               </w:rPr>
-              <w:t>75.0% Accuracy</w:t>
-              <w:br/>
-            </w:r>
-            <w:r>
-              <w:rPr>
-                <w:rFonts w:ascii="Calibri" w:hAnsi="Calibri"/>
-                <w:color w:val="334155"/>
-                <w:sz w:val="14"/>
-              </w:rPr>
-              <w:t>56-Question Blind Benchmark</w:t>
-              <w:br/>
-              <w:t>Hydraulics, engine, electrical</w:t>
+              <w:t>Evaluated Metric / Parameter</w:t>
             </w:r>
           </w:p>
         </w:tc>
         <w:tc>
           <w:tcPr>
-            <w:tcW w:type="dxa" w:w="2581"/>
-            <w:shd w:fill="FFFFFF"/>
+            <w:tcW w:type="dxa" w:w="4802"/>
             <w:tcMar>
-              <w:top w:w="60" w:type="dxa"/>
-              <w:bottom w:w="60" w:type="dxa"/>
-              <w:left w:w="80" w:type="dxa"/>
-              <w:right w:w="80" w:type="dxa"/>
+              <w:top w:w="45" w:type="dxa"/>
+              <w:bottom w:w="45" w:type="dxa"/>
+              <w:left w:w="70" w:type="dxa"/>
+              <w:right w:w="70" w:type="dxa"/>
             </w:tcMar>
+            <w:shd w:val="clear" w:color="auto" w:fill="0F172A"/>
           </w:tcPr>
           <w:p>
-            <w:pPr>
-              <w:jc w:val="center"/>
-            </w:pPr>
             <w:r>
               <w:rPr>
-                <w:rFonts w:ascii="Arial" w:hAnsi="Arial"/>
                 <w:b/>
-                <w:color w:val="FF6B2B"/>
-                <w:sz w:val="19"/>
+                <w:color w:val="FFFFFF"/>
               </w:rPr>
-              <w:t>&lt; 90 Sec Triage</w:t>
-              <w:br/>
+              <w:t>Measured Engineering Result</w:t>
             </w:r>
+          </w:p>
+        </w:tc>
+      </w:tr>
+      <w:tr>
+        <w:tc>
+          <w:tcPr>
+            <w:tcW w:type="dxa" w:w="4802"/>
+            <w:tcMar>
+              <w:top w:w="45" w:type="dxa"/>
+              <w:bottom w:w="45" w:type="dxa"/>
+              <w:left w:w="70" w:type="dxa"/>
+              <w:right w:w="70" w:type="dxa"/>
+            </w:tcMar>
+            <w:shd w:val="clear" w:color="auto" w:fill="F8FAFC"/>
+          </w:tcPr>
+          <w:p>
             <w:r>
               <w:rPr>
-                <w:rFonts w:ascii="Calibri" w:hAnsi="Calibri"/>
-                <w:color w:val="334155"/>
-                <w:sz w:val="14"/>
+                <w:b/>
+                <w:sz w:val="17"/>
               </w:rPr>
-              <w:t>Rapid Field Response</w:t>
-              <w:br/>
-              <w:t>Cuts downtime from days to mins</w:t>
+              <w:t>Blind Diagnostic Benchmark (OEM Service Manuals)</w:t>
             </w:r>
           </w:p>
         </w:tc>
         <w:tc>
           <w:tcPr>
-            <w:tcW w:type="dxa" w:w="2581"/>
-            <w:shd w:fill="FFFFFF"/>
+            <w:tcW w:type="dxa" w:w="4802"/>
             <w:tcMar>
-              <w:top w:w="60" w:type="dxa"/>
-              <w:bottom w:w="60" w:type="dxa"/>
-              <w:left w:w="80" w:type="dxa"/>
-              <w:right w:w="80" w:type="dxa"/>
+              <w:top w:w="45" w:type="dxa"/>
+              <w:bottom w:w="45" w:type="dxa"/>
+              <w:left w:w="70" w:type="dxa"/>
+              <w:right w:w="70" w:type="dxa"/>
             </w:tcMar>
+            <w:shd w:val="clear" w:color="auto" w:fill="F8FAFC"/>
           </w:tcPr>
           <w:p>
-            <w:pPr>
-              <w:jc w:val="center"/>
-            </w:pPr>
             <w:r>
               <w:rPr>
-                <w:rFonts w:ascii="Arial" w:hAnsi="Arial"/>
-                <w:b/>
-                <w:color w:val="FF6B2B"/>
-                <w:sz w:val="19"/>
+                <w:sz w:val="17"/>
               </w:rPr>
-              <w:t>&lt; ₦35,000 BOM</w:t>
-              <w:br/>
+              <w:t>56 Scenarios (Hydraulics, Engine, Electrical, Powertrain)</w:t>
             </w:r>
+          </w:p>
+        </w:tc>
+      </w:tr>
+      <w:tr>
+        <w:tc>
+          <w:tcPr>
+            <w:tcW w:type="dxa" w:w="4802"/>
+            <w:tcMar>
+              <w:top w:w="45" w:type="dxa"/>
+              <w:bottom w:w="45" w:type="dxa"/>
+              <w:left w:w="70" w:type="dxa"/>
+              <w:right w:w="70" w:type="dxa"/>
+            </w:tcMar>
+            <w:shd w:val="clear" w:color="auto" w:fill="FFFFFF"/>
+          </w:tcPr>
+          <w:p>
             <w:r>
               <w:rPr>
-                <w:rFonts w:ascii="Calibri" w:hAnsi="Calibri"/>
-                <w:color w:val="334155"/>
-                <w:sz w:val="14"/>
+                <w:b/>
+                <w:sz w:val="17"/>
               </w:rPr>
-              <w:t>Low-Cost Hardware Node</w:t>
-              <w:br/>
-              <w:t>Replaces ₦8M+ foreign tools</w:t>
+              <w:t>Correct Root-Cause Identifications</w:t>
             </w:r>
           </w:p>
         </w:tc>
         <w:tc>
           <w:tcPr>
-            <w:tcW w:type="dxa" w:w="2581"/>
-            <w:shd w:fill="FFFFFF"/>
+            <w:tcW w:type="dxa" w:w="4802"/>
             <w:tcMar>
-              <w:top w:w="60" w:type="dxa"/>
-              <w:bottom w:w="60" w:type="dxa"/>
-              <w:left w:w="80" w:type="dxa"/>
-              <w:right w:w="80" w:type="dxa"/>
+              <w:top w:w="45" w:type="dxa"/>
+              <w:bottom w:w="45" w:type="dxa"/>
+              <w:left w:w="70" w:type="dxa"/>
+              <w:right w:w="70" w:type="dxa"/>
             </w:tcMar>
+            <w:shd w:val="clear" w:color="auto" w:fill="FFFFFF"/>
+          </w:tcPr>
+          <w:p>
+            <w:r>
+              <w:rPr>
+                <w:sz w:val="17"/>
+              </w:rPr>
+              <w:t>42 Cases Verified Correct (75.0% Accuracy)</w:t>
+            </w:r>
+          </w:p>
+        </w:tc>
+      </w:tr>
+      <w:tr>
+        <w:tc>
+          <w:tcPr>
+            <w:tcW w:type="dxa" w:w="4802"/>
+            <w:tcMar>
+              <w:top w:w="45" w:type="dxa"/>
+              <w:bottom w:w="45" w:type="dxa"/>
+              <w:left w:w="70" w:type="dxa"/>
+              <w:right w:w="70" w:type="dxa"/>
+            </w:tcMar>
+            <w:shd w:val="clear" w:color="auto" w:fill="F8FAFC"/>
+          </w:tcPr>
+          <w:p>
+            <w:r>
+              <w:rPr>
+                <w:b/>
+                <w:sz w:val="17"/>
+              </w:rPr>
+              <w:t>Response Latency Profile</w:t>
+            </w:r>
+          </w:p>
+        </w:tc>
+        <w:tc>
+          <w:tcPr>
+            <w:tcW w:type="dxa" w:w="4802"/>
+            <w:tcMar>
+              <w:top w:w="45" w:type="dxa"/>
+              <w:bottom w:w="45" w:type="dxa"/>
+              <w:left w:w="70" w:type="dxa"/>
+              <w:right w:w="70" w:type="dxa"/>
+            </w:tcMar>
+            <w:shd w:val="clear" w:color="auto" w:fill="F8FAFC"/>
+          </w:tcPr>
+          <w:p>
+            <w:r>
+              <w:rPr>
+                <w:sz w:val="17"/>
+              </w:rPr>
+              <w:t>Median Local LLM Inference: 65.1s | End-to-End WhatsApp: 84.2s</w:t>
+            </w:r>
+          </w:p>
+        </w:tc>
+      </w:tr>
+      <w:tr>
+        <w:tc>
+          <w:tcPr>
+            <w:tcW w:type="dxa" w:w="4802"/>
+            <w:tcMar>
+              <w:top w:w="45" w:type="dxa"/>
+              <w:bottom w:w="45" w:type="dxa"/>
+              <w:left w:w="70" w:type="dxa"/>
+              <w:right w:w="70" w:type="dxa"/>
+            </w:tcMar>
+            <w:shd w:val="clear" w:color="auto" w:fill="FFFFFF"/>
+          </w:tcPr>
+          <w:p>
+            <w:r>
+              <w:rPr>
+                <w:b/>
+                <w:sz w:val="17"/>
+              </w:rPr>
+              <w:t>Safety-Critical Hallucination Rate</w:t>
+            </w:r>
+          </w:p>
+        </w:tc>
+        <w:tc>
+          <w:tcPr>
+            <w:tcW w:type="dxa" w:w="4802"/>
+            <w:tcMar>
+              <w:top w:w="45" w:type="dxa"/>
+              <w:bottom w:w="45" w:type="dxa"/>
+              <w:left w:w="70" w:type="dxa"/>
+              <w:right w:w="70" w:type="dxa"/>
+            </w:tcMar>
+            <w:shd w:val="clear" w:color="auto" w:fill="FFFFFF"/>
+          </w:tcPr>
+          <w:p>
+            <w:r>
+              <w:rPr>
+                <w:sz w:val="17"/>
+              </w:rPr>
+              <w:t>0.0% post-intervention (Resolved initial TEST-001 near-miss via deterministic code pinning)</w:t>
+            </w:r>
+          </w:p>
+        </w:tc>
+      </w:tr>
+      <w:tr>
+        <w:tc>
+          <w:tcPr>
+            <w:tcW w:type="dxa" w:w="4802"/>
+            <w:tcMar>
+              <w:top w:w="45" w:type="dxa"/>
+              <w:bottom w:w="45" w:type="dxa"/>
+              <w:left w:w="70" w:type="dxa"/>
+              <w:right w:w="70" w:type="dxa"/>
+            </w:tcMar>
+            <w:shd w:val="clear" w:color="auto" w:fill="F8FAFC"/>
+          </w:tcPr>
+          <w:p>
+            <w:r>
+              <w:rPr>
+                <w:b/>
+                <w:sz w:val="17"/>
+              </w:rPr>
+              <w:t>Hardware Bill of Materials (BOM)</w:t>
+            </w:r>
+          </w:p>
+        </w:tc>
+        <w:tc>
+          <w:tcPr>
+            <w:tcW w:type="dxa" w:w="4802"/>
+            <w:tcMar>
+              <w:top w:w="45" w:type="dxa"/>
+              <w:bottom w:w="45" w:type="dxa"/>
+              <w:left w:w="70" w:type="dxa"/>
+              <w:right w:w="70" w:type="dxa"/>
+            </w:tcMar>
+            <w:shd w:val="clear" w:color="auto" w:fill="F8FAFC"/>
+          </w:tcPr>
+          <w:p>
+            <w:r>
+              <w:rPr>
+                <w:sz w:val="17"/>
+              </w:rPr>
+              <w:t>Prototype: ₦34,750 (~$22.00) | Indicative 500+ Batch: ₦21,500 (~$13.80)</w:t>
+            </w:r>
+          </w:p>
+        </w:tc>
+      </w:tr>
+    </w:tbl>
+    <w:p>
+      <w:pPr>
+        <w:spacing w:after="120"/>
+      </w:pPr>
+    </w:p>
+    <w:p>
+      <w:pPr>
+        <w:spacing w:before="240" w:after="60"/>
+      </w:pPr>
+      <w:r>
+        <w:rPr>
+          <w:rFonts w:ascii="Segoe UI" w:hAnsi="Segoe UI"/>
+          <w:b/>
+          <w:color w:val="0F172A"/>
+          <w:sz w:val="23"/>
+        </w:rPr>
+        <w:t>13. Local Content &amp; Import Substitution</w:t>
+      </w:r>
+    </w:p>
+    <w:p>
+      <w:pPr>
+        <w:spacing w:after="70"/>
+      </w:pPr>
+      <w:r>
+        <w:t>MechMind AI directly champions Nigerian industrial sovereignty. Imported diagnostic scan tools cost between ₦4,000,000 and ₦8,500,000 with mandatory annual licensing subscriptions exceeding $1,200/year. MechMind AI delivers an entirely locally developed alternative: local firmware, locally trained retrieval architecture, locally assembled hardware, and domestic supply chains for under ₦35,000. It directly democratizes the 'Right to Repair' for informal roadside mechanic clusters (Ladipo, Owode Onirin, Apo).</w:t>
+      </w:r>
+    </w:p>
+    <w:p>
+      <w:pPr>
+        <w:spacing w:before="240" w:after="60"/>
+      </w:pPr>
+      <w:r>
+        <w:rPr>
+          <w:rFonts w:ascii="Segoe UI" w:hAnsi="Segoe UI"/>
+          <w:b/>
+          <w:color w:val="0F172A"/>
+          <w:sz w:val="23"/>
+        </w:rPr>
+        <w:t>14. Commercialisation Model</w:t>
+      </w:r>
+    </w:p>
+    <w:p>
+      <w:pPr>
+        <w:spacing w:after="70"/>
+      </w:pPr>
+      <w:r>
+        <w:t>The commercial architecture relies on three complementary revenue streams: (1) Hardware Unit Sales: MechMind Nodes sold at ₦50,000 to ₦75,000 per unit. With an indicative 500+ batch component BOM of ₦21,500 plus ₦4,500 local assembly and testing (total landed COGS of ~₦26,000), this pricing structure yields a sustainable 48%–56% gross margin across standalone units (₦50,000) and bundled packages (₦75,000); (2) Fleet Telemetry SaaS: Recurring cloud monitoring subscription at ₦15,000 to ₦25,000 per machine/month providing real-time fleet health dashboards and automated WhatsApp alert dispatch; (3) Spare Parts Transaction Commissions: 3%–5% transaction fee connecting diagnosed fault codes with verified local parts vendors in major industrial spare-parts markets (Ladipo, Owode Onirin).</w:t>
+      </w:r>
+    </w:p>
+    <w:p>
+      <w:pPr>
+        <w:spacing w:before="240" w:after="60"/>
+      </w:pPr>
+      <w:r>
+        <w:rPr>
+          <w:rFonts w:ascii="Segoe UI" w:hAnsi="Segoe UI"/>
+          <w:b/>
+          <w:color w:val="0F172A"/>
+          <w:sz w:val="23"/>
+        </w:rPr>
+        <w:t>15. Target Applications</w:t>
+      </w:r>
+    </w:p>
+    <w:p>
+      <w:pPr>
+        <w:spacing w:after="70"/>
+      </w:pPr>
+      <w:r>
+        <w:t>• Heavy Construction: Excavators, wheel loaders, motor graders, bulldozers, and mobile cranes;</w:t>
+        <w:br/>
+        <w:t>• Commercial Agriculture: Tractors (Massey Ferguson, Steyr, John Deere), combine harvesters, irrigation pump sets;</w:t>
+        <w:br/>
+        <w:t>• Stationary Industrial Equipment: Diesel generator sets (Perkins, Cummins, FG Wilson), air compressors, process slurry pumps;</w:t>
+        <w:br/>
+        <w:t>• Equipment Rental Fleets: Telematics-enabled plant hire monitoring to prevent operator abuse and log utilization.</w:t>
+      </w:r>
+    </w:p>
+    <w:p>
+      <w:pPr>
+        <w:spacing w:before="240" w:after="60"/>
+      </w:pPr>
+      <w:r>
+        <w:rPr>
+          <w:rFonts w:ascii="Segoe UI" w:hAnsi="Segoe UI"/>
+          <w:b/>
+          <w:color w:val="0F172A"/>
+          <w:sz w:val="23"/>
+        </w:rPr>
+        <w:t>16. Scalability &amp; Engineering Roadmap</w:t>
+      </w:r>
+    </w:p>
+    <w:p>
+      <w:pPr>
+        <w:spacing w:after="70"/>
+      </w:pPr>
+      <w:r>
+        <w:t>The modular architecture enables progressive industrial scaling across five defined milestones:</w:t>
+        <w:br/>
+        <w:t>• Phase 1 (Months 1–3): Controlled fault bench validation and sensor repeatability characterization;</w:t>
+        <w:br/>
+        <w:t>• Phase 2 (Months 4–6): Industrialisation: Dedicated 2-layer PCB fabrication, IP65 enclosure, integrated 4G LTE-M / NB-IoT modem;</w:t>
+        <w:br/>
+        <w:t>• Phase 3 (Months 7–12): Multi-site field pilot across 50 machines with construction and agricultural partners in Lagos and Ogun State;</w:t>
+        <w:br/>
+        <w:t>• Phase 4 (Months 13–24): Commercial fleet deployments, workshop certifications, and parts marketplace rollout;</w:t>
+        <w:br/>
+        <w:t>• Phase 5 (Months 25+): Regional expansion across West African markets with identical legacy equipment dynamics (Ghana, Cote d'Ivoire).</w:t>
+      </w:r>
+    </w:p>
+    <w:p>
+      <w:pPr>
+        <w:spacing w:before="240" w:after="60"/>
+      </w:pPr>
+      <w:r>
+        <w:rPr>
+          <w:rFonts w:ascii="Segoe UI" w:hAnsi="Segoe UI"/>
+          <w:b/>
+          <w:color w:val="0F172A"/>
+          <w:sz w:val="23"/>
+        </w:rPr>
+        <w:t>17. Prototype Limitations</w:t>
+      </w:r>
+    </w:p>
+    <w:p>
+      <w:pPr>
+        <w:spacing w:after="70"/>
+      </w:pPr>
+      <w:r>
+        <w:t>In keeping with rigorous engineering reporting, the current prototype has known boundaries: (1) The Wi-Fi telemetry module is suitable for worksites with hot-spot coverage; industrial cellular modems will replace this in Phase 2; (2) The 56-case benchmark evaluates diagnostic decision support and is not yet an exhaustive statistical sample of all rare failure modes; (3) MechMind serves strictly as an advisory diagnostic assistant and does not execute automated mechanical actuator intervention.</w:t>
+      </w:r>
+    </w:p>
+    <w:p>
+      <w:pPr>
+        <w:spacing w:before="240" w:after="60"/>
+      </w:pPr>
+      <w:r>
+        <w:rPr>
+          <w:rFonts w:ascii="Segoe UI" w:hAnsi="Segoe UI"/>
+          <w:b/>
+          <w:color w:val="0F172A"/>
+          <w:sz w:val="23"/>
+        </w:rPr>
+        <w:t>18. Engineering Team</w:t>
+      </w:r>
+    </w:p>
+    <w:p>
+      <w:pPr>
+        <w:spacing w:after="70"/>
+      </w:pPr>
+      <w:r>
+        <w:t>• Oni Mujeeb Ramadan (Product Operations &amp; Field Lead): Civil Engineering, Lagos State University. NUESA Engineering Scholar of the Year (2026), Man of Excellence Award (LASUSU), 1st Place ASCE Nigeria Student Technical Essay Competition. Directs site testing, technician workflows, and field operations.</w:t>
+        <w:br/>
+        <w:t>• Mubarak Raji Babatunde (AI &amp; Software Lead): Civil Engineering, Lagos State University. 1st Place Winner Vibranium Valley x PowerTech Grand Challenge, DCP Digital Twin Engineering Challenge finalist. Directs AI RAG pipeline, FastAPI backend, and WhatsApp bot.</w:t>
+        <w:br/>
+        <w:t>• Olawale Oladele (Hardware &amp; Embedded Systems Lead): Mechanical Engineering, Lagos State University. Certified SolidWorks Professional (CSWP) + 4 CSWPA Advanced Certifications, Ansys Mechanical &amp; Fluent Associate. Directs node CAD, PCB schematic design, sensor firmware, and thermal-structural validation.</w:t>
+      </w:r>
+    </w:p>
+    <w:p>
+      <w:pPr>
+        <w:spacing w:before="240" w:after="60"/>
+      </w:pPr>
+      <w:r>
+        <w:rPr>
+          <w:rFonts w:ascii="Segoe UI" w:hAnsi="Segoe UI"/>
+          <w:b/>
+          <w:color w:val="0F172A"/>
+          <w:sz w:val="23"/>
+        </w:rPr>
+        <w:t>19. Expected National Impact</w:t>
+      </w:r>
+    </w:p>
+    <w:p>
+      <w:pPr>
+        <w:spacing w:after="70"/>
+      </w:pPr>
+      <w:r>
+        <w:t>• Targeted 50%–60% Reduction in Unplanned Breakdown Downtime: Serves as the primary operational hypothesis for upcoming longitudinal fleet trials, shifting reactive repair cycles into condition-based preventative interventions before catastrophic component seizure occurs;</w:t>
+        <w:br/>
+        <w:t>• Foreign Exchange Conservation: Extends the operational lifespan of multi-million Naira imported machinery, mitigating premature capital flight from unnecessary total machine write-offs;</w:t>
+        <w:br/>
+        <w:t>• Dignified Engineering Employment: Trains and upskills informal roadside mechanics into certified digital diagnostics technicians capable of operating modern telematics workflows;</w:t>
+        <w:br/>
+        <w:t>• Food Security Infrastructure Support: Prevents seasonal tractor and harvester breakdowns during time-critical planting and harvesting windows across Nigerian agricultural belts.</w:t>
+      </w:r>
+    </w:p>
+    <w:p>
+      <w:pPr>
+        <w:spacing w:before="240" w:after="60"/>
+      </w:pPr>
+      <w:r>
+        <w:rPr>
+          <w:rFonts w:ascii="Segoe UI" w:hAnsi="Segoe UI"/>
+          <w:b/>
+          <w:color w:val="0F172A"/>
+          <w:sz w:val="23"/>
+        </w:rPr>
+        <w:t>20. Conclusion</w:t>
+      </w:r>
+    </w:p>
+    <w:p>
+      <w:pPr>
+        <w:spacing w:after="70"/>
+      </w:pPr>
+      <w:r>
+        <w:t>MechMind AI proves that cutting-edge machine condition monitoring and generative diagnostic intelligence can be engineered locally at a price point accessible to every Nigerian contractor, farmer, and independent mechanic. By bringing non-invasive intelligence to the machines Nigeria already owns, MechMind provides a scalable, homegrown solution that drives productivity, preserves capital, and accelerates indigenous industrial automation.</w:t>
+      </w:r>
+    </w:p>
+    <w:p>
+      <w:pPr>
+        <w:spacing w:before="240" w:after="60"/>
+      </w:pPr>
+      <w:r>
+        <w:rPr>
+          <w:rFonts w:ascii="Segoe UI" w:hAnsi="Segoe UI"/>
+          <w:b/>
+          <w:color w:val="0F172A"/>
+          <w:sz w:val="23"/>
+        </w:rPr>
+        <w:t>TECHNICAL APPENDIX</w:t>
+      </w:r>
+    </w:p>
+    <w:p>
+      <w:pPr>
+        <w:spacing w:before="160" w:after="40"/>
+      </w:pPr>
+      <w:r>
+        <w:rPr>
+          <w:rFonts w:ascii="Segoe UI" w:hAnsi="Segoe UI"/>
+          <w:b/>
+          <w:color w:val="1E293B"/>
+          <w:sz w:val="20"/>
+        </w:rPr>
+        <w:t>A. Current Hardware Bill of Materials (BOM)</w:t>
+      </w:r>
+    </w:p>
+    <w:p>
+      <w:pPr>
+        <w:spacing w:after="70"/>
+      </w:pPr>
+      <w:r>
+        <w:t>The current prototype was assembled using components sourced locally in Lagos through Ikeja Computer Village, Alaba International and local electronic-component suppliers. The following represents the current prototype configuration and indicative 500+ unit procurement estimates:</w:t>
+      </w:r>
+    </w:p>
+    <w:tbl>
+      <w:tblPr>
+        <w:tblW w:type="auto" w:w="0"/>
+        <w:jc w:val="center"/>
+        <w:tblLook w:firstColumn="1" w:firstRow="1" w:lastColumn="0" w:lastRow="0" w:noHBand="0" w:noVBand="1" w:val="04A0"/>
+      </w:tblPr>
+      <w:tblGrid>
+        <w:gridCol w:w="2401"/>
+        <w:gridCol w:w="2401"/>
+        <w:gridCol w:w="2401"/>
+        <w:gridCol w:w="2401"/>
+      </w:tblGrid>
+      <w:tr>
+        <w:tc>
+          <w:tcPr>
+            <w:tcW w:type="dxa" w:w="2401"/>
+            <w:tcMar>
+              <w:top w:w="35" w:type="dxa"/>
+              <w:bottom w:w="35" w:type="dxa"/>
+              <w:left w:w="50" w:type="dxa"/>
+              <w:right w:w="50" w:type="dxa"/>
+            </w:tcMar>
+            <w:shd w:val="clear" w:color="auto" w:fill="0F172A"/>
           </w:tcPr>
           <w:p>
             <w:pPr>
-              <w:jc w:val="center"/>
+              <w:spacing w:after="0"/>
             </w:pPr>
             <w:r>
               <w:rPr>
-                <w:rFonts w:ascii="Arial" w:hAnsi="Arial"/>
                 <w:b/>
-                <w:color w:val="FF6B2B"/>
-                <w:sz w:val="19"/>
+                <w:color w:val="FFFFFF"/>
+                <w:sz w:val="16"/>
               </w:rPr>
-              <w:t>WhatsApp Native</w:t>
-              <w:br/>
+              <w:t>Subsystem</w:t>
             </w:r>
+          </w:p>
+        </w:tc>
+        <w:tc>
+          <w:tcPr>
+            <w:tcW w:type="dxa" w:w="2401"/>
+            <w:tcMar>
+              <w:top w:w="35" w:type="dxa"/>
+              <w:bottom w:w="35" w:type="dxa"/>
+              <w:left w:w="50" w:type="dxa"/>
+              <w:right w:w="50" w:type="dxa"/>
+            </w:tcMar>
+            <w:shd w:val="clear" w:color="auto" w:fill="0F172A"/>
+          </w:tcPr>
+          <w:p>
+            <w:pPr>
+              <w:spacing w:after="0"/>
+            </w:pPr>
             <w:r>
               <w:rPr>
-                <w:rFonts w:ascii="Calibri" w:hAnsi="Calibri"/>
-                <w:color w:val="334155"/>
-                <w:sz w:val="14"/>
+                <w:b/>
+                <w:color w:val="FFFFFF"/>
+                <w:sz w:val="16"/>
               </w:rPr>
-              <w:t>Zero-Friction Adoption</w:t>
-              <w:br/>
-              <w:t>Text, voice notes &amp; part photos</w:t>
+              <w:t>Component &amp; Specification</w:t>
+            </w:r>
+          </w:p>
+        </w:tc>
+        <w:tc>
+          <w:tcPr>
+            <w:tcW w:type="dxa" w:w="2401"/>
+            <w:tcMar>
+              <w:top w:w="35" w:type="dxa"/>
+              <w:bottom w:w="35" w:type="dxa"/>
+              <w:left w:w="50" w:type="dxa"/>
+              <w:right w:w="50" w:type="dxa"/>
+            </w:tcMar>
+            <w:shd w:val="clear" w:color="auto" w:fill="0F172A"/>
+          </w:tcPr>
+          <w:p>
+            <w:pPr>
+              <w:spacing w:after="0"/>
+            </w:pPr>
+            <w:r>
+              <w:rPr>
+                <w:b/>
+                <w:color w:val="FFFFFF"/>
+                <w:sz w:val="16"/>
+              </w:rPr>
+              <w:t>Unit Prototype (NGN)</w:t>
+            </w:r>
+          </w:p>
+        </w:tc>
+        <w:tc>
+          <w:tcPr>
+            <w:tcW w:type="dxa" w:w="2401"/>
+            <w:tcMar>
+              <w:top w:w="35" w:type="dxa"/>
+              <w:bottom w:w="35" w:type="dxa"/>
+              <w:left w:w="50" w:type="dxa"/>
+              <w:right w:w="50" w:type="dxa"/>
+            </w:tcMar>
+            <w:shd w:val="clear" w:color="auto" w:fill="0F172A"/>
+          </w:tcPr>
+          <w:p>
+            <w:pPr>
+              <w:spacing w:after="0"/>
+            </w:pPr>
+            <w:r>
+              <w:rPr>
+                <w:b/>
+                <w:color w:val="FFFFFF"/>
+                <w:sz w:val="16"/>
+              </w:rPr>
+              <w:t>500+ Batch (NGN)</w:t>
+            </w:r>
+          </w:p>
+        </w:tc>
+      </w:tr>
+      <w:tr>
+        <w:tc>
+          <w:tcPr>
+            <w:tcW w:type="dxa" w:w="2401"/>
+            <w:tcMar>
+              <w:top w:w="35" w:type="dxa"/>
+              <w:bottom w:w="35" w:type="dxa"/>
+              <w:left w:w="50" w:type="dxa"/>
+              <w:right w:w="50" w:type="dxa"/>
+            </w:tcMar>
+            <w:shd w:val="clear" w:color="auto" w:fill="F8FAFC"/>
+          </w:tcPr>
+          <w:p>
+            <w:pPr>
+              <w:spacing w:after="0"/>
+            </w:pPr>
+            <w:r>
+              <w:rPr>
+                <w:color w:val="0F172A"/>
+                <w:sz w:val="16"/>
+              </w:rPr>
+              <w:t>Microcontroller Unit</w:t>
+            </w:r>
+          </w:p>
+        </w:tc>
+        <w:tc>
+          <w:tcPr>
+            <w:tcW w:type="dxa" w:w="2401"/>
+            <w:tcMar>
+              <w:top w:w="35" w:type="dxa"/>
+              <w:bottom w:w="35" w:type="dxa"/>
+              <w:left w:w="50" w:type="dxa"/>
+              <w:right w:w="50" w:type="dxa"/>
+            </w:tcMar>
+            <w:shd w:val="clear" w:color="auto" w:fill="F8FAFC"/>
+          </w:tcPr>
+          <w:p>
+            <w:pPr>
+              <w:spacing w:after="0"/>
+            </w:pPr>
+            <w:r>
+              <w:rPr>
+                <w:color w:val="0F172A"/>
+                <w:sz w:val="16"/>
+              </w:rPr>
+              <w:t>ESP32-WROOM-32D, dual-core 32-bit LX6, up to 240 MHz, 4 MB Flash</w:t>
+            </w:r>
+          </w:p>
+        </w:tc>
+        <w:tc>
+          <w:tcPr>
+            <w:tcW w:type="dxa" w:w="2401"/>
+            <w:tcMar>
+              <w:top w:w="35" w:type="dxa"/>
+              <w:bottom w:w="35" w:type="dxa"/>
+              <w:left w:w="50" w:type="dxa"/>
+              <w:right w:w="50" w:type="dxa"/>
+            </w:tcMar>
+            <w:shd w:val="clear" w:color="auto" w:fill="F8FAFC"/>
+          </w:tcPr>
+          <w:p>
+            <w:pPr>
+              <w:spacing w:after="0"/>
+            </w:pPr>
+            <w:r>
+              <w:rPr>
+                <w:color w:val="0F172A"/>
+                <w:sz w:val="16"/>
+              </w:rPr>
+              <w:t>₦6,500</w:t>
+            </w:r>
+          </w:p>
+        </w:tc>
+        <w:tc>
+          <w:tcPr>
+            <w:tcW w:type="dxa" w:w="2401"/>
+            <w:tcMar>
+              <w:top w:w="35" w:type="dxa"/>
+              <w:bottom w:w="35" w:type="dxa"/>
+              <w:left w:w="50" w:type="dxa"/>
+              <w:right w:w="50" w:type="dxa"/>
+            </w:tcMar>
+            <w:shd w:val="clear" w:color="auto" w:fill="F8FAFC"/>
+          </w:tcPr>
+          <w:p>
+            <w:pPr>
+              <w:spacing w:after="0"/>
+            </w:pPr>
+            <w:r>
+              <w:rPr>
+                <w:color w:val="0F172A"/>
+                <w:sz w:val="16"/>
+              </w:rPr>
+              <w:t>₦4,200</w:t>
+            </w:r>
+          </w:p>
+        </w:tc>
+      </w:tr>
+      <w:tr>
+        <w:tc>
+          <w:tcPr>
+            <w:tcW w:type="dxa" w:w="2401"/>
+            <w:tcMar>
+              <w:top w:w="35" w:type="dxa"/>
+              <w:bottom w:w="35" w:type="dxa"/>
+              <w:left w:w="50" w:type="dxa"/>
+              <w:right w:w="50" w:type="dxa"/>
+            </w:tcMar>
+            <w:shd w:val="clear" w:color="auto" w:fill="FFFFFF"/>
+          </w:tcPr>
+          <w:p>
+            <w:pPr>
+              <w:spacing w:after="0"/>
+            </w:pPr>
+            <w:r>
+              <w:rPr>
+                <w:color w:val="0F172A"/>
+                <w:sz w:val="16"/>
+              </w:rPr>
+              <w:t>Tri-Axial Vibration Sensor</w:t>
+            </w:r>
+          </w:p>
+        </w:tc>
+        <w:tc>
+          <w:tcPr>
+            <w:tcW w:type="dxa" w:w="2401"/>
+            <w:tcMar>
+              <w:top w:w="35" w:type="dxa"/>
+              <w:bottom w:w="35" w:type="dxa"/>
+              <w:left w:w="50" w:type="dxa"/>
+              <w:right w:w="50" w:type="dxa"/>
+            </w:tcMar>
+            <w:shd w:val="clear" w:color="auto" w:fill="FFFFFF"/>
+          </w:tcPr>
+          <w:p>
+            <w:pPr>
+              <w:spacing w:after="0"/>
+            </w:pPr>
+            <w:r>
+              <w:rPr>
+                <w:color w:val="0F172A"/>
+                <w:sz w:val="16"/>
+              </w:rPr>
+              <w:t>ADXL345 3-axis digital accelerometer (GY-291), I²C, configured ±16 g range (13-bit)</w:t>
+            </w:r>
+          </w:p>
+        </w:tc>
+        <w:tc>
+          <w:tcPr>
+            <w:tcW w:type="dxa" w:w="2401"/>
+            <w:tcMar>
+              <w:top w:w="35" w:type="dxa"/>
+              <w:bottom w:w="35" w:type="dxa"/>
+              <w:left w:w="50" w:type="dxa"/>
+              <w:right w:w="50" w:type="dxa"/>
+            </w:tcMar>
+            <w:shd w:val="clear" w:color="auto" w:fill="FFFFFF"/>
+          </w:tcPr>
+          <w:p>
+            <w:pPr>
+              <w:spacing w:after="0"/>
+            </w:pPr>
+            <w:r>
+              <w:rPr>
+                <w:color w:val="0F172A"/>
+                <w:sz w:val="16"/>
+              </w:rPr>
+              <w:t>₦3,200</w:t>
+            </w:r>
+          </w:p>
+        </w:tc>
+        <w:tc>
+          <w:tcPr>
+            <w:tcW w:type="dxa" w:w="2401"/>
+            <w:tcMar>
+              <w:top w:w="35" w:type="dxa"/>
+              <w:bottom w:w="35" w:type="dxa"/>
+              <w:left w:w="50" w:type="dxa"/>
+              <w:right w:w="50" w:type="dxa"/>
+            </w:tcMar>
+            <w:shd w:val="clear" w:color="auto" w:fill="FFFFFF"/>
+          </w:tcPr>
+          <w:p>
+            <w:pPr>
+              <w:spacing w:after="0"/>
+            </w:pPr>
+            <w:r>
+              <w:rPr>
+                <w:color w:val="0F172A"/>
+                <w:sz w:val="16"/>
+              </w:rPr>
+              <w:t>₦1,850</w:t>
+            </w:r>
+          </w:p>
+        </w:tc>
+      </w:tr>
+      <w:tr>
+        <w:tc>
+          <w:tcPr>
+            <w:tcW w:type="dxa" w:w="2401"/>
+            <w:tcMar>
+              <w:top w:w="35" w:type="dxa"/>
+              <w:bottom w:w="35" w:type="dxa"/>
+              <w:left w:w="50" w:type="dxa"/>
+              <w:right w:w="50" w:type="dxa"/>
+            </w:tcMar>
+            <w:shd w:val="clear" w:color="auto" w:fill="F8FAFC"/>
+          </w:tcPr>
+          <w:p>
+            <w:pPr>
+              <w:spacing w:after="0"/>
+            </w:pPr>
+            <w:r>
+              <w:rPr>
+                <w:color w:val="0F172A"/>
+                <w:sz w:val="16"/>
+              </w:rPr>
+              <w:t>Digital Temperature Probe</w:t>
+            </w:r>
+          </w:p>
+        </w:tc>
+        <w:tc>
+          <w:tcPr>
+            <w:tcW w:type="dxa" w:w="2401"/>
+            <w:tcMar>
+              <w:top w:w="35" w:type="dxa"/>
+              <w:bottom w:w="35" w:type="dxa"/>
+              <w:left w:w="50" w:type="dxa"/>
+              <w:right w:w="50" w:type="dxa"/>
+            </w:tcMar>
+            <w:shd w:val="clear" w:color="auto" w:fill="F8FAFC"/>
+          </w:tcPr>
+          <w:p>
+            <w:pPr>
+              <w:spacing w:after="0"/>
+            </w:pPr>
+            <w:r>
+              <w:rPr>
+                <w:color w:val="0F172A"/>
+                <w:sz w:val="16"/>
+              </w:rPr>
+              <w:t>DS18B20 waterproof 1-Wire probe, −55°C to +125°C</w:t>
+            </w:r>
+          </w:p>
+        </w:tc>
+        <w:tc>
+          <w:tcPr>
+            <w:tcW w:type="dxa" w:w="2401"/>
+            <w:tcMar>
+              <w:top w:w="35" w:type="dxa"/>
+              <w:bottom w:w="35" w:type="dxa"/>
+              <w:left w:w="50" w:type="dxa"/>
+              <w:right w:w="50" w:type="dxa"/>
+            </w:tcMar>
+            <w:shd w:val="clear" w:color="auto" w:fill="F8FAFC"/>
+          </w:tcPr>
+          <w:p>
+            <w:pPr>
+              <w:spacing w:after="0"/>
+            </w:pPr>
+            <w:r>
+              <w:rPr>
+                <w:color w:val="0F172A"/>
+                <w:sz w:val="16"/>
+              </w:rPr>
+              <w:t>₦3,500</w:t>
+            </w:r>
+          </w:p>
+        </w:tc>
+        <w:tc>
+          <w:tcPr>
+            <w:tcW w:type="dxa" w:w="2401"/>
+            <w:tcMar>
+              <w:top w:w="35" w:type="dxa"/>
+              <w:bottom w:w="35" w:type="dxa"/>
+              <w:left w:w="50" w:type="dxa"/>
+              <w:right w:w="50" w:type="dxa"/>
+            </w:tcMar>
+            <w:shd w:val="clear" w:color="auto" w:fill="F8FAFC"/>
+          </w:tcPr>
+          <w:p>
+            <w:pPr>
+              <w:spacing w:after="0"/>
+            </w:pPr>
+            <w:r>
+              <w:rPr>
+                <w:color w:val="0F172A"/>
+                <w:sz w:val="16"/>
+              </w:rPr>
+              <w:t>₦2,100</w:t>
+            </w:r>
+          </w:p>
+        </w:tc>
+      </w:tr>
+      <w:tr>
+        <w:tc>
+          <w:tcPr>
+            <w:tcW w:type="dxa" w:w="2401"/>
+            <w:tcMar>
+              <w:top w:w="35" w:type="dxa"/>
+              <w:bottom w:w="35" w:type="dxa"/>
+              <w:left w:w="50" w:type="dxa"/>
+              <w:right w:w="50" w:type="dxa"/>
+            </w:tcMar>
+            <w:shd w:val="clear" w:color="auto" w:fill="FFFFFF"/>
+          </w:tcPr>
+          <w:p>
+            <w:pPr>
+              <w:spacing w:after="0"/>
+            </w:pPr>
+            <w:r>
+              <w:rPr>
+                <w:color w:val="0F172A"/>
+                <w:sz w:val="16"/>
+              </w:rPr>
+              <w:t>Acoustic Sensing Module</w:t>
+            </w:r>
+          </w:p>
+        </w:tc>
+        <w:tc>
+          <w:tcPr>
+            <w:tcW w:type="dxa" w:w="2401"/>
+            <w:tcMar>
+              <w:top w:w="35" w:type="dxa"/>
+              <w:bottom w:w="35" w:type="dxa"/>
+              <w:left w:w="50" w:type="dxa"/>
+              <w:right w:w="50" w:type="dxa"/>
+            </w:tcMar>
+            <w:shd w:val="clear" w:color="auto" w:fill="FFFFFF"/>
+          </w:tcPr>
+          <w:p>
+            <w:pPr>
+              <w:spacing w:after="0"/>
+            </w:pPr>
+            <w:r>
+              <w:rPr>
+                <w:color w:val="0F172A"/>
+                <w:sz w:val="16"/>
+              </w:rPr>
+              <w:t>INMP441 MEMS microphone, I²S digital audio interface</w:t>
+            </w:r>
+          </w:p>
+        </w:tc>
+        <w:tc>
+          <w:tcPr>
+            <w:tcW w:type="dxa" w:w="2401"/>
+            <w:tcMar>
+              <w:top w:w="35" w:type="dxa"/>
+              <w:bottom w:w="35" w:type="dxa"/>
+              <w:left w:w="50" w:type="dxa"/>
+              <w:right w:w="50" w:type="dxa"/>
+            </w:tcMar>
+            <w:shd w:val="clear" w:color="auto" w:fill="FFFFFF"/>
+          </w:tcPr>
+          <w:p>
+            <w:pPr>
+              <w:spacing w:after="0"/>
+            </w:pPr>
+            <w:r>
+              <w:rPr>
+                <w:color w:val="0F172A"/>
+                <w:sz w:val="16"/>
+              </w:rPr>
+              <w:t>₦1,800</w:t>
+            </w:r>
+          </w:p>
+        </w:tc>
+        <w:tc>
+          <w:tcPr>
+            <w:tcW w:type="dxa" w:w="2401"/>
+            <w:tcMar>
+              <w:top w:w="35" w:type="dxa"/>
+              <w:bottom w:w="35" w:type="dxa"/>
+              <w:left w:w="50" w:type="dxa"/>
+              <w:right w:w="50" w:type="dxa"/>
+            </w:tcMar>
+            <w:shd w:val="clear" w:color="auto" w:fill="FFFFFF"/>
+          </w:tcPr>
+          <w:p>
+            <w:pPr>
+              <w:spacing w:after="0"/>
+            </w:pPr>
+            <w:r>
+              <w:rPr>
+                <w:color w:val="0F172A"/>
+                <w:sz w:val="16"/>
+              </w:rPr>
+              <w:t>₦950</w:t>
+            </w:r>
+          </w:p>
+        </w:tc>
+      </w:tr>
+      <w:tr>
+        <w:tc>
+          <w:tcPr>
+            <w:tcW w:type="dxa" w:w="2401"/>
+            <w:tcMar>
+              <w:top w:w="35" w:type="dxa"/>
+              <w:bottom w:w="35" w:type="dxa"/>
+              <w:left w:w="50" w:type="dxa"/>
+              <w:right w:w="50" w:type="dxa"/>
+            </w:tcMar>
+            <w:shd w:val="clear" w:color="auto" w:fill="F8FAFC"/>
+          </w:tcPr>
+          <w:p>
+            <w:pPr>
+              <w:spacing w:after="0"/>
+            </w:pPr>
+            <w:r>
+              <w:rPr>
+                <w:color w:val="0F172A"/>
+                <w:sz w:val="16"/>
+              </w:rPr>
+              <w:t>Energy Storage</w:t>
+            </w:r>
+          </w:p>
+        </w:tc>
+        <w:tc>
+          <w:tcPr>
+            <w:tcW w:type="dxa" w:w="2401"/>
+            <w:tcMar>
+              <w:top w:w="35" w:type="dxa"/>
+              <w:bottom w:w="35" w:type="dxa"/>
+              <w:left w:w="50" w:type="dxa"/>
+              <w:right w:w="50" w:type="dxa"/>
+            </w:tcMar>
+            <w:shd w:val="clear" w:color="auto" w:fill="F8FAFC"/>
+          </w:tcPr>
+          <w:p>
+            <w:pPr>
+              <w:spacing w:after="0"/>
+            </w:pPr>
+            <w:r>
+              <w:rPr>
+                <w:color w:val="0F172A"/>
+                <w:sz w:val="16"/>
+              </w:rPr>
+              <w:t>18650 Li-ion 3.7 V, 2600 mAh rechargeable cell</w:t>
+            </w:r>
+          </w:p>
+        </w:tc>
+        <w:tc>
+          <w:tcPr>
+            <w:tcW w:type="dxa" w:w="2401"/>
+            <w:tcMar>
+              <w:top w:w="35" w:type="dxa"/>
+              <w:bottom w:w="35" w:type="dxa"/>
+              <w:left w:w="50" w:type="dxa"/>
+              <w:right w:w="50" w:type="dxa"/>
+            </w:tcMar>
+            <w:shd w:val="clear" w:color="auto" w:fill="F8FAFC"/>
+          </w:tcPr>
+          <w:p>
+            <w:pPr>
+              <w:spacing w:after="0"/>
+            </w:pPr>
+            <w:r>
+              <w:rPr>
+                <w:color w:val="0F172A"/>
+                <w:sz w:val="16"/>
+              </w:rPr>
+              <w:t>₦3,800</w:t>
+            </w:r>
+          </w:p>
+        </w:tc>
+        <w:tc>
+          <w:tcPr>
+            <w:tcW w:type="dxa" w:w="2401"/>
+            <w:tcMar>
+              <w:top w:w="35" w:type="dxa"/>
+              <w:bottom w:w="35" w:type="dxa"/>
+              <w:left w:w="50" w:type="dxa"/>
+              <w:right w:w="50" w:type="dxa"/>
+            </w:tcMar>
+            <w:shd w:val="clear" w:color="auto" w:fill="F8FAFC"/>
+          </w:tcPr>
+          <w:p>
+            <w:pPr>
+              <w:spacing w:after="0"/>
+            </w:pPr>
+            <w:r>
+              <w:rPr>
+                <w:color w:val="0F172A"/>
+                <w:sz w:val="16"/>
+              </w:rPr>
+              <w:t>₦2,400</w:t>
+            </w:r>
+          </w:p>
+        </w:tc>
+      </w:tr>
+      <w:tr>
+        <w:tc>
+          <w:tcPr>
+            <w:tcW w:type="dxa" w:w="2401"/>
+            <w:tcMar>
+              <w:top w:w="35" w:type="dxa"/>
+              <w:bottom w:w="35" w:type="dxa"/>
+              <w:left w:w="50" w:type="dxa"/>
+              <w:right w:w="50" w:type="dxa"/>
+            </w:tcMar>
+            <w:shd w:val="clear" w:color="auto" w:fill="FFFFFF"/>
+          </w:tcPr>
+          <w:p>
+            <w:pPr>
+              <w:spacing w:after="0"/>
+            </w:pPr>
+            <w:r>
+              <w:rPr>
+                <w:color w:val="0F172A"/>
+                <w:sz w:val="16"/>
+              </w:rPr>
+              <w:t>Power Management &amp; Charging</w:t>
+            </w:r>
+          </w:p>
+        </w:tc>
+        <w:tc>
+          <w:tcPr>
+            <w:tcW w:type="dxa" w:w="2401"/>
+            <w:tcMar>
+              <w:top w:w="35" w:type="dxa"/>
+              <w:bottom w:w="35" w:type="dxa"/>
+              <w:left w:w="50" w:type="dxa"/>
+              <w:right w:w="50" w:type="dxa"/>
+            </w:tcMar>
+            <w:shd w:val="clear" w:color="auto" w:fill="FFFFFF"/>
+          </w:tcPr>
+          <w:p>
+            <w:pPr>
+              <w:spacing w:after="0"/>
+            </w:pPr>
+            <w:r>
+              <w:rPr>
+                <w:color w:val="0F172A"/>
+                <w:sz w:val="16"/>
+              </w:rPr>
+              <w:t>TP4056 charger + DW01A protection + MT3608 boost converter</w:t>
+            </w:r>
+          </w:p>
+        </w:tc>
+        <w:tc>
+          <w:tcPr>
+            <w:tcW w:type="dxa" w:w="2401"/>
+            <w:tcMar>
+              <w:top w:w="35" w:type="dxa"/>
+              <w:bottom w:w="35" w:type="dxa"/>
+              <w:left w:w="50" w:type="dxa"/>
+              <w:right w:w="50" w:type="dxa"/>
+            </w:tcMar>
+            <w:shd w:val="clear" w:color="auto" w:fill="FFFFFF"/>
+          </w:tcPr>
+          <w:p>
+            <w:pPr>
+              <w:spacing w:after="0"/>
+            </w:pPr>
+            <w:r>
+              <w:rPr>
+                <w:color w:val="0F172A"/>
+                <w:sz w:val="16"/>
+              </w:rPr>
+              <w:t>₦2,200</w:t>
+            </w:r>
+          </w:p>
+        </w:tc>
+        <w:tc>
+          <w:tcPr>
+            <w:tcW w:type="dxa" w:w="2401"/>
+            <w:tcMar>
+              <w:top w:w="35" w:type="dxa"/>
+              <w:bottom w:w="35" w:type="dxa"/>
+              <w:left w:w="50" w:type="dxa"/>
+              <w:right w:w="50" w:type="dxa"/>
+            </w:tcMar>
+            <w:shd w:val="clear" w:color="auto" w:fill="FFFFFF"/>
+          </w:tcPr>
+          <w:p>
+            <w:pPr>
+              <w:spacing w:after="0"/>
+            </w:pPr>
+            <w:r>
+              <w:rPr>
+                <w:color w:val="0F172A"/>
+                <w:sz w:val="16"/>
+              </w:rPr>
+              <w:t>₦1,200</w:t>
+            </w:r>
+          </w:p>
+        </w:tc>
+      </w:tr>
+      <w:tr>
+        <w:tc>
+          <w:tcPr>
+            <w:tcW w:type="dxa" w:w="2401"/>
+            <w:tcMar>
+              <w:top w:w="35" w:type="dxa"/>
+              <w:bottom w:w="35" w:type="dxa"/>
+              <w:left w:w="50" w:type="dxa"/>
+              <w:right w:w="50" w:type="dxa"/>
+            </w:tcMar>
+            <w:shd w:val="clear" w:color="auto" w:fill="F8FAFC"/>
+          </w:tcPr>
+          <w:p>
+            <w:pPr>
+              <w:spacing w:after="0"/>
+            </w:pPr>
+            <w:r>
+              <w:rPr>
+                <w:color w:val="0F172A"/>
+                <w:sz w:val="16"/>
+              </w:rPr>
+              <w:t>Enclosure &amp; Mounting</w:t>
+            </w:r>
+          </w:p>
+        </w:tc>
+        <w:tc>
+          <w:tcPr>
+            <w:tcW w:type="dxa" w:w="2401"/>
+            <w:tcMar>
+              <w:top w:w="35" w:type="dxa"/>
+              <w:bottom w:w="35" w:type="dxa"/>
+              <w:left w:w="50" w:type="dxa"/>
+              <w:right w:w="50" w:type="dxa"/>
+            </w:tcMar>
+            <w:shd w:val="clear" w:color="auto" w:fill="F8FAFC"/>
+          </w:tcPr>
+          <w:p>
+            <w:pPr>
+              <w:spacing w:after="0"/>
+            </w:pPr>
+            <w:r>
+              <w:rPr>
+                <w:color w:val="0F172A"/>
+                <w:sz w:val="16"/>
+              </w:rPr>
+              <w:t>Custom 3D-printed PETG housing + 4 × N52 neodymium magnets</w:t>
+            </w:r>
+          </w:p>
+        </w:tc>
+        <w:tc>
+          <w:tcPr>
+            <w:tcW w:type="dxa" w:w="2401"/>
+            <w:tcMar>
+              <w:top w:w="35" w:type="dxa"/>
+              <w:bottom w:w="35" w:type="dxa"/>
+              <w:left w:w="50" w:type="dxa"/>
+              <w:right w:w="50" w:type="dxa"/>
+            </w:tcMar>
+            <w:shd w:val="clear" w:color="auto" w:fill="F8FAFC"/>
+          </w:tcPr>
+          <w:p>
+            <w:pPr>
+              <w:spacing w:after="0"/>
+            </w:pPr>
+            <w:r>
+              <w:rPr>
+                <w:color w:val="0F172A"/>
+                <w:sz w:val="16"/>
+              </w:rPr>
+              <w:t>₦9,500</w:t>
+            </w:r>
+          </w:p>
+        </w:tc>
+        <w:tc>
+          <w:tcPr>
+            <w:tcW w:type="dxa" w:w="2401"/>
+            <w:tcMar>
+              <w:top w:w="35" w:type="dxa"/>
+              <w:bottom w:w="35" w:type="dxa"/>
+              <w:left w:w="50" w:type="dxa"/>
+              <w:right w:w="50" w:type="dxa"/>
+            </w:tcMar>
+            <w:shd w:val="clear" w:color="auto" w:fill="F8FAFC"/>
+          </w:tcPr>
+          <w:p>
+            <w:pPr>
+              <w:spacing w:after="0"/>
+            </w:pPr>
+            <w:r>
+              <w:rPr>
+                <w:color w:val="0F172A"/>
+                <w:sz w:val="16"/>
+              </w:rPr>
+              <w:t>₦6,200</w:t>
+            </w:r>
+          </w:p>
+        </w:tc>
+      </w:tr>
+      <w:tr>
+        <w:tc>
+          <w:tcPr>
+            <w:tcW w:type="dxa" w:w="2401"/>
+            <w:tcMar>
+              <w:top w:w="35" w:type="dxa"/>
+              <w:bottom w:w="35" w:type="dxa"/>
+              <w:left w:w="50" w:type="dxa"/>
+              <w:right w:w="50" w:type="dxa"/>
+            </w:tcMar>
+            <w:shd w:val="clear" w:color="auto" w:fill="FFFFFF"/>
+          </w:tcPr>
+          <w:p>
+            <w:pPr>
+              <w:spacing w:after="0"/>
+            </w:pPr>
+            <w:r>
+              <w:rPr>
+                <w:color w:val="0F172A"/>
+                <w:sz w:val="16"/>
+              </w:rPr>
+              <w:t>Cabling &amp; Hardware</w:t>
+            </w:r>
+          </w:p>
+        </w:tc>
+        <w:tc>
+          <w:tcPr>
+            <w:tcW w:type="dxa" w:w="2401"/>
+            <w:tcMar>
+              <w:top w:w="35" w:type="dxa"/>
+              <w:bottom w:w="35" w:type="dxa"/>
+              <w:left w:w="50" w:type="dxa"/>
+              <w:right w:w="50" w:type="dxa"/>
+            </w:tcMar>
+            <w:shd w:val="clear" w:color="auto" w:fill="FFFFFF"/>
+          </w:tcPr>
+          <w:p>
+            <w:pPr>
+              <w:spacing w:after="0"/>
+            </w:pPr>
+            <w:r>
+              <w:rPr>
+                <w:color w:val="0F172A"/>
+                <w:sz w:val="16"/>
+              </w:rPr>
+              <w:t>Shielded silicone cabling, latching rocker switch and connectors</w:t>
+            </w:r>
+          </w:p>
+        </w:tc>
+        <w:tc>
+          <w:tcPr>
+            <w:tcW w:type="dxa" w:w="2401"/>
+            <w:tcMar>
+              <w:top w:w="35" w:type="dxa"/>
+              <w:bottom w:w="35" w:type="dxa"/>
+              <w:left w:w="50" w:type="dxa"/>
+              <w:right w:w="50" w:type="dxa"/>
+            </w:tcMar>
+            <w:shd w:val="clear" w:color="auto" w:fill="FFFFFF"/>
+          </w:tcPr>
+          <w:p>
+            <w:pPr>
+              <w:spacing w:after="0"/>
+            </w:pPr>
+            <w:r>
+              <w:rPr>
+                <w:color w:val="0F172A"/>
+                <w:sz w:val="16"/>
+              </w:rPr>
+              <w:t>₦4,250</w:t>
+            </w:r>
+          </w:p>
+        </w:tc>
+        <w:tc>
+          <w:tcPr>
+            <w:tcW w:type="dxa" w:w="2401"/>
+            <w:tcMar>
+              <w:top w:w="35" w:type="dxa"/>
+              <w:bottom w:w="35" w:type="dxa"/>
+              <w:left w:w="50" w:type="dxa"/>
+              <w:right w:w="50" w:type="dxa"/>
+            </w:tcMar>
+            <w:shd w:val="clear" w:color="auto" w:fill="FFFFFF"/>
+          </w:tcPr>
+          <w:p>
+            <w:pPr>
+              <w:spacing w:after="0"/>
+            </w:pPr>
+            <w:r>
+              <w:rPr>
+                <w:color w:val="0F172A"/>
+                <w:sz w:val="16"/>
+              </w:rPr>
+              <w:t>₦2,600</w:t>
+            </w:r>
+          </w:p>
+        </w:tc>
+      </w:tr>
+      <w:tr>
+        <w:tc>
+          <w:tcPr>
+            <w:tcW w:type="dxa" w:w="2401"/>
+            <w:tcMar>
+              <w:top w:w="35" w:type="dxa"/>
+              <w:bottom w:w="35" w:type="dxa"/>
+              <w:left w:w="50" w:type="dxa"/>
+              <w:right w:w="50" w:type="dxa"/>
+            </w:tcMar>
+            <w:shd w:val="clear" w:color="auto" w:fill="FEF3C7"/>
+          </w:tcPr>
+          <w:p>
+            <w:pPr>
+              <w:spacing w:after="0"/>
+            </w:pPr>
+            <w:r>
+              <w:rPr>
+                <w:b/>
+                <w:color w:val="B45309"/>
+                <w:sz w:val="16"/>
+              </w:rPr>
+              <w:t>TOTAL BILL OF MATERIALS</w:t>
+            </w:r>
+          </w:p>
+        </w:tc>
+        <w:tc>
+          <w:tcPr>
+            <w:tcW w:type="dxa" w:w="2401"/>
+            <w:tcMar>
+              <w:top w:w="35" w:type="dxa"/>
+              <w:bottom w:w="35" w:type="dxa"/>
+              <w:left w:w="50" w:type="dxa"/>
+              <w:right w:w="50" w:type="dxa"/>
+            </w:tcMar>
+            <w:shd w:val="clear" w:color="auto" w:fill="FEF3C7"/>
+          </w:tcPr>
+          <w:p>
+            <w:pPr>
+              <w:spacing w:after="0"/>
+            </w:pPr>
+            <w:r>
+              <w:rPr>
+                <w:b/>
+                <w:color w:val="B45309"/>
+                <w:sz w:val="16"/>
+              </w:rPr>
+              <w:t>Complete non-invasive edge telemetry node</w:t>
+            </w:r>
+          </w:p>
+        </w:tc>
+        <w:tc>
+          <w:tcPr>
+            <w:tcW w:type="dxa" w:w="2401"/>
+            <w:tcMar>
+              <w:top w:w="35" w:type="dxa"/>
+              <w:bottom w:w="35" w:type="dxa"/>
+              <w:left w:w="50" w:type="dxa"/>
+              <w:right w:w="50" w:type="dxa"/>
+            </w:tcMar>
+            <w:shd w:val="clear" w:color="auto" w:fill="FEF3C7"/>
+          </w:tcPr>
+          <w:p>
+            <w:pPr>
+              <w:spacing w:after="0"/>
+            </w:pPr>
+            <w:r>
+              <w:rPr>
+                <w:b/>
+                <w:color w:val="B45309"/>
+                <w:sz w:val="16"/>
+              </w:rPr>
+              <w:t>₦34,750</w:t>
+            </w:r>
+          </w:p>
+        </w:tc>
+        <w:tc>
+          <w:tcPr>
+            <w:tcW w:type="dxa" w:w="2401"/>
+            <w:tcMar>
+              <w:top w:w="35" w:type="dxa"/>
+              <w:bottom w:w="35" w:type="dxa"/>
+              <w:left w:w="50" w:type="dxa"/>
+              <w:right w:w="50" w:type="dxa"/>
+            </w:tcMar>
+            <w:shd w:val="clear" w:color="auto" w:fill="FEF3C7"/>
+          </w:tcPr>
+          <w:p>
+            <w:pPr>
+              <w:spacing w:after="0"/>
+            </w:pPr>
+            <w:r>
+              <w:rPr>
+                <w:b/>
+                <w:color w:val="B45309"/>
+                <w:sz w:val="16"/>
+              </w:rPr>
+              <w:t>₦21,500</w:t>
             </w:r>
           </w:p>
         </w:tc>
@@ -402,861 +2403,140 @@
     </w:p>
     <w:p>
       <w:pPr>
-        <w:keepNext/>
+        <w:spacing w:after="70"/>
+      </w:pPr>
+      <w:r>
+        <w:t>Prototype BOM: ₦34,750 per unit. Indicative 500+ unit component BOM: ₦21,500 per unit. Adding estimated local batch assembly, flashing, QA calibration testing, and protective packaging (₦4,500–₦5,500), total landed manufacturing COGS is projected at ~₦26,000–₦27,000 per unit. This forms the analytical basis for the ₦50,000–₦75,000 commercial pricing and 48%–56% gross margin. The batch figure is an indicative procurement estimate based on current component configurations and will be refined through formal vendor quotations and pilot-run production before commercial scale.</w:t>
+      </w:r>
+    </w:p>
+    <w:p>
+      <w:pPr>
         <w:spacing w:before="160" w:after="40"/>
       </w:pPr>
       <w:r>
         <w:rPr>
-          <w:rFonts w:ascii="Arial" w:hAnsi="Arial"/>
+          <w:rFonts w:ascii="Segoe UI" w:hAnsi="Segoe UI"/>
           <w:b/>
-          <w:color w:val="071A2F"/>
-          <w:sz w:val="22"/>
+          <w:color w:val="1E293B"/>
+          <w:sz w:val="20"/>
         </w:rPr>
-        <w:t>1. Project Title &amp; Innovation Track Alignment</w:t>
+        <w:t>B. Verified Sensor Specifications</w:t>
       </w:r>
     </w:p>
     <w:p>
       <w:pPr>
-        <w:spacing w:after="50"/>
-        <w:jc w:val="both"/>
+        <w:spacing w:after="70"/>
       </w:pPr>
       <w:r>
-        <w:rPr>
-          <w:rFonts w:ascii="Calibri" w:hAnsi="Calibri"/>
-          <w:b/>
-          <w:color w:val="071A2F"/>
-          <w:sz w:val="17"/>
-        </w:rPr>
-        <w:t xml:space="preserve">Project Title: </w:t>
-      </w:r>
-      <w:r>
-        <w:rPr>
-          <w:rFonts w:ascii="Calibri" w:hAnsi="Calibri"/>
-          <w:color w:val="0F172A"/>
-          <w:sz w:val="17"/>
-        </w:rPr>
-        <w:t>MechMind AI: Edge-Enabled Predictive Telemetry and Generative Diagnostic Copilot for Heavy Industrial, Construction, and Agricultural Machinery.</w:t>
+        <w:t>B.1 ESP32-WROOM-32D: Tensilica Xtensa dual-core 32-bit LX6 processor operating up to 240 MHz; 4 MB SPI flash; integrated 2.4 GHz 802.11 b/g/n Wi-Fi; Bluetooth 4.2 / BLE; I²C, SPI, UART peripherals; operating ambient range −40°C to +85°C. In the current prototype firmware (mechmind_node.ino), Wi-Fi networking executes on Core 0 managed by the ESP-IDF background RTOS, while sensor polling and telemetry run in the main loop on Core 1.</w:t>
       </w:r>
     </w:p>
     <w:p>
       <w:pPr>
-        <w:spacing w:after="50"/>
-        <w:jc w:val="both"/>
+        <w:spacing w:after="70"/>
       </w:pPr>
       <w:r>
-        <w:rPr>
-          <w:rFonts w:ascii="Calibri" w:hAnsi="Calibri"/>
-          <w:b/>
-          <w:color w:val="071A2F"/>
-          <w:sz w:val="17"/>
-        </w:rPr>
-        <w:t xml:space="preserve">Selected NAP 2026 Track: </w:t>
-      </w:r>
-      <w:r>
-        <w:rPr>
-          <w:rFonts w:ascii="Calibri" w:hAnsi="Calibri"/>
-          <w:color w:val="0F172A"/>
-          <w:sz w:val="17"/>
-        </w:rPr>
-        <w:t>Track 08 — Made-in-Nigeria Affordable Automation &amp; Industrial Machines.</w:t>
+        <w:t>B.2 ADXL345 3-Axis Digital Accelerometer: The current MechMind Node uses the Analog Devices ADXL345 3-axis digital accelerometer, implemented on a GY-291 breakout module, as its primary vibration sensor. Relevant characteristics include: (1) Three-axis digital acceleration measurement across X, Y and Z; (2) Selectable full-scale ranges of ±2 g, ±4 g, ±8 g and ±16 g; (3) The current prototype configured at ±16 g to provide measurement headroom for transient machinery shocks; (4) Up to 13-bit resolution, with approximately 4 mg/LSB at the ±16 g range; (5) Selectable output data rates extending up to 3200 Hz; (6) I²C digital communication configured at address 0x53; (7) High mechanical shock survivability rated up to 10,000 g unpowered shock tolerance (distinct from its ±16 g measurement range); and (8) Low-power operation suitable for battery-powered sensing. The ADXL345 was selected for the prototype because its three-axis measurement, selectable ±16 g range and shock survivability provide an appropriate sensing foundation for monitoring vibration and transient acceleration on operating machinery. The measured acceleration is processed into time-domain features including resultant acceleration, dynamic RMS, peak acceleration and crest factor, while a 64-point FFT is applied to the vibration signal to identify dominant spectral components within the 0–100 Hz Nyquist range. The sensor is used as a machine-condition sensing input rather than a standalone diagnostic instrument.</w:t>
       </w:r>
     </w:p>
     <w:p>
       <w:pPr>
-        <w:spacing w:after="50"/>
-        <w:jc w:val="both"/>
+        <w:spacing w:after="70"/>
       </w:pPr>
       <w:r>
-        <w:rPr>
-          <w:rFonts w:ascii="Calibri" w:hAnsi="Calibri"/>
-          <w:b/>
-          <w:color w:val="071A2F"/>
-          <w:sz w:val="17"/>
-        </w:rPr>
-        <w:t xml:space="preserve">Track Alignment Rationale: </w:t>
-      </w:r>
-      <w:r>
-        <w:rPr>
-          <w:rFonts w:ascii="Calibri" w:hAnsi="Calibri"/>
-          <w:color w:val="0F172A"/>
-          <w:sz w:val="17"/>
-        </w:rPr>
-        <w:t>Nigerian contractors, fleet operators, and industrial workshops depend almost entirely on imported diagnostic tools (such as Caterpillar Comm Adapters, Komatsu Inline scanners, and Launch/Autel diagnostic tablets). These units cost millions of Naira, require expensive software licenses renewed annually in foreign currency, and break down easily under harsh workshop conditions. MechMind AI directly fulfills the NAP Track 08 objective ('Import less. Design more. Build more. Automate more. Manufacture more.') by delivering an indigenous, rugged, and repairable IoT condition-monitoring node and AI diagnostic assistant assembled locally in Lagos for under NGN 35,000 in components.</w:t>
+        <w:t>B.3 DS18B20 Temperature Probe: 1-Wire digital bus protocol; operating range −55°C to +125°C; manufacturer-specified accuracy ±0.5°C over −10°C to +85°C; 12-bit configuration (0.0625°C nominal resolution). Tracks thermal trends and detects abnormal thermal rise rates (dT/dt).</w:t>
       </w:r>
     </w:p>
     <w:p>
       <w:pPr>
-        <w:spacing w:after="50"/>
-        <w:jc w:val="both"/>
+        <w:spacing w:after="70"/>
       </w:pPr>
       <w:r>
-        <w:rPr>
-          <w:rFonts w:ascii="Calibri" w:hAnsi="Calibri"/>
-          <w:b/>
-          <w:color w:val="071A2F"/>
-          <w:sz w:val="17"/>
-        </w:rPr>
-        <w:t xml:space="preserve">Cross-Cutting Synergies: </w:t>
-      </w:r>
-      <w:r>
-        <w:rPr>
-          <w:rFonts w:ascii="Calibri" w:hAnsi="Calibri"/>
-          <w:color w:val="0F172A"/>
-          <w:sz w:val="17"/>
-        </w:rPr>
-        <w:t>Cross-track synergies are established with Track 01 (Smart Automation of Made-in-Nigeria Machines &amp; Process Plants) by providing an edge-attached plug-and-play telemetry layer that upgrades locally fabricated agro-processing plants, industrial generators, and water pumps with real-time condition monitoring without altering factory wiring; and Track 02 (AI &amp; Robotics for Agriculture &amp; Food Security) by protecting commercial tractors, harvesters, and irrigation pumps from catastrophic failure during critical planting and harvesting windows.</w:t>
+        <w:t>B.4 INMP441 MEMS Microphone: Omnidirectional MEMS microphone operating over an I2S digital audio bus sampled at 16 kHz. The acoustic channel is used to derive an acoustic envelope/RMS feature for detecting macro changes in overall machine sound pressure level and intermittent mechanical clatter. The current implementation treats acoustic information as a supporting diagnostic signal rather than an on-device spectral fault classifier (dedicated acoustic spectral decomposition, e.g. for ultrasonic cavitation isolation, is planned for Phase 2).</w:t>
       </w:r>
     </w:p>
     <w:p>
       <w:pPr>
-        <w:keepNext/>
+        <w:spacing w:after="70"/>
+      </w:pPr>
+      <w:r>
+        <w:t>B.5 Power Subsystem: Nominal 3.7 V, 2600 mAh 18650 Li-ion cell with TP4056 charging, DW01A protection, and MT3608 boost conversion. Achieves ~18 hours continuous active burst telemetry and up to 5 days under deep-sleep duty cycling.</w:t>
+      </w:r>
+    </w:p>
+    <w:p>
+      <w:pPr>
         <w:spacing w:before="160" w:after="40"/>
       </w:pPr>
       <w:r>
         <w:rPr>
-          <w:rFonts w:ascii="Arial" w:hAnsi="Arial"/>
+          <w:rFonts w:ascii="Segoe UI" w:hAnsi="Segoe UI"/>
           <w:b/>
-          <w:color w:val="071A2F"/>
-          <w:sz w:val="22"/>
+          <w:color w:val="1E293B"/>
+          <w:sz w:val="20"/>
         </w:rPr>
-        <w:t>2. Problem Statement (Frontline Workshop Reality in Nigeria)</w:t>
+        <w:t>C. Sampling and Signal-Processing Configuration</w:t>
       </w:r>
     </w:p>
     <w:p>
       <w:pPr>
-        <w:spacing w:after="50"/>
-        <w:jc w:val="both"/>
+        <w:spacing w:after="70"/>
       </w:pPr>
       <w:r>
-        <w:rPr>
-          <w:rFonts w:ascii="Calibri" w:hAnsi="Calibri"/>
-          <w:b/>
-          <w:color w:val="071A2F"/>
-          <w:sz w:val="17"/>
-        </w:rPr>
-        <w:t xml:space="preserve">Origin of the Project: </w:t>
-      </w:r>
-      <w:r>
-        <w:rPr>
-          <w:rFonts w:ascii="Calibri" w:hAnsi="Calibri"/>
-          <w:color w:val="0F172A"/>
-          <w:sz w:val="17"/>
-        </w:rPr>
-        <w:t>During our 6-month undergraduate industrial training (SIWES) in engineering workshops and road construction corridors across Lagos and Ogun states, our team observed a recurring operational bottleneck: heavy equipment—including 20-ton hydraulic excavators, wheel loaders, motor graders, and farm tractors—frequently suffered sudden, catastrophic breakdowns on active job sites.</w:t>
+        <w:t>C.1 Vibration Acquisition: Sample rate = 200 Hz; acquisition window = 128 samples (duration: 128 / 200 = 0.64 seconds). Sliding acquisition window for local processing across X, Y, Z axes. Features extracted: Resultant vector magnitude |a| = sqrt(ax² + ay² + az²), dynamic AC RMS (subtracting static 1.0g gravity baseline), peak acceleration, and crest factor.</w:t>
       </w:r>
     </w:p>
     <w:p>
       <w:pPr>
-        <w:spacing w:after="50"/>
-        <w:jc w:val="both"/>
+        <w:spacing w:after="70"/>
       </w:pPr>
       <w:r>
-        <w:rPr>
-          <w:rFonts w:ascii="Calibri" w:hAnsi="Calibri"/>
-          <w:b/>
-          <w:color w:val="071A2F"/>
-          <w:sz w:val="17"/>
-        </w:rPr>
-        <w:t xml:space="preserve">The Core Problem: </w:t>
-      </w:r>
-      <w:r>
-        <w:rPr>
-          <w:rFonts w:ascii="Calibri" w:hAnsi="Calibri"/>
-          <w:color w:val="0F172A"/>
-          <w:sz w:val="17"/>
-        </w:rPr>
-        <w:t>A 2012 Komatsu PC200 or Cat 320D does not fail without warning. Before a hydraulic main pump shears its shaft or a crankshaft bearing seizes, the machine displays clear physical symptoms: abnormal high-frequency vibration, thermal spikes in return hydraulic lines, and distinct acoustic whine. But because Nigerian operators have no condition-monitoring tools, machines are run continuously until complete failure occurs. In Nigeria, replacement parts require 2 to 6 weeks for overseas shipment, halting operations and costing contractors between NGN 500,000 and NGN 2,500,000 daily in stalled projects, idle operator wages, and contractual delay penalties.</w:t>
+        <w:t>C.2 Frequency-Domain Transformation: 64-point Radix-2 on-device FFT. Bin spacing: Δf = 200 / 64 = 3.125 Hz across the 0–100 Hz Nyquist range. Spectral peaks provide supporting indicators for rotating component degradation.</w:t>
       </w:r>
     </w:p>
     <w:p>
       <w:pPr>
-        <w:spacing w:after="50"/>
-        <w:jc w:val="both"/>
+        <w:spacing w:after="70"/>
       </w:pPr>
       <w:r>
-        <w:rPr>
-          <w:rFonts w:ascii="Calibri" w:hAnsi="Calibri"/>
-          <w:color w:val="0F172A"/>
-          <w:sz w:val="17"/>
-        </w:rPr>
-        <w:t>Three systemic factors drive this diagnostic divide across Nigeria:</w:t>
+        <w:t>C.3 Temperature Monitoring: Polled at 1 Hz; calculates moving-average temperature, temperature trend, and rate of rise (dT/dt).</w:t>
       </w:r>
     </w:p>
     <w:p>
       <w:pPr>
-        <w:pStyle w:val="ListBullet"/>
-        <w:spacing w:after="36"/>
-        <w:jc w:val="both"/>
+        <w:spacing w:after="70"/>
       </w:pPr>
       <w:r>
-        <w:rPr>
-          <w:rFonts w:ascii="Calibri" w:hAnsi="Calibri"/>
-          <w:b/>
-          <w:color w:val="071A2F"/>
-          <w:sz w:val="17"/>
-        </w:rPr>
-        <w:t xml:space="preserve">1. Legacy &amp; Unmonitored Fleets: </w:t>
-      </w:r>
-      <w:r>
-        <w:rPr>
-          <w:rFonts w:ascii="Calibri" w:hAnsi="Calibri"/>
-          <w:color w:val="0F172A"/>
-          <w:sz w:val="17"/>
-        </w:rPr>
-        <w:t>Over 85% of earthmoving and agricultural equipment operating across Nigeria is imported second-hand and lacks digital telematics or onboard sensors.</w:t>
+        <w:t>C.4 Acoustic Processing: 16 kHz I2S digital audio acquisition reduced on-chip to a time-domain RMS sound pressure level envelope feature for detecting overall acoustic shifts and transient clatter, without on-device acoustic spectral decomposition.</w:t>
       </w:r>
     </w:p>
     <w:p>
       <w:pPr>
-        <w:pStyle w:val="ListBullet"/>
-        <w:spacing w:after="36"/>
-        <w:jc w:val="both"/>
+        <w:spacing w:after="70"/>
       </w:pPr>
       <w:r>
-        <w:rPr>
-          <w:rFonts w:ascii="Calibri" w:hAnsi="Calibri"/>
-          <w:b/>
-          <w:color w:val="071A2F"/>
-          <w:sz w:val="17"/>
-        </w:rPr>
-        <w:t xml:space="preserve">2. Proprietary Scanners &amp; Dealership Monopoly: </w:t>
-      </w:r>
-      <w:r>
-        <w:rPr>
-          <w:rFonts w:ascii="Calibri" w:hAnsi="Calibri"/>
-          <w:color w:val="0F172A"/>
-          <w:sz w:val="17"/>
-        </w:rPr>
-        <w:t>Foreign equipment manufacturers (Caterpillar, Komatsu, SANY, Cummins) lock diagnostic trouble codes behind proprietary scan tools costing NGN 5,000,000 to NGN 12,000,000+, plus recurring software subscriptions in USD. Official dealership call-out fees run upwards of NGN 250,000 just to plug in a scanner, excluding small and medium contractors.</w:t>
+        <w:t>C.5 Telemetry Framing: Compressed JSON telemetry frames emitted every ~2.0 seconds (payload size &lt; 380 bytes per burst, ~190 bytes/s). Compared to raw 200 Hz tri-axial accelerometer streaming (1,200 bytes/s), edge extraction reduces bandwidth by 84.2%; compared to continuous 16 kHz raw audio streaming (32,000 bytes/s), reduction exceeds 99.4%, ensuring seamless operation over constrained 2G/3G cellular networks.</w:t>
       </w:r>
     </w:p>
     <w:p>
       <w:pPr>
-        <w:pStyle w:val="ListBullet"/>
-        <w:spacing w:after="36"/>
-        <w:jc w:val="both"/>
+        <w:spacing w:before="160" w:after="40"/>
       </w:pPr>
       <w:r>
         <w:rPr>
-          <w:rFonts w:ascii="Calibri" w:hAnsi="Calibri"/>
+          <w:rFonts w:ascii="Segoe UI" w:hAnsi="Segoe UI"/>
           <w:b/>
-          <w:color w:val="071A2F"/>
-          <w:sz w:val="17"/>
+          <w:color w:val="1E293B"/>
+          <w:sz w:val="20"/>
         </w:rPr>
-        <w:t xml:space="preserve">3. Trial-and-Error Misdiagnosis: </w:t>
-      </w:r>
-      <w:r>
-        <w:rPr>
-          <w:rFonts w:ascii="Calibri" w:hAnsi="Calibri"/>
-          <w:color w:val="0F172A"/>
-          <w:sz w:val="17"/>
-        </w:rPr>
-        <w:t>Local roadside mechanics are forced to troubleshoot complex electro-hydraulic faults by trial and error, replacing functional parts blindly. Furthermore, error codes and workshop manuals are written in technical English or foreign languages (e.g., Chinese on SANY/XCMG machines) that mechanics cannot decipher.</w:t>
+        <w:t>D. 56-Case Diagnostic Benchmark Results</w:t>
       </w:r>
     </w:p>
     <w:p>
       <w:pPr>
-        <w:keepNext/>
-        <w:spacing w:before="160" w:after="40"/>
+        <w:spacing w:after="70"/>
       </w:pPr>
       <w:r>
-        <w:rPr>
-          <w:rFonts w:ascii="Arial" w:hAnsi="Arial"/>
-          <w:b/>
-          <w:color w:val="071A2F"/>
-          <w:sz w:val="22"/>
-        </w:rPr>
-        <w:t>3. Proposed Solution (Dual-Layer Edge Intelligence)</w:t>
-      </w:r>
-    </w:p>
-    <w:p>
-      <w:pPr>
-        <w:spacing w:after="50"/>
-        <w:jc w:val="both"/>
-      </w:pPr>
-      <w:r>
-        <w:rPr>
-          <w:rFonts w:ascii="Calibri" w:hAnsi="Calibri"/>
-          <w:color w:val="0F172A"/>
-          <w:sz w:val="17"/>
-        </w:rPr>
-        <w:t>MechMind AI replaces expensive imported diagnostic scanners and guesswork with an indigenous, two-tier system:</w:t>
-      </w:r>
-    </w:p>
-    <w:tbl>
-      <w:tblPr>
-        <w:tblW w:type="auto" w:w="0"/>
-        <w:jc w:val="center"/>
-        <w:tblLook w:firstColumn="1" w:firstRow="1" w:lastColumn="0" w:lastRow="0" w:noHBand="0" w:noVBand="1" w:val="04A0"/>
-        <w:tblBorders>
-          <w:top w:val="single" w:sz="4" w:space="0" w:color="CBD5E1"/>
-          <w:bottom w:val="single" w:sz="4" w:space="0" w:color="CBD5E1"/>
-          <w:left w:val="none"/>
-          <w:right w:val="none"/>
-          <w:insideH w:val="single" w:sz="4" w:space="0" w:color="CBD5E1"/>
-          <w:insideV w:val="none"/>
-        </w:tblBorders>
-      </w:tblPr>
-      <w:tblGrid>
-        <w:gridCol w:w="3442"/>
-        <w:gridCol w:w="3442"/>
-        <w:gridCol w:w="3442"/>
-      </w:tblGrid>
-      <w:tr>
-        <w:tc>
-          <w:tcPr>
-            <w:tcW w:type="dxa" w:w="3442"/>
-            <w:shd w:fill="071A2F"/>
-            <w:tcMar>
-              <w:top w:w="50" w:type="dxa"/>
-              <w:bottom w:w="50" w:type="dxa"/>
-              <w:left w:w="70" w:type="dxa"/>
-              <w:right w:w="70" w:type="dxa"/>
-            </w:tcMar>
-          </w:tcPr>
-          <w:p>
-            <w:r>
-              <w:rPr>
-                <w:b/>
-                <w:color w:val="FFFFFF"/>
-                <w:sz w:val="16"/>
-              </w:rPr>
-              <w:t>System Tier</w:t>
-            </w:r>
-          </w:p>
-        </w:tc>
-        <w:tc>
-          <w:tcPr>
-            <w:tcW w:type="dxa" w:w="3442"/>
-            <w:shd w:fill="071A2F"/>
-            <w:tcMar>
-              <w:top w:w="50" w:type="dxa"/>
-              <w:bottom w:w="50" w:type="dxa"/>
-              <w:left w:w="70" w:type="dxa"/>
-              <w:right w:w="70" w:type="dxa"/>
-            </w:tcMar>
-          </w:tcPr>
-          <w:p>
-            <w:r>
-              <w:rPr>
-                <w:b/>
-                <w:color w:val="FFFFFF"/>
-                <w:sz w:val="16"/>
-              </w:rPr>
-              <w:t>Engineering Components</w:t>
-            </w:r>
-          </w:p>
-        </w:tc>
-        <w:tc>
-          <w:tcPr>
-            <w:tcW w:type="dxa" w:w="3442"/>
-            <w:shd w:fill="071A2F"/>
-            <w:tcMar>
-              <w:top w:w="50" w:type="dxa"/>
-              <w:bottom w:w="50" w:type="dxa"/>
-              <w:left w:w="70" w:type="dxa"/>
-              <w:right w:w="70" w:type="dxa"/>
-            </w:tcMar>
-          </w:tcPr>
-          <w:p>
-            <w:r>
-              <w:rPr>
-                <w:b/>
-                <w:color w:val="FFFFFF"/>
-                <w:sz w:val="16"/>
-              </w:rPr>
-              <w:t>Operational Functionality in Nigerian Worksites</w:t>
-            </w:r>
-          </w:p>
-        </w:tc>
-      </w:tr>
-      <w:tr>
-        <w:tc>
-          <w:tcPr>
-            <w:tcW w:type="dxa" w:w="3442"/>
-            <w:tcMar>
-              <w:top w:w="45" w:type="dxa"/>
-              <w:bottom w:w="45" w:type="dxa"/>
-              <w:left w:w="70" w:type="dxa"/>
-              <w:right w:w="70" w:type="dxa"/>
-            </w:tcMar>
-          </w:tcPr>
-          <w:p>
-            <w:r>
-              <w:rPr>
-                <w:rFonts w:ascii="Calibri" w:hAnsi="Calibri"/>
-                <w:color w:val="0F172A"/>
-                <w:sz w:val="15"/>
-              </w:rPr>
-              <w:t>Tier 1: Edge Telemetry Node (NODE-001)</w:t>
-            </w:r>
-          </w:p>
-        </w:tc>
-        <w:tc>
-          <w:tcPr>
-            <w:tcW w:type="dxa" w:w="3442"/>
-            <w:tcMar>
-              <w:top w:w="45" w:type="dxa"/>
-              <w:bottom w:w="45" w:type="dxa"/>
-              <w:left w:w="70" w:type="dxa"/>
-              <w:right w:w="70" w:type="dxa"/>
-            </w:tcMar>
-          </w:tcPr>
-          <w:p>
-            <w:r>
-              <w:rPr>
-                <w:rFonts w:ascii="Calibri" w:hAnsi="Calibri"/>
-                <w:color w:val="0F172A"/>
-                <w:sz w:val="15"/>
-              </w:rPr>
-              <w:t>ESP32-WROOM-32D MCU, MPU-6050 6-DOF IMU, DS18B20 digital thermal probe, acoustic microphone, 18650 Li-ion battery, TP4056 + MT3608 power circuitry, magnetic mount.</w:t>
-            </w:r>
-          </w:p>
-        </w:tc>
-        <w:tc>
-          <w:tcPr>
-            <w:tcW w:type="dxa" w:w="3442"/>
-            <w:tcMar>
-              <w:top w:w="45" w:type="dxa"/>
-              <w:bottom w:w="45" w:type="dxa"/>
-              <w:left w:w="70" w:type="dxa"/>
-              <w:right w:w="70" w:type="dxa"/>
-            </w:tcMar>
-          </w:tcPr>
-          <w:p>
-            <w:r>
-              <w:rPr>
-                <w:rFonts w:ascii="Calibri" w:hAnsi="Calibri"/>
-                <w:color w:val="0F172A"/>
-                <w:sz w:val="15"/>
-              </w:rPr>
-              <w:t>Non-invasively clamps onto any engine block, hydraulic pump, or transmission casing in 30 seconds using high-strength neodymium magnets. Streams 3-axis vibration, surface temperature, and acoustic noise over WiFi/GSM at 0.5 Hz without cutting factory wiring.</w:t>
-            </w:r>
-          </w:p>
-        </w:tc>
-      </w:tr>
-      <w:tr>
-        <w:tc>
-          <w:tcPr>
-            <w:tcW w:type="dxa" w:w="3442"/>
-            <w:shd w:fill="F8FAFC"/>
-            <w:tcMar>
-              <w:top w:w="45" w:type="dxa"/>
-              <w:bottom w:w="45" w:type="dxa"/>
-              <w:left w:w="70" w:type="dxa"/>
-              <w:right w:w="70" w:type="dxa"/>
-            </w:tcMar>
-          </w:tcPr>
-          <w:p>
-            <w:r>
-              <w:rPr>
-                <w:rFonts w:ascii="Calibri" w:hAnsi="Calibri"/>
-                <w:color w:val="0F172A"/>
-                <w:sz w:val="15"/>
-              </w:rPr>
-              <w:t>Tier 2A: WhatsApp Field Assistant</w:t>
-            </w:r>
-          </w:p>
-        </w:tc>
-        <w:tc>
-          <w:tcPr>
-            <w:tcW w:type="dxa" w:w="3442"/>
-            <w:shd w:fill="F8FAFC"/>
-            <w:tcMar>
-              <w:top w:w="45" w:type="dxa"/>
-              <w:bottom w:w="45" w:type="dxa"/>
-              <w:left w:w="70" w:type="dxa"/>
-              <w:right w:w="70" w:type="dxa"/>
-            </w:tcMar>
-          </w:tcPr>
-          <w:p>
-            <w:r>
-              <w:rPr>
-                <w:rFonts w:ascii="Calibri" w:hAnsi="Calibri"/>
-                <w:color w:val="0F172A"/>
-                <w:sz w:val="15"/>
-              </w:rPr>
-              <w:t>Baileys WebSockets framework, local faster-whisper speech-to-text, ChromaDB RAG manual retrieval, quantized Llama 3.1 8B LLM.</w:t>
-            </w:r>
-          </w:p>
-        </w:tc>
-        <w:tc>
-          <w:tcPr>
-            <w:tcW w:type="dxa" w:w="3442"/>
-            <w:shd w:fill="F8FAFC"/>
-            <w:tcMar>
-              <w:top w:w="45" w:type="dxa"/>
-              <w:bottom w:w="45" w:type="dxa"/>
-              <w:left w:w="70" w:type="dxa"/>
-              <w:right w:w="70" w:type="dxa"/>
-            </w:tcMar>
-          </w:tcPr>
-          <w:p>
-            <w:r>
-              <w:rPr>
-                <w:rFonts w:ascii="Calibri" w:hAnsi="Calibri"/>
-                <w:color w:val="0F172A"/>
-                <w:sz w:val="15"/>
-              </w:rPr>
-              <w:t>Nigerian mechanics live on WhatsApp (+234 701 029 9562). They can type questions, send voice notes (mechanics with greasy hands), or upload photos of broken parts. The system returns root causes, step-by-step repair guides, torque specs, and part numbers in under 90 seconds.</w:t>
-            </w:r>
-          </w:p>
-        </w:tc>
-      </w:tr>
-      <w:tr>
-        <w:tc>
-          <w:tcPr>
-            <w:tcW w:type="dxa" w:w="3442"/>
-            <w:tcMar>
-              <w:top w:w="45" w:type="dxa"/>
-              <w:bottom w:w="45" w:type="dxa"/>
-              <w:left w:w="70" w:type="dxa"/>
-              <w:right w:w="70" w:type="dxa"/>
-            </w:tcMar>
-          </w:tcPr>
-          <w:p>
-            <w:r>
-              <w:rPr>
-                <w:rFonts w:ascii="Calibri" w:hAnsi="Calibri"/>
-                <w:color w:val="0F172A"/>
-                <w:sz w:val="15"/>
-              </w:rPr>
-              <w:t>Tier 2B: Fleet Telemetry Web Dashboard</w:t>
-            </w:r>
-          </w:p>
-        </w:tc>
-        <w:tc>
-          <w:tcPr>
-            <w:tcW w:type="dxa" w:w="3442"/>
-            <w:tcMar>
-              <w:top w:w="45" w:type="dxa"/>
-              <w:bottom w:w="45" w:type="dxa"/>
-              <w:left w:w="70" w:type="dxa"/>
-              <w:right w:w="70" w:type="dxa"/>
-            </w:tcMar>
-          </w:tcPr>
-          <w:p>
-            <w:r>
-              <w:rPr>
-                <w:rFonts w:ascii="Calibri" w:hAnsi="Calibri"/>
-                <w:color w:val="0F172A"/>
-                <w:sz w:val="15"/>
-              </w:rPr>
-              <w:t>Next.js 14, Tailwind CSS, real-time WebSocket streaming, ISO 10816 threshold classifiers, PostgreSQL 15 time-series logging.</w:t>
-            </w:r>
-          </w:p>
-        </w:tc>
-        <w:tc>
-          <w:tcPr>
-            <w:tcW w:type="dxa" w:w="3442"/>
-            <w:tcMar>
-              <w:top w:w="45" w:type="dxa"/>
-              <w:bottom w:w="45" w:type="dxa"/>
-              <w:left w:w="70" w:type="dxa"/>
-              <w:right w:w="70" w:type="dxa"/>
-            </w:tcMar>
-          </w:tcPr>
-          <w:p>
-            <w:r>
-              <w:rPr>
-                <w:rFonts w:ascii="Calibri" w:hAnsi="Calibri"/>
-                <w:color w:val="0F172A"/>
-                <w:sz w:val="15"/>
-              </w:rPr>
-              <w:t>Live cloud console (mechmind-ng.vercel.app) giving fleet managers multi-asset switching, 3-axis kinematic waveforms, acoustic pressure levels, and automated Machine Health Indices (0–100%).</w:t>
-            </w:r>
-          </w:p>
-        </w:tc>
-      </w:tr>
-    </w:tbl>
-    <w:p>
-      <w:pPr>
-        <w:keepNext/>
-        <w:spacing w:before="160" w:after="40"/>
-      </w:pPr>
-      <w:r>
-        <w:rPr>
-          <w:rFonts w:ascii="Arial" w:hAnsi="Arial"/>
-          <w:b/>
-          <w:color w:val="071A2F"/>
-          <w:sz w:val="22"/>
-        </w:rPr>
-        <w:t>4. Technology &amp; Engineering Architecture</w:t>
-      </w:r>
-    </w:p>
-    <w:p>
-      <w:pPr>
-        <w:keepNext/>
-        <w:spacing w:before="100" w:after="30"/>
-      </w:pPr>
-      <w:r>
-        <w:rPr>
-          <w:rFonts w:ascii="Arial" w:hAnsi="Arial"/>
-          <w:b/>
-          <w:color w:val="0B5ED7"/>
-          <w:sz w:val="19"/>
-        </w:rPr>
-        <w:t>4.1 Hardware Architecture &amp; Edge Sensor Node</w:t>
-      </w:r>
-    </w:p>
-    <w:p>
-      <w:pPr>
-        <w:pStyle w:val="ListBullet"/>
-        <w:spacing w:after="36"/>
-        <w:jc w:val="both"/>
-      </w:pPr>
-      <w:r>
-        <w:rPr>
-          <w:rFonts w:ascii="Calibri" w:hAnsi="Calibri"/>
-          <w:b/>
-          <w:color w:val="071A2F"/>
-          <w:sz w:val="17"/>
-        </w:rPr>
-        <w:t xml:space="preserve">Dual-Core Processing: </w:t>
-      </w:r>
-      <w:r>
-        <w:rPr>
-          <w:rFonts w:ascii="Calibri" w:hAnsi="Calibri"/>
-          <w:color w:val="0F172A"/>
-          <w:sz w:val="17"/>
-        </w:rPr>
-        <w:t>ESP32-WROOM-32D running FreeRTOS. Core 0 handles real-time sensor sampling (I2C at 400kHz, 1-Wire bus timing, ADC conversion); Core 1 handles network telemetry serialization and JSON transmission.</w:t>
-      </w:r>
-    </w:p>
-    <w:p>
-      <w:pPr>
-        <w:pStyle w:val="ListBullet"/>
-        <w:spacing w:after="36"/>
-        <w:jc w:val="both"/>
-      </w:pPr>
-      <w:r>
-        <w:rPr>
-          <w:rFonts w:ascii="Calibri" w:hAnsi="Calibri"/>
-          <w:b/>
-          <w:color w:val="071A2F"/>
-          <w:sz w:val="17"/>
-        </w:rPr>
-        <w:t xml:space="preserve">Kinematic Vibration &amp; ISO 10816 Compliance: </w:t>
-      </w:r>
-      <w:r>
-        <w:rPr>
-          <w:rFonts w:ascii="Calibri" w:hAnsi="Calibri"/>
-          <w:color w:val="0F172A"/>
-          <w:sz w:val="17"/>
-        </w:rPr>
-        <w:t>MPU-6050 6-DOF IMU reading ±16g acceleration across X, Y, and Z axes. Firmware calculates real-time RMS velocity in mm/s and compares against ISO 10816-3 (Class II &amp; III industrial machinery) standards to identify mechanical looseness, unbalance, and bearing race wear.</w:t>
-      </w:r>
-    </w:p>
-    <w:p>
-      <w:pPr>
-        <w:pStyle w:val="ListBullet"/>
-        <w:spacing w:after="36"/>
-        <w:jc w:val="both"/>
-      </w:pPr>
-      <w:r>
-        <w:rPr>
-          <w:rFonts w:ascii="Calibri" w:hAnsi="Calibri"/>
-          <w:b/>
-          <w:color w:val="071A2F"/>
-          <w:sz w:val="17"/>
-        </w:rPr>
-        <w:t xml:space="preserve">Surface Temperature Monitoring: </w:t>
-      </w:r>
-      <w:r>
-        <w:rPr>
-          <w:rFonts w:ascii="Calibri" w:hAnsi="Calibri"/>
-          <w:color w:val="0F172A"/>
-          <w:sz w:val="17"/>
-        </w:rPr>
-        <w:t>DS18B20 digital waterproof probe (-55°C to +125°C, ±0.5°C accuracy) monitoring engine cylinder head, hydraulic return line, or transmission oil temperature over a 1-Wire interface with 4.7kΩ pull-up.</w:t>
-      </w:r>
-    </w:p>
-    <w:p>
-      <w:pPr>
-        <w:pStyle w:val="ListBullet"/>
-        <w:spacing w:after="36"/>
-        <w:jc w:val="both"/>
-      </w:pPr>
-      <w:r>
-        <w:rPr>
-          <w:rFonts w:ascii="Calibri" w:hAnsi="Calibri"/>
-          <w:b/>
-          <w:color w:val="071A2F"/>
-          <w:sz w:val="17"/>
-        </w:rPr>
-        <w:t xml:space="preserve">Acoustic Cavitation Detection: </w:t>
-      </w:r>
-      <w:r>
-        <w:rPr>
-          <w:rFonts w:ascii="Calibri" w:hAnsi="Calibri"/>
-          <w:color w:val="0F172A"/>
-          <w:sz w:val="17"/>
-        </w:rPr>
-        <w:t>High-sensitivity analog electret microphone circuit measuring 35 dB to 120 dB acoustic sound pressure to capture early-stage hydraulic pump cavitation and gear mesh grinding before metal damage occurs.</w:t>
-      </w:r>
-    </w:p>
-    <w:p>
-      <w:pPr>
-        <w:pStyle w:val="ListBullet"/>
-        <w:spacing w:after="36"/>
-        <w:jc w:val="both"/>
-      </w:pPr>
-      <w:r>
-        <w:rPr>
-          <w:rFonts w:ascii="Calibri" w:hAnsi="Calibri"/>
-          <w:b/>
-          <w:color w:val="071A2F"/>
-          <w:sz w:val="17"/>
-        </w:rPr>
-        <w:t xml:space="preserve">Untethered Power Subsystem: </w:t>
-      </w:r>
-      <w:r>
-        <w:rPr>
-          <w:rFonts w:ascii="Calibri" w:hAnsi="Calibri"/>
-          <w:color w:val="0F172A"/>
-          <w:sz w:val="17"/>
-        </w:rPr>
-        <w:t>Single 3.7V 18650 Li-ion cell (2600 mAh) paired with a TP4056 charge management board (DW01A over-discharge cutoff at 2.5V, over-charge protection at 4.2V) and MT3608 DC-DC step-up converter delivering a stable 5.0V rail. Features true pass-through USB Type-C charging, allowing the node to operate continuously for 12+ hours on internal battery or indefinitely when plugged into equipment 12V/24V USB adapters.</w:t>
-      </w:r>
-    </w:p>
-    <w:p>
-      <w:pPr>
-        <w:pStyle w:val="ListBullet"/>
-        <w:spacing w:after="36"/>
-        <w:jc w:val="both"/>
-      </w:pPr>
-      <w:r>
-        <w:rPr>
-          <w:rFonts w:ascii="Calibri" w:hAnsi="Calibri"/>
-          <w:b/>
-          <w:color w:val="071A2F"/>
-          <w:sz w:val="17"/>
-        </w:rPr>
-        <w:t xml:space="preserve">Rugged Magnetic Enclosure: </w:t>
-      </w:r>
-      <w:r>
-        <w:rPr>
-          <w:rFonts w:ascii="Calibri" w:hAnsi="Calibri"/>
-          <w:color w:val="0F172A"/>
-          <w:sz w:val="17"/>
-        </w:rPr>
-        <w:t>Custom 3D-printed PETG enclosure with internal silicone vibration dampeners and two high-force N52 Neodymium pot magnets providing 18 kg holding force on machine steel plates.</w:t>
-      </w:r>
-    </w:p>
-    <w:p>
-      <w:pPr>
-        <w:keepNext/>
-        <w:spacing w:before="100" w:after="30"/>
-      </w:pPr>
-      <w:r>
-        <w:rPr>
-          <w:rFonts w:ascii="Arial" w:hAnsi="Arial"/>
-          <w:b/>
-          <w:color w:val="0B5ED7"/>
-          <w:sz w:val="19"/>
-        </w:rPr>
-        <w:t>4.2 Cognitive Diagnostic Layer (Hybrid RAG + Local Quantized LLM)</w:t>
-      </w:r>
-    </w:p>
-    <w:p>
-      <w:pPr>
-        <w:pStyle w:val="ListBullet"/>
-        <w:spacing w:after="36"/>
-        <w:jc w:val="both"/>
-      </w:pPr>
-      <w:r>
-        <w:rPr>
-          <w:rFonts w:ascii="Calibri" w:hAnsi="Calibri"/>
-          <w:b/>
-          <w:color w:val="071A2F"/>
-          <w:sz w:val="17"/>
-        </w:rPr>
-        <w:t xml:space="preserve">ChromaDB Vector Retrieval: </w:t>
-      </w:r>
-      <w:r>
-        <w:rPr>
-          <w:rFonts w:ascii="Calibri" w:hAnsi="Calibri"/>
-          <w:color w:val="0F172A"/>
-          <w:sz w:val="17"/>
-        </w:rPr>
-        <w:t>Over 1,200 pages of official OEM workshop service manuals (Caterpillar 320D, Komatsu PC200-8, SANY SY215C, Cummins QSB6.7, Perkins 1104D) and SAE J1939 Diagnostic Trouble Code (DTC) databases are chunked and vectorized using sentence-transformer embeddings.</w:t>
-      </w:r>
-    </w:p>
-    <w:p>
-      <w:pPr>
-        <w:pStyle w:val="ListBullet"/>
-        <w:spacing w:after="36"/>
-        <w:jc w:val="both"/>
-      </w:pPr>
-      <w:r>
-        <w:rPr>
-          <w:rFonts w:ascii="Calibri" w:hAnsi="Calibri"/>
-          <w:b/>
-          <w:color w:val="071A2F"/>
-          <w:sz w:val="17"/>
-        </w:rPr>
-        <w:t xml:space="preserve">Grounded Local LLM Inference: </w:t>
-      </w:r>
-      <w:r>
-        <w:rPr>
-          <w:rFonts w:ascii="Calibri" w:hAnsi="Calibri"/>
-          <w:color w:val="0F172A"/>
-          <w:sz w:val="17"/>
-        </w:rPr>
-        <w:t>When sensor thresholds trigger an alert or a technician asks a question, the system queries ChromaDB for matching repair procedures. The retrieved manual context is passed to a locally hosted, quantized llama3.1:8b model via Ollama. Strict system prompts restrict outputs to OEM-verified repair steps, torque limits, pinout voltages, and filter part numbers.</w:t>
-      </w:r>
-    </w:p>
-    <w:p>
-      <w:pPr>
-        <w:pStyle w:val="ListBullet"/>
-        <w:spacing w:after="36"/>
-        <w:jc w:val="both"/>
-      </w:pPr>
-      <w:r>
-        <w:rPr>
-          <w:rFonts w:ascii="Calibri" w:hAnsi="Calibri"/>
-          <w:b/>
-          <w:color w:val="071A2F"/>
-          <w:sz w:val="17"/>
-        </w:rPr>
-        <w:t xml:space="preserve">Zero Foreign API Costs: </w:t>
-      </w:r>
-      <w:r>
-        <w:rPr>
-          <w:rFonts w:ascii="Calibri" w:hAnsi="Calibri"/>
-          <w:color w:val="0F172A"/>
-          <w:sz w:val="17"/>
-        </w:rPr>
-        <w:t>The AI inference engine runs locally on workstation hardware without third-party API token fees, ensuring operational sustainability for Nigerian users.</w:t>
-      </w:r>
-    </w:p>
-    <w:p>
-      <w:pPr>
-        <w:keepNext/>
-        <w:spacing w:before="160" w:after="40"/>
-      </w:pPr>
-      <w:r>
-        <w:rPr>
-          <w:rFonts w:ascii="Arial" w:hAnsi="Arial"/>
-          <w:b/>
-          <w:color w:val="071A2F"/>
-          <w:sz w:val="22"/>
-        </w:rPr>
-        <w:t>5. Prototype Status &amp; Field Validation</w:t>
-      </w:r>
-    </w:p>
-    <w:p>
-      <w:pPr>
-        <w:spacing w:after="50"/>
-        <w:jc w:val="both"/>
-      </w:pPr>
-      <w:r>
-        <w:rPr>
-          <w:rFonts w:ascii="Calibri" w:hAnsi="Calibri"/>
-          <w:color w:val="0F172A"/>
-          <w:sz w:val="17"/>
-        </w:rPr>
-        <w:t>MechMind AI is a verified, fully functioning physical prototype that has been tested on real equipment:</w:t>
+        <w:t>Evaluated against 56 blind diagnostic scenarios constructed from documented fault conditions in Caterpillar, Komatsu, and XCMG official service manuals:</w:t>
       </w:r>
     </w:p>
     <w:tbl>
@@ -1266,127 +2546,750 @@
         <w:tblLook w:firstColumn="1" w:firstRow="1" w:lastColumn="0" w:lastRow="0" w:noHBand="0" w:noVBand="1" w:val="04A0"/>
       </w:tblPr>
       <w:tblGrid>
-        <w:gridCol w:w="5162"/>
-        <w:gridCol w:w="5162"/>
+        <w:gridCol w:w="1921"/>
+        <w:gridCol w:w="1921"/>
+        <w:gridCol w:w="1921"/>
+        <w:gridCol w:w="1921"/>
+        <w:gridCol w:w="1921"/>
       </w:tblGrid>
       <w:tr>
         <w:tc>
           <w:tcPr>
-            <w:tcW w:type="dxa" w:w="5162"/>
+            <w:tcW w:type="dxa" w:w="1921"/>
             <w:tcMar>
-              <w:top w:w="40" w:type="dxa"/>
-              <w:bottom w:w="40" w:type="dxa"/>
-              <w:left w:w="40" w:type="dxa"/>
-              <w:right w:w="40" w:type="dxa"/>
+              <w:top w:w="35" w:type="dxa"/>
+              <w:bottom w:w="35" w:type="dxa"/>
+              <w:left w:w="50" w:type="dxa"/>
+              <w:right w:w="50" w:type="dxa"/>
             </w:tcMar>
+            <w:shd w:val="clear" w:color="auto" w:fill="0F172A"/>
           </w:tcPr>
           <w:p>
-            <w:r>
-              <w:drawing>
-                <wp:inline xmlns:a="http://schemas.openxmlformats.org/drawingml/2006/main" xmlns:pic="http://schemas.openxmlformats.org/drawingml/2006/picture">
-                  <wp:extent cx="3108960" cy="1321992"/>
-                  <wp:docPr id="1" name="Picture 1"/>
-                  <wp:cNvGraphicFramePr>
-                    <a:graphicFrameLocks noChangeAspect="1"/>
-                  </wp:cNvGraphicFramePr>
-                  <a:graphic>
-                    <a:graphicData uri="http://schemas.openxmlformats.org/drawingml/2006/picture">
-                      <pic:pic>
-                        <pic:nvPicPr>
-                          <pic:cNvPr id="0" name="MechMind_AI_Prototype.jpg"/>
-                          <pic:cNvPicPr/>
-                        </pic:nvPicPr>
-                        <pic:blipFill>
-                          <a:blip r:embed="rId10"/>
-                          <a:stretch>
-                            <a:fillRect/>
-                          </a:stretch>
-                        </pic:blipFill>
-                        <pic:spPr>
-                          <a:xfrm>
-                            <a:off x="0" y="0"/>
-                            <a:ext cx="3108960" cy="1321992"/>
-                          </a:xfrm>
-                          <a:prstGeom prst="rect"/>
-                        </pic:spPr>
-                      </pic:pic>
-                    </a:graphicData>
-                  </a:graphic>
-                </wp:inline>
-              </w:drawing>
-            </w:r>
-          </w:p>
-          <w:p>
             <w:pPr>
-              <w:jc w:val="center"/>
+              <w:spacing w:after="0"/>
             </w:pPr>
             <w:r>
               <w:rPr>
-                <w:i/>
-                <w:color w:val="334155"/>
-                <w:sz w:val="14"/>
+                <w:b/>
+                <w:color w:val="FFFFFF"/>
+                <w:sz w:val="16"/>
               </w:rPr>
-              <w:t>Figure 1: Assembled MechMind AI Node (NODE-001) with magnetic base, Li-ion circuit, and thermal probe.</w:t>
+              <w:t>Subsystem</w:t>
             </w:r>
           </w:p>
         </w:tc>
         <w:tc>
           <w:tcPr>
-            <w:tcW w:type="dxa" w:w="5162"/>
+            <w:tcW w:type="dxa" w:w="1921"/>
             <w:tcMar>
-              <w:top w:w="40" w:type="dxa"/>
-              <w:bottom w:w="40" w:type="dxa"/>
-              <w:left w:w="40" w:type="dxa"/>
-              <w:right w:w="40" w:type="dxa"/>
+              <w:top w:w="35" w:type="dxa"/>
+              <w:bottom w:w="35" w:type="dxa"/>
+              <w:left w:w="50" w:type="dxa"/>
+              <w:right w:w="50" w:type="dxa"/>
             </w:tcMar>
+            <w:shd w:val="clear" w:color="auto" w:fill="0F172A"/>
           </w:tcPr>
           <w:p>
-            <w:r>
-              <w:drawing>
-                <wp:inline xmlns:a="http://schemas.openxmlformats.org/drawingml/2006/main" xmlns:pic="http://schemas.openxmlformats.org/drawingml/2006/picture">
-                  <wp:extent cx="3108960" cy="1735233"/>
-                  <wp:docPr id="2" name="Picture 2"/>
-                  <wp:cNvGraphicFramePr>
-                    <a:graphicFrameLocks noChangeAspect="1"/>
-                  </wp:cNvGraphicFramePr>
-                  <a:graphic>
-                    <a:graphicData uri="http://schemas.openxmlformats.org/drawingml/2006/picture">
-                      <pic:pic>
-                        <pic:nvPicPr>
-                          <pic:cNvPr id="0" name="Sensor_Node_Assembly_Diagram.jpg"/>
-                          <pic:cNvPicPr/>
-                        </pic:nvPicPr>
-                        <pic:blipFill>
-                          <a:blip r:embed="rId11"/>
-                          <a:stretch>
-                            <a:fillRect/>
-                          </a:stretch>
-                        </pic:blipFill>
-                        <pic:spPr>
-                          <a:xfrm>
-                            <a:off x="0" y="0"/>
-                            <a:ext cx="3108960" cy="1735233"/>
-                          </a:xfrm>
-                          <a:prstGeom prst="rect"/>
-                        </pic:spPr>
-                      </pic:pic>
-                    </a:graphicData>
-                  </a:graphic>
-                </wp:inline>
-              </w:drawing>
-            </w:r>
-          </w:p>
-          <w:p>
             <w:pPr>
-              <w:jc w:val="center"/>
+              <w:spacing w:after="0"/>
             </w:pPr>
             <w:r>
               <w:rPr>
-                <w:i/>
-                <w:color w:val="334155"/>
-                <w:sz w:val="14"/>
+                <w:b/>
+                <w:color w:val="FFFFFF"/>
+                <w:sz w:val="16"/>
               </w:rPr>
-              <w:t>Figure 2: Electrical Wiring Schematic &amp; Subsystem Interconnect for the MechMind Sensor Node.</w:t>
+              <w:t>Cases</w:t>
+            </w:r>
+          </w:p>
+        </w:tc>
+        <w:tc>
+          <w:tcPr>
+            <w:tcW w:type="dxa" w:w="1921"/>
+            <w:tcMar>
+              <w:top w:w="35" w:type="dxa"/>
+              <w:bottom w:w="35" w:type="dxa"/>
+              <w:left w:w="50" w:type="dxa"/>
+              <w:right w:w="50" w:type="dxa"/>
+            </w:tcMar>
+            <w:shd w:val="clear" w:color="auto" w:fill="0F172A"/>
+          </w:tcPr>
+          <w:p>
+            <w:pPr>
+              <w:spacing w:after="0"/>
+            </w:pPr>
+            <w:r>
+              <w:rPr>
+                <w:b/>
+                <w:color w:val="FFFFFF"/>
+                <w:sz w:val="16"/>
+              </w:rPr>
+              <w:t>Correct</w:t>
+            </w:r>
+          </w:p>
+        </w:tc>
+        <w:tc>
+          <w:tcPr>
+            <w:tcW w:type="dxa" w:w="1921"/>
+            <w:tcMar>
+              <w:top w:w="35" w:type="dxa"/>
+              <w:bottom w:w="35" w:type="dxa"/>
+              <w:left w:w="50" w:type="dxa"/>
+              <w:right w:w="50" w:type="dxa"/>
+            </w:tcMar>
+            <w:shd w:val="clear" w:color="auto" w:fill="0F172A"/>
+          </w:tcPr>
+          <w:p>
+            <w:pPr>
+              <w:spacing w:after="0"/>
+            </w:pPr>
+            <w:r>
+              <w:rPr>
+                <w:b/>
+                <w:color w:val="FFFFFF"/>
+                <w:sz w:val="16"/>
+              </w:rPr>
+              <w:t>Accuracy</w:t>
+            </w:r>
+          </w:p>
+        </w:tc>
+        <w:tc>
+          <w:tcPr>
+            <w:tcW w:type="dxa" w:w="1921"/>
+            <w:tcMar>
+              <w:top w:w="35" w:type="dxa"/>
+              <w:bottom w:w="35" w:type="dxa"/>
+              <w:left w:w="50" w:type="dxa"/>
+              <w:right w:w="50" w:type="dxa"/>
+            </w:tcMar>
+            <w:shd w:val="clear" w:color="auto" w:fill="0F172A"/>
+          </w:tcPr>
+          <w:p>
+            <w:pPr>
+              <w:spacing w:after="0"/>
+            </w:pPr>
+            <w:r>
+              <w:rPr>
+                <w:b/>
+                <w:color w:val="FFFFFF"/>
+                <w:sz w:val="16"/>
+              </w:rPr>
+              <w:t>Failure Modes Evaluated</w:t>
+            </w:r>
+          </w:p>
+        </w:tc>
+      </w:tr>
+      <w:tr>
+        <w:tc>
+          <w:tcPr>
+            <w:tcW w:type="dxa" w:w="1921"/>
+            <w:tcMar>
+              <w:top w:w="35" w:type="dxa"/>
+              <w:bottom w:w="35" w:type="dxa"/>
+              <w:left w:w="50" w:type="dxa"/>
+              <w:right w:w="50" w:type="dxa"/>
+            </w:tcMar>
+            <w:shd w:val="clear" w:color="auto" w:fill="F8FAFC"/>
+          </w:tcPr>
+          <w:p>
+            <w:pPr>
+              <w:spacing w:after="0"/>
+            </w:pPr>
+            <w:r>
+              <w:rPr>
+                <w:color w:val="0F172A"/>
+                <w:sz w:val="16"/>
+              </w:rPr>
+              <w:t>Hydraulic System</w:t>
+            </w:r>
+          </w:p>
+        </w:tc>
+        <w:tc>
+          <w:tcPr>
+            <w:tcW w:type="dxa" w:w="1921"/>
+            <w:tcMar>
+              <w:top w:w="35" w:type="dxa"/>
+              <w:bottom w:w="35" w:type="dxa"/>
+              <w:left w:w="50" w:type="dxa"/>
+              <w:right w:w="50" w:type="dxa"/>
+            </w:tcMar>
+            <w:shd w:val="clear" w:color="auto" w:fill="F8FAFC"/>
+          </w:tcPr>
+          <w:p>
+            <w:pPr>
+              <w:spacing w:after="0"/>
+            </w:pPr>
+            <w:r>
+              <w:rPr>
+                <w:color w:val="0F172A"/>
+                <w:sz w:val="16"/>
+              </w:rPr>
+              <w:t>18</w:t>
+            </w:r>
+          </w:p>
+        </w:tc>
+        <w:tc>
+          <w:tcPr>
+            <w:tcW w:type="dxa" w:w="1921"/>
+            <w:tcMar>
+              <w:top w:w="35" w:type="dxa"/>
+              <w:bottom w:w="35" w:type="dxa"/>
+              <w:left w:w="50" w:type="dxa"/>
+              <w:right w:w="50" w:type="dxa"/>
+            </w:tcMar>
+            <w:shd w:val="clear" w:color="auto" w:fill="F8FAFC"/>
+          </w:tcPr>
+          <w:p>
+            <w:pPr>
+              <w:spacing w:after="0"/>
+            </w:pPr>
+            <w:r>
+              <w:rPr>
+                <w:color w:val="0F172A"/>
+                <w:sz w:val="16"/>
+              </w:rPr>
+              <w:t>14</w:t>
+            </w:r>
+          </w:p>
+        </w:tc>
+        <w:tc>
+          <w:tcPr>
+            <w:tcW w:type="dxa" w:w="1921"/>
+            <w:tcMar>
+              <w:top w:w="35" w:type="dxa"/>
+              <w:bottom w:w="35" w:type="dxa"/>
+              <w:left w:w="50" w:type="dxa"/>
+              <w:right w:w="50" w:type="dxa"/>
+            </w:tcMar>
+            <w:shd w:val="clear" w:color="auto" w:fill="F8FAFC"/>
+          </w:tcPr>
+          <w:p>
+            <w:pPr>
+              <w:spacing w:after="0"/>
+            </w:pPr>
+            <w:r>
+              <w:rPr>
+                <w:color w:val="0F172A"/>
+                <w:sz w:val="16"/>
+              </w:rPr>
+              <w:t>77.8%</w:t>
+            </w:r>
+          </w:p>
+        </w:tc>
+        <w:tc>
+          <w:tcPr>
+            <w:tcW w:type="dxa" w:w="1921"/>
+            <w:tcMar>
+              <w:top w:w="35" w:type="dxa"/>
+              <w:bottom w:w="35" w:type="dxa"/>
+              <w:left w:w="50" w:type="dxa"/>
+              <w:right w:w="50" w:type="dxa"/>
+            </w:tcMar>
+            <w:shd w:val="clear" w:color="auto" w:fill="F8FAFC"/>
+          </w:tcPr>
+          <w:p>
+            <w:pPr>
+              <w:spacing w:after="0"/>
+            </w:pPr>
+            <w:r>
+              <w:rPr>
+                <w:color w:val="0F172A"/>
+                <w:sz w:val="16"/>
+              </w:rPr>
+              <w:t>Main relief valve bypass, cavitation, seal bypass, spool sticking</w:t>
+            </w:r>
+          </w:p>
+        </w:tc>
+      </w:tr>
+      <w:tr>
+        <w:tc>
+          <w:tcPr>
+            <w:tcW w:type="dxa" w:w="1921"/>
+            <w:tcMar>
+              <w:top w:w="35" w:type="dxa"/>
+              <w:bottom w:w="35" w:type="dxa"/>
+              <w:left w:w="50" w:type="dxa"/>
+              <w:right w:w="50" w:type="dxa"/>
+            </w:tcMar>
+            <w:shd w:val="clear" w:color="auto" w:fill="FFFFFF"/>
+          </w:tcPr>
+          <w:p>
+            <w:pPr>
+              <w:spacing w:after="0"/>
+            </w:pPr>
+            <w:r>
+              <w:rPr>
+                <w:color w:val="0F172A"/>
+                <w:sz w:val="16"/>
+              </w:rPr>
+              <w:t>Engine &amp; Cooling</w:t>
+            </w:r>
+          </w:p>
+        </w:tc>
+        <w:tc>
+          <w:tcPr>
+            <w:tcW w:type="dxa" w:w="1921"/>
+            <w:tcMar>
+              <w:top w:w="35" w:type="dxa"/>
+              <w:bottom w:w="35" w:type="dxa"/>
+              <w:left w:w="50" w:type="dxa"/>
+              <w:right w:w="50" w:type="dxa"/>
+            </w:tcMar>
+            <w:shd w:val="clear" w:color="auto" w:fill="FFFFFF"/>
+          </w:tcPr>
+          <w:p>
+            <w:pPr>
+              <w:spacing w:after="0"/>
+            </w:pPr>
+            <w:r>
+              <w:rPr>
+                <w:color w:val="0F172A"/>
+                <w:sz w:val="16"/>
+              </w:rPr>
+              <w:t>16</w:t>
+            </w:r>
+          </w:p>
+        </w:tc>
+        <w:tc>
+          <w:tcPr>
+            <w:tcW w:type="dxa" w:w="1921"/>
+            <w:tcMar>
+              <w:top w:w="35" w:type="dxa"/>
+              <w:bottom w:w="35" w:type="dxa"/>
+              <w:left w:w="50" w:type="dxa"/>
+              <w:right w:w="50" w:type="dxa"/>
+            </w:tcMar>
+            <w:shd w:val="clear" w:color="auto" w:fill="FFFFFF"/>
+          </w:tcPr>
+          <w:p>
+            <w:pPr>
+              <w:spacing w:after="0"/>
+            </w:pPr>
+            <w:r>
+              <w:rPr>
+                <w:color w:val="0F172A"/>
+                <w:sz w:val="16"/>
+              </w:rPr>
+              <w:t>13</w:t>
+            </w:r>
+          </w:p>
+        </w:tc>
+        <w:tc>
+          <w:tcPr>
+            <w:tcW w:type="dxa" w:w="1921"/>
+            <w:tcMar>
+              <w:top w:w="35" w:type="dxa"/>
+              <w:bottom w:w="35" w:type="dxa"/>
+              <w:left w:w="50" w:type="dxa"/>
+              <w:right w:w="50" w:type="dxa"/>
+            </w:tcMar>
+            <w:shd w:val="clear" w:color="auto" w:fill="FFFFFF"/>
+          </w:tcPr>
+          <w:p>
+            <w:pPr>
+              <w:spacing w:after="0"/>
+            </w:pPr>
+            <w:r>
+              <w:rPr>
+                <w:color w:val="0F172A"/>
+                <w:sz w:val="16"/>
+              </w:rPr>
+              <w:t>81.3%</w:t>
+            </w:r>
+          </w:p>
+        </w:tc>
+        <w:tc>
+          <w:tcPr>
+            <w:tcW w:type="dxa" w:w="1921"/>
+            <w:tcMar>
+              <w:top w:w="35" w:type="dxa"/>
+              <w:bottom w:w="35" w:type="dxa"/>
+              <w:left w:w="50" w:type="dxa"/>
+              <w:right w:w="50" w:type="dxa"/>
+            </w:tcMar>
+            <w:shd w:val="clear" w:color="auto" w:fill="FFFFFF"/>
+          </w:tcPr>
+          <w:p>
+            <w:pPr>
+              <w:spacing w:after="0"/>
+            </w:pPr>
+            <w:r>
+              <w:rPr>
+                <w:color w:val="0F172A"/>
+                <w:sz w:val="16"/>
+              </w:rPr>
+              <w:t>Thermostat stuck closed, radiator clogging, boost leak, injector misfire</w:t>
+            </w:r>
+          </w:p>
+        </w:tc>
+      </w:tr>
+      <w:tr>
+        <w:tc>
+          <w:tcPr>
+            <w:tcW w:type="dxa" w:w="1921"/>
+            <w:tcMar>
+              <w:top w:w="35" w:type="dxa"/>
+              <w:bottom w:w="35" w:type="dxa"/>
+              <w:left w:w="50" w:type="dxa"/>
+              <w:right w:w="50" w:type="dxa"/>
+            </w:tcMar>
+            <w:shd w:val="clear" w:color="auto" w:fill="F8FAFC"/>
+          </w:tcPr>
+          <w:p>
+            <w:pPr>
+              <w:spacing w:after="0"/>
+            </w:pPr>
+            <w:r>
+              <w:rPr>
+                <w:color w:val="0F172A"/>
+                <w:sz w:val="16"/>
+              </w:rPr>
+              <w:t>Electrical &amp; Charging</w:t>
+            </w:r>
+          </w:p>
+        </w:tc>
+        <w:tc>
+          <w:tcPr>
+            <w:tcW w:type="dxa" w:w="1921"/>
+            <w:tcMar>
+              <w:top w:w="35" w:type="dxa"/>
+              <w:bottom w:w="35" w:type="dxa"/>
+              <w:left w:w="50" w:type="dxa"/>
+              <w:right w:w="50" w:type="dxa"/>
+            </w:tcMar>
+            <w:shd w:val="clear" w:color="auto" w:fill="F8FAFC"/>
+          </w:tcPr>
+          <w:p>
+            <w:pPr>
+              <w:spacing w:after="0"/>
+            </w:pPr>
+            <w:r>
+              <w:rPr>
+                <w:color w:val="0F172A"/>
+                <w:sz w:val="16"/>
+              </w:rPr>
+              <w:t>12</w:t>
+            </w:r>
+          </w:p>
+        </w:tc>
+        <w:tc>
+          <w:tcPr>
+            <w:tcW w:type="dxa" w:w="1921"/>
+            <w:tcMar>
+              <w:top w:w="35" w:type="dxa"/>
+              <w:bottom w:w="35" w:type="dxa"/>
+              <w:left w:w="50" w:type="dxa"/>
+              <w:right w:w="50" w:type="dxa"/>
+            </w:tcMar>
+            <w:shd w:val="clear" w:color="auto" w:fill="F8FAFC"/>
+          </w:tcPr>
+          <w:p>
+            <w:pPr>
+              <w:spacing w:after="0"/>
+            </w:pPr>
+            <w:r>
+              <w:rPr>
+                <w:color w:val="0F172A"/>
+                <w:sz w:val="16"/>
+              </w:rPr>
+              <w:t>9</w:t>
+            </w:r>
+          </w:p>
+        </w:tc>
+        <w:tc>
+          <w:tcPr>
+            <w:tcW w:type="dxa" w:w="1921"/>
+            <w:tcMar>
+              <w:top w:w="35" w:type="dxa"/>
+              <w:bottom w:w="35" w:type="dxa"/>
+              <w:left w:w="50" w:type="dxa"/>
+              <w:right w:w="50" w:type="dxa"/>
+            </w:tcMar>
+            <w:shd w:val="clear" w:color="auto" w:fill="F8FAFC"/>
+          </w:tcPr>
+          <w:p>
+            <w:pPr>
+              <w:spacing w:after="0"/>
+            </w:pPr>
+            <w:r>
+              <w:rPr>
+                <w:color w:val="0F172A"/>
+                <w:sz w:val="16"/>
+              </w:rPr>
+              <w:t>75.0%</w:t>
+            </w:r>
+          </w:p>
+        </w:tc>
+        <w:tc>
+          <w:tcPr>
+            <w:tcW w:type="dxa" w:w="1921"/>
+            <w:tcMar>
+              <w:top w:w="35" w:type="dxa"/>
+              <w:bottom w:w="35" w:type="dxa"/>
+              <w:left w:w="50" w:type="dxa"/>
+              <w:right w:w="50" w:type="dxa"/>
+            </w:tcMar>
+            <w:shd w:val="clear" w:color="auto" w:fill="F8FAFC"/>
+          </w:tcPr>
+          <w:p>
+            <w:pPr>
+              <w:spacing w:after="0"/>
+            </w:pPr>
+            <w:r>
+              <w:rPr>
+                <w:color w:val="0F172A"/>
+                <w:sz w:val="16"/>
+              </w:rPr>
+              <w:t>Alternator diode failure, solenoid resistance, floating ground, sulfation</w:t>
+            </w:r>
+          </w:p>
+        </w:tc>
+      </w:tr>
+      <w:tr>
+        <w:tc>
+          <w:tcPr>
+            <w:tcW w:type="dxa" w:w="1921"/>
+            <w:tcMar>
+              <w:top w:w="35" w:type="dxa"/>
+              <w:bottom w:w="35" w:type="dxa"/>
+              <w:left w:w="50" w:type="dxa"/>
+              <w:right w:w="50" w:type="dxa"/>
+            </w:tcMar>
+            <w:shd w:val="clear" w:color="auto" w:fill="FFFFFF"/>
+          </w:tcPr>
+          <w:p>
+            <w:pPr>
+              <w:spacing w:after="0"/>
+            </w:pPr>
+            <w:r>
+              <w:rPr>
+                <w:color w:val="0F172A"/>
+                <w:sz w:val="16"/>
+              </w:rPr>
+              <w:t>Powertrain &amp; Mechanical</w:t>
+            </w:r>
+          </w:p>
+        </w:tc>
+        <w:tc>
+          <w:tcPr>
+            <w:tcW w:type="dxa" w:w="1921"/>
+            <w:tcMar>
+              <w:top w:w="35" w:type="dxa"/>
+              <w:bottom w:w="35" w:type="dxa"/>
+              <w:left w:w="50" w:type="dxa"/>
+              <w:right w:w="50" w:type="dxa"/>
+            </w:tcMar>
+            <w:shd w:val="clear" w:color="auto" w:fill="FFFFFF"/>
+          </w:tcPr>
+          <w:p>
+            <w:pPr>
+              <w:spacing w:after="0"/>
+            </w:pPr>
+            <w:r>
+              <w:rPr>
+                <w:color w:val="0F172A"/>
+                <w:sz w:val="16"/>
+              </w:rPr>
+              <w:t>10</w:t>
+            </w:r>
+          </w:p>
+        </w:tc>
+        <w:tc>
+          <w:tcPr>
+            <w:tcW w:type="dxa" w:w="1921"/>
+            <w:tcMar>
+              <w:top w:w="35" w:type="dxa"/>
+              <w:bottom w:w="35" w:type="dxa"/>
+              <w:left w:w="50" w:type="dxa"/>
+              <w:right w:w="50" w:type="dxa"/>
+            </w:tcMar>
+            <w:shd w:val="clear" w:color="auto" w:fill="FFFFFF"/>
+          </w:tcPr>
+          <w:p>
+            <w:pPr>
+              <w:spacing w:after="0"/>
+            </w:pPr>
+            <w:r>
+              <w:rPr>
+                <w:color w:val="0F172A"/>
+                <w:sz w:val="16"/>
+              </w:rPr>
+              <w:t>6</w:t>
+            </w:r>
+          </w:p>
+        </w:tc>
+        <w:tc>
+          <w:tcPr>
+            <w:tcW w:type="dxa" w:w="1921"/>
+            <w:tcMar>
+              <w:top w:w="35" w:type="dxa"/>
+              <w:bottom w:w="35" w:type="dxa"/>
+              <w:left w:w="50" w:type="dxa"/>
+              <w:right w:w="50" w:type="dxa"/>
+            </w:tcMar>
+            <w:shd w:val="clear" w:color="auto" w:fill="FFFFFF"/>
+          </w:tcPr>
+          <w:p>
+            <w:pPr>
+              <w:spacing w:after="0"/>
+            </w:pPr>
+            <w:r>
+              <w:rPr>
+                <w:color w:val="0F172A"/>
+                <w:sz w:val="16"/>
+              </w:rPr>
+              <w:t>60.0%</w:t>
+            </w:r>
+          </w:p>
+        </w:tc>
+        <w:tc>
+          <w:tcPr>
+            <w:tcW w:type="dxa" w:w="1921"/>
+            <w:tcMar>
+              <w:top w:w="35" w:type="dxa"/>
+              <w:bottom w:w="35" w:type="dxa"/>
+              <w:left w:w="50" w:type="dxa"/>
+              <w:right w:w="50" w:type="dxa"/>
+            </w:tcMar>
+            <w:shd w:val="clear" w:color="auto" w:fill="FFFFFF"/>
+          </w:tcPr>
+          <w:p>
+            <w:pPr>
+              <w:spacing w:after="0"/>
+            </w:pPr>
+            <w:r>
+              <w:rPr>
+                <w:color w:val="0F172A"/>
+                <w:sz w:val="16"/>
+              </w:rPr>
+              <w:t>Final-drive bearing wear, coupling misalignment, track looseness</w:t>
+            </w:r>
+          </w:p>
+        </w:tc>
+      </w:tr>
+      <w:tr>
+        <w:tc>
+          <w:tcPr>
+            <w:tcW w:type="dxa" w:w="1921"/>
+            <w:tcMar>
+              <w:top w:w="35" w:type="dxa"/>
+              <w:bottom w:w="35" w:type="dxa"/>
+              <w:left w:w="50" w:type="dxa"/>
+              <w:right w:w="50" w:type="dxa"/>
+            </w:tcMar>
+            <w:shd w:val="clear" w:color="auto" w:fill="ECFDF5"/>
+          </w:tcPr>
+          <w:p>
+            <w:pPr>
+              <w:spacing w:after="0"/>
+            </w:pPr>
+            <w:r>
+              <w:rPr>
+                <w:b/>
+                <w:color w:val="065F46"/>
+                <w:sz w:val="16"/>
+              </w:rPr>
+              <w:t>OVERALL BENCHMARK</w:t>
+            </w:r>
+          </w:p>
+        </w:tc>
+        <w:tc>
+          <w:tcPr>
+            <w:tcW w:type="dxa" w:w="1921"/>
+            <w:tcMar>
+              <w:top w:w="35" w:type="dxa"/>
+              <w:bottom w:w="35" w:type="dxa"/>
+              <w:left w:w="50" w:type="dxa"/>
+              <w:right w:w="50" w:type="dxa"/>
+            </w:tcMar>
+            <w:shd w:val="clear" w:color="auto" w:fill="ECFDF5"/>
+          </w:tcPr>
+          <w:p>
+            <w:pPr>
+              <w:spacing w:after="0"/>
+            </w:pPr>
+            <w:r>
+              <w:rPr>
+                <w:b/>
+                <w:color w:val="065F46"/>
+                <w:sz w:val="16"/>
+              </w:rPr>
+              <w:t>56</w:t>
+            </w:r>
+          </w:p>
+        </w:tc>
+        <w:tc>
+          <w:tcPr>
+            <w:tcW w:type="dxa" w:w="1921"/>
+            <w:tcMar>
+              <w:top w:w="35" w:type="dxa"/>
+              <w:bottom w:w="35" w:type="dxa"/>
+              <w:left w:w="50" w:type="dxa"/>
+              <w:right w:w="50" w:type="dxa"/>
+            </w:tcMar>
+            <w:shd w:val="clear" w:color="auto" w:fill="ECFDF5"/>
+          </w:tcPr>
+          <w:p>
+            <w:pPr>
+              <w:spacing w:after="0"/>
+            </w:pPr>
+            <w:r>
+              <w:rPr>
+                <w:b/>
+                <w:color w:val="065F46"/>
+                <w:sz w:val="16"/>
+              </w:rPr>
+              <w:t>42</w:t>
+            </w:r>
+          </w:p>
+        </w:tc>
+        <w:tc>
+          <w:tcPr>
+            <w:tcW w:type="dxa" w:w="1921"/>
+            <w:tcMar>
+              <w:top w:w="35" w:type="dxa"/>
+              <w:bottom w:w="35" w:type="dxa"/>
+              <w:left w:w="50" w:type="dxa"/>
+              <w:right w:w="50" w:type="dxa"/>
+            </w:tcMar>
+            <w:shd w:val="clear" w:color="auto" w:fill="ECFDF5"/>
+          </w:tcPr>
+          <w:p>
+            <w:pPr>
+              <w:spacing w:after="0"/>
+            </w:pPr>
+            <w:r>
+              <w:rPr>
+                <w:b/>
+                <w:color w:val="065F46"/>
+                <w:sz w:val="16"/>
+              </w:rPr>
+              <w:t>75.0%</w:t>
+            </w:r>
+          </w:p>
+        </w:tc>
+        <w:tc>
+          <w:tcPr>
+            <w:tcW w:type="dxa" w:w="1921"/>
+            <w:tcMar>
+              <w:top w:w="35" w:type="dxa"/>
+              <w:bottom w:w="35" w:type="dxa"/>
+              <w:left w:w="50" w:type="dxa"/>
+              <w:right w:w="50" w:type="dxa"/>
+            </w:tcMar>
+            <w:shd w:val="clear" w:color="auto" w:fill="ECFDF5"/>
+          </w:tcPr>
+          <w:p>
+            <w:pPr>
+              <w:spacing w:after="0"/>
+            </w:pPr>
+            <w:r>
+              <w:rPr>
+                <w:b/>
+                <w:color w:val="065F46"/>
+                <w:sz w:val="16"/>
+              </w:rPr>
+              <w:t>Median Local LLM: 65.1s | End-to-End WhatsApp: 84.2s</w:t>
             </w:r>
           </w:p>
         </w:tc>
@@ -1394,1886 +3297,224 @@
     </w:tbl>
     <w:p>
       <w:pPr>
-        <w:pStyle w:val="ListBullet"/>
-        <w:spacing w:after="36"/>
-        <w:jc w:val="both"/>
+        <w:spacing w:after="80"/>
+      </w:pPr>
+    </w:p>
+    <w:p>
+      <w:pPr>
+        <w:spacing w:after="70"/>
       </w:pPr>
       <w:r>
-        <w:rPr>
-          <w:rFonts w:ascii="Calibri" w:hAnsi="Calibri"/>
-          <w:b/>
-          <w:color w:val="071A2F"/>
-          <w:sz w:val="17"/>
-        </w:rPr>
-        <w:t xml:space="preserve">Physical Node Built &amp; Field-Tested: </w:t>
-      </w:r>
-      <w:r>
-        <w:rPr>
-          <w:rFonts w:ascii="Calibri" w:hAnsi="Calibri"/>
-          <w:color w:val="0F172A"/>
-          <w:sz w:val="17"/>
-        </w:rPr>
-        <w:t>Assembled unit bench-calibrated and mounted on operating earthmoving machinery in Lagos to record baseline vibration, temperature, and acoustic noise profiles.</w:t>
+        <w:t>Safety Evaluation &amp; Code Pinning: A senior human engineering audit identified an initial safety risk in automated generation where the model suggested electrical troubleshooting on a low oil pressure fault (TEST-001). To resolve this, deterministic alphanumeric code pinning was introduced in the RAG pipeline: critical stop fault codes (SPN 100 FMI 1) force emergency engine shutdown protocols to Rank 1 of retrieved context. Across the verified benchmark, zero responses recommended dangerous operational workarounds.</w:t>
       </w:r>
     </w:p>
     <w:p>
       <w:pPr>
-        <w:pStyle w:val="ListBullet"/>
-        <w:spacing w:after="36"/>
-        <w:jc w:val="both"/>
+        <w:spacing w:before="160" w:after="40"/>
       </w:pPr>
       <w:r>
         <w:rPr>
-          <w:rFonts w:ascii="Calibri" w:hAnsi="Calibri"/>
+          <w:rFonts w:ascii="Segoe UI" w:hAnsi="Segoe UI"/>
           <w:b/>
-          <w:color w:val="071A2F"/>
-          <w:sz w:val="17"/>
+          <w:color w:val="1E293B"/>
+          <w:sz w:val="20"/>
         </w:rPr>
-        <w:t xml:space="preserve">Blind Diagnostic Benchmark (75.0% Accuracy): </w:t>
-      </w:r>
-      <w:r>
-        <w:rPr>
-          <w:rFonts w:ascii="Calibri" w:hAnsi="Calibri"/>
-          <w:color w:val="0F172A"/>
-          <w:sz w:val="17"/>
-        </w:rPr>
-        <w:t>Evaluated across a 56-question blind test suite compiled from experienced mechanical engineers covering hydraulic failure, electrical short-circuits, fuel delivery faults, and powertrain overheating. Achieved 42/56 correct root-cause identifications (75.0%) with zero safety-critical hallucinations.</w:t>
+        <w:t>E. Validation Photographs &amp; Media References</w:t>
       </w:r>
     </w:p>
     <w:p>
       <w:pPr>
-        <w:pStyle w:val="ListBullet"/>
-        <w:spacing w:after="36"/>
-        <w:jc w:val="both"/>
+        <w:spacing w:after="70"/>
       </w:pPr>
       <w:r>
-        <w:rPr>
-          <w:rFonts w:ascii="Calibri" w:hAnsi="Calibri"/>
-          <w:b/>
-          <w:color w:val="071A2F"/>
-          <w:sz w:val="17"/>
-        </w:rPr>
-        <w:t xml:space="preserve">Sub-90-Second Response Latency: </w:t>
-      </w:r>
-      <w:r>
-        <w:rPr>
-          <w:rFonts w:ascii="Calibri" w:hAnsi="Calibri"/>
-          <w:color w:val="0F172A"/>
-          <w:sz w:val="17"/>
-        </w:rPr>
-        <w:t>Diagnostic triage and repair workflows generated and delivered via WhatsApp in an average of 84 seconds.</w:t>
+        <w:t>E.1 Assembled Sensor Node (NODE-001): 3D-printed PETG enclosure housing the ESP32, ADXL345 accelerometer, INMP441 MEMS microphone, DS18B20 probe, battery subsystem, and four N52 neodymium mounting magnets.</w:t>
       </w:r>
     </w:p>
     <w:p>
       <w:pPr>
-        <w:pStyle w:val="ListBullet"/>
-        <w:spacing w:after="36"/>
-        <w:jc w:val="both"/>
+        <w:spacing w:after="70"/>
       </w:pPr>
       <w:r>
-        <w:rPr>
-          <w:rFonts w:ascii="Calibri" w:hAnsi="Calibri"/>
-          <w:b/>
-          <w:color w:val="071A2F"/>
-          <w:sz w:val="17"/>
-        </w:rPr>
-        <w:t xml:space="preserve">Live Public Deployments: </w:t>
-      </w:r>
-      <w:r>
-        <w:rPr>
-          <w:rFonts w:ascii="Calibri" w:hAnsi="Calibri"/>
-          <w:color w:val="0F172A"/>
-          <w:sz w:val="17"/>
-        </w:rPr>
-        <w:t>Production telemetry dashboard accessible at https://mechmind-ng.vercel.app; WhatsApp diagnostic assistant active on +234 701 029 9562; open-source codebase published on GitHub (github.com/DevMubarak1/mechmind-ai).</w:t>
+        <w:t>E.2 Magnetic Attachment Test: Successfully attached to the primary hydraulic pump housing and cylinder head area of operating excavators without drilling, wiring cuts, or machine modification.</w:t>
       </w:r>
     </w:p>
     <w:p>
       <w:pPr>
-        <w:pStyle w:val="ListBullet"/>
-        <w:spacing w:after="36"/>
-        <w:jc w:val="both"/>
+        <w:spacing w:after="70"/>
       </w:pPr>
       <w:r>
-        <w:rPr>
-          <w:rFonts w:ascii="Calibri" w:hAnsi="Calibri"/>
-          <w:b/>
-          <w:color w:val="071A2F"/>
-          <w:sz w:val="17"/>
-        </w:rPr>
-        <w:t xml:space="preserve">Roadmap to National Audition &amp; Finale: </w:t>
-      </w:r>
-      <w:r>
-        <w:rPr>
-          <w:rFonts w:ascii="Calibri" w:hAnsi="Calibri"/>
-          <w:color w:val="0F172A"/>
-          <w:sz w:val="17"/>
-        </w:rPr>
-        <w:t>Transitioning from point-to-point breadboard wiring to a dedicated 4-layer surface-mount (SMT) PCB; integrating an onboard SIM800L / Quectel GSM cellular module with internal eSIM for remote off-grid farming sites; expanding indexed service manuals to 35+ equipment models.</w:t>
+        <w:t>E.3 Live Telemetry Dashboard: Publicly deployed at https://mechmind-ng.vercel.app with multi-asset selection, 3-axis kinematic waveforms, thermal trend logging, and Machine Health Index classification.</w:t>
       </w:r>
     </w:p>
     <w:p>
       <w:pPr>
-        <w:keepNext/>
+        <w:spacing w:after="70"/>
+      </w:pPr>
+      <w:r>
+        <w:t>E.4 WhatsApp Diagnostic Interface: Deployed at +234 701 029 9562 accepting text queries, speech voice notes (faster-whisper), and broken component photographs.</w:t>
+      </w:r>
+    </w:p>
+    <w:p>
+      <w:pPr>
         <w:spacing w:before="160" w:after="40"/>
       </w:pPr>
       <w:r>
         <w:rPr>
-          <w:rFonts w:ascii="Arial" w:hAnsi="Arial"/>
+          <w:rFonts w:ascii="Segoe UI" w:hAnsi="Segoe UI"/>
           <w:b/>
-          <w:color w:val="071A2F"/>
-          <w:sz w:val="22"/>
+          <w:color w:val="1E293B"/>
+          <w:sz w:val="20"/>
         </w:rPr>
-        <w:t>6. Innovation, Import Substitution &amp; Local Content</w:t>
+        <w:t>F. System Architecture Flow</w:t>
       </w:r>
     </w:p>
     <w:p>
       <w:pPr>
-        <w:pStyle w:val="ListBullet"/>
-        <w:spacing w:after="36"/>
-        <w:jc w:val="both"/>
+        <w:spacing w:after="70"/>
       </w:pPr>
       <w:r>
-        <w:rPr>
-          <w:rFonts w:ascii="Calibri" w:hAnsi="Calibri"/>
-          <w:b/>
-          <w:color w:val="071A2F"/>
-          <w:sz w:val="17"/>
-        </w:rPr>
-        <w:t xml:space="preserve">100% Indigenous IP &amp; Local Assembly: </w:t>
-      </w:r>
-      <w:r>
-        <w:rPr>
-          <w:rFonts w:ascii="Calibri" w:hAnsi="Calibri"/>
-          <w:color w:val="0F172A"/>
-          <w:sz w:val="17"/>
-        </w:rPr>
-        <w:t>Firmware code, RAG vector database, ingestion backend, web dashboard, and mechanical enclosure were designed, programmed, and assembled by Nigerian engineering students in Lagos.</w:t>
+        <w:t>[MECHMIND EDGE NODE]</w:t>
+        <w:br/>
+        <w:t>• ADXL345 3-axis accelerometer</w:t>
+        <w:br/>
+        <w:t>• DS18B20 temperature probe</w:t>
+        <w:br/>
+        <w:t>• INMP441 MEMS microphone</w:t>
+        <w:br/>
+        <w:t>• ESP32-WROOM-32D</w:t>
+        <w:br/>
+        <w:t>• Battery + power management</w:t>
+        <w:br/>
+        <w:t>↓</w:t>
+        <w:br/>
+        <w:t>[EDGE SIGNAL PROCESSING]</w:t>
+        <w:br/>
+        <w:t>Vibration: Resultant acceleration, Dynamic RMS, Peak acceleration, Crest factor, 64-point FFT (3.125 Hz bin spacing)</w:t>
+        <w:br/>
+        <w:t>Temperature: Temperature, Moving average, dT/dt</w:t>
+        <w:br/>
+        <w:t>Acoustic: 16 kHz I²S acquisition, RMS audio envelope, Sound-level indicator</w:t>
+        <w:br/>
+        <w:t>↓</w:t>
+        <w:br/>
+        <w:t>[COMPACT TELEMETRY] (JSON feature payload over Wi-Fi; Cellular/GSM modem planned for Phase 2)</w:t>
+        <w:br/>
+        <w:t>↓</w:t>
+        <w:br/>
+        <w:t>[FASTAPI BACKEND &amp; POSTGRESQL DB]</w:t>
+        <w:br/>
+        <w:t>↓</w:t>
+        <w:br/>
+        <w:t>[REAL-TIME DASHBOARD (Next.js)]</w:t>
+        <w:br/>
+        <w:t>↓</w:t>
+        <w:br/>
+        <w:t>[HYBRID RAG DIAGNOSTIC PIPELINE] (ChromaDB, 1,200+ pages technical documentation, SPN/FMI fault information, Safety documentation)</w:t>
+        <w:br/>
+        <w:t>↓</w:t>
+        <w:br/>
+        <w:t>[DETERMINISTIC SAFETY PRIORITIZATION] (Critical fault-code detection, Emergency procedure prioritization)</w:t>
+        <w:br/>
+        <w:t>↓</w:t>
+        <w:br/>
+        <w:t>[LLAMA 3.1 8B] (Locally hosted, quantized model)</w:t>
+        <w:br/>
+        <w:t>↓</w:t>
+        <w:br/>
+        <w:t>[EVIDENCE-GROUNDED RESPONSE] (Likely causes, Inspection sequence, Technical evidence, Safety warnings, Uncertainty / escalation)</w:t>
+        <w:br/>
+        <w:t>↓</w:t>
+        <w:br/>
+        <w:t>[WHATSAPP GATEWAY (Baileys)] → Frontline Technician / Fleet Manager</w:t>
       </w:r>
     </w:p>
     <w:p>
       <w:pPr>
-        <w:pStyle w:val="ListBullet"/>
-        <w:spacing w:after="36"/>
-        <w:jc w:val="both"/>
+        <w:spacing w:before="160" w:after="40"/>
       </w:pPr>
       <w:r>
         <w:rPr>
-          <w:rFonts w:ascii="Calibri" w:hAnsi="Calibri"/>
+          <w:rFonts w:ascii="Segoe UI" w:hAnsi="Segoe UI"/>
           <w:b/>
-          <w:color w:val="071A2F"/>
-          <w:sz w:val="17"/>
+          <w:color w:val="1E293B"/>
+          <w:sz w:val="20"/>
         </w:rPr>
-        <w:t xml:space="preserve">Direct Import Substitution: </w:t>
-      </w:r>
-      <w:r>
-        <w:rPr>
-          <w:rFonts w:ascii="Calibri" w:hAnsi="Calibri"/>
-          <w:color w:val="0F172A"/>
-          <w:sz w:val="17"/>
-        </w:rPr>
-        <w:t>Foreign diagnostic scan tools (Cat Comm Adapter, Komatsu Inline, Cummins Insite) retail between NGN 5,000,000 and NGN 12,000,000 each and require recurring annual software subscriptions in USD. MechMind delivers equivalent diagnostic fault triage at a bill of materials under NGN 35,000 ($22).</w:t>
+        <w:t>G. Field-Test Evidence</w:t>
       </w:r>
     </w:p>
     <w:p>
       <w:pPr>
-        <w:pStyle w:val="ListBullet"/>
-        <w:spacing w:after="36"/>
-        <w:jc w:val="both"/>
+        <w:spacing w:after="70"/>
       </w:pPr>
       <w:r>
-        <w:rPr>
-          <w:rFonts w:ascii="Calibri" w:hAnsi="Calibri"/>
-          <w:b/>
-          <w:color w:val="071A2F"/>
-          <w:sz w:val="17"/>
-        </w:rPr>
-        <w:t xml:space="preserve">Championing the 'Right to Repair': </w:t>
-      </w:r>
-      <w:r>
-        <w:rPr>
-          <w:rFonts w:ascii="Calibri" w:hAnsi="Calibri"/>
-          <w:color w:val="0F172A"/>
-          <w:sz w:val="17"/>
-        </w:rPr>
-        <w:t>Major OEMs restrict diagnostic access to enforce expensive dealership service monopolies. MechMind equips independent Nigerian workshops, informal mechanics, and SME contractors with multi-brand diagnostic capability under a single unified ecosystem.</w:t>
+        <w:t>• Equipment Monitored: SANY SY215C and Komatsu PC200-8 hydraulic excavators.</w:t>
+        <w:br/>
+        <w:t>• Location: Craneburg Construction active project jobsite, Alaro City / Epe axis, Lagos State, Nigeria.</w:t>
+        <w:br/>
+        <w:t>• Test Period: September 2026.</w:t>
+        <w:br/>
+        <w:t>• Sensor Attachment: Tandem variable-displacement hydraulic pump casing and engine valve cover.</w:t>
+        <w:br/>
+        <w:t>• Mechanical Results: Magnetic mount maintained secure contact during high-vibration trenching without physical slippage.</w:t>
+        <w:br/>
+        <w:t>• Logged Telemetry: Steady-state baseline vibration averaged ~0.32g dynamic RMS; transient shock spike of ~1.84g resultant magnitude recorded during hydraulic relief valve load events; surface temperature tracked smoothly from 31.2°C ambient to 78.6°C operating temperature over a 45-minute continuous cycle.</w:t>
       </w:r>
     </w:p>
     <w:p>
       <w:pPr>
-        <w:pStyle w:val="ListBullet"/>
-        <w:spacing w:after="36"/>
-        <w:jc w:val="both"/>
+        <w:spacing w:before="160" w:after="40"/>
       </w:pPr>
       <w:r>
         <w:rPr>
-          <w:rFonts w:ascii="Calibri" w:hAnsi="Calibri"/>
+          <w:rFonts w:ascii="Segoe UI" w:hAnsi="Segoe UI"/>
           <w:b/>
-          <w:color w:val="071A2F"/>
-          <w:sz w:val="17"/>
+          <w:color w:val="1E293B"/>
+          <w:sz w:val="20"/>
         </w:rPr>
-        <w:t xml:space="preserve">Low-Bandwidth Mobile Accessibility: </w:t>
-      </w:r>
-      <w:r>
-        <w:rPr>
-          <w:rFonts w:ascii="Calibri" w:hAnsi="Calibri"/>
-          <w:color w:val="0F172A"/>
-          <w:sz w:val="17"/>
-        </w:rPr>
-        <w:t>By deploying the primary diagnostic interface over WhatsApp, MechMind operates seamlessly on 2G/3G cellular networks without requiring technicians to buy expensive ruggedized laptops or learn complex proprietary software suites.</w:t>
+        <w:t>H. Commercial &amp; Industrial Pilot Progress</w:t>
       </w:r>
     </w:p>
     <w:p>
       <w:pPr>
-        <w:keepNext/>
+        <w:spacing w:after="70"/>
+      </w:pPr>
+      <w:r>
+        <w:t>• Technician Interviews: Field workflow validation conducted with 5 experienced heavy-equipment mechanics across informal workshops in the Epe and Ajah industrial corridors.</w:t>
+        <w:br/>
+        <w:t>• Corporate Engagement: Practical installation demonstration and feedback session conducted with equipment supervisory personnel at the Craneburg infrastructure project site.</w:t>
+        <w:br/>
+        <w:t>• Corporate Standing: Commercial vehicle registered under Pullup Events (Corporate Affairs Commission: BN-9846744) to execute pilot contracts, partnerships, and manufacturing activities.</w:t>
+        <w:br/>
+        <w:t>• Commercialization Pathway: Prototype → Controlled Validation → Industry Pilot → Dedicated PCB &amp; IP65 Enclosure → Local Manufacturing → Fleet Deployment → Subscription Services.</w:t>
+      </w:r>
+    </w:p>
+    <w:p>
+      <w:pPr>
         <w:spacing w:before="160" w:after="40"/>
       </w:pPr>
       <w:r>
         <w:rPr>
-          <w:rFonts w:ascii="Arial" w:hAnsi="Arial"/>
+          <w:rFonts w:ascii="Segoe UI" w:hAnsi="Segoe UI"/>
           <w:b/>
-          <w:color w:val="071A2F"/>
-          <w:sz w:val="22"/>
+          <w:color w:val="1E293B"/>
+          <w:sz w:val="20"/>
         </w:rPr>
-        <w:t>7. Target Users &amp; Commercial Potential in Nigeria</w:t>
+        <w:t>Technical Validation Statement</w:t>
       </w:r>
     </w:p>
     <w:p>
       <w:pPr>
-        <w:spacing w:after="50"/>
-        <w:jc w:val="both"/>
+        <w:spacing w:after="70"/>
       </w:pPr>
       <w:r>
-        <w:rPr>
-          <w:rFonts w:ascii="Calibri" w:hAnsi="Calibri"/>
-          <w:color w:val="0F172A"/>
-          <w:sz w:val="17"/>
-        </w:rPr>
-        <w:t>Nigeria's construction, quarrying, mining, and agricultural mechanization sectors represent an immense market for affordable predictive diagnostics:</w:t>
-      </w:r>
-    </w:p>
-    <w:tbl>
-      <w:tblPr>
-        <w:tblW w:type="auto" w:w="0"/>
-        <w:jc w:val="center"/>
-        <w:tblLook w:firstColumn="1" w:firstRow="1" w:lastColumn="0" w:lastRow="0" w:noHBand="0" w:noVBand="1" w:val="04A0"/>
-        <w:tblBorders>
-          <w:top w:val="single" w:sz="4" w:space="0" w:color="CBD5E1"/>
-          <w:bottom w:val="single" w:sz="4" w:space="0" w:color="CBD5E1"/>
-          <w:left w:val="none"/>
-          <w:right w:val="none"/>
-          <w:insideH w:val="single" w:sz="4" w:space="0" w:color="CBD5E1"/>
-          <w:insideV w:val="none"/>
-        </w:tblBorders>
-      </w:tblPr>
-      <w:tblGrid>
-        <w:gridCol w:w="3442"/>
-        <w:gridCol w:w="3442"/>
-        <w:gridCol w:w="3442"/>
-      </w:tblGrid>
-      <w:tr>
-        <w:tc>
-          <w:tcPr>
-            <w:tcW w:type="dxa" w:w="3442"/>
-            <w:shd w:fill="071A2F"/>
-            <w:tcMar>
-              <w:top w:w="45" w:type="dxa"/>
-              <w:bottom w:w="45" w:type="dxa"/>
-              <w:left w:w="70" w:type="dxa"/>
-              <w:right w:w="70" w:type="dxa"/>
-            </w:tcMar>
-          </w:tcPr>
-          <w:p>
-            <w:r>
-              <w:rPr>
-                <w:b/>
-                <w:color w:val="FFFFFF"/>
-                <w:sz w:val="16"/>
-              </w:rPr>
-              <w:t>Target User Segment</w:t>
-            </w:r>
-          </w:p>
-        </w:tc>
-        <w:tc>
-          <w:tcPr>
-            <w:tcW w:type="dxa" w:w="3442"/>
-            <w:shd w:fill="071A2F"/>
-            <w:tcMar>
-              <w:top w:w="45" w:type="dxa"/>
-              <w:bottom w:w="45" w:type="dxa"/>
-              <w:left w:w="70" w:type="dxa"/>
-              <w:right w:w="70" w:type="dxa"/>
-            </w:tcMar>
-          </w:tcPr>
-          <w:p>
-            <w:r>
-              <w:rPr>
-                <w:b/>
-                <w:color w:val="FFFFFF"/>
-                <w:sz w:val="16"/>
-              </w:rPr>
-              <w:t>Pain Point Addressed</w:t>
-            </w:r>
-          </w:p>
-        </w:tc>
-        <w:tc>
-          <w:tcPr>
-            <w:tcW w:type="dxa" w:w="3442"/>
-            <w:shd w:fill="071A2F"/>
-            <w:tcMar>
-              <w:top w:w="45" w:type="dxa"/>
-              <w:bottom w:w="45" w:type="dxa"/>
-              <w:left w:w="70" w:type="dxa"/>
-              <w:right w:w="70" w:type="dxa"/>
-            </w:tcMar>
-          </w:tcPr>
-          <w:p>
-            <w:r>
-              <w:rPr>
-                <w:b/>
-                <w:color w:val="FFFFFF"/>
-                <w:sz w:val="16"/>
-              </w:rPr>
-              <w:t>Estimated Nigerian Market Size</w:t>
-            </w:r>
-          </w:p>
-        </w:tc>
-      </w:tr>
-      <w:tr>
-        <w:tc>
-          <w:tcPr>
-            <w:tcW w:type="dxa" w:w="3442"/>
-            <w:tcMar>
-              <w:top w:w="40" w:type="dxa"/>
-              <w:bottom w:w="40" w:type="dxa"/>
-              <w:left w:w="70" w:type="dxa"/>
-              <w:right w:w="70" w:type="dxa"/>
-            </w:tcMar>
-          </w:tcPr>
-          <w:p>
-            <w:r>
-              <w:rPr>
-                <w:rFonts w:ascii="Calibri" w:hAnsi="Calibri"/>
-                <w:color w:val="0F172A"/>
-                <w:sz w:val="15"/>
-              </w:rPr>
-              <w:t>Civil Engineering Contractors</w:t>
-            </w:r>
-          </w:p>
-        </w:tc>
-        <w:tc>
-          <w:tcPr>
-            <w:tcW w:type="dxa" w:w="3442"/>
-            <w:tcMar>
-              <w:top w:w="40" w:type="dxa"/>
-              <w:bottom w:w="40" w:type="dxa"/>
-              <w:left w:w="70" w:type="dxa"/>
-              <w:right w:w="70" w:type="dxa"/>
-            </w:tcMar>
-          </w:tcPr>
-          <w:p>
-            <w:r>
-              <w:rPr>
-                <w:rFonts w:ascii="Calibri" w:hAnsi="Calibri"/>
-                <w:color w:val="0F172A"/>
-                <w:sz w:val="15"/>
-              </w:rPr>
-              <w:t>Mid-sized contractors operating 5–30 machines cannot afford full-time diagnostic specialists. Unplanned breakdowns result in crushing project delay penalties.</w:t>
-            </w:r>
-          </w:p>
-        </w:tc>
-        <w:tc>
-          <w:tcPr>
-            <w:tcW w:type="dxa" w:w="3442"/>
-            <w:tcMar>
-              <w:top w:w="40" w:type="dxa"/>
-              <w:bottom w:w="40" w:type="dxa"/>
-              <w:left w:w="70" w:type="dxa"/>
-              <w:right w:w="70" w:type="dxa"/>
-            </w:tcMar>
-          </w:tcPr>
-          <w:p>
-            <w:r>
-              <w:rPr>
-                <w:rFonts w:ascii="Calibri" w:hAnsi="Calibri"/>
-                <w:color w:val="0F172A"/>
-                <w:sz w:val="15"/>
-              </w:rPr>
-              <w:t>Over 15,000 active contractors; NGN 6.4 Trillion infrastructure pipeline under federal and state highway initiatives.</w:t>
-            </w:r>
-          </w:p>
-        </w:tc>
-      </w:tr>
-      <w:tr>
-        <w:tc>
-          <w:tcPr>
-            <w:tcW w:type="dxa" w:w="3442"/>
-            <w:shd w:fill="F8FAFC"/>
-            <w:tcMar>
-              <w:top w:w="40" w:type="dxa"/>
-              <w:bottom w:w="40" w:type="dxa"/>
-              <w:left w:w="70" w:type="dxa"/>
-              <w:right w:w="70" w:type="dxa"/>
-            </w:tcMar>
-          </w:tcPr>
-          <w:p>
-            <w:r>
-              <w:rPr>
-                <w:rFonts w:ascii="Calibri" w:hAnsi="Calibri"/>
-                <w:color w:val="0F172A"/>
-                <w:sz w:val="15"/>
-              </w:rPr>
-              <w:t>Plant Hire &amp; Rental Firms</w:t>
-            </w:r>
-          </w:p>
-        </w:tc>
-        <w:tc>
-          <w:tcPr>
-            <w:tcW w:type="dxa" w:w="3442"/>
-            <w:shd w:fill="F8FAFC"/>
-            <w:tcMar>
-              <w:top w:w="40" w:type="dxa"/>
-              <w:bottom w:w="40" w:type="dxa"/>
-              <w:left w:w="70" w:type="dxa"/>
-              <w:right w:w="70" w:type="dxa"/>
-            </w:tcMar>
-          </w:tcPr>
-          <w:p>
-            <w:r>
-              <w:rPr>
-                <w:rFonts w:ascii="Calibri" w:hAnsi="Calibri"/>
-                <w:color w:val="0F172A"/>
-                <w:sz w:val="15"/>
-              </w:rPr>
-              <w:t>Rental operators lose daily rental fees when machinery breaks down on client job sites. Real-time telemetry prevents operator machine abuse.</w:t>
-            </w:r>
-          </w:p>
-        </w:tc>
-        <w:tc>
-          <w:tcPr>
-            <w:tcW w:type="dxa" w:w="3442"/>
-            <w:shd w:fill="F8FAFC"/>
-            <w:tcMar>
-              <w:top w:w="40" w:type="dxa"/>
-              <w:bottom w:w="40" w:type="dxa"/>
-              <w:left w:w="70" w:type="dxa"/>
-              <w:right w:w="70" w:type="dxa"/>
-            </w:tcMar>
-          </w:tcPr>
-          <w:p>
-            <w:r>
-              <w:rPr>
-                <w:rFonts w:ascii="Calibri" w:hAnsi="Calibri"/>
-                <w:color w:val="0F172A"/>
-                <w:sz w:val="15"/>
-              </w:rPr>
-              <w:t>Over 40,000 commercial rental machines across major hubs in Lagos, Abuja, Port Harcourt, and Kano.</w:t>
-            </w:r>
-          </w:p>
-        </w:tc>
-      </w:tr>
-      <w:tr>
-        <w:tc>
-          <w:tcPr>
-            <w:tcW w:type="dxa" w:w="3442"/>
-            <w:tcMar>
-              <w:top w:w="40" w:type="dxa"/>
-              <w:bottom w:w="40" w:type="dxa"/>
-              <w:left w:w="70" w:type="dxa"/>
-              <w:right w:w="70" w:type="dxa"/>
-            </w:tcMar>
-          </w:tcPr>
-          <w:p>
-            <w:r>
-              <w:rPr>
-                <w:rFonts w:ascii="Calibri" w:hAnsi="Calibri"/>
-                <w:color w:val="0F172A"/>
-                <w:sz w:val="15"/>
-              </w:rPr>
-              <w:t>Commercial Agriculture &amp; Tractor Hubs</w:t>
-            </w:r>
-          </w:p>
-        </w:tc>
-        <w:tc>
-          <w:tcPr>
-            <w:tcW w:type="dxa" w:w="3442"/>
-            <w:tcMar>
-              <w:top w:w="40" w:type="dxa"/>
-              <w:bottom w:w="40" w:type="dxa"/>
-              <w:left w:w="70" w:type="dxa"/>
-              <w:right w:w="70" w:type="dxa"/>
-            </w:tcMar>
-          </w:tcPr>
-          <w:p>
-            <w:r>
-              <w:rPr>
-                <w:rFonts w:ascii="Calibri" w:hAnsi="Calibri"/>
-                <w:color w:val="0F172A"/>
-                <w:sz w:val="15"/>
-              </w:rPr>
-              <w:t>Tractor and irrigation pump breakdowns during seasonal planting windows ruin yields and cause devastating harvest losses.</w:t>
-            </w:r>
-          </w:p>
-        </w:tc>
-        <w:tc>
-          <w:tcPr>
-            <w:tcW w:type="dxa" w:w="3442"/>
-            <w:tcMar>
-              <w:top w:w="40" w:type="dxa"/>
-              <w:bottom w:w="40" w:type="dxa"/>
-              <w:left w:w="70" w:type="dxa"/>
-              <w:right w:w="70" w:type="dxa"/>
-            </w:tcMar>
-          </w:tcPr>
-          <w:p>
-            <w:r>
-              <w:rPr>
-                <w:rFonts w:ascii="Calibri" w:hAnsi="Calibri"/>
-                <w:color w:val="0F172A"/>
-                <w:sz w:val="15"/>
-              </w:rPr>
-              <w:t>Over 30,000 tractors and agro-processing engines operating across regional mechanization schemes and farmer cooperatives.</w:t>
-            </w:r>
-          </w:p>
-        </w:tc>
-      </w:tr>
-      <w:tr>
-        <w:tc>
-          <w:tcPr>
-            <w:tcW w:type="dxa" w:w="3442"/>
-            <w:shd w:fill="F8FAFC"/>
-            <w:tcMar>
-              <w:top w:w="40" w:type="dxa"/>
-              <w:bottom w:w="40" w:type="dxa"/>
-              <w:left w:w="70" w:type="dxa"/>
-              <w:right w:w="70" w:type="dxa"/>
-            </w:tcMar>
-          </w:tcPr>
-          <w:p>
-            <w:r>
-              <w:rPr>
-                <w:rFonts w:ascii="Calibri" w:hAnsi="Calibri"/>
-                <w:color w:val="0F172A"/>
-                <w:sz w:val="15"/>
-              </w:rPr>
-              <w:t>Independent Workshops &amp; Mechanics</w:t>
-            </w:r>
-          </w:p>
-        </w:tc>
-        <w:tc>
-          <w:tcPr>
-            <w:tcW w:type="dxa" w:w="3442"/>
-            <w:shd w:fill="F8FAFC"/>
-            <w:tcMar>
-              <w:top w:w="40" w:type="dxa"/>
-              <w:bottom w:w="40" w:type="dxa"/>
-              <w:left w:w="70" w:type="dxa"/>
-              <w:right w:w="70" w:type="dxa"/>
-            </w:tcMar>
-          </w:tcPr>
-          <w:p>
-            <w:r>
-              <w:rPr>
-                <w:rFonts w:ascii="Calibri" w:hAnsi="Calibri"/>
-                <w:color w:val="0F172A"/>
-                <w:sz w:val="15"/>
-              </w:rPr>
-              <w:t>Informal mechanics in mechanic villages (e.g., Ladipo, Owode Onirin, Apo) lack diagnostic tools and guess faults by trial and error.</w:t>
-            </w:r>
-          </w:p>
-        </w:tc>
-        <w:tc>
-          <w:tcPr>
-            <w:tcW w:type="dxa" w:w="3442"/>
-            <w:shd w:fill="F8FAFC"/>
-            <w:tcMar>
-              <w:top w:w="40" w:type="dxa"/>
-              <w:bottom w:w="40" w:type="dxa"/>
-              <w:left w:w="70" w:type="dxa"/>
-              <w:right w:w="70" w:type="dxa"/>
-            </w:tcMar>
-          </w:tcPr>
-          <w:p>
-            <w:r>
-              <w:rPr>
-                <w:rFonts w:ascii="Calibri" w:hAnsi="Calibri"/>
-                <w:color w:val="0F172A"/>
-                <w:sz w:val="15"/>
-              </w:rPr>
-              <w:t>Over 25,000 independent technicians using WhatsApp daily who can use MechMind as a high-margin diagnostic copilot.</w:t>
-            </w:r>
-          </w:p>
-        </w:tc>
-      </w:tr>
-    </w:tbl>
-    <w:p>
-      <w:pPr>
-        <w:keepNext/>
-        <w:spacing w:before="160" w:after="40"/>
-      </w:pPr>
-      <w:r>
-        <w:rPr>
-          <w:rFonts w:ascii="Arial" w:hAnsi="Arial"/>
-          <w:b/>
-          <w:color w:val="071A2F"/>
-          <w:sz w:val="22"/>
-        </w:rPr>
-        <w:t>8. Estimated Cost, Unit Economics &amp; Scalability</w:t>
-      </w:r>
-    </w:p>
-    <w:p>
-      <w:pPr>
-        <w:spacing w:after="50"/>
-        <w:jc w:val="both"/>
-      </w:pPr>
-      <w:r>
-        <w:rPr>
-          <w:rFonts w:ascii="Calibri" w:hAnsi="Calibri"/>
-          <w:color w:val="0F172A"/>
-          <w:sz w:val="17"/>
-        </w:rPr>
-        <w:t>Every component in the MechMind node has been chosen for high availability in the local Nigerian market:</w:t>
-      </w:r>
-    </w:p>
-    <w:tbl>
-      <w:tblPr>
-        <w:tblW w:type="auto" w:w="0"/>
-        <w:jc w:val="center"/>
-        <w:tblLook w:firstColumn="1" w:firstRow="1" w:lastColumn="0" w:lastRow="0" w:noHBand="0" w:noVBand="1" w:val="04A0"/>
-        <w:tblBorders>
-          <w:top w:val="single" w:sz="4" w:space="0" w:color="CBD5E1"/>
-          <w:bottom w:val="single" w:sz="4" w:space="0" w:color="CBD5E1"/>
-          <w:left w:val="none"/>
-          <w:right w:val="none"/>
-          <w:insideH w:val="single" w:sz="4" w:space="0" w:color="CBD5E1"/>
-          <w:insideV w:val="none"/>
-        </w:tblBorders>
-      </w:tblPr>
-      <w:tblGrid>
-        <w:gridCol w:w="2581"/>
-        <w:gridCol w:w="2581"/>
-        <w:gridCol w:w="2581"/>
-        <w:gridCol w:w="2581"/>
-      </w:tblGrid>
-      <w:tr>
-        <w:tc>
-          <w:tcPr>
-            <w:tcW w:type="dxa" w:w="2581"/>
-            <w:shd w:fill="071A2F"/>
-            <w:tcMar>
-              <w:top w:w="40" w:type="dxa"/>
-              <w:bottom w:w="40" w:type="dxa"/>
-              <w:left w:w="60" w:type="dxa"/>
-              <w:right w:w="60" w:type="dxa"/>
-            </w:tcMar>
-          </w:tcPr>
-          <w:p>
-            <w:r>
-              <w:rPr>
-                <w:b/>
-                <w:color w:val="FFFFFF"/>
-                <w:sz w:val="15"/>
-              </w:rPr>
-              <w:t>Component Description</w:t>
-            </w:r>
-          </w:p>
-        </w:tc>
-        <w:tc>
-          <w:tcPr>
-            <w:tcW w:type="dxa" w:w="2581"/>
-            <w:shd w:fill="071A2F"/>
-            <w:tcMar>
-              <w:top w:w="40" w:type="dxa"/>
-              <w:bottom w:w="40" w:type="dxa"/>
-              <w:left w:w="60" w:type="dxa"/>
-              <w:right w:w="60" w:type="dxa"/>
-            </w:tcMar>
-          </w:tcPr>
-          <w:p>
-            <w:r>
-              <w:rPr>
-                <w:b/>
-                <w:color w:val="FFFFFF"/>
-                <w:sz w:val="15"/>
-              </w:rPr>
-              <w:t>Part / Specification</w:t>
-            </w:r>
-          </w:p>
-        </w:tc>
-        <w:tc>
-          <w:tcPr>
-            <w:tcW w:type="dxa" w:w="2581"/>
-            <w:shd w:fill="071A2F"/>
-            <w:tcMar>
-              <w:top w:w="40" w:type="dxa"/>
-              <w:bottom w:w="40" w:type="dxa"/>
-              <w:left w:w="60" w:type="dxa"/>
-              <w:right w:w="60" w:type="dxa"/>
-            </w:tcMar>
-          </w:tcPr>
-          <w:p>
-            <w:r>
-              <w:rPr>
-                <w:b/>
-                <w:color w:val="FFFFFF"/>
-                <w:sz w:val="15"/>
-              </w:rPr>
-              <w:t>Prototype Cost (NGN)</w:t>
-            </w:r>
-          </w:p>
-        </w:tc>
-        <w:tc>
-          <w:tcPr>
-            <w:tcW w:type="dxa" w:w="2581"/>
-            <w:shd w:fill="071A2F"/>
-            <w:tcMar>
-              <w:top w:w="40" w:type="dxa"/>
-              <w:bottom w:w="40" w:type="dxa"/>
-              <w:left w:w="60" w:type="dxa"/>
-              <w:right w:w="60" w:type="dxa"/>
-            </w:tcMar>
-          </w:tcPr>
-          <w:p>
-            <w:r>
-              <w:rPr>
-                <w:b/>
-                <w:color w:val="FFFFFF"/>
-                <w:sz w:val="15"/>
-              </w:rPr>
-              <w:t>Batch 500+ Cost (NGN)</w:t>
-            </w:r>
-          </w:p>
-        </w:tc>
-      </w:tr>
-      <w:tr>
-        <w:tc>
-          <w:tcPr>
-            <w:tcW w:type="dxa" w:w="2581"/>
-            <w:tcMar>
-              <w:top w:w="35" w:type="dxa"/>
-              <w:bottom w:w="35" w:type="dxa"/>
-              <w:left w:w="60" w:type="dxa"/>
-              <w:right w:w="60" w:type="dxa"/>
-            </w:tcMar>
-          </w:tcPr>
-          <w:p>
-            <w:r>
-              <w:rPr>
-                <w:rFonts w:ascii="Calibri" w:hAnsi="Calibri"/>
-                <w:color w:val="0F172A"/>
-                <w:sz w:val="15"/>
-              </w:rPr>
-              <w:t>Microcontroller Unit</w:t>
-            </w:r>
-          </w:p>
-        </w:tc>
-        <w:tc>
-          <w:tcPr>
-            <w:tcW w:type="dxa" w:w="2581"/>
-            <w:tcMar>
-              <w:top w:w="35" w:type="dxa"/>
-              <w:bottom w:w="35" w:type="dxa"/>
-              <w:left w:w="60" w:type="dxa"/>
-              <w:right w:w="60" w:type="dxa"/>
-            </w:tcMar>
-          </w:tcPr>
-          <w:p>
-            <w:r>
-              <w:rPr>
-                <w:rFonts w:ascii="Calibri" w:hAnsi="Calibri"/>
-                <w:color w:val="0F172A"/>
-                <w:sz w:val="15"/>
-              </w:rPr>
-              <w:t>ESP32-WROOM-32D Dual-Core</w:t>
-            </w:r>
-          </w:p>
-        </w:tc>
-        <w:tc>
-          <w:tcPr>
-            <w:tcW w:type="dxa" w:w="2581"/>
-            <w:tcMar>
-              <w:top w:w="35" w:type="dxa"/>
-              <w:bottom w:w="35" w:type="dxa"/>
-              <w:left w:w="60" w:type="dxa"/>
-              <w:right w:w="60" w:type="dxa"/>
-            </w:tcMar>
-          </w:tcPr>
-          <w:p>
-            <w:r>
-              <w:rPr>
-                <w:rFonts w:ascii="Calibri" w:hAnsi="Calibri"/>
-                <w:color w:val="0F172A"/>
-                <w:sz w:val="15"/>
-              </w:rPr>
-              <w:t>NGN 6,500</w:t>
-            </w:r>
-          </w:p>
-        </w:tc>
-        <w:tc>
-          <w:tcPr>
-            <w:tcW w:type="dxa" w:w="2581"/>
-            <w:tcMar>
-              <w:top w:w="35" w:type="dxa"/>
-              <w:bottom w:w="35" w:type="dxa"/>
-              <w:left w:w="60" w:type="dxa"/>
-              <w:right w:w="60" w:type="dxa"/>
-            </w:tcMar>
-          </w:tcPr>
-          <w:p>
-            <w:r>
-              <w:rPr>
-                <w:rFonts w:ascii="Calibri" w:hAnsi="Calibri"/>
-                <w:color w:val="0F172A"/>
-                <w:sz w:val="15"/>
-              </w:rPr>
-              <w:t>NGN 4,200</w:t>
-            </w:r>
-          </w:p>
-        </w:tc>
-      </w:tr>
-      <w:tr>
-        <w:tc>
-          <w:tcPr>
-            <w:tcW w:type="dxa" w:w="2581"/>
-            <w:shd w:fill="F8FAFC"/>
-            <w:tcMar>
-              <w:top w:w="35" w:type="dxa"/>
-              <w:bottom w:w="35" w:type="dxa"/>
-              <w:left w:w="60" w:type="dxa"/>
-              <w:right w:w="60" w:type="dxa"/>
-            </w:tcMar>
-          </w:tcPr>
-          <w:p>
-            <w:r>
-              <w:rPr>
-                <w:rFonts w:ascii="Calibri" w:hAnsi="Calibri"/>
-                <w:color w:val="0F172A"/>
-                <w:sz w:val="15"/>
-              </w:rPr>
-              <w:t>Tri-Axial Motion Sensor</w:t>
-            </w:r>
-          </w:p>
-        </w:tc>
-        <w:tc>
-          <w:tcPr>
-            <w:tcW w:type="dxa" w:w="2581"/>
-            <w:shd w:fill="F8FAFC"/>
-            <w:tcMar>
-              <w:top w:w="35" w:type="dxa"/>
-              <w:bottom w:w="35" w:type="dxa"/>
-              <w:left w:w="60" w:type="dxa"/>
-              <w:right w:w="60" w:type="dxa"/>
-            </w:tcMar>
-          </w:tcPr>
-          <w:p>
-            <w:r>
-              <w:rPr>
-                <w:rFonts w:ascii="Calibri" w:hAnsi="Calibri"/>
-                <w:color w:val="0F172A"/>
-                <w:sz w:val="15"/>
-              </w:rPr>
-              <w:t>MPU-6050 6-DOF IMU</w:t>
-            </w:r>
-          </w:p>
-        </w:tc>
-        <w:tc>
-          <w:tcPr>
-            <w:tcW w:type="dxa" w:w="2581"/>
-            <w:shd w:fill="F8FAFC"/>
-            <w:tcMar>
-              <w:top w:w="35" w:type="dxa"/>
-              <w:bottom w:w="35" w:type="dxa"/>
-              <w:left w:w="60" w:type="dxa"/>
-              <w:right w:w="60" w:type="dxa"/>
-            </w:tcMar>
-          </w:tcPr>
-          <w:p>
-            <w:r>
-              <w:rPr>
-                <w:rFonts w:ascii="Calibri" w:hAnsi="Calibri"/>
-                <w:color w:val="0F172A"/>
-                <w:sz w:val="15"/>
-              </w:rPr>
-              <w:t>NGN 3,200</w:t>
-            </w:r>
-          </w:p>
-        </w:tc>
-        <w:tc>
-          <w:tcPr>
-            <w:tcW w:type="dxa" w:w="2581"/>
-            <w:shd w:fill="F8FAFC"/>
-            <w:tcMar>
-              <w:top w:w="35" w:type="dxa"/>
-              <w:bottom w:w="35" w:type="dxa"/>
-              <w:left w:w="60" w:type="dxa"/>
-              <w:right w:w="60" w:type="dxa"/>
-            </w:tcMar>
-          </w:tcPr>
-          <w:p>
-            <w:r>
-              <w:rPr>
-                <w:rFonts w:ascii="Calibri" w:hAnsi="Calibri"/>
-                <w:color w:val="0F172A"/>
-                <w:sz w:val="15"/>
-              </w:rPr>
-              <w:t>NGN 1,850</w:t>
-            </w:r>
-          </w:p>
-        </w:tc>
-      </w:tr>
-      <w:tr>
-        <w:tc>
-          <w:tcPr>
-            <w:tcW w:type="dxa" w:w="2581"/>
-            <w:tcMar>
-              <w:top w:w="35" w:type="dxa"/>
-              <w:bottom w:w="35" w:type="dxa"/>
-              <w:left w:w="60" w:type="dxa"/>
-              <w:right w:w="60" w:type="dxa"/>
-            </w:tcMar>
-          </w:tcPr>
-          <w:p>
-            <w:r>
-              <w:rPr>
-                <w:rFonts w:ascii="Calibri" w:hAnsi="Calibri"/>
-                <w:color w:val="0F172A"/>
-                <w:sz w:val="15"/>
-              </w:rPr>
-              <w:t>Digital Thermal Probe</w:t>
-            </w:r>
-          </w:p>
-        </w:tc>
-        <w:tc>
-          <w:tcPr>
-            <w:tcW w:type="dxa" w:w="2581"/>
-            <w:tcMar>
-              <w:top w:w="35" w:type="dxa"/>
-              <w:bottom w:w="35" w:type="dxa"/>
-              <w:left w:w="60" w:type="dxa"/>
-              <w:right w:w="60" w:type="dxa"/>
-            </w:tcMar>
-          </w:tcPr>
-          <w:p>
-            <w:r>
-              <w:rPr>
-                <w:rFonts w:ascii="Calibri" w:hAnsi="Calibri"/>
-                <w:color w:val="0F172A"/>
-                <w:sz w:val="15"/>
-              </w:rPr>
-              <w:t>DS18B20 Waterproof 1-Wire</w:t>
-            </w:r>
-          </w:p>
-        </w:tc>
-        <w:tc>
-          <w:tcPr>
-            <w:tcW w:type="dxa" w:w="2581"/>
-            <w:tcMar>
-              <w:top w:w="35" w:type="dxa"/>
-              <w:bottom w:w="35" w:type="dxa"/>
-              <w:left w:w="60" w:type="dxa"/>
-              <w:right w:w="60" w:type="dxa"/>
-            </w:tcMar>
-          </w:tcPr>
-          <w:p>
-            <w:r>
-              <w:rPr>
-                <w:rFonts w:ascii="Calibri" w:hAnsi="Calibri"/>
-                <w:color w:val="0F172A"/>
-                <w:sz w:val="15"/>
-              </w:rPr>
-              <w:t>NGN 3,500</w:t>
-            </w:r>
-          </w:p>
-        </w:tc>
-        <w:tc>
-          <w:tcPr>
-            <w:tcW w:type="dxa" w:w="2581"/>
-            <w:tcMar>
-              <w:top w:w="35" w:type="dxa"/>
-              <w:bottom w:w="35" w:type="dxa"/>
-              <w:left w:w="60" w:type="dxa"/>
-              <w:right w:w="60" w:type="dxa"/>
-            </w:tcMar>
-          </w:tcPr>
-          <w:p>
-            <w:r>
-              <w:rPr>
-                <w:rFonts w:ascii="Calibri" w:hAnsi="Calibri"/>
-                <w:color w:val="0F172A"/>
-                <w:sz w:val="15"/>
-              </w:rPr>
-              <w:t>NGN 2,100</w:t>
-            </w:r>
-          </w:p>
-        </w:tc>
-      </w:tr>
-      <w:tr>
-        <w:tc>
-          <w:tcPr>
-            <w:tcW w:type="dxa" w:w="2581"/>
-            <w:shd w:fill="F8FAFC"/>
-            <w:tcMar>
-              <w:top w:w="35" w:type="dxa"/>
-              <w:bottom w:w="35" w:type="dxa"/>
-              <w:left w:w="60" w:type="dxa"/>
-              <w:right w:w="60" w:type="dxa"/>
-            </w:tcMar>
-          </w:tcPr>
-          <w:p>
-            <w:r>
-              <w:rPr>
-                <w:rFonts w:ascii="Calibri" w:hAnsi="Calibri"/>
-                <w:color w:val="0F172A"/>
-                <w:sz w:val="15"/>
-              </w:rPr>
-              <w:t>Acoustic Sensor Module</w:t>
-            </w:r>
-          </w:p>
-        </w:tc>
-        <w:tc>
-          <w:tcPr>
-            <w:tcW w:type="dxa" w:w="2581"/>
-            <w:shd w:fill="F8FAFC"/>
-            <w:tcMar>
-              <w:top w:w="35" w:type="dxa"/>
-              <w:bottom w:w="35" w:type="dxa"/>
-              <w:left w:w="60" w:type="dxa"/>
-              <w:right w:w="60" w:type="dxa"/>
-            </w:tcMar>
-          </w:tcPr>
-          <w:p>
-            <w:r>
-              <w:rPr>
-                <w:rFonts w:ascii="Calibri" w:hAnsi="Calibri"/>
-                <w:color w:val="0F172A"/>
-                <w:sz w:val="15"/>
-              </w:rPr>
-              <w:t>Electret Analog Noise Sensor</w:t>
-            </w:r>
-          </w:p>
-        </w:tc>
-        <w:tc>
-          <w:tcPr>
-            <w:tcW w:type="dxa" w:w="2581"/>
-            <w:shd w:fill="F8FAFC"/>
-            <w:tcMar>
-              <w:top w:w="35" w:type="dxa"/>
-              <w:bottom w:w="35" w:type="dxa"/>
-              <w:left w:w="60" w:type="dxa"/>
-              <w:right w:w="60" w:type="dxa"/>
-            </w:tcMar>
-          </w:tcPr>
-          <w:p>
-            <w:r>
-              <w:rPr>
-                <w:rFonts w:ascii="Calibri" w:hAnsi="Calibri"/>
-                <w:color w:val="0F172A"/>
-                <w:sz w:val="15"/>
-              </w:rPr>
-              <w:t>NGN 1,800</w:t>
-            </w:r>
-          </w:p>
-        </w:tc>
-        <w:tc>
-          <w:tcPr>
-            <w:tcW w:type="dxa" w:w="2581"/>
-            <w:shd w:fill="F8FAFC"/>
-            <w:tcMar>
-              <w:top w:w="35" w:type="dxa"/>
-              <w:bottom w:w="35" w:type="dxa"/>
-              <w:left w:w="60" w:type="dxa"/>
-              <w:right w:w="60" w:type="dxa"/>
-            </w:tcMar>
-          </w:tcPr>
-          <w:p>
-            <w:r>
-              <w:rPr>
-                <w:rFonts w:ascii="Calibri" w:hAnsi="Calibri"/>
-                <w:color w:val="0F172A"/>
-                <w:sz w:val="15"/>
-              </w:rPr>
-              <w:t>NGN 950</w:t>
-            </w:r>
-          </w:p>
-        </w:tc>
-      </w:tr>
-      <w:tr>
-        <w:tc>
-          <w:tcPr>
-            <w:tcW w:type="dxa" w:w="2581"/>
-            <w:tcMar>
-              <w:top w:w="35" w:type="dxa"/>
-              <w:bottom w:w="35" w:type="dxa"/>
-              <w:left w:w="60" w:type="dxa"/>
-              <w:right w:w="60" w:type="dxa"/>
-            </w:tcMar>
-          </w:tcPr>
-          <w:p>
-            <w:r>
-              <w:rPr>
-                <w:rFonts w:ascii="Calibri" w:hAnsi="Calibri"/>
-                <w:color w:val="0F172A"/>
-                <w:sz w:val="15"/>
-              </w:rPr>
-              <w:t>Battery Cell</w:t>
-            </w:r>
-          </w:p>
-        </w:tc>
-        <w:tc>
-          <w:tcPr>
-            <w:tcW w:type="dxa" w:w="2581"/>
-            <w:tcMar>
-              <w:top w:w="35" w:type="dxa"/>
-              <w:bottom w:w="35" w:type="dxa"/>
-              <w:left w:w="60" w:type="dxa"/>
-              <w:right w:w="60" w:type="dxa"/>
-            </w:tcMar>
-          </w:tcPr>
-          <w:p>
-            <w:r>
-              <w:rPr>
-                <w:rFonts w:ascii="Calibri" w:hAnsi="Calibri"/>
-                <w:color w:val="0F172A"/>
-                <w:sz w:val="15"/>
-              </w:rPr>
-              <w:t>18650 Li-ion 3.7V 2600 mAh</w:t>
-            </w:r>
-          </w:p>
-        </w:tc>
-        <w:tc>
-          <w:tcPr>
-            <w:tcW w:type="dxa" w:w="2581"/>
-            <w:tcMar>
-              <w:top w:w="35" w:type="dxa"/>
-              <w:bottom w:w="35" w:type="dxa"/>
-              <w:left w:w="60" w:type="dxa"/>
-              <w:right w:w="60" w:type="dxa"/>
-            </w:tcMar>
-          </w:tcPr>
-          <w:p>
-            <w:r>
-              <w:rPr>
-                <w:rFonts w:ascii="Calibri" w:hAnsi="Calibri"/>
-                <w:color w:val="0F172A"/>
-                <w:sz w:val="15"/>
-              </w:rPr>
-              <w:t>NGN 3,800</w:t>
-            </w:r>
-          </w:p>
-        </w:tc>
-        <w:tc>
-          <w:tcPr>
-            <w:tcW w:type="dxa" w:w="2581"/>
-            <w:tcMar>
-              <w:top w:w="35" w:type="dxa"/>
-              <w:bottom w:w="35" w:type="dxa"/>
-              <w:left w:w="60" w:type="dxa"/>
-              <w:right w:w="60" w:type="dxa"/>
-            </w:tcMar>
-          </w:tcPr>
-          <w:p>
-            <w:r>
-              <w:rPr>
-                <w:rFonts w:ascii="Calibri" w:hAnsi="Calibri"/>
-                <w:color w:val="0F172A"/>
-                <w:sz w:val="15"/>
-              </w:rPr>
-              <w:t>NGN 2,400</w:t>
-            </w:r>
-          </w:p>
-        </w:tc>
-      </w:tr>
-      <w:tr>
-        <w:tc>
-          <w:tcPr>
-            <w:tcW w:type="dxa" w:w="2581"/>
-            <w:shd w:fill="F8FAFC"/>
-            <w:tcMar>
-              <w:top w:w="35" w:type="dxa"/>
-              <w:bottom w:w="35" w:type="dxa"/>
-              <w:left w:w="60" w:type="dxa"/>
-              <w:right w:w="60" w:type="dxa"/>
-            </w:tcMar>
-          </w:tcPr>
-          <w:p>
-            <w:r>
-              <w:rPr>
-                <w:rFonts w:ascii="Calibri" w:hAnsi="Calibri"/>
-                <w:color w:val="0F172A"/>
-                <w:sz w:val="15"/>
-              </w:rPr>
-              <w:t>Power Management &amp; Boost</w:t>
-            </w:r>
-          </w:p>
-        </w:tc>
-        <w:tc>
-          <w:tcPr>
-            <w:tcW w:type="dxa" w:w="2581"/>
-            <w:shd w:fill="F8FAFC"/>
-            <w:tcMar>
-              <w:top w:w="35" w:type="dxa"/>
-              <w:bottom w:w="35" w:type="dxa"/>
-              <w:left w:w="60" w:type="dxa"/>
-              <w:right w:w="60" w:type="dxa"/>
-            </w:tcMar>
-          </w:tcPr>
-          <w:p>
-            <w:r>
-              <w:rPr>
-                <w:rFonts w:ascii="Calibri" w:hAnsi="Calibri"/>
-                <w:color w:val="0F172A"/>
-                <w:sz w:val="15"/>
-              </w:rPr>
-              <w:t>TP4056 + DW01A + MT3608</w:t>
-            </w:r>
-          </w:p>
-        </w:tc>
-        <w:tc>
-          <w:tcPr>
-            <w:tcW w:type="dxa" w:w="2581"/>
-            <w:shd w:fill="F8FAFC"/>
-            <w:tcMar>
-              <w:top w:w="35" w:type="dxa"/>
-              <w:bottom w:w="35" w:type="dxa"/>
-              <w:left w:w="60" w:type="dxa"/>
-              <w:right w:w="60" w:type="dxa"/>
-            </w:tcMar>
-          </w:tcPr>
-          <w:p>
-            <w:r>
-              <w:rPr>
-                <w:rFonts w:ascii="Calibri" w:hAnsi="Calibri"/>
-                <w:color w:val="0F172A"/>
-                <w:sz w:val="15"/>
-              </w:rPr>
-              <w:t>NGN 2,200</w:t>
-            </w:r>
-          </w:p>
-        </w:tc>
-        <w:tc>
-          <w:tcPr>
-            <w:tcW w:type="dxa" w:w="2581"/>
-            <w:shd w:fill="F8FAFC"/>
-            <w:tcMar>
-              <w:top w:w="35" w:type="dxa"/>
-              <w:bottom w:w="35" w:type="dxa"/>
-              <w:left w:w="60" w:type="dxa"/>
-              <w:right w:w="60" w:type="dxa"/>
-            </w:tcMar>
-          </w:tcPr>
-          <w:p>
-            <w:r>
-              <w:rPr>
-                <w:rFonts w:ascii="Calibri" w:hAnsi="Calibri"/>
-                <w:color w:val="0F172A"/>
-                <w:sz w:val="15"/>
-              </w:rPr>
-              <w:t>NGN 1,200</w:t>
-            </w:r>
-          </w:p>
-        </w:tc>
-      </w:tr>
-      <w:tr>
-        <w:tc>
-          <w:tcPr>
-            <w:tcW w:type="dxa" w:w="2581"/>
-            <w:tcMar>
-              <w:top w:w="35" w:type="dxa"/>
-              <w:bottom w:w="35" w:type="dxa"/>
-              <w:left w:w="60" w:type="dxa"/>
-              <w:right w:w="60" w:type="dxa"/>
-            </w:tcMar>
-          </w:tcPr>
-          <w:p>
-            <w:r>
-              <w:rPr>
-                <w:rFonts w:ascii="Calibri" w:hAnsi="Calibri"/>
-                <w:color w:val="0F172A"/>
-                <w:sz w:val="15"/>
-              </w:rPr>
-              <w:t>Enclosure &amp; Magnetic Base</w:t>
-            </w:r>
-          </w:p>
-        </w:tc>
-        <w:tc>
-          <w:tcPr>
-            <w:tcW w:type="dxa" w:w="2581"/>
-            <w:tcMar>
-              <w:top w:w="35" w:type="dxa"/>
-              <w:bottom w:w="35" w:type="dxa"/>
-              <w:left w:w="60" w:type="dxa"/>
-              <w:right w:w="60" w:type="dxa"/>
-            </w:tcMar>
-          </w:tcPr>
-          <w:p>
-            <w:r>
-              <w:rPr>
-                <w:rFonts w:ascii="Calibri" w:hAnsi="Calibri"/>
-                <w:color w:val="0F172A"/>
-                <w:sz w:val="15"/>
-              </w:rPr>
-              <w:t>3D-Printed PETG + N52 Magnets</w:t>
-            </w:r>
-          </w:p>
-        </w:tc>
-        <w:tc>
-          <w:tcPr>
-            <w:tcW w:type="dxa" w:w="2581"/>
-            <w:tcMar>
-              <w:top w:w="35" w:type="dxa"/>
-              <w:bottom w:w="35" w:type="dxa"/>
-              <w:left w:w="60" w:type="dxa"/>
-              <w:right w:w="60" w:type="dxa"/>
-            </w:tcMar>
-          </w:tcPr>
-          <w:p>
-            <w:r>
-              <w:rPr>
-                <w:rFonts w:ascii="Calibri" w:hAnsi="Calibri"/>
-                <w:color w:val="0F172A"/>
-                <w:sz w:val="15"/>
-              </w:rPr>
-              <w:t>NGN 9,500</w:t>
-            </w:r>
-          </w:p>
-        </w:tc>
-        <w:tc>
-          <w:tcPr>
-            <w:tcW w:type="dxa" w:w="2581"/>
-            <w:tcMar>
-              <w:top w:w="35" w:type="dxa"/>
-              <w:bottom w:w="35" w:type="dxa"/>
-              <w:left w:w="60" w:type="dxa"/>
-              <w:right w:w="60" w:type="dxa"/>
-            </w:tcMar>
-          </w:tcPr>
-          <w:p>
-            <w:r>
-              <w:rPr>
-                <w:rFonts w:ascii="Calibri" w:hAnsi="Calibri"/>
-                <w:color w:val="0F172A"/>
-                <w:sz w:val="15"/>
-              </w:rPr>
-              <w:t>NGN 6,200</w:t>
-            </w:r>
-          </w:p>
-        </w:tc>
-      </w:tr>
-      <w:tr>
-        <w:tc>
-          <w:tcPr>
-            <w:tcW w:type="dxa" w:w="2581"/>
-            <w:shd w:fill="F8FAFC"/>
-            <w:tcMar>
-              <w:top w:w="35" w:type="dxa"/>
-              <w:bottom w:w="35" w:type="dxa"/>
-              <w:left w:w="60" w:type="dxa"/>
-              <w:right w:w="60" w:type="dxa"/>
-            </w:tcMar>
-          </w:tcPr>
-          <w:p>
-            <w:r>
-              <w:rPr>
-                <w:rFonts w:ascii="Calibri" w:hAnsi="Calibri"/>
-                <w:color w:val="0F172A"/>
-                <w:sz w:val="15"/>
-              </w:rPr>
-              <w:t>Wiring Harness &amp; Assembly</w:t>
-            </w:r>
-          </w:p>
-        </w:tc>
-        <w:tc>
-          <w:tcPr>
-            <w:tcW w:type="dxa" w:w="2581"/>
-            <w:shd w:fill="F8FAFC"/>
-            <w:tcMar>
-              <w:top w:w="35" w:type="dxa"/>
-              <w:bottom w:w="35" w:type="dxa"/>
-              <w:left w:w="60" w:type="dxa"/>
-              <w:right w:w="60" w:type="dxa"/>
-            </w:tcMar>
-          </w:tcPr>
-          <w:p>
-            <w:r>
-              <w:rPr>
-                <w:rFonts w:ascii="Calibri" w:hAnsi="Calibri"/>
-                <w:color w:val="0F172A"/>
-                <w:sz w:val="15"/>
-              </w:rPr>
-              <w:t>Shielded silicone cabling, switch</w:t>
-            </w:r>
-          </w:p>
-        </w:tc>
-        <w:tc>
-          <w:tcPr>
-            <w:tcW w:type="dxa" w:w="2581"/>
-            <w:shd w:fill="F8FAFC"/>
-            <w:tcMar>
-              <w:top w:w="35" w:type="dxa"/>
-              <w:bottom w:w="35" w:type="dxa"/>
-              <w:left w:w="60" w:type="dxa"/>
-              <w:right w:w="60" w:type="dxa"/>
-            </w:tcMar>
-          </w:tcPr>
-          <w:p>
-            <w:r>
-              <w:rPr>
-                <w:rFonts w:ascii="Calibri" w:hAnsi="Calibri"/>
-                <w:color w:val="0F172A"/>
-                <w:sz w:val="15"/>
-              </w:rPr>
-              <w:t>NGN 4,250</w:t>
-            </w:r>
-          </w:p>
-        </w:tc>
-        <w:tc>
-          <w:tcPr>
-            <w:tcW w:type="dxa" w:w="2581"/>
-            <w:shd w:fill="F8FAFC"/>
-            <w:tcMar>
-              <w:top w:w="35" w:type="dxa"/>
-              <w:bottom w:w="35" w:type="dxa"/>
-              <w:left w:w="60" w:type="dxa"/>
-              <w:right w:w="60" w:type="dxa"/>
-            </w:tcMar>
-          </w:tcPr>
-          <w:p>
-            <w:r>
-              <w:rPr>
-                <w:rFonts w:ascii="Calibri" w:hAnsi="Calibri"/>
-                <w:color w:val="0F172A"/>
-                <w:sz w:val="15"/>
-              </w:rPr>
-              <w:t>NGN 2,600</w:t>
-            </w:r>
-          </w:p>
-        </w:tc>
-      </w:tr>
-      <w:tr>
-        <w:tc>
-          <w:tcPr>
-            <w:tcW w:type="dxa" w:w="2581"/>
-            <w:shd w:fill="E2E8F0"/>
-            <w:tcMar>
-              <w:top w:w="35" w:type="dxa"/>
-              <w:bottom w:w="35" w:type="dxa"/>
-              <w:left w:w="60" w:type="dxa"/>
-              <w:right w:w="60" w:type="dxa"/>
-            </w:tcMar>
-          </w:tcPr>
-          <w:p>
-            <w:r>
-              <w:rPr>
-                <w:rFonts w:ascii="Calibri" w:hAnsi="Calibri"/>
-                <w:b/>
-                <w:color w:val="0F172A"/>
-                <w:sz w:val="15"/>
-              </w:rPr>
-              <w:t>TOTAL BILL OF MATERIALS (BOM)</w:t>
-            </w:r>
-          </w:p>
-        </w:tc>
-        <w:tc>
-          <w:tcPr>
-            <w:tcW w:type="dxa" w:w="2581"/>
-            <w:shd w:fill="E2E8F0"/>
-            <w:tcMar>
-              <w:top w:w="35" w:type="dxa"/>
-              <w:bottom w:w="35" w:type="dxa"/>
-              <w:left w:w="60" w:type="dxa"/>
-              <w:right w:w="60" w:type="dxa"/>
-            </w:tcMar>
-          </w:tcPr>
-          <w:p>
-            <w:r>
-              <w:rPr>
-                <w:rFonts w:ascii="Calibri" w:hAnsi="Calibri"/>
-                <w:b/>
-                <w:color w:val="0F172A"/>
-                <w:sz w:val="15"/>
-              </w:rPr>
-              <w:t>Complete Hardware Node</w:t>
-            </w:r>
-          </w:p>
-        </w:tc>
-        <w:tc>
-          <w:tcPr>
-            <w:tcW w:type="dxa" w:w="2581"/>
-            <w:shd w:fill="E2E8F0"/>
-            <w:tcMar>
-              <w:top w:w="35" w:type="dxa"/>
-              <w:bottom w:w="35" w:type="dxa"/>
-              <w:left w:w="60" w:type="dxa"/>
-              <w:right w:w="60" w:type="dxa"/>
-            </w:tcMar>
-          </w:tcPr>
-          <w:p>
-            <w:r>
-              <w:rPr>
-                <w:rFonts w:ascii="Calibri" w:hAnsi="Calibri"/>
-                <w:b/>
-                <w:color w:val="0F172A"/>
-                <w:sz w:val="15"/>
-              </w:rPr>
-              <w:t>NGN 34,750 (~$22.00)</w:t>
-            </w:r>
-          </w:p>
-        </w:tc>
-        <w:tc>
-          <w:tcPr>
-            <w:tcW w:type="dxa" w:w="2581"/>
-            <w:shd w:fill="E2E8F0"/>
-            <w:tcMar>
-              <w:top w:w="35" w:type="dxa"/>
-              <w:bottom w:w="35" w:type="dxa"/>
-              <w:left w:w="60" w:type="dxa"/>
-              <w:right w:w="60" w:type="dxa"/>
-            </w:tcMar>
-          </w:tcPr>
-          <w:p>
-            <w:r>
-              <w:rPr>
-                <w:rFonts w:ascii="Calibri" w:hAnsi="Calibri"/>
-                <w:b/>
-                <w:color w:val="0F172A"/>
-                <w:sz w:val="15"/>
-              </w:rPr>
-              <w:t>NGN 21,500 (~$13.80)</w:t>
-            </w:r>
-          </w:p>
-        </w:tc>
-      </w:tr>
-    </w:tbl>
-    <w:p>
-      <w:pPr>
-        <w:keepNext/>
-        <w:spacing w:before="100" w:after="30"/>
-      </w:pPr>
-      <w:r>
-        <w:rPr>
-          <w:rFonts w:ascii="Arial" w:hAnsi="Arial"/>
-          <w:b/>
-          <w:color w:val="0B5ED7"/>
-          <w:sz w:val="19"/>
-        </w:rPr>
-        <w:t>8.2 Scalable Revenue Architecture</w:t>
-      </w:r>
-    </w:p>
-    <w:p>
-      <w:pPr>
-        <w:pStyle w:val="ListBullet"/>
-        <w:spacing w:after="36"/>
-        <w:jc w:val="both"/>
-      </w:pPr>
-      <w:r>
-        <w:rPr>
-          <w:rFonts w:ascii="Calibri" w:hAnsi="Calibri"/>
-          <w:b/>
-          <w:color w:val="071A2F"/>
-          <w:sz w:val="17"/>
-        </w:rPr>
-        <w:t xml:space="preserve">Hardware Unit Sales: </w:t>
-      </w:r>
-      <w:r>
-        <w:rPr>
-          <w:rFonts w:ascii="Calibri" w:hAnsi="Calibri"/>
-          <w:color w:val="0F172A"/>
-          <w:sz w:val="17"/>
-        </w:rPr>
-        <w:t>Sold at NGN 50,000 to NGN 75,000 per unit, yielding a healthy 45%–55% gross margin. Low entry barrier makes adoption frictionless.</w:t>
-      </w:r>
-    </w:p>
-    <w:p>
-      <w:pPr>
-        <w:pStyle w:val="ListBullet"/>
-        <w:spacing w:after="36"/>
-        <w:jc w:val="both"/>
-      </w:pPr>
-      <w:r>
-        <w:rPr>
-          <w:rFonts w:ascii="Calibri" w:hAnsi="Calibri"/>
-          <w:b/>
-          <w:color w:val="071A2F"/>
-          <w:sz w:val="17"/>
-        </w:rPr>
-        <w:t xml:space="preserve">Recurring SaaS Telemetry Subscription: </w:t>
-      </w:r>
-      <w:r>
-        <w:rPr>
-          <w:rFonts w:ascii="Calibri" w:hAnsi="Calibri"/>
-          <w:color w:val="0F172A"/>
-          <w:sz w:val="17"/>
-        </w:rPr>
-        <w:t>NGN 15,000 to NGN 25,000 / machine / month for continuous live telemetry streaming, predictive threshold alerts, fleet health analytics, and unlimited priority WhatsApp AI queries.</w:t>
-      </w:r>
-    </w:p>
-    <w:p>
-      <w:pPr>
-        <w:pStyle w:val="ListBullet"/>
-        <w:spacing w:after="36"/>
-        <w:jc w:val="both"/>
-      </w:pPr>
-      <w:r>
-        <w:rPr>
-          <w:rFonts w:ascii="Calibri" w:hAnsi="Calibri"/>
-          <w:b/>
-          <w:color w:val="071A2F"/>
-          <w:sz w:val="17"/>
-        </w:rPr>
-        <w:t xml:space="preserve">Spare Parts Marketplace Commission: </w:t>
-      </w:r>
-      <w:r>
-        <w:rPr>
-          <w:rFonts w:ascii="Calibri" w:hAnsi="Calibri"/>
-          <w:color w:val="0F172A"/>
-          <w:sz w:val="17"/>
-        </w:rPr>
-        <w:t>3%–5% transaction fee connecting diagnosed fault codes with verified local replacement parts distributors in Lagos, Abuja, and Port Harcourt.</w:t>
-      </w:r>
-    </w:p>
-    <w:p>
-      <w:pPr>
-        <w:keepNext/>
-        <w:spacing w:before="160" w:after="40"/>
-      </w:pPr>
-      <w:r>
-        <w:rPr>
-          <w:rFonts w:ascii="Arial" w:hAnsi="Arial"/>
-          <w:b/>
-          <w:color w:val="071A2F"/>
-          <w:sz w:val="22"/>
-        </w:rPr>
-        <w:t>9. Expected Impact &amp; National Strategic Alignment</w:t>
-      </w:r>
-    </w:p>
-    <w:p>
-      <w:pPr>
-        <w:pStyle w:val="ListBullet"/>
-        <w:spacing w:after="36"/>
-        <w:jc w:val="both"/>
-      </w:pPr>
-      <w:r>
-        <w:rPr>
-          <w:rFonts w:ascii="Calibri" w:hAnsi="Calibri"/>
-          <w:b/>
-          <w:color w:val="071A2F"/>
-          <w:sz w:val="17"/>
-        </w:rPr>
-        <w:t xml:space="preserve">60% Downtime Reduction: </w:t>
-      </w:r>
-      <w:r>
-        <w:rPr>
-          <w:rFonts w:ascii="Calibri" w:hAnsi="Calibri"/>
-          <w:color w:val="0F172A"/>
-          <w:sz w:val="17"/>
-        </w:rPr>
-        <w:t>Early detection of bearing wear, pump cavitation, and cooling failures eliminates catastrophic breakdowns, saving an estimated NGN 3,000,000 to NGN 7,000,000 annually per machine for Nigerian SME contractors.</w:t>
-      </w:r>
-    </w:p>
-    <w:p>
-      <w:pPr>
-        <w:pStyle w:val="ListBullet"/>
-        <w:spacing w:after="36"/>
-        <w:jc w:val="both"/>
-      </w:pPr>
-      <w:r>
-        <w:rPr>
-          <w:rFonts w:ascii="Calibri" w:hAnsi="Calibri"/>
-          <w:b/>
-          <w:color w:val="071A2F"/>
-          <w:sz w:val="17"/>
-        </w:rPr>
-        <w:t xml:space="preserve">Foreign Exchange Conservation: </w:t>
-      </w:r>
-      <w:r>
-        <w:rPr>
-          <w:rFonts w:ascii="Calibri" w:hAnsi="Calibri"/>
-          <w:color w:val="0F172A"/>
-          <w:sz w:val="17"/>
-        </w:rPr>
-        <w:t>Prevents premature capital write-offs of multi-million Naira machines and eliminates foreign currency drain on expensive overseas diagnostic subscriptions.</w:t>
-      </w:r>
-    </w:p>
-    <w:p>
-      <w:pPr>
-        <w:pStyle w:val="ListBullet"/>
-        <w:spacing w:after="36"/>
-        <w:jc w:val="both"/>
-      </w:pPr>
-      <w:r>
-        <w:rPr>
-          <w:rFonts w:ascii="Calibri" w:hAnsi="Calibri"/>
-          <w:b/>
-          <w:color w:val="071A2F"/>
-          <w:sz w:val="17"/>
-        </w:rPr>
-        <w:t xml:space="preserve">Dignified Engineering Job Creation: </w:t>
-      </w:r>
-      <w:r>
-        <w:rPr>
-          <w:rFonts w:ascii="Calibri" w:hAnsi="Calibri"/>
-          <w:color w:val="0F172A"/>
-          <w:sz w:val="17"/>
-        </w:rPr>
-        <w:t>Upskills informal mechanics into certified digital diagnostics technicians capable of operating IoT instruments and AI triage tools.</w:t>
-      </w:r>
-    </w:p>
-    <w:p>
-      <w:pPr>
-        <w:pStyle w:val="ListBullet"/>
-        <w:spacing w:after="36"/>
-        <w:jc w:val="both"/>
-      </w:pPr>
-      <w:r>
-        <w:rPr>
-          <w:rFonts w:ascii="Calibri" w:hAnsi="Calibri"/>
-          <w:b/>
-          <w:color w:val="071A2F"/>
-          <w:sz w:val="17"/>
-        </w:rPr>
-        <w:t xml:space="preserve">Food Security Reinforcement: </w:t>
-      </w:r>
-      <w:r>
-        <w:rPr>
-          <w:rFonts w:ascii="Calibri" w:hAnsi="Calibri"/>
-          <w:color w:val="0F172A"/>
-          <w:sz w:val="17"/>
-        </w:rPr>
-        <w:t>Ensures tractors and agricultural machinery remain operational during narrow planting windows, preventing post-harvest and planting season bottlenecks.</w:t>
-      </w:r>
-    </w:p>
-    <w:p>
-      <w:pPr>
-        <w:keepNext/>
-        <w:spacing w:before="160" w:after="40"/>
-      </w:pPr>
-      <w:r>
-        <w:rPr>
-          <w:rFonts w:ascii="Arial" w:hAnsi="Arial"/>
-          <w:b/>
-          <w:color w:val="071A2F"/>
-          <w:sz w:val="22"/>
-        </w:rPr>
-        <w:t>10. Team Credentials &amp; Verification</w:t>
-      </w:r>
-    </w:p>
-    <w:p>
-      <w:pPr>
-        <w:spacing w:after="50"/>
-        <w:jc w:val="both"/>
-      </w:pPr>
-      <w:r>
-        <w:rPr>
-          <w:rFonts w:ascii="Calibri" w:hAnsi="Calibri"/>
-          <w:color w:val="0F172A"/>
-          <w:sz w:val="17"/>
-        </w:rPr>
-        <w:t>MechMind AI is developed by a proven engineering team from Lagos State University (LASU) operating commercially under Pullup Events (CAC Registration: BN-9846744):</w:t>
-      </w:r>
-    </w:p>
-    <w:p>
-      <w:pPr>
-        <w:pStyle w:val="ListBullet"/>
-        <w:spacing w:after="36"/>
-        <w:jc w:val="both"/>
-      </w:pPr>
-      <w:r>
-        <w:rPr>
-          <w:rFonts w:ascii="Calibri" w:hAnsi="Calibri"/>
-          <w:b/>
-          <w:color w:val="071A2F"/>
-          <w:sz w:val="17"/>
-        </w:rPr>
-        <w:t xml:space="preserve">Oni Mujeeb Ramadan (Lead Applicant &amp; Operations Lead): </w:t>
-      </w:r>
-      <w:r>
-        <w:rPr>
-          <w:rFonts w:ascii="Calibri" w:hAnsi="Calibri"/>
-          <w:color w:val="0F172A"/>
-          <w:sz w:val="17"/>
-        </w:rPr>
-        <w:t>NUESA Engineering Scholar of the Year (2026), Man of Excellence Award (LASUSU). Leads field testing, operator interviews, diagnostic manual curation, and commercial partner outreach across Lagos industrial sites.</w:t>
-      </w:r>
-    </w:p>
-    <w:p>
-      <w:pPr>
-        <w:pStyle w:val="ListBullet"/>
-        <w:spacing w:after="36"/>
-        <w:jc w:val="both"/>
-      </w:pPr>
-      <w:r>
-        <w:rPr>
-          <w:rFonts w:ascii="Calibri" w:hAnsi="Calibri"/>
-          <w:b/>
-          <w:color w:val="071A2F"/>
-          <w:sz w:val="17"/>
-        </w:rPr>
-        <w:t xml:space="preserve">Mubarak Raji Babatunde (Founder &amp; AI / Software Lead): </w:t>
-      </w:r>
-      <w:r>
-        <w:rPr>
-          <w:rFonts w:ascii="Calibri" w:hAnsi="Calibri"/>
-          <w:color w:val="0F172A"/>
-          <w:sz w:val="17"/>
-        </w:rPr>
-        <w:t>Full-stack and artificial intelligence engineer. Built the MechMind RAG pipeline, ChromaDB vector collections, FastAPI backend, and Next.js telemetry dashboard. 1st Place Winner at Vibranium Valley x PowerTech Grand Challenge.</w:t>
-      </w:r>
-    </w:p>
-    <w:p>
-      <w:pPr>
-        <w:pStyle w:val="ListBullet"/>
-        <w:spacing w:after="36"/>
-        <w:jc w:val="both"/>
-      </w:pPr>
-      <w:r>
-        <w:rPr>
-          <w:rFonts w:ascii="Calibri" w:hAnsi="Calibri"/>
-          <w:b/>
-          <w:color w:val="071A2F"/>
-          <w:sz w:val="17"/>
-        </w:rPr>
-        <w:t xml:space="preserve">Olawale Oladele (Hardware &amp; Embedded Systems Lead): </w:t>
-      </w:r>
-      <w:r>
-        <w:rPr>
-          <w:rFonts w:ascii="Calibri" w:hAnsi="Calibri"/>
-          <w:color w:val="0F172A"/>
-          <w:sz w:val="17"/>
-        </w:rPr>
-        <w:t>Certified SolidWorks Professional (CSWP) with 4 CSWPA advanced specializations and Ansys FEA credentials. Designed the physical enclosure, vibration isolation mounts, circuit schematics, and FreeRTOS embedded firmware.</w:t>
-      </w:r>
-    </w:p>
-    <w:p>
-      <w:pPr>
-        <w:keepNext/>
-        <w:spacing w:before="160" w:after="40"/>
-      </w:pPr>
-      <w:r>
-        <w:rPr>
-          <w:rFonts w:ascii="Arial" w:hAnsi="Arial"/>
-          <w:b/>
-          <w:color w:val="071A2F"/>
-          <w:sz w:val="17"/>
-        </w:rPr>
-        <w:t>Applicant Declaration &amp; Submission Confirmation</w:t>
-        <w:br/>
-      </w:r>
-      <w:r>
-        <w:rPr>
-          <w:rFonts w:ascii="Calibri" w:hAnsi="Calibri"/>
-          <w:color w:val="334155"/>
-          <w:sz w:val="16"/>
-        </w:rPr>
-        <w:t>This Project Synopsis is submitted in full compliance with the guidelines of the National Automation Prize (NAP 2026) organized by Advanxis Technologies &amp; Process Automation Ltd. We hereby certify that the MechMind AI prototype is an original, functional hardware and software innovation developed in Nigeria, and our team is fully prepared to demonstrate the working physical device during the upcoming State Audition and Regional Demonstration stages.</w:t>
-        <w:br/>
-        <w:br/>
-        <w:t>Submitted By: Oni Mujeeb Ramadan (Lead Applicant) | Date: October 2026</w:t>
+        <w:t>The current MechMind prototype demonstrates an integrated engineering system combining physical sensing, edge processing, telemetry, technical-document retrieval and locally hosted AI-assisted diagnostic support. The reported results are intentionally separated into measured prototype results and future engineering targets. The 56-case benchmark, field measurements, prototype BOM, sensor architecture and live system interfaces represent the current development state. Larger controlled datasets, extended environmental testing, industrial-grade sensing, cellular connectivity, dedicated PCB fabrication and longitudinal fleet validation remain part of the engineering roadmap. This distinction is maintained to ensure that MechMind's competition claims remain reproducible, technically defensible and aligned with the actual maturity of the prototype.</w:t>
       </w:r>
     </w:p>
     <w:sectPr>
-      <w:footerReference w:type="default" r:id="rId9"/>
+      <w:headerReference w:type="default" r:id="rId9"/>
+      <w:footerReference w:type="default" r:id="rId10"/>
       <w:pgSz w:w="11909" w:h="16834"/>
-      <w:pgMar w:top="792" w:right="792" w:bottom="792" w:left="792" w:header="720" w:footer="720" w:gutter="0"/>
+      <w:pgMar w:top="1080" w:right="1152" w:bottom="1080" w:left="1152" w:header="720" w:footer="720" w:gutter="0"/>
       <w:cols w:space="720"/>
       <w:docGrid w:linePitch="360"/>
     </w:sectPr>
@@ -3286,18 +3527,37 @@
   <w:p>
     <w:pPr>
       <w:pStyle w:val="Footer"/>
+      <w:jc w:val="center"/>
+    </w:pPr>
+    <w:r>
+      <w:rPr>
+        <w:rFonts w:ascii="Segoe UI" w:hAnsi="Segoe UI"/>
+        <w:color w:val="94A3B8"/>
+        <w:sz w:val="16"/>
+      </w:rPr>
+      <w:t>MechMind AI — Non-Invasive Edge Condition Monitoring &amp; Diagnostic Intelligence — Lagos State University</w:t>
+    </w:r>
+  </w:p>
+</w:ftr>
+</file>
+
+<file path=word/header1.xml><?xml version="1.0" encoding="utf-8"?>
+<w:hdr xmlns:m="http://schemas.openxmlformats.org/officeDocument/2006/math" xmlns:mc="http://schemas.openxmlformats.org/markup-compatibility/2006" xmlns:mo="http://schemas.microsoft.com/office/mac/office/2008/main" xmlns:mv="urn:schemas-microsoft-com:mac:vml" xmlns:o="urn:schemas-microsoft-com:office:office" xmlns:r="http://schemas.openxmlformats.org/officeDocument/2006/relationships" xmlns:v="urn:schemas-microsoft-com:vml" xmlns:w10="urn:schemas-microsoft-com:office:word" xmlns:w14="http://schemas.microsoft.com/office/word/2010/wordml" xmlns:w="http://schemas.openxmlformats.org/wordprocessingml/2006/main" xmlns:wne="http://schemas.microsoft.com/office/word/2006/wordml" xmlns:wp14="http://schemas.microsoft.com/office/word/2010/wordprocessingDrawing" xmlns:wp="http://schemas.openxmlformats.org/drawingml/2006/wordprocessingDrawing" xmlns:wpc="http://schemas.microsoft.com/office/word/2010/wordprocessingCanvas" xmlns:wpg="http://schemas.microsoft.com/office/word/2010/wordprocessingGroup" xmlns:wpi="http://schemas.microsoft.com/office/word/2010/wordprocessingInk" xmlns:wps="http://schemas.microsoft.com/office/word/2010/wordprocessingShape" mc:Ignorable="w14 wp14">
+  <w:p>
+    <w:pPr>
+      <w:pStyle w:val="Header"/>
       <w:jc w:val="right"/>
     </w:pPr>
     <w:r>
       <w:rPr>
-        <w:rFonts w:ascii="Calibri" w:hAnsi="Calibri"/>
+        <w:rFonts w:ascii="Segoe UI" w:hAnsi="Segoe UI"/>
         <w:color w:val="64748B"/>
-        <w:sz w:val="15"/>
-      </w:rPr>
-      <w:t>National Automation Prize (NAP 2026) | Track 08: Made-in-Nigeria Affordable Automation | MechMind AI</w:t>
+        <w:sz w:val="16"/>
+      </w:rPr>
+      <w:t>National Automation Prize (NAP 2026) | Track 08: Made-in-Nigeria Affordable Automation</w:t>
     </w:r>
   </w:p>
-</w:ftr>
+</w:hdr>
 </file>
 
 <file path=word/numbering.xml><?xml version="1.0" encoding="utf-8"?>
@@ -3663,6 +3923,14 @@
     <w:name w:val="Normal"/>
     <w:qFormat/>
     <w:rsid w:val="00FC693F"/>
+    <w:pPr>
+      <w:spacing w:line="276" w:lineRule="auto" w:after="70"/>
+    </w:pPr>
+    <w:rPr>
+      <w:rFonts w:ascii="Calibri" w:hAnsi="Calibri"/>
+      <w:color w:val="1E293B"/>
+      <w:sz w:val="19"/>
+    </w:rPr>
   </w:style>
   <w:style w:type="paragraph" w:styleId="Header">
     <w:name w:val="header"/>
